--- a/zht/docx/192.content.docx
+++ b/zht/docx/192.content.docx
@@ -19,7 +19,7 @@
         <w:rPr>
           <w:lang w:val="zh_TW" w:bidi="zh_TW"/>
         </w:rPr>
-        <w:t>Resource: Tyndale Open Bible Dictionary</w:t>
+        <w:t>Resource: Aquifer Open Bible Dictionary</w:t>
       </w:r>
       <w:r>
         <w:rPr>
@@ -112,7 +112,7 @@
         <w:rPr>
           <w:lang w:val="zh_TW" w:bidi="zh_TW"/>
         </w:rPr>
-        <w:t>Tyndale Open Bible Dictionary</w:t>
+        <w:t>Aquifer Open Bible Dictionary</w:t>
       </w:r>
     </w:p>
     <w:p>
@@ -149,7 +149,7 @@
         <w:rPr>
           <w:lang w:val="zh_TW" w:bidi="zh_TW"/>
         </w:rPr>
-        <w:t>yuan</w:t>
+        <w:t>yu</w:t>
       </w:r>
       <w:r>
         <w:rPr>
@@ -212,7 +212,7 @@
         <w:rPr>
           <w:lang w:val="zh_TW" w:bidi="zh_TW"/>
         </w:rPr>
-        <w:t>原始福音</w:t>
+        <w:t>漁夫</w:t>
       </w:r>
       <w:r>
         <w:rPr>
@@ -231,41 +231,6869 @@
         <w:rPr>
           <w:lang w:val="zh_TW" w:bidi="zh_TW"/>
         </w:rPr>
-        <w:t>這個詞語意指「第一個福音」。它由兩個希臘詞組成：</w:t>
+        <w:t>指以捕魚為生的人。從早期開始，漁夫就在聖地從事捕魚工作，這在舊約（</w:t>
+      </w:r>
+      <w:hyperlink r:id="rId13">
+        <w:r>
+          <w:rPr>
+            <w:lang w:val="zh_TW" w:bidi="zh_TW"/>
+          </w:rPr>
+          <w:rPr>
+            <w:color w:val="0000EE"/>
+            <w:u w:val="single"/>
+          </w:rPr>
+          <w:t>賽19:8</w:t>
+        </w:r>
+      </w:hyperlink>
+      <w:r>
+        <w:rPr>
+          <w:lang w:val="zh_TW" w:bidi="zh_TW"/>
+        </w:rPr>
+        <w:t>；</w:t>
+      </w:r>
+      <w:hyperlink r:id="rId14">
+        <w:r>
+          <w:rPr>
+            <w:lang w:val="zh_TW" w:bidi="zh_TW"/>
+          </w:rPr>
+          <w:rPr>
+            <w:color w:val="0000EE"/>
+            <w:u w:val="single"/>
+          </w:rPr>
+          <w:t>耶16:16</w:t>
+        </w:r>
+      </w:hyperlink>
+      <w:r>
+        <w:rPr>
+          <w:lang w:val="zh_TW" w:bidi="zh_TW"/>
+        </w:rPr>
+        <w:t>；</w:t>
+      </w:r>
+      <w:hyperlink r:id="rId15">
+        <w:r>
+          <w:rPr>
+            <w:lang w:val="zh_TW" w:bidi="zh_TW"/>
+          </w:rPr>
+          <w:rPr>
+            <w:color w:val="0000EE"/>
+            <w:u w:val="single"/>
+          </w:rPr>
+          <w:t>結47:10</w:t>
+        </w:r>
+      </w:hyperlink>
+      <w:r>
+        <w:rPr>
+          <w:lang w:val="zh_TW" w:bidi="zh_TW"/>
+        </w:rPr>
+        <w:t>）和新約（</w:t>
+      </w:r>
+      <w:hyperlink r:id="rId16">
+        <w:r>
+          <w:rPr>
+            <w:lang w:val="zh_TW" w:bidi="zh_TW"/>
+          </w:rPr>
+          <w:rPr>
+            <w:color w:val="0000EE"/>
+            <w:u w:val="single"/>
+          </w:rPr>
+          <w:t>太4:18–19</w:t>
+        </w:r>
+      </w:hyperlink>
+      <w:r>
+        <w:rPr>
+          <w:lang w:val="zh_TW" w:bidi="zh_TW"/>
+        </w:rPr>
+        <w:t>；</w:t>
+      </w:r>
+      <w:hyperlink r:id="rId17">
+        <w:r>
+          <w:rPr>
+            <w:lang w:val="zh_TW" w:bidi="zh_TW"/>
+          </w:rPr>
+          <w:rPr>
+            <w:color w:val="0000EE"/>
+            <w:u w:val="single"/>
+          </w:rPr>
+          <w:t>可1:16–17</w:t>
+        </w:r>
+      </w:hyperlink>
+      <w:r>
+        <w:rPr>
+          <w:lang w:val="zh_TW" w:bidi="zh_TW"/>
+        </w:rPr>
+        <w:t>；</w:t>
+      </w:r>
+      <w:hyperlink r:id="rId18">
+        <w:r>
+          <w:rPr>
+            <w:lang w:val="zh_TW" w:bidi="zh_TW"/>
+          </w:rPr>
+          <w:rPr>
+            <w:color w:val="0000EE"/>
+            <w:u w:val="single"/>
+          </w:rPr>
+          <w:t>路5:2</w:t>
+        </w:r>
+      </w:hyperlink>
+      <w:r>
+        <w:rPr>
+          <w:lang w:val="zh_TW" w:bidi="zh_TW"/>
+        </w:rPr>
+        <w:t>；</w:t>
+      </w:r>
+      <w:hyperlink r:id="rId19">
+        <w:r>
+          <w:rPr>
+            <w:lang w:val="zh_TW" w:bidi="zh_TW"/>
+          </w:rPr>
+          <w:rPr>
+            <w:color w:val="0000EE"/>
+            <w:u w:val="single"/>
+          </w:rPr>
+          <w:t>約21:7</w:t>
+        </w:r>
+      </w:hyperlink>
+      <w:r>
+        <w:rPr>
+          <w:lang w:val="zh_TW" w:bidi="zh_TW"/>
+        </w:rPr>
+        <w:t>）中都有提及。漁夫在社會中形成了一個獨特的階層。耶穌的幾個門徒就是漁夫（</w:t>
+      </w:r>
+      <w:hyperlink r:id="rId20">
+        <w:r>
+          <w:rPr>
+            <w:lang w:val="zh_TW" w:bidi="zh_TW"/>
+          </w:rPr>
+          <w:rPr>
+            <w:color w:val="0000EE"/>
+            <w:u w:val="single"/>
+          </w:rPr>
+          <w:t>太4:18–22</w:t>
+        </w:r>
+      </w:hyperlink>
+      <w:r>
+        <w:rPr>
+          <w:lang w:val="zh_TW" w:bidi="zh_TW"/>
+        </w:rPr>
+        <w:t>；</w:t>
+      </w:r>
+      <w:hyperlink r:id="rId21">
+        <w:r>
+          <w:rPr>
+            <w:lang w:val="zh_TW" w:bidi="zh_TW"/>
+          </w:rPr>
+          <w:rPr>
+            <w:color w:val="0000EE"/>
+            <w:u w:val="single"/>
+          </w:rPr>
+          <w:t>可1:16–20</w:t>
+        </w:r>
+      </w:hyperlink>
+      <w:r>
+        <w:rPr>
+          <w:lang w:val="zh_TW" w:bidi="zh_TW"/>
+        </w:rPr>
+        <w:t>；參</w:t>
+      </w:r>
+      <w:hyperlink r:id="rId22">
+        <w:r>
+          <w:rPr>
+            <w:lang w:val="zh_TW" w:bidi="zh_TW"/>
+          </w:rPr>
+          <w:rPr>
+            <w:color w:val="0000EE"/>
+            <w:u w:val="single"/>
+          </w:rPr>
+          <w:t>路5:2–11</w:t>
+        </w:r>
+      </w:hyperlink>
+      <w:r>
+        <w:rPr>
+          <w:lang w:val="zh_TW" w:bidi="zh_TW"/>
+        </w:rPr>
+        <w:t>）。他們的工作十分勞苦（</w:t>
+      </w:r>
+      <w:hyperlink r:id="rId23">
+        <w:r>
+          <w:rPr>
+            <w:lang w:val="zh_TW" w:bidi="zh_TW"/>
+          </w:rPr>
+          <w:rPr>
+            <w:color w:val="0000EE"/>
+            <w:u w:val="single"/>
+          </w:rPr>
+          <w:t>路5:2–5</w:t>
+        </w:r>
+      </w:hyperlink>
+      <w:r>
+        <w:rPr>
+          <w:lang w:val="zh_TW" w:bidi="zh_TW"/>
+        </w:rPr>
+        <w:t>），並不總是有收穫（</w:t>
+      </w:r>
+      <w:hyperlink r:id="rId24">
+        <w:r>
+          <w:rPr>
+            <w:lang w:val="zh_TW" w:bidi="zh_TW"/>
+          </w:rPr>
+          <w:rPr>
+            <w:color w:val="0000EE"/>
+            <w:u w:val="single"/>
+          </w:rPr>
+          <w:t>路5:5</w:t>
+        </w:r>
+      </w:hyperlink>
+      <w:r>
+        <w:rPr>
+          <w:lang w:val="zh_TW" w:bidi="zh_TW"/>
+        </w:rPr>
+        <w:t>；</w:t>
+      </w:r>
+      <w:hyperlink r:id="rId25">
+        <w:r>
+          <w:rPr>
+            <w:lang w:val="zh_TW" w:bidi="zh_TW"/>
+          </w:rPr>
+          <w:rPr>
+            <w:color w:val="0000EE"/>
+            <w:u w:val="single"/>
+          </w:rPr>
+          <w:t>約21:3</w:t>
+        </w:r>
+      </w:hyperlink>
+      <w:r>
+        <w:rPr>
+          <w:lang w:val="zh_TW" w:bidi="zh_TW"/>
+        </w:rPr>
+        <w:t>）。耶穌用「得人如得魚」的比喻來形容祂的門徒，表示他們如何為天國「捕捉（catch）」人（</w:t>
+      </w:r>
+      <w:hyperlink r:id="rId26">
+        <w:r>
+          <w:rPr>
+            <w:lang w:val="zh_TW" w:bidi="zh_TW"/>
+          </w:rPr>
+          <w:rPr>
+            <w:color w:val="0000EE"/>
+            <w:u w:val="single"/>
+          </w:rPr>
+          <w:t>太4:19</w:t>
+        </w:r>
+      </w:hyperlink>
+      <w:r>
+        <w:rPr>
+          <w:lang w:val="zh_TW" w:bidi="zh_TW"/>
+        </w:rPr>
+        <w:t>；</w:t>
+      </w:r>
+      <w:hyperlink r:id="rId27">
+        <w:r>
+          <w:rPr>
+            <w:lang w:val="zh_TW" w:bidi="zh_TW"/>
+          </w:rPr>
+          <w:rPr>
+            <w:color w:val="0000EE"/>
+            <w:u w:val="single"/>
+          </w:rPr>
+          <w:t>可1:17</w:t>
+        </w:r>
+      </w:hyperlink>
+      <w:r>
+        <w:rPr>
+          <w:lang w:val="zh_TW" w:bidi="zh_TW"/>
+        </w:rPr>
+        <w:t>；</w:t>
+      </w:r>
+      <w:hyperlink r:id="rId28">
+        <w:r>
+          <w:rPr>
+            <w:lang w:val="zh_TW" w:bidi="zh_TW"/>
+          </w:rPr>
+          <w:rPr>
+            <w:color w:val="0000EE"/>
+            <w:u w:val="single"/>
+          </w:rPr>
+          <w:t>路5:10</w:t>
+        </w:r>
+      </w:hyperlink>
+      <w:r>
+        <w:rPr>
+          <w:lang w:val="zh_TW" w:bidi="zh_TW"/>
+        </w:rPr>
+        <w:t>）。</w:t>
+      </w:r>
+      <w:r>
+        <w:rPr>
+          <w:lang w:val="zh_TW" w:bidi="zh_TW"/>
+        </w:rPr>
+      </w:r>
+      <w:r>
+        <w:rPr>
+          <w:lang w:val="zh_TW" w:bidi="zh_TW"/>
+        </w:rPr>
+      </w:r>
+    </w:p>
+    <w:p>
+      <w:pPr/>
+      <w:r>
+        <w:rPr>
+          <w:lang w:val="zh_TW" w:bidi="zh_TW"/>
+        </w:rPr>
+      </w:r>
+    </w:p>
+    <w:p>
+      <w:pPr>
+        <w:pStyle w:val="Heading2"/>
+      </w:pPr>
+      <w:r>
+        <w:rPr>
+          <w:lang w:val="zh_TW" w:bidi="zh_TW"/>
+        </w:rPr>
+        <w:t>餘民</w:t>
+      </w:r>
+      <w:r>
+        <w:rPr>
+          <w:lang w:val="zh_TW" w:bidi="zh_TW"/>
+        </w:rPr>
+      </w:r>
+    </w:p>
+    <w:p>
+      <w:pPr/>
+      <w:r>
+        <w:rPr>
+          <w:lang w:val="zh_TW" w:bidi="zh_TW"/>
+        </w:rPr>
+      </w:r>
+      <w:r>
+        <w:rPr>
+          <w:lang w:val="zh_TW" w:bidi="zh_TW"/>
+        </w:rPr>
+        <w:t>一群在神所帶來的災難中倖存的人，這災難通常是祂對罪的審判。這群人成為人類或神子民延續發展的核心；其他人未來是否存在，有賴於這些經過神的審判而被煉淨、成為聖潔的餘民。餘民的概念出現在救贖歷史的所有時期，每當災難（無論是自然災害、疾病、戰爭或其它工具）威脅神旨意的延續時，這概念便會浮現出來；從創造敘事直到舊約結尾，這概念逐漸顯得清晰。</w:t>
+      </w:r>
+    </w:p>
+    <w:p>
+      <w:pPr>
+        <w:pStyle w:val="Heading3"/>
+      </w:pPr>
+      <w:r>
+        <w:rPr>
+          <w:lang w:val="zh_TW" w:bidi="zh_TW"/>
+        </w:rPr>
+        <w:t>問題</w:t>
+      </w:r>
+    </w:p>
+    <w:p>
+      <w:pPr/>
+      <w:r>
+        <w:rPr>
+          <w:lang w:val="zh_TW" w:bidi="zh_TW"/>
+        </w:rPr>
+      </w:r>
+      <w:r>
+        <w:rPr>
+          <w:lang w:val="zh_TW" w:bidi="zh_TW"/>
+        </w:rPr>
+        <w:t>餘民概念要處理的神學問題，是神的恩典與應許，與祂的聖潔和祂公義審判罪之間的張力。這種神的恩典與祂審判之間的張力，區分神真實與虛假的子民，以及現今與未來的神子民。聖潔、純潔且真實的神子民，將作為忠信的餘民，在祂對罪的審判中存留，並將成為蒙更新、蒙揀選子民的核心。神的旨意並未受阻，而是實現在那真實且蒙更新的子民之中。</w:t>
+      </w:r>
+    </w:p>
+    <w:p>
+      <w:pPr/>
+      <w:r>
+        <w:rPr>
+          <w:lang w:val="zh_TW" w:bidi="zh_TW"/>
+        </w:rPr>
+      </w:r>
+      <w:r>
+        <w:rPr>
+          <w:lang w:val="zh_TW" w:bidi="zh_TW"/>
+        </w:rPr>
+        <w:t>這個概念有兩個方面。一方面，視乎聖經作者的期待是否迫切，所強調的可能是審判，即神因祂子民的罪而即將毀滅他們；甚至餘民本身也可能受到威脅，因為所設想的審判十分嚴厲。另一方面，餘民得以存留的事實，強調神的恩典（祂向其保護之人顯明的恩惠），以及新時代與新群體的黎明；這新群體出自餘民，並承受神的應許。</w:t>
+      </w:r>
+    </w:p>
+    <w:p>
+      <w:pPr>
+        <w:pStyle w:val="Heading3"/>
+      </w:pPr>
+      <w:r>
+        <w:rPr>
+          <w:lang w:val="zh_TW" w:bidi="zh_TW"/>
+        </w:rPr>
+        <w:t>在舊約聖經中</w:t>
+      </w:r>
+    </w:p>
+    <w:p>
+      <w:pPr>
+        <w:pStyle w:val="Heading4"/>
+      </w:pPr>
+      <w:r>
+        <w:rPr>
+          <w:lang w:val="zh_TW" w:bidi="zh_TW"/>
+        </w:rPr>
+        <w:t>族長時期之前</w:t>
+      </w:r>
+    </w:p>
+    <w:p>
+      <w:pPr/>
+      <w:r>
+        <w:rPr>
+          <w:lang w:val="zh_TW" w:bidi="zh_TW"/>
+        </w:rPr>
+      </w:r>
+      <w:r>
+        <w:rPr>
+          <w:lang w:val="zh_TW" w:bidi="zh_TW"/>
+        </w:rPr>
+        <w:t>首次展現餘民概念的經文，是人類墮落的敘事。雖然沒有立即喪失生命或減少人數，但神的審判威脅到人類持續存在的可能性（</w:t>
+      </w:r>
+      <w:hyperlink r:id="rId29">
+        <w:r>
+          <w:rPr>
+            <w:lang w:val="zh_TW" w:bidi="zh_TW"/>
+          </w:rPr>
+          <w:rPr>
+            <w:color w:val="0000EE"/>
+            <w:u w:val="single"/>
+          </w:rPr>
+          <w:t>創3:15–19</w:t>
+        </w:r>
+      </w:hyperlink>
+      <w:r>
+        <w:rPr>
+          <w:lang w:val="zh_TW" w:bidi="zh_TW"/>
+        </w:rPr>
+        <w:t>）。因著神的恩典，審判得以避免，亞當與夏娃就成為人類的核心；未來的盼望集中在他們的後裔身上（</w:t>
+      </w:r>
+      <w:hyperlink r:id="rId30">
+        <w:r>
+          <w:rPr>
+            <w:lang w:val="zh_TW" w:bidi="zh_TW"/>
+          </w:rPr>
+          <w:rPr>
+            <w:color w:val="0000EE"/>
+            <w:u w:val="single"/>
+          </w:rPr>
+          <w:t>3:16</w:t>
+        </w:r>
+      </w:hyperlink>
+      <w:r>
+        <w:rPr>
+          <w:lang w:val="zh_TW" w:bidi="zh_TW"/>
+        </w:rPr>
+        <w:t>、</w:t>
+      </w:r>
+      <w:hyperlink r:id="rId30">
+        <w:r>
+          <w:rPr>
+            <w:lang w:val="zh_TW" w:bidi="zh_TW"/>
+          </w:rPr>
+          <w:rPr>
+            <w:color w:val="0000EE"/>
+            <w:u w:val="single"/>
+          </w:rPr>
+          <w:t>20</w:t>
+        </w:r>
+      </w:hyperlink>
+      <w:r>
+        <w:rPr>
+          <w:lang w:val="zh_TW" w:bidi="zh_TW"/>
+        </w:rPr>
+        <w:t>，</w:t>
+      </w:r>
+      <w:hyperlink r:id="rId31">
+        <w:r>
+          <w:rPr>
+            <w:lang w:val="zh_TW" w:bidi="zh_TW"/>
+          </w:rPr>
+          <w:rPr>
+            <w:color w:val="0000EE"/>
+            <w:u w:val="single"/>
+          </w:rPr>
+          <w:t>4:1</w:t>
+        </w:r>
+      </w:hyperlink>
+      <w:r>
+        <w:rPr>
+          <w:lang w:val="zh_TW" w:bidi="zh_TW"/>
+        </w:rPr>
+        <w:t>）。神對人類的旨意，將藉著女人的後裔得以實現。</w:t>
+      </w:r>
+    </w:p>
+    <w:p>
+      <w:pPr/>
+      <w:r>
+        <w:rPr>
+          <w:lang w:val="zh_TW" w:bidi="zh_TW"/>
+        </w:rPr>
+      </w:r>
+      <w:r>
+        <w:rPr>
+          <w:lang w:val="zh_TW" w:bidi="zh_TW"/>
+        </w:rPr>
+        <w:t>洪水的敘事則更加具體。因為人類的邪惡，神決意要從地上塗抹一切生命。然而，一位在神面前為義且完全的人，連同他的家人，一同蒙受神的恩惠（</w:t>
+      </w:r>
+      <w:hyperlink r:id="rId32">
+        <w:r>
+          <w:rPr>
+            <w:lang w:val="zh_TW" w:bidi="zh_TW"/>
+          </w:rPr>
+          <w:rPr>
+            <w:color w:val="0000EE"/>
+            <w:u w:val="single"/>
+          </w:rPr>
+          <w:t>創6:8–9</w:t>
+        </w:r>
+      </w:hyperlink>
+      <w:r>
+        <w:rPr>
+          <w:lang w:val="zh_TW" w:bidi="zh_TW"/>
+        </w:rPr>
+        <w:t>；</w:t>
+      </w:r>
+      <w:hyperlink r:id="rId33">
+        <w:r>
+          <w:rPr>
+            <w:lang w:val="zh_TW" w:bidi="zh_TW"/>
+          </w:rPr>
+          <w:rPr>
+            <w:color w:val="0000EE"/>
+            <w:u w:val="single"/>
+          </w:rPr>
+          <w:t>來11:7</w:t>
+        </w:r>
+      </w:hyperlink>
+      <w:r>
+        <w:rPr>
+          <w:lang w:val="zh_TW" w:bidi="zh_TW"/>
+        </w:rPr>
+        <w:t>）。只有挪亞和同在方舟的人，能免於神的審判（</w:t>
+      </w:r>
+      <w:hyperlink r:id="rId34">
+        <w:r>
+          <w:rPr>
+            <w:lang w:val="zh_TW" w:bidi="zh_TW"/>
+          </w:rPr>
+          <w:rPr>
+            <w:color w:val="0000EE"/>
+            <w:u w:val="single"/>
+          </w:rPr>
+          <w:t>創7:23</w:t>
+        </w:r>
+      </w:hyperlink>
+      <w:r>
+        <w:rPr>
+          <w:lang w:val="zh_TW" w:bidi="zh_TW"/>
+        </w:rPr>
+        <w:t>）。人類的延續因此集中在他兒子的繁衍和增長上（</w:t>
+      </w:r>
+      <w:hyperlink r:id="rId35">
+        <w:r>
+          <w:rPr>
+            <w:lang w:val="zh_TW" w:bidi="zh_TW"/>
+          </w:rPr>
+          <w:rPr>
+            <w:color w:val="0000EE"/>
+            <w:u w:val="single"/>
+          </w:rPr>
+          <w:t>9:1</w:t>
+        </w:r>
+      </w:hyperlink>
+      <w:r>
+        <w:rPr>
+          <w:lang w:val="zh_TW" w:bidi="zh_TW"/>
+        </w:rPr>
+        <w:t>），並由此引進新時代和新的盟約（</w:t>
+      </w:r>
+      <w:hyperlink r:id="rId36">
+        <w:r>
+          <w:rPr>
+            <w:lang w:val="zh_TW" w:bidi="zh_TW"/>
+          </w:rPr>
+          <w:rPr>
+            <w:color w:val="0000EE"/>
+            <w:u w:val="single"/>
+          </w:rPr>
+          <w:t>8–17</w:t>
+        </w:r>
+      </w:hyperlink>
+      <w:r>
+        <w:rPr>
+          <w:lang w:val="zh_TW" w:bidi="zh_TW"/>
+        </w:rPr>
+        <w:t>）。神對人類的旨意，將在挪亞的後裔中得以實現。</w:t>
+      </w:r>
+    </w:p>
+    <w:p>
+      <w:pPr>
+        <w:pStyle w:val="Heading4"/>
+      </w:pPr>
+      <w:r>
+        <w:rPr>
+          <w:lang w:val="zh_TW" w:bidi="zh_TW"/>
+        </w:rPr>
+        <w:t>從族長時期到君主時期</w:t>
+      </w:r>
+    </w:p>
+    <w:p>
+      <w:pPr/>
+      <w:r>
+        <w:rPr>
+          <w:lang w:val="zh_TW" w:bidi="zh_TW"/>
+        </w:rPr>
+      </w:r>
+      <w:r>
+        <w:rPr>
+          <w:lang w:val="zh_TW" w:bidi="zh_TW"/>
+        </w:rPr>
+        <w:t>促成餘民主題發展的經文，不一定涉及普遍審判的威脅。所多瑪和蛾摩拉這兩座城市的罪惡十分重大，以致神決定毀滅它們。神為了僕人亞伯拉罕的（</w:t>
+      </w:r>
+      <w:hyperlink r:id="rId37">
+        <w:r>
+          <w:rPr>
+            <w:lang w:val="zh_TW" w:bidi="zh_TW"/>
+          </w:rPr>
+          <w:rPr>
+            <w:color w:val="0000EE"/>
+            <w:u w:val="single"/>
+          </w:rPr>
+          <w:t>創18:16–19</w:t>
+        </w:r>
+      </w:hyperlink>
+      <w:r>
+        <w:rPr>
+          <w:lang w:val="zh_TW" w:bidi="zh_TW"/>
+        </w:rPr>
+        <w:t>，</w:t>
+      </w:r>
+      <w:hyperlink r:id="rId38">
+        <w:r>
+          <w:rPr>
+            <w:lang w:val="zh_TW" w:bidi="zh_TW"/>
+          </w:rPr>
+          <w:rPr>
+            <w:color w:val="0000EE"/>
+            <w:u w:val="single"/>
+          </w:rPr>
+          <w:t>19:29</w:t>
+        </w:r>
+      </w:hyperlink>
+      <w:r>
+        <w:rPr>
+          <w:lang w:val="zh_TW" w:bidi="zh_TW"/>
+        </w:rPr>
+        <w:t>），並因為羅得的義（</w:t>
+      </w:r>
+      <w:hyperlink r:id="rId39">
+        <w:r>
+          <w:rPr>
+            <w:lang w:val="zh_TW" w:bidi="zh_TW"/>
+          </w:rPr>
+          <w:rPr>
+            <w:color w:val="0000EE"/>
+            <w:u w:val="single"/>
+          </w:rPr>
+          <w:t>彼後2:8</w:t>
+        </w:r>
+      </w:hyperlink>
+      <w:r>
+        <w:rPr>
+          <w:lang w:val="zh_TW" w:bidi="zh_TW"/>
+        </w:rPr>
+        <w:t>），饒恕了羅得和他的兩個女兒。亞伯拉罕與神的協商，若在城中可以找到50義人，最後甚至是10個，便赦免全城（</w:t>
+      </w:r>
+      <w:hyperlink r:id="rId40">
+        <w:r>
+          <w:rPr>
+            <w:lang w:val="zh_TW" w:bidi="zh_TW"/>
+          </w:rPr>
+          <w:rPr>
+            <w:color w:val="0000EE"/>
+            <w:u w:val="single"/>
+          </w:rPr>
+          <w:t>創18:22–33</w:t>
+        </w:r>
+      </w:hyperlink>
+      <w:r>
+        <w:rPr>
+          <w:lang w:val="zh_TW" w:bidi="zh_TW"/>
+        </w:rPr>
+        <w:t>），再次強調義人能逃避審判。神不會將義人與惡人一同滅絕；即使他們猶豫不決，祂仍然憐憫並引領他們離開那城（</w:t>
+      </w:r>
+      <w:hyperlink r:id="rId41">
+        <w:r>
+          <w:rPr>
+            <w:lang w:val="zh_TW" w:bidi="zh_TW"/>
+          </w:rPr>
+          <w:rPr>
+            <w:color w:val="0000EE"/>
+            <w:u w:val="single"/>
+          </w:rPr>
+          <w:t>19:16</w:t>
+        </w:r>
+      </w:hyperlink>
+      <w:r>
+        <w:rPr>
+          <w:lang w:val="zh_TW" w:bidi="zh_TW"/>
+        </w:rPr>
+        <w:t>、</w:t>
+      </w:r>
+      <w:hyperlink r:id="rId41">
+        <w:r>
+          <w:rPr>
+            <w:lang w:val="zh_TW" w:bidi="zh_TW"/>
+          </w:rPr>
+          <w:rPr>
+            <w:color w:val="0000EE"/>
+            <w:u w:val="single"/>
+          </w:rPr>
+          <w:t>29</w:t>
+        </w:r>
+      </w:hyperlink>
+      <w:r>
+        <w:rPr>
+          <w:lang w:val="zh_TW" w:bidi="zh_TW"/>
+        </w:rPr>
+        <w:t>）。</w:t>
+      </w:r>
+    </w:p>
+    <w:p>
+      <w:pPr/>
+      <w:r>
+        <w:rPr>
+          <w:lang w:val="zh_TW" w:bidi="zh_TW"/>
+        </w:rPr>
+      </w:r>
+      <w:r>
+        <w:rPr>
+          <w:lang w:val="zh_TW" w:bidi="zh_TW"/>
+        </w:rPr>
+        <w:t>約瑟的故事，是從雅各的子孫，一個在迦南的家庭（</w:t>
+      </w:r>
+      <w:hyperlink r:id="rId42">
+        <w:r>
+          <w:rPr>
+            <w:lang w:val="zh_TW" w:bidi="zh_TW"/>
+          </w:rPr>
+          <w:rPr>
+            <w:color w:val="0000EE"/>
+            <w:u w:val="single"/>
+          </w:rPr>
+          <w:t>創46:26–27</w:t>
+        </w:r>
+      </w:hyperlink>
+      <w:r>
+        <w:rPr>
+          <w:lang w:val="zh_TW" w:bidi="zh_TW"/>
+        </w:rPr>
+        <w:t>）開始；過渡到出埃及事件中，以色列成千上萬子孫的文學橋樑。故事中主導的神學主題，是在面對饑荒所帶來致命威脅時，保存這個族長家庭的性命。神差遣約瑟到埃及，為了拯救生命，並為他的家族保留餘種（</w:t>
+      </w:r>
+      <w:hyperlink r:id="rId43">
+        <w:r>
+          <w:rPr>
+            <w:lang w:val="zh_TW" w:bidi="zh_TW"/>
+          </w:rPr>
+          <w:rPr>
+            <w:color w:val="0000EE"/>
+            <w:u w:val="single"/>
+          </w:rPr>
+          <w:t>45:6–7</w:t>
+        </w:r>
+      </w:hyperlink>
+      <w:r>
+        <w:rPr>
+          <w:lang w:val="zh_TW" w:bidi="zh_TW"/>
+        </w:rPr>
+        <w:t>）。約瑟的兄弟本意要害他，但神將其轉為好的結果，拯救許多生命（</w:t>
+      </w:r>
+      <w:hyperlink r:id="rId44">
+        <w:r>
+          <w:rPr>
+            <w:lang w:val="zh_TW" w:bidi="zh_TW"/>
+          </w:rPr>
+          <w:rPr>
+            <w:color w:val="0000EE"/>
+            <w:u w:val="single"/>
+          </w:rPr>
+          <w:t>50:19–20</w:t>
+        </w:r>
+      </w:hyperlink>
+      <w:r>
+        <w:rPr>
+          <w:lang w:val="zh_TW" w:bidi="zh_TW"/>
+        </w:rPr>
+        <w:t>）。神的旨意再次沒被阻撓，而是藉著這些從滅亡威脅中存留下來的人得以實現。</w:t>
+      </w:r>
+    </w:p>
+    <w:p>
+      <w:pPr/>
+      <w:r>
+        <w:rPr>
+          <w:lang w:val="zh_TW" w:bidi="zh_TW"/>
+        </w:rPr>
+      </w:r>
+      <w:r>
+        <w:rPr>
+          <w:lang w:val="zh_TW" w:bidi="zh_TW"/>
+        </w:rPr>
+        <w:t>探子從迦南之地回來，順服神的命令並信靠祂的應許，成為重點（</w:t>
+      </w:r>
+      <w:hyperlink r:id="rId45">
+        <w:r>
+          <w:rPr>
+            <w:lang w:val="zh_TW" w:bidi="zh_TW"/>
+          </w:rPr>
+          <w:rPr>
+            <w:color w:val="0000EE"/>
+            <w:u w:val="single"/>
+          </w:rPr>
+          <w:t>民13–14章</w:t>
+        </w:r>
+      </w:hyperlink>
+      <w:r>
+        <w:rPr>
+          <w:lang w:val="zh_TW" w:bidi="zh_TW"/>
+        </w:rPr>
+        <w:t>）。各支派的代表都曾探察那地。他們雖然一致同意那地非常美好，但除了兩名探子以外，其餘的人都回報那地無法攻取。因著他們發怨言，神宣告祂要毀滅他們所有人，並從祂忠信的僕人摩西，興起一個更大的國。摩西為百姓代求之後，主就轉意不照原先所說的施行。祂並非讓眾人全然滅亡，而是只有約書亞與迦勒因著他們忠信的報告，得以進入所應許的產業。百姓要在曠野度過四十年，直到除了這兩人之外，其餘的人都死在那裡。悖逆者必死亡，但忠信的餘民必承受應許。</w:t>
+      </w:r>
+    </w:p>
+    <w:p>
+      <w:pPr/>
+      <w:r>
+        <w:rPr>
+          <w:lang w:val="zh_TW" w:bidi="zh_TW"/>
+        </w:rPr>
+      </w:r>
+      <w:r>
+        <w:rPr>
+          <w:lang w:val="zh_TW" w:bidi="zh_TW"/>
+        </w:rPr>
+        <w:t>律法也定明，若要持守那地，必須守約而忠信。不順服將帶來疾病、戰敗、乾旱、農作失收、野獸攻擊、因刀劍與饑荒而死、同類相食、城邑毀壞，並會被擄至敵國之地（</w:t>
+      </w:r>
+      <w:hyperlink r:id="rId46">
+        <w:r>
+          <w:rPr>
+            <w:lang w:val="zh_TW" w:bidi="zh_TW"/>
+          </w:rPr>
+          <w:rPr>
+            <w:color w:val="0000EE"/>
+            <w:u w:val="single"/>
+          </w:rPr>
+          <w:t>利26:1–39</w:t>
+        </w:r>
+      </w:hyperlink>
+      <w:r>
+        <w:rPr>
+          <w:lang w:val="zh_TW" w:bidi="zh_TW"/>
+        </w:rPr>
+        <w:t>）。不過那些存留、承認自己罪孽並悔改的餘民，神要與他們持守祂的約，使他們回到自己的地上，並藉著他們成就祂的旨意。</w:t>
+      </w:r>
+    </w:p>
+    <w:p>
+      <w:pPr>
+        <w:pStyle w:val="Heading4"/>
+      </w:pPr>
+      <w:r>
+        <w:rPr>
+          <w:lang w:val="zh_TW" w:bidi="zh_TW"/>
+        </w:rPr>
+        <w:t>從君主時期到被擄時期</w:t>
+      </w:r>
+    </w:p>
+    <w:p>
+      <w:pPr/>
+      <w:r>
+        <w:rPr>
+          <w:lang w:val="zh_TW" w:bidi="zh_TW"/>
+        </w:rPr>
+      </w:r>
+      <w:r>
+        <w:rPr>
+          <w:lang w:val="zh_TW" w:bidi="zh_TW"/>
+        </w:rPr>
+        <w:t>即使在叛教的北國，主仍然為祂自己保留忠信的餘民。在北國罪惡所帶來的三年乾旱後期（</w:t>
+      </w:r>
+      <w:hyperlink r:id="rId47">
+        <w:r>
+          <w:rPr>
+            <w:lang w:val="zh_TW" w:bidi="zh_TW"/>
+          </w:rPr>
+          <w:rPr>
+            <w:color w:val="0000EE"/>
+            <w:u w:val="single"/>
+          </w:rPr>
+          <w:t>王上17:1</w:t>
+        </w:r>
+      </w:hyperlink>
+      <w:r>
+        <w:rPr>
+          <w:lang w:val="zh_TW" w:bidi="zh_TW"/>
+        </w:rPr>
+        <w:t>，</w:t>
+      </w:r>
+      <w:hyperlink r:id="rId48">
+        <w:r>
+          <w:rPr>
+            <w:lang w:val="zh_TW" w:bidi="zh_TW"/>
+          </w:rPr>
+          <w:rPr>
+            <w:color w:val="0000EE"/>
+            <w:u w:val="single"/>
+          </w:rPr>
+          <w:t>18:1</w:t>
+        </w:r>
+      </w:hyperlink>
+      <w:r>
+        <w:rPr>
+          <w:lang w:val="zh_TW" w:bidi="zh_TW"/>
+        </w:rPr>
+        <w:t>），並在迦密山戰勝巴力祭司之後，以利亞為逃避耶洗別的追殺而逃到西奈山（第</w:t>
+      </w:r>
+      <w:hyperlink r:id="rId49">
+        <w:r>
+          <w:rPr>
+            <w:lang w:val="zh_TW" w:bidi="zh_TW"/>
+          </w:rPr>
+          <w:rPr>
+            <w:color w:val="0000EE"/>
+            <w:u w:val="single"/>
+          </w:rPr>
+          <w:t>19</w:t>
+        </w:r>
+      </w:hyperlink>
+      <w:r>
+        <w:rPr>
+          <w:lang w:val="zh_TW" w:bidi="zh_TW"/>
+        </w:rPr>
+        <w:t>章）。他在那裡哀嘆以色列已全然轉向虛假敬拜，而他自己是僅存的忠信者。神回應他，吩咐他膏立耶戶為王，並膏立以利沙作他的先知繼承者。耶戶與以利沙將要除滅叛教之人，而神為自己存留了七千個未曾向巴力屈膝的人。忠信的餘民將被保守，不至於遭受毀滅。</w:t>
+      </w:r>
+    </w:p>
+    <w:p>
+      <w:pPr/>
+      <w:r>
+        <w:rPr>
+          <w:lang w:val="zh_TW" w:bidi="zh_TW"/>
+        </w:rPr>
+      </w:r>
+      <w:r>
+        <w:rPr>
+          <w:lang w:val="zh_TW" w:bidi="zh_TW"/>
+        </w:rPr>
+        <w:t>被擄前的先知強調，在亞述和巴比倫所施行的毀滅之下，得以存活的餘民人數稀少。阿摩司警告說，將有巨大審判臨到，甚至連餘民本身也會受到威脅。神將毀滅這罪惡的王國，卻不至完全滅絕。以賽亞也談到餘民的微小。以色列僅存的，好像葡萄園的草棚，瓜田的茅屋，只是勉強逃過所多瑪與蛾摩拉的命運（</w:t>
+      </w:r>
+      <w:hyperlink r:id="rId50">
+        <w:r>
+          <w:rPr>
+            <w:lang w:val="zh_TW" w:bidi="zh_TW"/>
+          </w:rPr>
+          <w:rPr>
+            <w:color w:val="0000EE"/>
+            <w:u w:val="single"/>
+          </w:rPr>
+          <w:t>賽1:8–9</w:t>
+        </w:r>
+      </w:hyperlink>
+      <w:r>
+        <w:rPr>
+          <w:lang w:val="zh_TW" w:bidi="zh_TW"/>
+        </w:rPr>
+        <w:t>）。它像山頂上的旗杆（</w:t>
+      </w:r>
+      <w:hyperlink r:id="rId51">
+        <w:r>
+          <w:rPr>
+            <w:lang w:val="zh_TW" w:bidi="zh_TW"/>
+          </w:rPr>
+          <w:rPr>
+            <w:color w:val="0000EE"/>
+            <w:u w:val="single"/>
+          </w:rPr>
+          <w:t>30:17</w:t>
+        </w:r>
+      </w:hyperlink>
+      <w:r>
+        <w:rPr>
+          <w:lang w:val="zh_TW" w:bidi="zh_TW"/>
+        </w:rPr>
+        <w:t>），像被砍伐的樹墩子（</w:t>
+      </w:r>
+      <w:hyperlink r:id="rId52">
+        <w:r>
+          <w:rPr>
+            <w:lang w:val="zh_TW" w:bidi="zh_TW"/>
+          </w:rPr>
+          <w:rPr>
+            <w:color w:val="0000EE"/>
+            <w:u w:val="single"/>
+          </w:rPr>
+          <w:t>6:13</w:t>
+        </w:r>
+      </w:hyperlink>
+      <w:r>
+        <w:rPr>
+          <w:lang w:val="zh_TW" w:bidi="zh_TW"/>
+        </w:rPr>
+        <w:t>）。當收割的人收聚莊稼時，以色列就如收成後剩下的拾穗，是樹梢上僅存的幾顆橄欖（</w:t>
+      </w:r>
+      <w:hyperlink r:id="rId53">
+        <w:r>
+          <w:rPr>
+            <w:lang w:val="zh_TW" w:bidi="zh_TW"/>
+          </w:rPr>
+          <w:rPr>
+            <w:color w:val="0000EE"/>
+            <w:u w:val="single"/>
+          </w:rPr>
+          <w:t>17:4–6</w:t>
+        </w:r>
+      </w:hyperlink>
+      <w:r>
+        <w:rPr>
+          <w:lang w:val="zh_TW" w:bidi="zh_TW"/>
+        </w:rPr>
+        <w:t>）。但從那被砍伐的樹墩子中，將會萌發新的生命（</w:t>
+      </w:r>
+      <w:hyperlink r:id="rId54">
+        <w:r>
+          <w:rPr>
+            <w:lang w:val="zh_TW" w:bidi="zh_TW"/>
+          </w:rPr>
+          <w:rPr>
+            <w:color w:val="0000EE"/>
+            <w:u w:val="single"/>
+          </w:rPr>
+          <w:t>6:11–13</w:t>
+        </w:r>
+      </w:hyperlink>
+      <w:r>
+        <w:rPr>
+          <w:lang w:val="zh_TW" w:bidi="zh_TW"/>
+        </w:rPr>
+        <w:t>）。那些在耶路撒冷倖存的人將是聖潔的，主將從耶西的樹墩子中帶來一個新的枝條，一位公義的僕人（枝子），祂要從多國中招聚神子民的餘民（</w:t>
+      </w:r>
+      <w:hyperlink r:id="rId55">
+        <w:r>
+          <w:rPr>
+            <w:lang w:val="zh_TW" w:bidi="zh_TW"/>
+          </w:rPr>
+          <w:rPr>
+            <w:color w:val="0000EE"/>
+            <w:u w:val="single"/>
+          </w:rPr>
+          <w:t>4:2–3</w:t>
+        </w:r>
+      </w:hyperlink>
+      <w:r>
+        <w:rPr>
+          <w:lang w:val="zh_TW" w:bidi="zh_TW"/>
+        </w:rPr>
+        <w:t>，</w:t>
+      </w:r>
+      <w:hyperlink r:id="rId56">
+        <w:r>
+          <w:rPr>
+            <w:lang w:val="zh_TW" w:bidi="zh_TW"/>
+          </w:rPr>
+          <w:rPr>
+            <w:color w:val="0000EE"/>
+            <w:u w:val="single"/>
+          </w:rPr>
+          <w:t>11:1–16</w:t>
+        </w:r>
+      </w:hyperlink>
+      <w:r>
+        <w:rPr>
+          <w:lang w:val="zh_TW" w:bidi="zh_TW"/>
+        </w:rPr>
+        <w:t>）。當神洗淨百姓的罪孽後，耶路撒冷將被稱為公義之城（</w:t>
+      </w:r>
+      <w:hyperlink r:id="rId57">
+        <w:r>
+          <w:rPr>
+            <w:lang w:val="zh_TW" w:bidi="zh_TW"/>
+          </w:rPr>
+          <w:rPr>
+            <w:color w:val="0000EE"/>
+            <w:u w:val="single"/>
+          </w:rPr>
+          <w:t>1:21–26</w:t>
+        </w:r>
+      </w:hyperlink>
+      <w:r>
+        <w:rPr>
+          <w:lang w:val="zh_TW" w:bidi="zh_TW"/>
+        </w:rPr>
+        <w:t>）。</w:t>
+      </w:r>
+    </w:p>
+    <w:p>
+      <w:pPr>
+        <w:pStyle w:val="Heading4"/>
+      </w:pPr>
+      <w:r>
+        <w:rPr>
+          <w:lang w:val="zh_TW" w:bidi="zh_TW"/>
+        </w:rPr>
+        <w:t>被擄期間</w:t>
+      </w:r>
+    </w:p>
+    <w:p>
+      <w:pPr/>
+      <w:r>
+        <w:rPr>
+          <w:lang w:val="zh_TW" w:bidi="zh_TW"/>
+        </w:rPr>
+      </w:r>
+      <w:r>
+        <w:rPr>
+          <w:lang w:val="zh_TW" w:bidi="zh_TW"/>
+        </w:rPr>
+        <w:t>以西結在迦巴魯河邊、身處被擄之民中（</w:t>
+      </w:r>
+      <w:hyperlink r:id="rId58">
+        <w:r>
+          <w:rPr>
+            <w:lang w:val="zh_TW" w:bidi="zh_TW"/>
+          </w:rPr>
+          <w:rPr>
+            <w:color w:val="0000EE"/>
+            <w:u w:val="single"/>
+          </w:rPr>
+          <w:t>結1:1</w:t>
+        </w:r>
+      </w:hyperlink>
+      <w:r>
+        <w:rPr>
+          <w:lang w:val="zh_TW" w:bidi="zh_TW"/>
+        </w:rPr>
+        <w:t>），關注未來餘民與復興應許的結局。在一個異象中（第</w:t>
+      </w:r>
+      <w:hyperlink r:id="rId59">
+        <w:r>
+          <w:rPr>
+            <w:lang w:val="zh_TW" w:bidi="zh_TW"/>
+          </w:rPr>
+          <w:rPr>
+            <w:color w:val="0000EE"/>
+            <w:u w:val="single"/>
+          </w:rPr>
+          <w:t>9</w:t>
+        </w:r>
+      </w:hyperlink>
+      <w:r>
+        <w:rPr>
+          <w:lang w:val="zh_TW" w:bidi="zh_TW"/>
+        </w:rPr>
+        <w:t>章），他看見一位文士走遍耶路撒冷全城，為城中行可憎之事而哀痛的人，在額上作記號。在那位文士之後，隨著一群執行審判的人，他們擊殺所有額上沒有記號的人。因懼怕全體百姓都將被毀滅，以西結呼喊道：「哎！主耶和華啊，你……豈要將以色列所剩下的人都滅絕嗎？」隨後，他看見榮耀的雲彩，就是神在祂子民中可見的同在，升起並離開了聖殿（第</w:t>
+      </w:r>
+      <w:hyperlink r:id="rId60">
+        <w:r>
+          <w:rPr>
+            <w:lang w:val="zh_TW" w:bidi="zh_TW"/>
+          </w:rPr>
+          <w:rPr>
+            <w:color w:val="0000EE"/>
+            <w:u w:val="single"/>
+          </w:rPr>
+          <w:t>10</w:t>
+        </w:r>
+      </w:hyperlink>
+      <w:r>
+        <w:rPr>
+          <w:lang w:val="zh_TW" w:bidi="zh_TW"/>
+        </w:rPr>
+        <w:t>章）。以西結宣告對以色列領袖的審判。此時毗拉提雅（其名意為「逃脫」）死去，於是以西結再度問道：「哎！主耶和華啊，你要將以色列剩下的人滅絕淨盡嗎？」（</w:t>
+      </w:r>
+      <w:hyperlink r:id="rId61">
+        <w:r>
+          <w:rPr>
+            <w:lang w:val="zh_TW" w:bidi="zh_TW"/>
+          </w:rPr>
+          <w:rPr>
+            <w:color w:val="0000EE"/>
+            <w:u w:val="single"/>
+          </w:rPr>
+          <w:t>11:13</w:t>
+        </w:r>
+      </w:hyperlink>
+      <w:r>
+        <w:rPr>
+          <w:lang w:val="zh_TW" w:bidi="zh_TW"/>
+        </w:rPr>
+        <w:t>）。主將招聚祂的子民，使他們回到自己的地土，成為不再拜偶像的純潔百姓。雖然他們罪孽深重，然而對被煉淨的國度仍然有憐憫與復興。以西結看見離開聖殿的榮耀雲彩，將回到一座新的聖殿（第</w:t>
+      </w:r>
+      <w:hyperlink r:id="rId62">
+        <w:r>
+          <w:rPr>
+            <w:lang w:val="zh_TW" w:bidi="zh_TW"/>
+          </w:rPr>
+          <w:rPr>
+            <w:color w:val="0000EE"/>
+            <w:u w:val="single"/>
+          </w:rPr>
+          <w:t>43</w:t>
+        </w:r>
+      </w:hyperlink>
+      <w:r>
+        <w:rPr>
+          <w:lang w:val="zh_TW" w:bidi="zh_TW"/>
+        </w:rPr>
+        <w:t>章）。百姓將不再偏離神（</w:t>
+      </w:r>
+      <w:hyperlink r:id="rId63">
+        <w:r>
+          <w:rPr>
+            <w:lang w:val="zh_TW" w:bidi="zh_TW"/>
+          </w:rPr>
+          <w:rPr>
+            <w:color w:val="0000EE"/>
+            <w:u w:val="single"/>
+          </w:rPr>
+          <w:t>14:11</w:t>
+        </w:r>
+      </w:hyperlink>
+      <w:r>
+        <w:rPr>
+          <w:lang w:val="zh_TW" w:bidi="zh_TW"/>
+        </w:rPr>
+        <w:t>），而是享受一個新的永恆盟約（</w:t>
+      </w:r>
+      <w:hyperlink r:id="rId64">
+        <w:r>
+          <w:rPr>
+            <w:lang w:val="zh_TW" w:bidi="zh_TW"/>
+          </w:rPr>
+          <w:rPr>
+            <w:color w:val="0000EE"/>
+            <w:u w:val="single"/>
+          </w:rPr>
+          <w:t>16:60–62</w:t>
+        </w:r>
+      </w:hyperlink>
+      <w:r>
+        <w:rPr>
+          <w:lang w:val="zh_TW" w:bidi="zh_TW"/>
+        </w:rPr>
+        <w:t>）。以西結回憶起餘民的主題，這適用於出埃及後的曠野群體：許多人將離開奴役之地，而悖逆的人將死在途中，不得進入以色列（</w:t>
+      </w:r>
+      <w:hyperlink r:id="rId65">
+        <w:r>
+          <w:rPr>
+            <w:lang w:val="zh_TW" w:bidi="zh_TW"/>
+          </w:rPr>
+          <w:rPr>
+            <w:color w:val="0000EE"/>
+            <w:u w:val="single"/>
+          </w:rPr>
+          <w:t>20:35–38</w:t>
+        </w:r>
+      </w:hyperlink>
+      <w:r>
+        <w:rPr>
+          <w:lang w:val="zh_TW" w:bidi="zh_TW"/>
+        </w:rPr>
+        <w:t>）。神將聚集他的羊群，他們將有「一牧人……，就是我的僕人大衛」（</w:t>
+      </w:r>
+      <w:hyperlink r:id="rId66">
+        <w:r>
+          <w:rPr>
+            <w:lang w:val="zh_TW" w:bidi="zh_TW"/>
+          </w:rPr>
+          <w:rPr>
+            <w:color w:val="0000EE"/>
+            <w:u w:val="single"/>
+          </w:rPr>
+          <w:t>34:20–24</w:t>
+        </w:r>
+      </w:hyperlink>
+      <w:r>
+        <w:rPr>
+          <w:lang w:val="zh_TW" w:bidi="zh_TW"/>
+        </w:rPr>
+        <w:t>）。神要除去他們的石心，賜給他們肉心，並將祂的靈放在他們裡面（</w:t>
+      </w:r>
+      <w:hyperlink r:id="rId67">
+        <w:r>
+          <w:rPr>
+            <w:lang w:val="zh_TW" w:bidi="zh_TW"/>
+          </w:rPr>
+          <w:rPr>
+            <w:color w:val="0000EE"/>
+            <w:u w:val="single"/>
+          </w:rPr>
+          <w:t>36:24–27</w:t>
+        </w:r>
+      </w:hyperlink>
+      <w:r>
+        <w:rPr>
+          <w:lang w:val="zh_TW" w:bidi="zh_TW"/>
+        </w:rPr>
+        <w:t>）。雖然以色列看似已死去、毫無復生的可能，然而神要向這些枯骨說話，使它們活過來（</w:t>
+      </w:r>
+      <w:hyperlink r:id="rId68">
+        <w:r>
+          <w:rPr>
+            <w:lang w:val="zh_TW" w:bidi="zh_TW"/>
+          </w:rPr>
+          <w:rPr>
+            <w:color w:val="0000EE"/>
+            <w:u w:val="single"/>
+          </w:rPr>
+          <w:t>37:1–14</w:t>
+        </w:r>
+      </w:hyperlink>
+      <w:r>
+        <w:rPr>
+          <w:lang w:val="zh_TW" w:bidi="zh_TW"/>
+        </w:rPr>
+        <w:t>）。</w:t>
+      </w:r>
+      <w:r>
+        <w:rPr>
+          <w:lang w:val="zh_TW" w:bidi="zh_TW"/>
+        </w:rPr>
+      </w:r>
+      <w:r>
+        <w:rPr>
+          <w:lang w:val="zh_TW" w:bidi="zh_TW"/>
+        </w:rPr>
+      </w:r>
+    </w:p>
+    <w:p>
+      <w:pPr/>
+      <w:r>
+        <w:rPr>
+          <w:lang w:val="zh_TW" w:bidi="zh_TW"/>
+        </w:rPr>
+      </w:r>
+    </w:p>
+    <w:p>
+      <w:pPr>
+        <w:pStyle w:val="Heading2"/>
+      </w:pPr>
+      <w:r>
+        <w:rPr>
+          <w:lang w:val="zh_TW" w:bidi="zh_TW"/>
+        </w:rPr>
+        <w:t>預像</w:t>
+      </w:r>
+      <w:r>
+        <w:rPr>
+          <w:lang w:val="zh_TW" w:bidi="zh_TW"/>
+        </w:rPr>
+      </w:r>
+    </w:p>
+    <w:p>
+      <w:pPr/>
+      <w:r>
+        <w:rPr>
+          <w:lang w:val="zh_TW" w:bidi="zh_TW"/>
+        </w:rPr>
+      </w:r>
+      <w:r>
+        <w:rPr>
+          <w:lang w:val="zh_TW" w:bidi="zh_TW"/>
+        </w:rPr>
+        <w:t>英文單詞type（預像）源自希臘文</w:t>
       </w:r>
       <w:r>
         <w:rPr>
           <w:i/>
           <w:lang w:val="zh_TW" w:bidi="zh_TW"/>
         </w:rPr>
-        <w:t>protos</w:t>
-      </w:r>
-      <w:r>
-        <w:rPr>
-          <w:lang w:val="zh_TW" w:bidi="zh_TW"/>
-        </w:rPr>
-        <w:t>（意為「第一」）和</w:t>
+        <w:t>tupos，</w:t>
+      </w:r>
+      <w:r>
+        <w:rPr>
+          <w:lang w:val="zh_TW" w:bidi="zh_TW"/>
+        </w:rPr>
+        <w:t>其基本意思是「由打擊或壓力所造成的可見印記或痕跡」。在希臘文新約中，這個詞出現了16次，具有不同的含義。預像可以指一個副本、印記或通過模具鑄造出的形像。在</w:t>
+      </w:r>
+      <w:hyperlink r:id="rId69">
+        <w:r>
+          <w:rPr>
+            <w:lang w:val="zh_TW" w:bidi="zh_TW"/>
+          </w:rPr>
+          <w:rPr>
+            <w:color w:val="0000EE"/>
+            <w:u w:val="single"/>
+          </w:rPr>
+          <w:t>使徒行傳七章43節</w:t>
+        </w:r>
+      </w:hyperlink>
+      <w:r>
+        <w:rPr>
+          <w:lang w:val="zh_TW" w:bidi="zh_TW"/>
+        </w:rPr>
+        <w:t>中，它被應用於偶像或假神的「像」。預像可以是製作某物所依據的樣式（例如，會幕，</w:t>
+      </w:r>
+      <w:hyperlink r:id="rId70">
+        <w:r>
+          <w:rPr>
+            <w:lang w:val="zh_TW" w:bidi="zh_TW"/>
+          </w:rPr>
+          <w:rPr>
+            <w:color w:val="0000EE"/>
+            <w:u w:val="single"/>
+          </w:rPr>
+          <w:t>徒7:44</w:t>
+        </w:r>
+      </w:hyperlink>
+      <w:r>
+        <w:rPr>
+          <w:lang w:val="zh_TW" w:bidi="zh_TW"/>
+        </w:rPr>
+        <w:t>；</w:t>
+      </w:r>
+      <w:hyperlink r:id="rId71">
+        <w:r>
+          <w:rPr>
+            <w:lang w:val="zh_TW" w:bidi="zh_TW"/>
+          </w:rPr>
+          <w:rPr>
+            <w:color w:val="0000EE"/>
+            <w:u w:val="single"/>
+          </w:rPr>
+          <w:t>來8:5</w:t>
+        </w:r>
+      </w:hyperlink>
+      <w:r>
+        <w:rPr>
+          <w:lang w:val="zh_TW" w:bidi="zh_TW"/>
+        </w:rPr>
+        <w:t>）。它可以是一個範例或模式，無論是要避免的邪惡（</w:t>
+      </w:r>
+      <w:hyperlink r:id="rId72">
+        <w:r>
+          <w:rPr>
+            <w:lang w:val="zh_TW" w:bidi="zh_TW"/>
+          </w:rPr>
+          <w:rPr>
+            <w:color w:val="0000EE"/>
+            <w:u w:val="single"/>
+          </w:rPr>
+          <w:t>林前10:6–11</w:t>
+        </w:r>
+      </w:hyperlink>
+      <w:r>
+        <w:rPr>
+          <w:lang w:val="zh_TW" w:bidi="zh_TW"/>
+        </w:rPr>
+        <w:t>），還是要效仿的善行（</w:t>
+      </w:r>
+      <w:hyperlink r:id="rId73">
+        <w:r>
+          <w:rPr>
+            <w:lang w:val="zh_TW" w:bidi="zh_TW"/>
+          </w:rPr>
+          <w:rPr>
+            <w:color w:val="0000EE"/>
+            <w:u w:val="single"/>
+          </w:rPr>
+          <w:t>腓3:17</w:t>
+        </w:r>
+      </w:hyperlink>
+      <w:r>
+        <w:rPr>
+          <w:lang w:val="zh_TW" w:bidi="zh_TW"/>
+        </w:rPr>
+        <w:t>；</w:t>
+      </w:r>
+      <w:hyperlink r:id="rId74">
+        <w:r>
+          <w:rPr>
+            <w:lang w:val="zh_TW" w:bidi="zh_TW"/>
+          </w:rPr>
+          <w:rPr>
+            <w:color w:val="0000EE"/>
+            <w:u w:val="single"/>
+          </w:rPr>
+          <w:t>帖後3:9</w:t>
+        </w:r>
+      </w:hyperlink>
+      <w:r>
+        <w:rPr>
+          <w:lang w:val="zh_TW" w:bidi="zh_TW"/>
+        </w:rPr>
+        <w:t>；</w:t>
+      </w:r>
+      <w:hyperlink r:id="rId75">
+        <w:r>
+          <w:rPr>
+            <w:lang w:val="zh_TW" w:bidi="zh_TW"/>
+          </w:rPr>
+          <w:rPr>
+            <w:color w:val="0000EE"/>
+            <w:u w:val="single"/>
+          </w:rPr>
+          <w:t>提前4:12</w:t>
+        </w:r>
+      </w:hyperlink>
+      <w:r>
+        <w:rPr>
+          <w:lang w:val="zh_TW" w:bidi="zh_TW"/>
+        </w:rPr>
+        <w:t>；</w:t>
+      </w:r>
+      <w:hyperlink r:id="rId76">
+        <w:r>
+          <w:rPr>
+            <w:lang w:val="zh_TW" w:bidi="zh_TW"/>
+          </w:rPr>
+          <w:rPr>
+            <w:color w:val="0000EE"/>
+            <w:u w:val="single"/>
+          </w:rPr>
+          <w:t>多2:7</w:t>
+        </w:r>
+      </w:hyperlink>
+      <w:r>
+        <w:rPr>
+          <w:lang w:val="zh_TW" w:bidi="zh_TW"/>
+        </w:rPr>
+        <w:t>；</w:t>
+      </w:r>
+      <w:hyperlink r:id="rId77">
+        <w:r>
+          <w:rPr>
+            <w:lang w:val="zh_TW" w:bidi="zh_TW"/>
+          </w:rPr>
+          <w:rPr>
+            <w:color w:val="0000EE"/>
+            <w:u w:val="single"/>
+          </w:rPr>
+          <w:t>彼前5:3</w:t>
+        </w:r>
+      </w:hyperlink>
+      <w:r>
+        <w:rPr>
+          <w:lang w:val="zh_TW" w:bidi="zh_TW"/>
+        </w:rPr>
+        <w:t>）。它就像澆築混凝土的模具，決定了所製作物品的形狀和內容。</w:t>
+      </w:r>
+    </w:p>
+    <w:p>
+      <w:pPr/>
+      <w:r>
+        <w:rPr>
+          <w:lang w:val="zh_TW" w:bidi="zh_TW"/>
+        </w:rPr>
+      </w:r>
+      <w:r>
+        <w:rPr>
+          <w:lang w:val="zh_TW" w:bidi="zh_TW"/>
+        </w:rPr>
+        <w:t>預像在神學中也指舊約中的一個實體，預表新約中的另一個實體。舊約中的實體被稱為「預像」（type），而新約中的實現被稱為「對範」（antetype）。預像或對範可以指人物、事物或事件，但通常預像具有彌賽亞性質（預表彌賽亞，即神的受膏者），並且經常與救恩相關。</w:t>
+      </w:r>
+    </w:p>
+    <w:p>
+      <w:pPr/>
+      <w:r>
+        <w:rPr>
+          <w:lang w:val="zh_TW" w:bidi="zh_TW"/>
+        </w:rPr>
+      </w:r>
+      <w:r>
+        <w:rPr>
+          <w:lang w:val="zh_TW" w:bidi="zh_TW"/>
+        </w:rPr>
+        <w:t>預像與象徵有所不同，象徵（symbol）是一種永恆的符號，可能指向過去、現在或未來，而預像總是預表即將到來的事物。</w:t>
+      </w:r>
+    </w:p>
+    <w:p>
+      <w:pPr/>
+      <w:r>
+        <w:rPr>
+          <w:lang w:val="zh_TW" w:bidi="zh_TW"/>
+        </w:rPr>
+      </w:r>
+      <w:r>
+        <w:rPr>
+          <w:lang w:val="zh_TW" w:bidi="zh_TW"/>
+        </w:rPr>
+        <w:t>一些例子有助於識別一些聖經中的預像或對範。舉蛇在曠野讓以色列人得醫治，是預表耶穌被舉起在十字架上，為世人帶來救恩（</w:t>
+      </w:r>
+      <w:hyperlink r:id="rId78">
+        <w:r>
+          <w:rPr>
+            <w:lang w:val="zh_TW" w:bidi="zh_TW"/>
+          </w:rPr>
+          <w:rPr>
+            <w:color w:val="0000EE"/>
+            <w:u w:val="single"/>
+          </w:rPr>
+          <w:t>約3:14</w:t>
+        </w:r>
+      </w:hyperlink>
+      <w:r>
+        <w:rPr>
+          <w:lang w:val="zh_TW" w:bidi="zh_TW"/>
+        </w:rPr>
+        <w:t>；參</w:t>
+      </w:r>
+      <w:hyperlink r:id="rId79">
+        <w:r>
+          <w:rPr>
+            <w:lang w:val="zh_TW" w:bidi="zh_TW"/>
+          </w:rPr>
+          <w:rPr>
+            <w:color w:val="0000EE"/>
+            <w:u w:val="single"/>
+          </w:rPr>
+          <w:t>民21:9</w:t>
+        </w:r>
+      </w:hyperlink>
+      <w:r>
+        <w:rPr>
+          <w:lang w:val="zh_TW" w:bidi="zh_TW"/>
+        </w:rPr>
+        <w:t>）。逾越節的羔羊（</w:t>
+      </w:r>
+      <w:hyperlink r:id="rId80">
+        <w:r>
+          <w:rPr>
+            <w:lang w:val="zh_TW" w:bidi="zh_TW"/>
+          </w:rPr>
+          <w:rPr>
+            <w:color w:val="0000EE"/>
+            <w:u w:val="single"/>
+          </w:rPr>
+          <w:t>出12:1–13</w:t>
+        </w:r>
+      </w:hyperlink>
+      <w:r>
+        <w:rPr>
+          <w:lang w:val="zh_TW" w:bidi="zh_TW"/>
+        </w:rPr>
+        <w:t>）是基督的預表（</w:t>
+      </w:r>
+      <w:hyperlink r:id="rId81">
+        <w:r>
+          <w:rPr>
+            <w:lang w:val="zh_TW" w:bidi="zh_TW"/>
+          </w:rPr>
+          <w:rPr>
+            <w:color w:val="0000EE"/>
+            <w:u w:val="single"/>
+          </w:rPr>
+          <w:t>林前5:7</w:t>
+        </w:r>
+      </w:hyperlink>
+      <w:r>
+        <w:rPr>
+          <w:lang w:val="zh_TW" w:bidi="zh_TW"/>
+        </w:rPr>
+        <w:t>）。以色列人在曠野中所喝的從磐石流出的水，這磐石（</w:t>
+      </w:r>
+      <w:hyperlink r:id="rId82">
+        <w:r>
+          <w:rPr>
+            <w:lang w:val="zh_TW" w:bidi="zh_TW"/>
+          </w:rPr>
+          <w:rPr>
+            <w:color w:val="0000EE"/>
+            <w:u w:val="single"/>
+          </w:rPr>
+          <w:t>出17:6</w:t>
+        </w:r>
+      </w:hyperlink>
+      <w:r>
+        <w:rPr>
+          <w:lang w:val="zh_TW" w:bidi="zh_TW"/>
+        </w:rPr>
+        <w:t>）預表基督（</w:t>
+      </w:r>
+      <w:hyperlink r:id="rId83">
+        <w:r>
+          <w:rPr>
+            <w:lang w:val="zh_TW" w:bidi="zh_TW"/>
+          </w:rPr>
+          <w:rPr>
+            <w:color w:val="0000EE"/>
+            <w:u w:val="single"/>
+          </w:rPr>
+          <w:t>林前10:3–4</w:t>
+        </w:r>
+      </w:hyperlink>
+      <w:r>
+        <w:rPr>
+          <w:lang w:val="zh_TW" w:bidi="zh_TW"/>
+        </w:rPr>
+        <w:t>）。在</w:t>
+      </w:r>
+      <w:hyperlink r:id="rId84">
+        <w:r>
+          <w:rPr>
+            <w:lang w:val="zh_TW" w:bidi="zh_TW"/>
+          </w:rPr>
+          <w:rPr>
+            <w:color w:val="0000EE"/>
+            <w:u w:val="single"/>
+          </w:rPr>
+          <w:t>羅馬書五章14節</w:t>
+        </w:r>
+      </w:hyperlink>
+      <w:r>
+        <w:rPr>
+          <w:lang w:val="zh_TW" w:bidi="zh_TW"/>
+        </w:rPr>
+        <w:t>中，亞當被稱為「以後要來之人的預像」，即基督的預表。</w:t>
+      </w:r>
+    </w:p>
+    <w:p>
+      <w:pPr/>
+      <w:r>
+        <w:rPr>
+          <w:lang w:val="zh_TW" w:bidi="zh_TW"/>
+        </w:rPr>
+      </w:r>
+      <w:r>
+        <w:rPr>
+          <w:lang w:val="zh_TW" w:bidi="zh_TW"/>
+        </w:rPr>
+        <w:t>希伯來書中有許多代表彌賽亞的預表。神在西奈山所頒佈的儀式律法中所有的獻祭，都是耶穌基督位格與工作的預表。祭壇上所灑的血，預表那位一次獻上永遠贖罪的救主的血（</w:t>
+      </w:r>
+      <w:hyperlink r:id="rId85">
+        <w:r>
+          <w:rPr>
+            <w:lang w:val="zh_TW" w:bidi="zh_TW"/>
+          </w:rPr>
+          <w:rPr>
+            <w:color w:val="0000EE"/>
+            <w:u w:val="single"/>
+          </w:rPr>
+          <w:t>來9:12–22</w:t>
+        </w:r>
+      </w:hyperlink>
+      <w:r>
+        <w:rPr>
+          <w:lang w:val="zh_TW" w:bidi="zh_TW"/>
+        </w:rPr>
+        <w:t>）。</w:t>
+      </w:r>
+      <w:r>
+        <w:rPr>
+          <w:lang w:val="zh_TW" w:bidi="zh_TW"/>
+        </w:rPr>
+      </w:r>
+      <w:r>
+        <w:rPr>
+          <w:lang w:val="zh_TW" w:bidi="zh_TW"/>
+        </w:rPr>
+      </w:r>
+    </w:p>
+    <w:p>
+      <w:pPr/>
+      <w:r>
+        <w:rPr>
+          <w:lang w:val="zh_TW" w:bidi="zh_TW"/>
+        </w:rPr>
+      </w:r>
+    </w:p>
+    <w:p>
+      <w:pPr>
+        <w:pStyle w:val="Heading2"/>
+      </w:pPr>
+      <w:r>
+        <w:rPr>
+          <w:lang w:val="zh_TW" w:bidi="zh_TW"/>
+        </w:rPr>
+        <w:t>預言</w:t>
+      </w:r>
+      <w:r>
+        <w:rPr>
+          <w:lang w:val="zh_TW" w:bidi="zh_TW"/>
+        </w:rPr>
+      </w:r>
+    </w:p>
+    <w:p>
+      <w:pPr/>
+      <w:r>
+        <w:rPr>
+          <w:lang w:val="zh_TW" w:bidi="zh_TW"/>
+        </w:rPr>
+      </w:r>
+      <w:r>
+        <w:rPr>
+          <w:lang w:val="zh_TW" w:bidi="zh_TW"/>
+        </w:rPr>
+        <w:t>這個詞，以及相關的「先知」（prophet）、「說預言」（to prophesy）、「先知主義」（prophetism）和「先知性」（prophetic），源自於一組希臘文詞彙，在世俗希臘文中意指「說出來」、「宣佈」、「宣告」。然而，在聖經希臘文中，這些詞語通常帶有屬靈啟示的意義，指人受到屬靈啟示而說話、宣佈或宣告。</w:t>
+      </w:r>
+    </w:p>
+    <w:p>
+      <w:pPr>
+        <w:pStyle w:val="Heading3"/>
+      </w:pPr>
+      <w:r>
+        <w:rPr>
+          <w:lang w:val="zh_TW" w:bidi="zh_TW"/>
+        </w:rPr>
+        <w:t>概述</w:t>
+      </w:r>
+    </w:p>
+    <w:p>
+      <w:pPr>
+        <w:pStyle w:val="ListBullet"/>
+        <w:spacing w:line="240" w:lineRule="auto"/>
+        <w:ind w:left="720"/>
+      </w:pPr>
+      <w:r>
+        <w:rPr>
+          <w:lang w:val="zh_TW" w:bidi="zh_TW"/>
+        </w:rPr>
+      </w:r>
+      <w:r>
+        <w:rPr>
+          <w:lang w:val="zh_TW" w:bidi="zh_TW"/>
+        </w:rPr>
+        <w:t>舊約中的預言</w:t>
+      </w:r>
+    </w:p>
+    <w:p>
+      <w:pPr>
+        <w:pStyle w:val="ListBullet"/>
+        <w:spacing w:line="240" w:lineRule="auto"/>
+        <w:ind w:left="720"/>
+      </w:pPr>
+      <w:r>
+        <w:rPr>
+          <w:lang w:val="zh_TW" w:bidi="zh_TW"/>
+        </w:rPr>
+      </w:r>
+      <w:r>
+        <w:rPr>
+          <w:lang w:val="zh_TW" w:bidi="zh_TW"/>
+        </w:rPr>
+        <w:t>舊約先知的類型</w:t>
+      </w:r>
+    </w:p>
+    <w:p>
+      <w:pPr>
+        <w:pStyle w:val="ListBullet"/>
+        <w:spacing w:line="240" w:lineRule="auto"/>
+        <w:ind w:left="720"/>
+      </w:pPr>
+      <w:r>
+        <w:rPr>
+          <w:lang w:val="zh_TW" w:bidi="zh_TW"/>
+        </w:rPr>
+      </w:r>
+      <w:r>
+        <w:rPr>
+          <w:lang w:val="zh_TW" w:bidi="zh_TW"/>
+        </w:rPr>
+        <w:t>先知的信息</w:t>
+      </w:r>
+    </w:p>
+    <w:p>
+      <w:pPr>
+        <w:pStyle w:val="ListBullet"/>
+        <w:spacing w:line="240" w:lineRule="auto"/>
+        <w:ind w:left="720"/>
+      </w:pPr>
+      <w:r>
+        <w:rPr>
+          <w:lang w:val="zh_TW" w:bidi="zh_TW"/>
+        </w:rPr>
+      </w:r>
+      <w:r>
+        <w:rPr>
+          <w:lang w:val="zh_TW" w:bidi="zh_TW"/>
+        </w:rPr>
+        <w:t>新約中的預言</w:t>
+      </w:r>
+    </w:p>
+    <w:p>
+      <w:pPr>
+        <w:pStyle w:val="ListBullet"/>
+        <w:spacing w:line="240" w:lineRule="auto"/>
+        <w:ind w:left="720"/>
+      </w:pPr>
+      <w:r>
+        <w:rPr>
+          <w:lang w:val="zh_TW" w:bidi="zh_TW"/>
+        </w:rPr>
+      </w:r>
+      <w:r>
+        <w:rPr>
+          <w:lang w:val="zh_TW" w:bidi="zh_TW"/>
+        </w:rPr>
+        <w:t>基督教先知的角色</w:t>
+      </w:r>
+    </w:p>
+    <w:p>
+      <w:pPr>
+        <w:pStyle w:val="Heading3"/>
+      </w:pPr>
+      <w:r>
+        <w:rPr>
+          <w:lang w:val="zh_TW" w:bidi="zh_TW"/>
+        </w:rPr>
+        <w:t>舊約中的預言</w:t>
+      </w:r>
+    </w:p>
+    <w:p>
+      <w:pPr/>
+      <w:r>
+        <w:rPr>
+          <w:lang w:val="zh_TW" w:bidi="zh_TW"/>
+        </w:rPr>
+      </w:r>
+      <w:r>
+        <w:rPr>
+          <w:lang w:val="zh_TW" w:bidi="zh_TW"/>
+        </w:rPr>
+        <w:t>舊約中，關於先知啟示本質最清楚且最重要的陳述之一，出現在</w:t>
+      </w:r>
+      <w:hyperlink r:id="rId86">
+        <w:r>
+          <w:rPr>
+            <w:lang w:val="zh_TW" w:bidi="zh_TW"/>
+          </w:rPr>
+          <w:rPr>
+            <w:color w:val="0000EE"/>
+            <w:u w:val="single"/>
+          </w:rPr>
+          <w:t>民數記十二章6至8節</w:t>
+        </w:r>
+      </w:hyperlink>
+      <w:r>
+        <w:rPr>
+          <w:lang w:val="zh_TW" w:bidi="zh_TW"/>
+        </w:rPr>
+        <w:t>：</w:t>
+      </w:r>
+    </w:p>
+    <w:p>
+      <w:pPr/>
+      <w:r>
+        <w:rPr>
+          <w:lang w:val="zh_TW" w:bidi="zh_TW"/>
+        </w:rPr>
+      </w:r>
+      <w:r>
+        <w:rPr>
+          <w:lang w:val="zh_TW" w:bidi="zh_TW"/>
+        </w:rPr>
+        <w:t>耶和華說：「你們且聽我的話：你們中間若有先知，我──耶和華必在異象中向他顯現，在夢中與他說話。我的僕人摩西不是這樣；他是在我全家盡忠的。我要與他面對面說話，乃是明說，不用謎語，並且他必見我的形像。」</w:t>
+      </w:r>
+    </w:p>
+    <w:p>
+      <w:pPr/>
+      <w:r>
+        <w:rPr>
+          <w:lang w:val="zh_TW" w:bidi="zh_TW"/>
+        </w:rPr>
+      </w:r>
+      <w:r>
+        <w:rPr>
+          <w:lang w:val="zh_TW" w:bidi="zh_TW"/>
+        </w:rPr>
+        <w:t>我們從這段經文，可以看見幾個關於預言啟示本質的重要見解：</w:t>
+      </w:r>
+    </w:p>
+    <w:p>
+      <w:pPr>
+        <w:pStyle w:val="ListNumber"/>
+        <w:numPr>
+          <w:ilvl w:val="0"/>
+          <w:numId w:val="14"/>
+        </w:numPr>
+        <w:spacing w:line="240" w:lineRule="auto"/>
+        <w:ind w:left="720"/>
+      </w:pPr>
+      <w:r>
+        <w:rPr>
+          <w:lang w:val="zh_TW" w:bidi="zh_TW"/>
+        </w:rPr>
+      </w:r>
+      <w:r>
+        <w:rPr>
+          <w:lang w:val="zh_TW" w:bidi="zh_TW"/>
+        </w:rPr>
+        <w:t>摩西的預言恩賜是獨特的，因為只有他直接從神那裡領受啟示。</w:t>
+      </w:r>
+    </w:p>
+    <w:p>
+      <w:pPr>
+        <w:pStyle w:val="ListNumber"/>
+        <w:spacing w:line="240" w:lineRule="auto"/>
+        <w:ind w:left="720"/>
+      </w:pPr>
+      <w:r>
+        <w:rPr>
+          <w:lang w:val="zh_TW" w:bidi="zh_TW"/>
+        </w:rPr>
+      </w:r>
+      <w:r>
+        <w:rPr>
+          <w:lang w:val="zh_TW" w:bidi="zh_TW"/>
+        </w:rPr>
+        <w:t>通常，人們會在夢境或異象中領受預言啟示。</w:t>
+      </w:r>
+    </w:p>
+    <w:p>
+      <w:pPr>
+        <w:pStyle w:val="ListNumber"/>
+        <w:spacing w:line="240" w:lineRule="auto"/>
+        <w:ind w:left="720"/>
+      </w:pPr>
+      <w:r>
+        <w:rPr>
+          <w:lang w:val="zh_TW" w:bidi="zh_TW"/>
+        </w:rPr>
+      </w:r>
+      <w:r>
+        <w:rPr>
+          <w:lang w:val="zh_TW" w:bidi="zh_TW"/>
+        </w:rPr>
+        <w:t>預言啟示的含義一一定完全明確，有時預言是模稜兩可的。</w:t>
+      </w:r>
+    </w:p>
+    <w:p>
+      <w:pPr/>
+      <w:r>
+        <w:rPr>
+          <w:lang w:val="zh_TW" w:bidi="zh_TW"/>
+        </w:rPr>
+      </w:r>
+      <w:hyperlink r:id="rId87">
+        <w:r>
+          <w:rPr>
+            <w:lang w:val="zh_TW" w:bidi="zh_TW"/>
+          </w:rPr>
+          <w:rPr>
+            <w:color w:val="0000EE"/>
+            <w:u w:val="single"/>
+          </w:rPr>
+          <w:t>申命記十八章18節</w:t>
+        </w:r>
+      </w:hyperlink>
+      <w:r>
+        <w:rPr>
+          <w:lang w:val="zh_TW" w:bidi="zh_TW"/>
+        </w:rPr>
+        <w:t>進一步揭示了預言啟示的本質：「我（神）必在他們弟兄中間給他們（以色列人）興起一位先知，像你（摩西）。我要將當說的話傳給他；他要將我一切所吩咐的都傳給他們。」這處經文之所以引人注目，是因為耶穌被認為是應驗了這個預言的「一位先知像我（摩西）」（</w:t>
+      </w:r>
+      <w:hyperlink r:id="rId88">
+        <w:r>
+          <w:rPr>
+            <w:lang w:val="zh_TW" w:bidi="zh_TW"/>
+          </w:rPr>
+          <w:rPr>
+            <w:color w:val="0000EE"/>
+            <w:u w:val="single"/>
+          </w:rPr>
+          <w:t>徒3:22</w:t>
+        </w:r>
+      </w:hyperlink>
+      <w:r>
+        <w:rPr>
+          <w:lang w:val="zh_TW" w:bidi="zh_TW"/>
+        </w:rPr>
+        <w:t>，</w:t>
+      </w:r>
+      <w:hyperlink r:id="rId89">
+        <w:r>
+          <w:rPr>
+            <w:lang w:val="zh_TW" w:bidi="zh_TW"/>
+          </w:rPr>
+          <w:rPr>
+            <w:color w:val="0000EE"/>
+            <w:u w:val="single"/>
+          </w:rPr>
+          <w:t>7:37</w:t>
+        </w:r>
+      </w:hyperlink>
+      <w:r>
+        <w:rPr>
+          <w:lang w:val="zh_TW" w:bidi="zh_TW"/>
+        </w:rPr>
+        <w:t>）。但在歷史上更直接的參照，是指從約書亞到瑪拉基，這一系列引導以色列的先知。「我要將當說的話傳給他」這句話，指的是神啟示的過程，讓人聯想到舊約中常見的先知表達方式「耶和華的話臨到（某位先知）」（例如，見</w:t>
+      </w:r>
+      <w:hyperlink r:id="rId90">
+        <w:r>
+          <w:rPr>
+            <w:lang w:val="zh_TW" w:bidi="zh_TW"/>
+          </w:rPr>
+          <w:rPr>
+            <w:color w:val="0000EE"/>
+            <w:u w:val="single"/>
+          </w:rPr>
+          <w:t>撒上15:10</w:t>
+        </w:r>
+      </w:hyperlink>
+      <w:r>
+        <w:rPr>
+          <w:lang w:val="zh_TW" w:bidi="zh_TW"/>
+        </w:rPr>
+        <w:t>；</w:t>
+      </w:r>
+      <w:hyperlink r:id="rId91">
+        <w:r>
+          <w:rPr>
+            <w:lang w:val="zh_TW" w:bidi="zh_TW"/>
+          </w:rPr>
+          <w:rPr>
+            <w:color w:val="0000EE"/>
+            <w:u w:val="single"/>
+          </w:rPr>
+          <w:t>撒下24:11</w:t>
+        </w:r>
+      </w:hyperlink>
+      <w:r>
+        <w:rPr>
+          <w:lang w:val="zh_TW" w:bidi="zh_TW"/>
+        </w:rPr>
+        <w:t>；</w:t>
+      </w:r>
+      <w:hyperlink r:id="rId92">
+        <w:r>
+          <w:rPr>
+            <w:lang w:val="zh_TW" w:bidi="zh_TW"/>
+          </w:rPr>
+          <w:rPr>
+            <w:color w:val="0000EE"/>
+            <w:u w:val="single"/>
+          </w:rPr>
+          <w:t>王上19:9</w:t>
+        </w:r>
+      </w:hyperlink>
+      <w:r>
+        <w:rPr>
+          <w:lang w:val="zh_TW" w:bidi="zh_TW"/>
+        </w:rPr>
+        <w:t>；</w:t>
+      </w:r>
+      <w:hyperlink r:id="rId93">
+        <w:r>
+          <w:rPr>
+            <w:lang w:val="zh_TW" w:bidi="zh_TW"/>
+          </w:rPr>
+          <w:rPr>
+            <w:color w:val="0000EE"/>
+            <w:u w:val="single"/>
+          </w:rPr>
+          <w:t>拿1:1</w:t>
+        </w:r>
+      </w:hyperlink>
+      <w:r>
+        <w:rPr>
+          <w:lang w:val="zh_TW" w:bidi="zh_TW"/>
+        </w:rPr>
+        <w:t>；</w:t>
+      </w:r>
+      <w:hyperlink r:id="rId94">
+        <w:r>
+          <w:rPr>
+            <w:lang w:val="zh_TW" w:bidi="zh_TW"/>
+          </w:rPr>
+          <w:rPr>
+            <w:color w:val="0000EE"/>
+            <w:u w:val="single"/>
+          </w:rPr>
+          <w:t>該1:1</w:t>
+        </w:r>
+      </w:hyperlink>
+      <w:r>
+        <w:rPr>
+          <w:lang w:val="zh_TW" w:bidi="zh_TW"/>
+        </w:rPr>
+        <w:t>，</w:t>
+      </w:r>
+      <w:hyperlink r:id="rId95">
+        <w:r>
+          <w:rPr>
+            <w:lang w:val="zh_TW" w:bidi="zh_TW"/>
+          </w:rPr>
+          <w:rPr>
+            <w:color w:val="0000EE"/>
+            <w:u w:val="single"/>
+          </w:rPr>
+          <w:t>2:1、20</w:t>
+        </w:r>
+      </w:hyperlink>
+      <w:r>
+        <w:rPr>
+          <w:lang w:val="zh_TW" w:bidi="zh_TW"/>
+        </w:rPr>
+        <w:t>；</w:t>
+      </w:r>
+      <w:hyperlink r:id="rId96">
+        <w:r>
+          <w:rPr>
+            <w:lang w:val="zh_TW" w:bidi="zh_TW"/>
+          </w:rPr>
+          <w:rPr>
+            <w:color w:val="0000EE"/>
+            <w:u w:val="single"/>
+          </w:rPr>
+          <w:t>亞7:1、8</w:t>
+        </w:r>
+      </w:hyperlink>
+      <w:r>
+        <w:rPr>
+          <w:lang w:val="zh_TW" w:bidi="zh_TW"/>
+        </w:rPr>
+        <w:t>，</w:t>
+      </w:r>
+      <w:hyperlink r:id="rId97">
+        <w:r>
+          <w:rPr>
+            <w:lang w:val="zh_TW" w:bidi="zh_TW"/>
+          </w:rPr>
+          <w:rPr>
+            <w:color w:val="0000EE"/>
+            <w:u w:val="single"/>
+          </w:rPr>
+          <w:t>8:1</w:t>
+        </w:r>
+      </w:hyperlink>
+      <w:r>
+        <w:rPr>
+          <w:lang w:val="zh_TW" w:bidi="zh_TW"/>
+        </w:rPr>
+        <w:t>）。真正的先知會講述（或重複）神告訴他〔或她〕的一切。</w:t>
+      </w:r>
+    </w:p>
+    <w:p>
+      <w:pPr>
+        <w:pStyle w:val="Heading4"/>
+      </w:pPr>
+      <w:r>
+        <w:rPr>
+          <w:lang w:val="zh_TW" w:bidi="zh_TW"/>
+        </w:rPr>
+        <w:t>預言啟示的模式</w:t>
+      </w:r>
+    </w:p>
+    <w:p>
+      <w:pPr/>
+      <w:r>
+        <w:rPr>
+          <w:lang w:val="zh_TW" w:bidi="zh_TW"/>
+        </w:rPr>
+      </w:r>
+      <w:r>
+        <w:rPr>
+          <w:lang w:val="zh_TW" w:bidi="zh_TW"/>
+        </w:rPr>
+        <w:t>夢境是古代世界普遍認可的啟示方式，但它在希臘的地位比在古代以色列的地位更高。聖經中的啟示性夢境可分為兩大類：（1）意義顯而易見的夢境，和（2）通常需要專門解夢者解釋，具象徵意義的夢境；這兩類夢境通常都包括視覺和聽覺元素。在那些意義顯而易見的夢境中，通常會有超自然的存在（神或天使）向夢者顯現，並以直接的方式與其交談。</w:t>
+      </w:r>
+    </w:p>
+    <w:p>
+      <w:pPr/>
+      <w:r>
+        <w:rPr>
+          <w:lang w:val="zh_TW" w:bidi="zh_TW"/>
+        </w:rPr>
+      </w:r>
+      <w:r>
+        <w:rPr>
+          <w:lang w:val="zh_TW" w:bidi="zh_TW"/>
+        </w:rPr>
+        <w:t>較常見的，則是具有象徵元素的啟示性夢境，需要解夢者解釋。舊約中的兩大解夢者是約瑟和但以理，其中但以理明確稱為先知。約瑟自己夢見的兩個象徵性夢境（</w:t>
+      </w:r>
+      <w:hyperlink r:id="rId98">
+        <w:r>
+          <w:rPr>
+            <w:lang w:val="zh_TW" w:bidi="zh_TW"/>
+          </w:rPr>
+          <w:rPr>
+            <w:color w:val="0000EE"/>
+            <w:u w:val="single"/>
+          </w:rPr>
+          <w:t>創37:5–11</w:t>
+        </w:r>
+      </w:hyperlink>
+      <w:r>
+        <w:rPr>
+          <w:lang w:val="zh_TW" w:bidi="zh_TW"/>
+        </w:rPr>
+        <w:t>），其意義相對明顯，因此他的兄弟和父親能夠立即解釋。酒政和膳長的夢則較為複雜（</w:t>
+      </w:r>
+      <w:hyperlink r:id="rId99">
+        <w:r>
+          <w:rPr>
+            <w:lang w:val="zh_TW" w:bidi="zh_TW"/>
+          </w:rPr>
+          <w:rPr>
+            <w:color w:val="0000EE"/>
+            <w:u w:val="single"/>
+          </w:rPr>
+          <w:t>40:1–19</w:t>
+        </w:r>
+      </w:hyperlink>
+      <w:r>
+        <w:rPr>
+          <w:lang w:val="zh_TW" w:bidi="zh_TW"/>
+        </w:rPr>
+        <w:t>），法老的夢也是如此，約瑟得到神的幫助，得以解釋這些夢。同樣，但以理也能解釋尼布甲尼撒的夢（</w:t>
+      </w:r>
+      <w:hyperlink r:id="rId100">
+        <w:r>
+          <w:rPr>
+            <w:lang w:val="zh_TW" w:bidi="zh_TW"/>
+          </w:rPr>
+          <w:rPr>
+            <w:color w:val="0000EE"/>
+            <w:u w:val="single"/>
+          </w:rPr>
+          <w:t>但2:25–45</w:t>
+        </w:r>
+      </w:hyperlink>
+      <w:r>
+        <w:rPr>
+          <w:lang w:val="zh_TW" w:bidi="zh_TW"/>
+        </w:rPr>
+        <w:t>，</w:t>
+      </w:r>
+      <w:hyperlink r:id="rId101">
+        <w:r>
+          <w:rPr>
+            <w:lang w:val="zh_TW" w:bidi="zh_TW"/>
+          </w:rPr>
+          <w:rPr>
+            <w:color w:val="0000EE"/>
+            <w:u w:val="single"/>
+          </w:rPr>
+          <w:t>4:4–27</w:t>
+        </w:r>
+      </w:hyperlink>
+      <w:r>
+        <w:rPr>
+          <w:lang w:val="zh_TW" w:bidi="zh_TW"/>
+        </w:rPr>
+        <w:t>）。約瑟和但以理都指出解夢的能力出於神（</w:t>
+      </w:r>
+      <w:hyperlink r:id="rId102">
+        <w:r>
+          <w:rPr>
+            <w:lang w:val="zh_TW" w:bidi="zh_TW"/>
+          </w:rPr>
+          <w:rPr>
+            <w:color w:val="0000EE"/>
+            <w:u w:val="single"/>
+          </w:rPr>
+          <w:t>創40:8，</w:t>
+        </w:r>
+      </w:hyperlink>
+      <w:hyperlink r:id="rId103">
+        <w:r>
+          <w:rPr>
+            <w:lang w:val="zh_TW" w:bidi="zh_TW"/>
+          </w:rPr>
+          <w:rPr>
+            <w:color w:val="0000EE"/>
+            <w:u w:val="single"/>
+          </w:rPr>
+          <w:t>41:16、25</w:t>
+        </w:r>
+      </w:hyperlink>
+      <w:r>
+        <w:rPr>
+          <w:lang w:val="zh_TW" w:bidi="zh_TW"/>
+        </w:rPr>
+        <w:t>；</w:t>
+      </w:r>
+      <w:hyperlink r:id="rId104">
+        <w:r>
+          <w:rPr>
+            <w:lang w:val="zh_TW" w:bidi="zh_TW"/>
+          </w:rPr>
+          <w:rPr>
+            <w:color w:val="0000EE"/>
+            <w:u w:val="single"/>
+          </w:rPr>
+          <w:t>但2:27–30</w:t>
+        </w:r>
+      </w:hyperlink>
+      <w:r>
+        <w:rPr>
+          <w:lang w:val="zh_TW" w:bidi="zh_TW"/>
+        </w:rPr>
+        <w:t>；參</w:t>
+      </w:r>
+      <w:hyperlink r:id="rId105">
+        <w:r>
+          <w:rPr>
+            <w:lang w:val="zh_TW" w:bidi="zh_TW"/>
+          </w:rPr>
+          <w:rPr>
+            <w:color w:val="0000EE"/>
+            <w:u w:val="single"/>
+          </w:rPr>
+          <w:t>4:9</w:t>
+        </w:r>
+      </w:hyperlink>
+      <w:r>
+        <w:rPr>
+          <w:lang w:val="zh_TW" w:bidi="zh_TW"/>
+        </w:rPr>
+        <w:t>）。描述預言啟示的模式時，夢和異象幾乎可以互換使用（</w:t>
+      </w:r>
+      <w:hyperlink r:id="rId106">
+        <w:r>
+          <w:rPr>
+            <w:lang w:val="zh_TW" w:bidi="zh_TW"/>
+          </w:rPr>
+          <w:rPr>
+            <w:color w:val="0000EE"/>
+            <w:u w:val="single"/>
+          </w:rPr>
+          <w:t>珥2:28</w:t>
+        </w:r>
+      </w:hyperlink>
+      <w:r>
+        <w:rPr>
+          <w:lang w:val="zh_TW" w:bidi="zh_TW"/>
+        </w:rPr>
+        <w:t>）；但除了但以理之外，夢並不是舊約先知啟示的重要部分。</w:t>
+      </w:r>
+    </w:p>
+    <w:p>
+      <w:pPr/>
+      <w:r>
+        <w:rPr>
+          <w:lang w:val="zh_TW" w:bidi="zh_TW"/>
+        </w:rPr>
+      </w:r>
+      <w:r>
+        <w:rPr>
+          <w:lang w:val="zh_TW" w:bidi="zh_TW"/>
+        </w:rPr>
+        <w:t>異象是預言啟示中最具特徵的模式之一（</w:t>
+      </w:r>
+      <w:hyperlink r:id="rId107">
+        <w:r>
+          <w:rPr>
+            <w:lang w:val="zh_TW" w:bidi="zh_TW"/>
+          </w:rPr>
+          <w:rPr>
+            <w:color w:val="0000EE"/>
+            <w:u w:val="single"/>
+          </w:rPr>
+          <w:t>民12:6</w:t>
+        </w:r>
+      </w:hyperlink>
+      <w:r>
+        <w:rPr>
+          <w:lang w:val="zh_TW" w:bidi="zh_TW"/>
+        </w:rPr>
+        <w:t>，</w:t>
+      </w:r>
+      <w:hyperlink r:id="rId108">
+        <w:r>
+          <w:rPr>
+            <w:lang w:val="zh_TW" w:bidi="zh_TW"/>
+          </w:rPr>
+          <w:rPr>
+            <w:color w:val="0000EE"/>
+            <w:u w:val="single"/>
+          </w:rPr>
+          <w:t>24:4、16</w:t>
+        </w:r>
+      </w:hyperlink>
+      <w:r>
+        <w:rPr>
+          <w:lang w:val="zh_TW" w:bidi="zh_TW"/>
+        </w:rPr>
+        <w:t>；</w:t>
+      </w:r>
+      <w:hyperlink r:id="rId109">
+        <w:r>
+          <w:rPr>
+            <w:lang w:val="zh_TW" w:bidi="zh_TW"/>
+          </w:rPr>
+          <w:rPr>
+            <w:color w:val="0000EE"/>
+            <w:u w:val="single"/>
+          </w:rPr>
+          <w:t>何12:10</w:t>
+        </w:r>
+      </w:hyperlink>
+      <w:r>
+        <w:rPr>
+          <w:lang w:val="zh_TW" w:bidi="zh_TW"/>
+        </w:rPr>
+        <w:t>）。先知所經歷的啟示性異象，不僅僅局限於視覺現象，還包括聽覺方面。在</w:t>
+      </w:r>
+      <w:hyperlink r:id="rId110">
+        <w:r>
+          <w:rPr>
+            <w:lang w:val="zh_TW" w:bidi="zh_TW"/>
+          </w:rPr>
+          <w:rPr>
+            <w:color w:val="0000EE"/>
+            <w:u w:val="single"/>
+          </w:rPr>
+          <w:t>以賽亞書一章1節</w:t>
+        </w:r>
+      </w:hyperlink>
+      <w:r>
+        <w:rPr>
+          <w:lang w:val="zh_TW" w:bidi="zh_TW"/>
+        </w:rPr>
+        <w:t>中，作者將整卷先知書描述為「異象」：「當烏西雅、約坦、亞哈斯、希西家作猶大王的時候， 亞摩斯的兒子以賽亞得默示，論到猶大和耶路撒冷。」然而在接下來的經文中，以賽亞說：「 天哪，要聽！地啊，側耳而聽！因為耶和華說。」同樣在</w:t>
+      </w:r>
+      <w:hyperlink r:id="rId111">
+        <w:r>
+          <w:rPr>
+            <w:lang w:val="zh_TW" w:bidi="zh_TW"/>
+          </w:rPr>
+          <w:rPr>
+            <w:color w:val="0000EE"/>
+            <w:u w:val="single"/>
+          </w:rPr>
+          <w:t>阿摩司書一章1節</w:t>
+        </w:r>
+      </w:hyperlink>
+      <w:r>
+        <w:rPr>
+          <w:lang w:val="zh_TW" w:bidi="zh_TW"/>
+        </w:rPr>
+        <w:t>中，「這提哥亞牧人中的阿摩司</w:t>
       </w:r>
       <w:r>
         <w:rPr>
           <w:i/>
           <w:lang w:val="zh_TW" w:bidi="zh_TW"/>
         </w:rPr>
-        <w:t xml:space="preserve">evangelion </w:t>
-      </w:r>
-      <w:r>
-        <w:rPr>
-          <w:lang w:val="zh_TW" w:bidi="zh_TW"/>
-        </w:rPr>
-        <w:t>（意為「福音」或「好消息」）</w:t>
+        <w:t>得默示</w:t>
+      </w:r>
+      <w:r>
+        <w:rPr>
+          <w:lang w:val="zh_TW" w:bidi="zh_TW"/>
+        </w:rPr>
+        <w:t>論以色列」（斜體為筆者所加）。</w:t>
+      </w:r>
+    </w:p>
+    <w:p>
+      <w:pPr>
+        <w:pStyle w:val="Heading4"/>
+      </w:pPr>
+      <w:r>
+        <w:rPr>
+          <w:lang w:val="zh_TW" w:bidi="zh_TW"/>
+        </w:rPr>
+        <w:t>預言啟示的表現形式</w:t>
+      </w:r>
+    </w:p>
+    <w:p>
+      <w:pPr/>
+      <w:r>
+        <w:rPr>
+          <w:lang w:val="zh_TW" w:bidi="zh_TW"/>
+        </w:rPr>
+      </w:r>
+      <w:r>
+        <w:rPr>
+          <w:lang w:val="zh_TW" w:bidi="zh_TW"/>
+        </w:rPr>
+        <w:t>所有預言，不論聖經內外，都假設先知擁有超自然力量，或是受到超自然力量所附著。這種力量會導致許多不同類型的外顯行為。</w:t>
+      </w:r>
+    </w:p>
+    <w:p>
+      <w:pPr/>
+      <w:r>
+        <w:rPr>
+          <w:lang w:val="zh_TW" w:bidi="zh_TW"/>
+        </w:rPr>
+      </w:r>
+      <w:r>
+        <w:rPr>
+          <w:lang w:val="zh_TW" w:bidi="zh_TW"/>
+        </w:rPr>
+        <w:t>這種通常稱為「入神」（ecstatic）的預言現象，似乎在公元前十三世紀，希伯來人到達迦南之前就已存在。關於以色列中入神預言的首個記載，出現在</w:t>
+      </w:r>
+      <w:hyperlink r:id="rId112">
+        <w:r>
+          <w:rPr>
+            <w:lang w:val="zh_TW" w:bidi="zh_TW"/>
+          </w:rPr>
+          <w:rPr>
+            <w:color w:val="0000EE"/>
+            <w:u w:val="single"/>
+          </w:rPr>
+          <w:t>撒母耳記上十章5至13節</w:t>
+        </w:r>
+      </w:hyperlink>
+      <w:r>
+        <w:rPr>
+          <w:lang w:val="zh_TW" w:bidi="zh_TW"/>
+        </w:rPr>
+        <w:t>（公元前十一世紀），並且至少持續到公元前六世紀（</w:t>
+      </w:r>
+      <w:hyperlink r:id="rId113">
+        <w:r>
+          <w:rPr>
+            <w:lang w:val="zh_TW" w:bidi="zh_TW"/>
+          </w:rPr>
+          <w:rPr>
+            <w:color w:val="0000EE"/>
+            <w:u w:val="single"/>
+          </w:rPr>
+          <w:t>耶29:26</w:t>
+        </w:r>
+      </w:hyperlink>
+      <w:r>
+        <w:rPr>
+          <w:lang w:val="zh_TW" w:bidi="zh_TW"/>
+        </w:rPr>
+        <w:t>）。</w:t>
+      </w:r>
+    </w:p>
+    <w:p>
+      <w:pPr/>
+      <w:r>
+        <w:rPr>
+          <w:lang w:val="zh_TW" w:bidi="zh_TW"/>
+        </w:rPr>
+      </w:r>
+      <w:r>
+        <w:rPr>
+          <w:lang w:val="zh_TW" w:bidi="zh_TW"/>
+        </w:rPr>
+        <w:t>入神的先知通常通過自我誘導的方式，達到類似恍惚的狀態。最常用來達到入神狀態的方式，是使用樂器，例如豎琴、手鼓、笛子和琴（</w:t>
+      </w:r>
+      <w:hyperlink r:id="rId114">
+        <w:r>
+          <w:rPr>
+            <w:lang w:val="zh_TW" w:bidi="zh_TW"/>
+          </w:rPr>
+          <w:rPr>
+            <w:color w:val="0000EE"/>
+            <w:u w:val="single"/>
+          </w:rPr>
+          <w:t>撒上10:5</w:t>
+        </w:r>
+      </w:hyperlink>
+      <w:r>
+        <w:rPr>
+          <w:lang w:val="zh_TW" w:bidi="zh_TW"/>
+        </w:rPr>
+        <w:t>）。在巴力的先知中，鞭打自己也是引發入神的一種方式（</w:t>
+      </w:r>
+      <w:hyperlink r:id="rId115">
+        <w:r>
+          <w:rPr>
+            <w:lang w:val="zh_TW" w:bidi="zh_TW"/>
+          </w:rPr>
+          <w:rPr>
+            <w:color w:val="0000EE"/>
+            <w:u w:val="single"/>
+          </w:rPr>
+          <w:t>王上18:28–29</w:t>
+        </w:r>
+      </w:hyperlink>
+      <w:r>
+        <w:rPr>
+          <w:lang w:val="zh_TW" w:bidi="zh_TW"/>
+        </w:rPr>
+        <w:t>）。</w:t>
+      </w:r>
+    </w:p>
+    <w:p>
+      <w:pPr/>
+      <w:r>
+        <w:rPr>
+          <w:lang w:val="zh_TW" w:bidi="zh_TW"/>
+        </w:rPr>
+      </w:r>
+      <w:r>
+        <w:rPr>
+          <w:lang w:val="zh_TW" w:bidi="zh_TW"/>
+        </w:rPr>
+        <w:t>這類入神的預言通常由一群先知進行（</w:t>
+      </w:r>
+      <w:hyperlink r:id="rId114">
+        <w:r>
+          <w:rPr>
+            <w:lang w:val="zh_TW" w:bidi="zh_TW"/>
+          </w:rPr>
+          <w:rPr>
+            <w:color w:val="0000EE"/>
+            <w:u w:val="single"/>
+          </w:rPr>
+          <w:t>撒上10:5</w:t>
+        </w:r>
+      </w:hyperlink>
+      <w:r>
+        <w:rPr>
+          <w:lang w:val="zh_TW" w:bidi="zh_TW"/>
+        </w:rPr>
+        <w:t>），並且這種入神是具有傳染性的。當掃羅遇到一隊這樣的先知時，神的靈降在他身上，他也開始說預言（</w:t>
+      </w:r>
+      <w:hyperlink r:id="rId116">
+        <w:r>
+          <w:rPr>
+            <w:lang w:val="zh_TW" w:bidi="zh_TW"/>
+          </w:rPr>
+          <w:rPr>
+            <w:color w:val="0000EE"/>
+            <w:u w:val="single"/>
+          </w:rPr>
+          <w:t>10–13</w:t>
+        </w:r>
+      </w:hyperlink>
+      <w:r>
+        <w:rPr>
+          <w:lang w:val="zh_TW" w:bidi="zh_TW"/>
+        </w:rPr>
+        <w:t>節）。這種現象後來又發生在掃羅派去的幾位使者身上（</w:t>
+      </w:r>
+      <w:hyperlink r:id="rId117">
+        <w:r>
+          <w:rPr>
+            <w:lang w:val="zh_TW" w:bidi="zh_TW"/>
+          </w:rPr>
+          <w:rPr>
+            <w:color w:val="0000EE"/>
+            <w:u w:val="single"/>
+          </w:rPr>
+          <w:t>19:20–22</w:t>
+        </w:r>
+      </w:hyperlink>
+      <w:r>
+        <w:rPr>
+          <w:lang w:val="zh_TW" w:bidi="zh_TW"/>
+        </w:rPr>
+        <w:t>）。掃羅再次開始預言，並且他的入神行為在</w:t>
+      </w:r>
+      <w:hyperlink r:id="rId118">
+        <w:r>
+          <w:rPr>
+            <w:lang w:val="zh_TW" w:bidi="zh_TW"/>
+          </w:rPr>
+          <w:rPr>
+            <w:color w:val="0000EE"/>
+            <w:u w:val="single"/>
+          </w:rPr>
+          <w:t>撒母耳記上十九章24節</w:t>
+        </w:r>
+      </w:hyperlink>
+      <w:r>
+        <w:rPr>
+          <w:lang w:val="zh_TW" w:bidi="zh_TW"/>
+        </w:rPr>
+        <w:t>中有所描述。當以利沙被要求為以色列王約蘭說預言時，他首先要求一名樂師。當樂師奏樂時，耶和華的靈降在他身上（</w:t>
+      </w:r>
+      <w:hyperlink r:id="rId119">
+        <w:r>
+          <w:rPr>
+            <w:lang w:val="zh_TW" w:bidi="zh_TW"/>
+          </w:rPr>
+          <w:rPr>
+            <w:color w:val="0000EE"/>
+            <w:u w:val="single"/>
+          </w:rPr>
+          <w:t>王下3:15</w:t>
+        </w:r>
+      </w:hyperlink>
+      <w:r>
+        <w:rPr>
+          <w:lang w:val="zh_TW" w:bidi="zh_TW"/>
+        </w:rPr>
+        <w:t>）。</w:t>
+      </w:r>
+    </w:p>
+    <w:p>
+      <w:pPr>
+        <w:pStyle w:val="Heading3"/>
+      </w:pPr>
+      <w:r>
+        <w:rPr>
+          <w:lang w:val="zh_TW" w:bidi="zh_TW"/>
+        </w:rPr>
+        <w:t>舊約先知的類型</w:t>
+      </w:r>
+    </w:p>
+    <w:p>
+      <w:pPr/>
+      <w:r>
+        <w:rPr>
+          <w:lang w:val="zh_TW" w:bidi="zh_TW"/>
+        </w:rPr>
+      </w:r>
+      <w:r>
+        <w:rPr>
+          <w:lang w:val="zh_TW" w:bidi="zh_TW"/>
+        </w:rPr>
+        <w:t>在舊約中，先知受差遣的方式主要有兩種。第一種是神直接呼召人，而該人對這呼召提出異議，接著透過他與神的對話，逐漸克服內心的阻礙。這類先知受差遣的典型例子可見於</w:t>
+      </w:r>
+      <w:hyperlink r:id="rId120">
+        <w:r>
+          <w:rPr>
+            <w:lang w:val="zh_TW" w:bidi="zh_TW"/>
+          </w:rPr>
+          <w:rPr>
+            <w:color w:val="0000EE"/>
+            <w:u w:val="single"/>
+          </w:rPr>
+          <w:t>耶利米書一章4至8節</w:t>
+        </w:r>
+      </w:hyperlink>
+      <w:r>
+        <w:rPr>
+          <w:lang w:val="zh_TW" w:bidi="zh_TW"/>
+        </w:rPr>
+        <w:t>：</w:t>
+      </w:r>
+    </w:p>
+    <w:p>
+      <w:pPr/>
+      <w:r>
+        <w:rPr>
+          <w:lang w:val="zh_TW" w:bidi="zh_TW"/>
+        </w:rPr>
+      </w:r>
+      <w:r>
+        <w:rPr>
+          <w:lang w:val="zh_TW" w:bidi="zh_TW"/>
+        </w:rPr>
+        <w:t>耶和華的話臨到我，說：我未將你造在腹中，我已曉得你；你未出母胎，我已分別你為聖；我已派你作列國的先知。</w:t>
+      </w:r>
+    </w:p>
+    <w:p>
+      <w:pPr/>
+      <w:r>
+        <w:rPr>
+          <w:lang w:val="zh_TW" w:bidi="zh_TW"/>
+        </w:rPr>
+      </w:r>
+      <w:r>
+        <w:rPr>
+          <w:lang w:val="zh_TW" w:bidi="zh_TW"/>
+        </w:rPr>
+        <w:t>我就說：主耶和華啊，我不知怎樣說，因為我是年幼的。</w:t>
+      </w:r>
+    </w:p>
+    <w:p>
+      <w:pPr/>
+      <w:r>
+        <w:rPr>
+          <w:lang w:val="zh_TW" w:bidi="zh_TW"/>
+        </w:rPr>
+      </w:r>
+      <w:r>
+        <w:rPr>
+          <w:lang w:val="zh_TW" w:bidi="zh_TW"/>
+        </w:rPr>
+        <w:t>耶和華對我說：你不要說我是年幼的，因為我差遣你到誰那裏去，你都要去；我吩咐你說甚麼話，你都要說。你不要懼怕他們，因為我與你同在，要拯救你。這是耶和華說的。</w:t>
+      </w:r>
+    </w:p>
+    <w:p>
+      <w:pPr/>
+      <w:r>
+        <w:rPr>
+          <w:lang w:val="zh_TW" w:bidi="zh_TW"/>
+        </w:rPr>
+      </w:r>
+      <w:r>
+        <w:rPr>
+          <w:lang w:val="zh_TW" w:bidi="zh_TW"/>
+        </w:rPr>
+        <w:t>類似的先知受差遣方式，也出現在摩西（</w:t>
+      </w:r>
+      <w:hyperlink r:id="rId121">
+        <w:r>
+          <w:rPr>
+            <w:lang w:val="zh_TW" w:bidi="zh_TW"/>
+          </w:rPr>
+          <w:rPr>
+            <w:color w:val="0000EE"/>
+            <w:u w:val="single"/>
+          </w:rPr>
+          <w:t>出3:1–4:17</w:t>
+        </w:r>
+      </w:hyperlink>
+      <w:r>
+        <w:rPr>
+          <w:lang w:val="zh_TW" w:bidi="zh_TW"/>
+        </w:rPr>
+        <w:t>）和基甸（</w:t>
+      </w:r>
+      <w:hyperlink r:id="rId122">
+        <w:r>
+          <w:rPr>
+            <w:lang w:val="zh_TW" w:bidi="zh_TW"/>
+          </w:rPr>
+          <w:rPr>
+            <w:color w:val="0000EE"/>
+            <w:u w:val="single"/>
+          </w:rPr>
+          <w:t>士6:11–17</w:t>
+        </w:r>
+      </w:hyperlink>
+      <w:r>
+        <w:rPr>
+          <w:lang w:val="zh_TW" w:bidi="zh_TW"/>
+        </w:rPr>
+        <w:t>）的呼召中。</w:t>
+      </w:r>
+    </w:p>
+    <w:p>
+      <w:pPr/>
+      <w:r>
+        <w:rPr>
+          <w:lang w:val="zh_TW" w:bidi="zh_TW"/>
+        </w:rPr>
+      </w:r>
+      <w:r>
+        <w:rPr>
+          <w:lang w:val="zh_TW" w:bidi="zh_TW"/>
+        </w:rPr>
+        <w:t>第二種主要的先知受差遣形式是「寶座的異象」。一個典型的例子是</w:t>
+      </w:r>
+      <w:hyperlink r:id="rId123">
+        <w:r>
+          <w:rPr>
+            <w:lang w:val="zh_TW" w:bidi="zh_TW"/>
+          </w:rPr>
+          <w:rPr>
+            <w:color w:val="0000EE"/>
+            <w:u w:val="single"/>
+          </w:rPr>
+          <w:t>以賽亞書六章1至8節</w:t>
+        </w:r>
+      </w:hyperlink>
+      <w:r>
+        <w:rPr>
+          <w:lang w:val="zh_TW" w:bidi="zh_TW"/>
+        </w:rPr>
+        <w:t>：</w:t>
+      </w:r>
+    </w:p>
+    <w:p>
+      <w:pPr/>
+      <w:r>
+        <w:rPr>
+          <w:lang w:val="zh_TW" w:bidi="zh_TW"/>
+        </w:rPr>
+      </w:r>
+      <w:r>
+        <w:rPr>
+          <w:lang w:val="zh_TW" w:bidi="zh_TW"/>
+        </w:rPr>
+        <w:t>當烏西雅王崩的那年，我見主坐在高高的寶座上。他的衣裳垂下，遮滿聖殿……</w:t>
+      </w:r>
+    </w:p>
+    <w:p>
+      <w:pPr/>
+      <w:r>
+        <w:rPr>
+          <w:lang w:val="zh_TW" w:bidi="zh_TW"/>
+        </w:rPr>
+      </w:r>
+      <w:r>
+        <w:rPr>
+          <w:lang w:val="zh_TW" w:bidi="zh_TW"/>
+        </w:rPr>
+        <w:t>那時我說：「禍哉！我滅亡了！因為我是嘴唇不潔的人，又住在嘴唇不潔的民中，又因我眼見大君王—萬軍之耶和華。」</w:t>
+      </w:r>
+    </w:p>
+    <w:p>
+      <w:pPr/>
+      <w:r>
+        <w:rPr>
+          <w:lang w:val="zh_TW" w:bidi="zh_TW"/>
+        </w:rPr>
+      </w:r>
+      <w:r>
+        <w:rPr>
+          <w:lang w:val="zh_TW" w:bidi="zh_TW"/>
+        </w:rPr>
+        <w:t>有一撒拉弗飛到我跟前，手裡拿著紅炭，是用火剪從壇上取下來的，將炭沾我的口，說：「看哪，這炭沾了你的嘴，你的罪孽便除掉，你的罪惡就赦免了。」</w:t>
+      </w:r>
+    </w:p>
+    <w:p>
+      <w:pPr/>
+      <w:r>
+        <w:rPr>
+          <w:lang w:val="zh_TW" w:bidi="zh_TW"/>
+        </w:rPr>
+      </w:r>
+      <w:r>
+        <w:rPr>
+          <w:lang w:val="zh_TW" w:bidi="zh_TW"/>
+        </w:rPr>
+        <w:t>我又聽見主的聲音說：「我可以差遣誰呢？誰肯為我們去呢？」</w:t>
+      </w:r>
+    </w:p>
+    <w:p>
+      <w:pPr/>
+      <w:r>
+        <w:rPr>
+          <w:lang w:val="zh_TW" w:bidi="zh_TW"/>
+        </w:rPr>
+      </w:r>
+      <w:r>
+        <w:rPr>
+          <w:lang w:val="zh_TW" w:bidi="zh_TW"/>
+        </w:rPr>
+        <w:t>我說：「我在這裡，請差遣我！」</w:t>
+      </w:r>
+    </w:p>
+    <w:p>
+      <w:pPr/>
+      <w:r>
+        <w:rPr>
+          <w:lang w:val="zh_TW" w:bidi="zh_TW"/>
+        </w:rPr>
+      </w:r>
+      <w:r>
+        <w:rPr>
+          <w:lang w:val="zh_TW" w:bidi="zh_TW"/>
+        </w:rPr>
+        <w:t>這段經文記述了以賽亞先知在天庭議會中的異象經歷。在這個案例中，先知參與了議會的討論，並因此接受差遣。雖然鮮有先知記錄他們受差遣的過程，但他們多數都意識到自己是被神「差派」的（</w:t>
+      </w:r>
+      <w:hyperlink r:id="rId124">
+        <w:r>
+          <w:rPr>
+            <w:lang w:val="zh_TW" w:bidi="zh_TW"/>
+          </w:rPr>
+          <w:rPr>
+            <w:color w:val="0000EE"/>
+            <w:u w:val="single"/>
+          </w:rPr>
+          <w:t>賽48:16</w:t>
+        </w:r>
+      </w:hyperlink>
+      <w:r>
+        <w:rPr>
+          <w:lang w:val="zh_TW" w:bidi="zh_TW"/>
+        </w:rPr>
+        <w:t>；</w:t>
+      </w:r>
+      <w:hyperlink r:id="rId125">
+        <w:r>
+          <w:rPr>
+            <w:lang w:val="zh_TW" w:bidi="zh_TW"/>
+          </w:rPr>
+          <w:rPr>
+            <w:color w:val="0000EE"/>
+            <w:u w:val="single"/>
+          </w:rPr>
+          <w:t>何8:1</w:t>
+        </w:r>
+      </w:hyperlink>
+      <w:r>
+        <w:rPr>
+          <w:lang w:val="zh_TW" w:bidi="zh_TW"/>
+        </w:rPr>
+        <w:t>；</w:t>
+      </w:r>
+      <w:hyperlink r:id="rId126">
+        <w:r>
+          <w:rPr>
+            <w:lang w:val="zh_TW" w:bidi="zh_TW"/>
+          </w:rPr>
+          <w:rPr>
+            <w:color w:val="0000EE"/>
+            <w:u w:val="single"/>
+          </w:rPr>
+          <w:t>摩7:14–15</w:t>
+        </w:r>
+      </w:hyperlink>
+      <w:r>
+        <w:rPr>
+          <w:lang w:val="zh_TW" w:bidi="zh_TW"/>
+        </w:rPr>
+        <w:t>）。根據耶利米書所言，假先知並沒有接受這類神的差遣（</w:t>
+      </w:r>
+      <w:hyperlink r:id="rId127">
+        <w:r>
+          <w:rPr>
+            <w:lang w:val="zh_TW" w:bidi="zh_TW"/>
+          </w:rPr>
+          <w:rPr>
+            <w:color w:val="0000EE"/>
+            <w:u w:val="single"/>
+          </w:rPr>
+          <w:t>耶23:21、32</w:t>
+        </w:r>
+      </w:hyperlink>
+      <w:r>
+        <w:rPr>
+          <w:lang w:val="zh_TW" w:bidi="zh_TW"/>
+        </w:rPr>
+        <w:t>，</w:t>
+      </w:r>
+      <w:hyperlink r:id="rId128">
+        <w:r>
+          <w:rPr>
+            <w:lang w:val="zh_TW" w:bidi="zh_TW"/>
+          </w:rPr>
+          <w:rPr>
+            <w:color w:val="0000EE"/>
+            <w:u w:val="single"/>
+          </w:rPr>
+          <w:t>28:15</w:t>
+        </w:r>
+      </w:hyperlink>
+      <w:r>
+        <w:rPr>
+          <w:lang w:val="zh_TW" w:bidi="zh_TW"/>
+        </w:rPr>
+        <w:t>）。</w:t>
+      </w:r>
+    </w:p>
+    <w:p>
+      <w:pPr>
+        <w:pStyle w:val="Heading3"/>
+      </w:pPr>
+      <w:r>
+        <w:rPr>
+          <w:lang w:val="zh_TW" w:bidi="zh_TW"/>
+        </w:rPr>
+        <w:t>先知的信息</w:t>
+      </w:r>
+    </w:p>
+    <w:p>
+      <w:pPr>
+        <w:pStyle w:val="Heading4"/>
+      </w:pPr>
+      <w:r>
+        <w:rPr>
+          <w:lang w:val="zh_TW" w:bidi="zh_TW"/>
+        </w:rPr>
+        <w:t>信息的形式</w:t>
+      </w:r>
+    </w:p>
+    <w:p>
+      <w:pPr/>
+      <w:r>
+        <w:rPr>
+          <w:lang w:val="zh_TW" w:bidi="zh_TW"/>
+        </w:rPr>
+      </w:r>
+      <w:r>
+        <w:rPr>
+          <w:lang w:val="zh_TW" w:bidi="zh_TW"/>
+        </w:rPr>
+        <w:t>在舊約中，先知預言最常見的開場白是「耶和華如此說」，這句話在先知的語境中出現了數百次。這個公式明確表明，接著所引入的信息不是先知自己的話，而是以色列的神將祂的話語傳給先知。先知使用這公式，也是重申他意識到自己是神所差遣的。在以上述片語說出的預言中，神以第一人稱說話。事實上，幾乎所有以色列的先知話語，都是以以色列神的直接言詞來表述的。</w:t>
+      </w:r>
+    </w:p>
+    <w:p>
+      <w:pPr/>
+      <w:r>
+        <w:rPr>
+          <w:lang w:val="zh_TW" w:bidi="zh_TW"/>
+        </w:rPr>
+      </w:r>
+      <w:r>
+        <w:rPr>
+          <w:lang w:val="zh_TW" w:bidi="zh_TW"/>
+        </w:rPr>
+        <w:t>先知會使用多種文學形式來表達神諭，其中兩種常用的先知言論形式，就是審判的宣講和有關拯救的神諭。有關審判的宣講，至少包括兩個主要元素，分別是責備或斥責的言語和審判的宣告（見</w:t>
+      </w:r>
+      <w:hyperlink r:id="rId129">
+        <w:r>
+          <w:rPr>
+            <w:lang w:val="zh_TW" w:bidi="zh_TW"/>
+          </w:rPr>
+          <w:rPr>
+            <w:color w:val="0000EE"/>
+            <w:u w:val="single"/>
+          </w:rPr>
+          <w:t>王下1:3–4</w:t>
+        </w:r>
+      </w:hyperlink>
+      <w:r>
+        <w:rPr>
+          <w:lang w:val="zh_TW" w:bidi="zh_TW"/>
+        </w:rPr>
+        <w:t>）。第二種常見的先知言論形式，則是有關拯救的神諭（見</w:t>
+      </w:r>
+      <w:hyperlink r:id="rId130">
+        <w:r>
+          <w:rPr>
+            <w:lang w:val="zh_TW" w:bidi="zh_TW"/>
+          </w:rPr>
+          <w:rPr>
+            <w:color w:val="0000EE"/>
+            <w:u w:val="single"/>
+          </w:rPr>
+          <w:t>賽41:8–13</w:t>
+        </w:r>
+      </w:hyperlink>
+      <w:r>
+        <w:rPr>
+          <w:lang w:val="zh_TW" w:bidi="zh_TW"/>
+        </w:rPr>
+        <w:t>）。其它固定的先知宣講形式，包括拯救的預言（</w:t>
+      </w:r>
+      <w:hyperlink r:id="rId131">
+        <w:r>
+          <w:rPr>
+            <w:lang w:val="zh_TW" w:bidi="zh_TW"/>
+          </w:rPr>
+          <w:rPr>
+            <w:color w:val="0000EE"/>
+            <w:u w:val="single"/>
+          </w:rPr>
+          <w:t>43:14–21</w:t>
+        </w:r>
+      </w:hyperlink>
+      <w:r>
+        <w:rPr>
+          <w:lang w:val="zh_TW" w:bidi="zh_TW"/>
+        </w:rPr>
+        <w:t>）、拯救的宣告（</w:t>
+      </w:r>
+      <w:hyperlink r:id="rId132">
+        <w:r>
+          <w:rPr>
+            <w:lang w:val="zh_TW" w:bidi="zh_TW"/>
+          </w:rPr>
+          <w:rPr>
+            <w:color w:val="0000EE"/>
+            <w:u w:val="single"/>
+          </w:rPr>
+          <w:t>41:17–20</w:t>
+        </w:r>
+      </w:hyperlink>
+      <w:r>
+        <w:rPr>
+          <w:lang w:val="zh_TW" w:bidi="zh_TW"/>
+        </w:rPr>
+        <w:t>，</w:t>
+      </w:r>
+      <w:hyperlink r:id="rId133">
+        <w:r>
+          <w:rPr>
+            <w:lang w:val="zh_TW" w:bidi="zh_TW"/>
+          </w:rPr>
+          <w:rPr>
+            <w:color w:val="0000EE"/>
+            <w:u w:val="single"/>
+          </w:rPr>
+          <w:t>42:14–17</w:t>
+        </w:r>
+      </w:hyperlink>
+      <w:r>
+        <w:rPr>
+          <w:lang w:val="zh_TW" w:bidi="zh_TW"/>
+        </w:rPr>
+        <w:t>，</w:t>
+      </w:r>
+      <w:hyperlink r:id="rId134">
+        <w:r>
+          <w:rPr>
+            <w:lang w:val="zh_TW" w:bidi="zh_TW"/>
+          </w:rPr>
+          <w:rPr>
+            <w:color w:val="0000EE"/>
+            <w:u w:val="single"/>
+          </w:rPr>
+          <w:t>43:16–21</w:t>
+        </w:r>
+      </w:hyperlink>
+      <w:r>
+        <w:rPr>
+          <w:lang w:val="zh_TW" w:bidi="zh_TW"/>
+        </w:rPr>
+        <w:t>，</w:t>
+      </w:r>
+      <w:hyperlink r:id="rId135">
+        <w:r>
+          <w:rPr>
+            <w:lang w:val="zh_TW" w:bidi="zh_TW"/>
+          </w:rPr>
+          <w:rPr>
+            <w:color w:val="0000EE"/>
+            <w:u w:val="single"/>
+          </w:rPr>
+          <w:t>49:7–12</w:t>
+        </w:r>
+      </w:hyperlink>
+      <w:r>
+        <w:rPr>
+          <w:lang w:val="zh_TW" w:bidi="zh_TW"/>
+        </w:rPr>
+        <w:t>），以及災難的神諭（</w:t>
+      </w:r>
+      <w:hyperlink r:id="rId136">
+        <w:r>
+          <w:rPr>
+            <w:lang w:val="zh_TW" w:bidi="zh_TW"/>
+          </w:rPr>
+          <w:rPr>
+            <w:color w:val="0000EE"/>
+            <w:u w:val="single"/>
+          </w:rPr>
+          <w:t>賽5:8–10</w:t>
+        </w:r>
+      </w:hyperlink>
+      <w:r>
+        <w:rPr>
+          <w:lang w:val="zh_TW" w:bidi="zh_TW"/>
+        </w:rPr>
+        <w:t>，</w:t>
+      </w:r>
+      <w:hyperlink r:id="rId137">
+        <w:r>
+          <w:rPr>
+            <w:lang w:val="zh_TW" w:bidi="zh_TW"/>
+          </w:rPr>
+          <w:rPr>
+            <w:color w:val="0000EE"/>
+            <w:u w:val="single"/>
+          </w:rPr>
+          <w:t>10:1–4</w:t>
+        </w:r>
+      </w:hyperlink>
+      <w:r>
+        <w:rPr>
+          <w:lang w:val="zh_TW" w:bidi="zh_TW"/>
+        </w:rPr>
+        <w:t>；</w:t>
+      </w:r>
+      <w:hyperlink r:id="rId138">
+        <w:r>
+          <w:rPr>
+            <w:lang w:val="zh_TW" w:bidi="zh_TW"/>
+          </w:rPr>
+          <w:rPr>
+            <w:color w:val="0000EE"/>
+            <w:u w:val="single"/>
+          </w:rPr>
+          <w:t>摩5:18–24</w:t>
+        </w:r>
+      </w:hyperlink>
+      <w:r>
+        <w:rPr>
+          <w:lang w:val="zh_TW" w:bidi="zh_TW"/>
+        </w:rPr>
+        <w:t>，</w:t>
+      </w:r>
+      <w:hyperlink r:id="rId139">
+        <w:r>
+          <w:rPr>
+            <w:lang w:val="zh_TW" w:bidi="zh_TW"/>
+          </w:rPr>
+          <w:rPr>
+            <w:color w:val="0000EE"/>
+            <w:u w:val="single"/>
+          </w:rPr>
+          <w:t>6:1–7</w:t>
+        </w:r>
+      </w:hyperlink>
+      <w:r>
+        <w:rPr>
+          <w:lang w:val="zh_TW" w:bidi="zh_TW"/>
+        </w:rPr>
+        <w:t>；</w:t>
+      </w:r>
+      <w:hyperlink r:id="rId140">
+        <w:r>
+          <w:rPr>
+            <w:lang w:val="zh_TW" w:bidi="zh_TW"/>
+          </w:rPr>
+          <w:rPr>
+            <w:color w:val="0000EE"/>
+            <w:u w:val="single"/>
+          </w:rPr>
+          <w:t>彌2:1–5</w:t>
+        </w:r>
+      </w:hyperlink>
+      <w:r>
+        <w:rPr>
+          <w:lang w:val="zh_TW" w:bidi="zh_TW"/>
+        </w:rPr>
+        <w:t>）。</w:t>
+      </w:r>
+    </w:p>
+    <w:p>
+      <w:pPr>
+        <w:pStyle w:val="Heading4"/>
+      </w:pPr>
+      <w:r>
+        <w:rPr>
+          <w:lang w:val="zh_TW" w:bidi="zh_TW"/>
+        </w:rPr>
+        <w:t>信息的內容</w:t>
+      </w:r>
+    </w:p>
+    <w:p>
+      <w:pPr/>
+      <w:r>
+        <w:rPr>
+          <w:lang w:val="zh_TW" w:bidi="zh_TW"/>
+        </w:rPr>
+      </w:r>
+      <w:r>
+        <w:rPr>
+          <w:lang w:val="zh_TW" w:bidi="zh_TW"/>
+        </w:rPr>
+        <w:t>所有先知都會預告未來，但不是為了回應人們對未來的好奇心，而是根植於人們在過去或當下違背聖約的行為，所帶來將會出現的後果，或是宣告神在未來的拯救行動，為沮喪的百姓帶來盼望。舊約記載大多數先知的講論，最初是以公開宣講或講道形式發表的，這些先知的宣講多數源於以色列的罪孽和背道。何西阿和耶利米譴責以色列，因為她違背了約（</w:t>
+      </w:r>
+      <w:hyperlink r:id="rId141">
+        <w:r>
+          <w:rPr>
+            <w:lang w:val="zh_TW" w:bidi="zh_TW"/>
+          </w:rPr>
+          <w:rPr>
+            <w:color w:val="0000EE"/>
+            <w:u w:val="single"/>
+          </w:rPr>
+          <w:t>耶11:2–3</w:t>
+        </w:r>
+      </w:hyperlink>
+      <w:r>
+        <w:rPr>
+          <w:lang w:val="zh_TW" w:bidi="zh_TW"/>
+        </w:rPr>
+        <w:t>；</w:t>
+      </w:r>
+      <w:hyperlink r:id="rId125">
+        <w:r>
+          <w:rPr>
+            <w:lang w:val="zh_TW" w:bidi="zh_TW"/>
+          </w:rPr>
+          <w:rPr>
+            <w:color w:val="0000EE"/>
+            <w:u w:val="single"/>
+          </w:rPr>
+          <w:t>何8:1</w:t>
+        </w:r>
+      </w:hyperlink>
+      <w:r>
+        <w:rPr>
+          <w:lang w:val="zh_TW" w:bidi="zh_TW"/>
+        </w:rPr>
+        <w:t>）。</w:t>
+      </w:r>
+    </w:p>
+    <w:p>
+      <w:pPr/>
+      <w:r>
+        <w:rPr>
+          <w:lang w:val="zh_TW" w:bidi="zh_TW"/>
+        </w:rPr>
+      </w:r>
+      <w:r>
+        <w:rPr>
+          <w:lang w:val="zh_TW" w:bidi="zh_TW"/>
+        </w:rPr>
+        <w:t>先知經常與社會公義和社會改革聯繫在一起，這些元素無疑是他們信息中的重要層面。阿摩司譴責富人欺壓窮人（</w:t>
+      </w:r>
+      <w:hyperlink r:id="rId142">
+        <w:r>
+          <w:rPr>
+            <w:lang w:val="zh_TW" w:bidi="zh_TW"/>
+          </w:rPr>
+          <w:rPr>
+            <w:color w:val="0000EE"/>
+            <w:u w:val="single"/>
+          </w:rPr>
+          <w:t>摩2:6–8</w:t>
+        </w:r>
+      </w:hyperlink>
+      <w:r>
+        <w:rPr>
+          <w:lang w:val="zh_TW" w:bidi="zh_TW"/>
+        </w:rPr>
+        <w:t>，</w:t>
+      </w:r>
+      <w:hyperlink r:id="rId143">
+        <w:r>
+          <w:rPr>
+            <w:lang w:val="zh_TW" w:bidi="zh_TW"/>
+          </w:rPr>
+          <w:rPr>
+            <w:color w:val="0000EE"/>
+            <w:u w:val="single"/>
+          </w:rPr>
+          <w:t>4:1</w:t>
+        </w:r>
+      </w:hyperlink>
+      <w:r>
+        <w:rPr>
+          <w:lang w:val="zh_TW" w:bidi="zh_TW"/>
+        </w:rPr>
+        <w:t>，</w:t>
+      </w:r>
+      <w:hyperlink r:id="rId144">
+        <w:r>
+          <w:rPr>
+            <w:lang w:val="zh_TW" w:bidi="zh_TW"/>
+          </w:rPr>
+          <w:rPr>
+            <w:color w:val="0000EE"/>
+            <w:u w:val="single"/>
+          </w:rPr>
+          <w:t>5:11</w:t>
+        </w:r>
+      </w:hyperlink>
+      <w:r>
+        <w:rPr>
+          <w:lang w:val="zh_TW" w:bidi="zh_TW"/>
+        </w:rPr>
+        <w:t>，</w:t>
+      </w:r>
+      <w:hyperlink r:id="rId145">
+        <w:r>
+          <w:rPr>
+            <w:lang w:val="zh_TW" w:bidi="zh_TW"/>
+          </w:rPr>
+          <w:rPr>
+            <w:color w:val="0000EE"/>
+            <w:u w:val="single"/>
+          </w:rPr>
+          <w:t>8:4–6</w:t>
+        </w:r>
+      </w:hyperlink>
+      <w:r>
+        <w:rPr>
+          <w:lang w:val="zh_TW" w:bidi="zh_TW"/>
+        </w:rPr>
+        <w:t>），痛斥人們性失德（</w:t>
+      </w:r>
+      <w:hyperlink r:id="rId142">
+        <w:r>
+          <w:rPr>
+            <w:lang w:val="zh_TW" w:bidi="zh_TW"/>
+          </w:rPr>
+          <w:rPr>
+            <w:color w:val="0000EE"/>
+            <w:u w:val="single"/>
+          </w:rPr>
+          <w:t>2:6–8</w:t>
+        </w:r>
+      </w:hyperlink>
+      <w:r>
+        <w:rPr>
+          <w:lang w:val="zh_TW" w:bidi="zh_TW"/>
+        </w:rPr>
+        <w:t>）和收受賄賂（</w:t>
+      </w:r>
+      <w:hyperlink r:id="rId146">
+        <w:r>
+          <w:rPr>
+            <w:lang w:val="zh_TW" w:bidi="zh_TW"/>
+          </w:rPr>
+          <w:rPr>
+            <w:color w:val="0000EE"/>
+            <w:u w:val="single"/>
+          </w:rPr>
+          <w:t>5:12</w:t>
+        </w:r>
+      </w:hyperlink>
+      <w:r>
+        <w:rPr>
+          <w:lang w:val="zh_TW" w:bidi="zh_TW"/>
+        </w:rPr>
+        <w:t>）。何西阿列出了一些普遍的罪惡，包括不踐前言、殺害、偷盜、姦淫（</w:t>
+      </w:r>
+      <w:hyperlink r:id="rId147">
+        <w:r>
+          <w:rPr>
+            <w:lang w:val="zh_TW" w:bidi="zh_TW"/>
+          </w:rPr>
+          <w:rPr>
+            <w:color w:val="0000EE"/>
+            <w:u w:val="single"/>
+          </w:rPr>
+          <w:t>何4:2</w:t>
+        </w:r>
+      </w:hyperlink>
+      <w:r>
+        <w:rPr>
+          <w:lang w:val="zh_TW" w:bidi="zh_TW"/>
+        </w:rPr>
+        <w:t>）和拜偶像，而拜偶像的行為是他特別譴責的目標（</w:t>
+      </w:r>
+      <w:hyperlink r:id="rId148">
+        <w:r>
+          <w:rPr>
+            <w:lang w:val="zh_TW" w:bidi="zh_TW"/>
+          </w:rPr>
+          <w:rPr>
+            <w:color w:val="0000EE"/>
+            <w:u w:val="single"/>
+          </w:rPr>
+          <w:t>8:5</w:t>
+        </w:r>
+      </w:hyperlink>
+      <w:r>
+        <w:rPr>
+          <w:lang w:val="zh_TW" w:bidi="zh_TW"/>
+        </w:rPr>
+        <w:t>，</w:t>
+      </w:r>
+      <w:hyperlink r:id="rId149">
+        <w:r>
+          <w:rPr>
+            <w:lang w:val="zh_TW" w:bidi="zh_TW"/>
+          </w:rPr>
+          <w:rPr>
+            <w:color w:val="0000EE"/>
+            <w:u w:val="single"/>
+          </w:rPr>
+          <w:t>11:2</w:t>
+        </w:r>
+      </w:hyperlink>
+      <w:r>
+        <w:rPr>
+          <w:lang w:val="zh_TW" w:bidi="zh_TW"/>
+        </w:rPr>
+        <w:t>）。這些對以色列行為的強烈譴責背後，是神對以色列無盡的愛（</w:t>
+      </w:r>
+      <w:hyperlink r:id="rId150">
+        <w:r>
+          <w:rPr>
+            <w:lang w:val="zh_TW" w:bidi="zh_TW"/>
+          </w:rPr>
+          <w:rPr>
+            <w:color w:val="0000EE"/>
+            <w:u w:val="single"/>
+          </w:rPr>
+          <w:t>賽43:4</w:t>
+        </w:r>
+      </w:hyperlink>
+      <w:r>
+        <w:rPr>
+          <w:lang w:val="zh_TW" w:bidi="zh_TW"/>
+        </w:rPr>
+        <w:t>；</w:t>
+      </w:r>
+      <w:hyperlink r:id="rId151">
+        <w:r>
+          <w:rPr>
+            <w:lang w:val="zh_TW" w:bidi="zh_TW"/>
+          </w:rPr>
+          <w:rPr>
+            <w:color w:val="0000EE"/>
+            <w:u w:val="single"/>
+          </w:rPr>
+          <w:t>耶31:3</w:t>
+        </w:r>
+      </w:hyperlink>
+      <w:r>
+        <w:rPr>
+          <w:lang w:val="zh_TW" w:bidi="zh_TW"/>
+        </w:rPr>
+        <w:t>；</w:t>
+      </w:r>
+      <w:hyperlink r:id="rId152">
+        <w:r>
+          <w:rPr>
+            <w:lang w:val="zh_TW" w:bidi="zh_TW"/>
+          </w:rPr>
+          <w:rPr>
+            <w:color w:val="0000EE"/>
+            <w:u w:val="single"/>
+          </w:rPr>
+          <w:t>何3:1</w:t>
+        </w:r>
+      </w:hyperlink>
+      <w:r>
+        <w:rPr>
+          <w:lang w:val="zh_TW" w:bidi="zh_TW"/>
+        </w:rPr>
+        <w:t>，</w:t>
+      </w:r>
+      <w:hyperlink r:id="rId153">
+        <w:r>
+          <w:rPr>
+            <w:lang w:val="zh_TW" w:bidi="zh_TW"/>
+          </w:rPr>
+          <w:rPr>
+            <w:color w:val="0000EE"/>
+            <w:u w:val="single"/>
+          </w:rPr>
+          <w:t>11:1–4</w:t>
+        </w:r>
+      </w:hyperlink>
+      <w:r>
+        <w:rPr>
+          <w:lang w:val="zh_TW" w:bidi="zh_TW"/>
+        </w:rPr>
+        <w:t>，</w:t>
+      </w:r>
+      <w:hyperlink r:id="rId154">
+        <w:r>
+          <w:rPr>
+            <w:lang w:val="zh_TW" w:bidi="zh_TW"/>
+          </w:rPr>
+          <w:rPr>
+            <w:color w:val="0000EE"/>
+            <w:u w:val="single"/>
+          </w:rPr>
+          <w:t>14:4</w:t>
+        </w:r>
+      </w:hyperlink>
+      <w:r>
+        <w:rPr>
+          <w:lang w:val="zh_TW" w:bidi="zh_TW"/>
+        </w:rPr>
+        <w:t>；</w:t>
+      </w:r>
+      <w:hyperlink r:id="rId155">
+        <w:r>
+          <w:rPr>
+            <w:lang w:val="zh_TW" w:bidi="zh_TW"/>
+          </w:rPr>
+          <w:rPr>
+            <w:color w:val="0000EE"/>
+            <w:u w:val="single"/>
+          </w:rPr>
+          <w:t>瑪1:2</w:t>
+        </w:r>
+      </w:hyperlink>
+      <w:r>
+        <w:rPr>
+          <w:lang w:val="zh_TW" w:bidi="zh_TW"/>
+        </w:rPr>
+        <w:t>），這愛與祂對以色列的揀選密不可分（</w:t>
+      </w:r>
+      <w:hyperlink r:id="rId156">
+        <w:r>
+          <w:rPr>
+            <w:lang w:val="zh_TW" w:bidi="zh_TW"/>
+          </w:rPr>
+          <w:rPr>
+            <w:color w:val="0000EE"/>
+            <w:u w:val="single"/>
+          </w:rPr>
+          <w:t>賽43:1</w:t>
+        </w:r>
+      </w:hyperlink>
+      <w:r>
+        <w:rPr>
+          <w:lang w:val="zh_TW" w:bidi="zh_TW"/>
+        </w:rPr>
+        <w:t>；</w:t>
+      </w:r>
+      <w:hyperlink r:id="rId157">
+        <w:r>
+          <w:rPr>
+            <w:lang w:val="zh_TW" w:bidi="zh_TW"/>
+          </w:rPr>
+          <w:rPr>
+            <w:color w:val="0000EE"/>
+            <w:u w:val="single"/>
+          </w:rPr>
+          <w:t>耶33:24</w:t>
+        </w:r>
+      </w:hyperlink>
+      <w:r>
+        <w:rPr>
+          <w:lang w:val="zh_TW" w:bidi="zh_TW"/>
+        </w:rPr>
+        <w:t>；</w:t>
+      </w:r>
+      <w:hyperlink r:id="rId158">
+        <w:r>
+          <w:rPr>
+            <w:lang w:val="zh_TW" w:bidi="zh_TW"/>
+          </w:rPr>
+          <w:rPr>
+            <w:color w:val="0000EE"/>
+            <w:u w:val="single"/>
+          </w:rPr>
+          <w:t>結20:5</w:t>
+        </w:r>
+      </w:hyperlink>
+      <w:r>
+        <w:rPr>
+          <w:lang w:val="zh_TW" w:bidi="zh_TW"/>
+        </w:rPr>
+        <w:t>；</w:t>
+      </w:r>
+      <w:hyperlink r:id="rId159">
+        <w:r>
+          <w:rPr>
+            <w:lang w:val="zh_TW" w:bidi="zh_TW"/>
+          </w:rPr>
+          <w:rPr>
+            <w:color w:val="0000EE"/>
+            <w:u w:val="single"/>
+          </w:rPr>
+          <w:t>何3</w:t>
+        </w:r>
+      </w:hyperlink>
+      <w:r>
+        <w:rPr>
+          <w:lang w:val="zh_TW" w:bidi="zh_TW"/>
+        </w:rPr>
+        <w:t>）。</w:t>
+      </w:r>
+    </w:p>
+    <w:p>
+      <w:pPr/>
+      <w:r>
+        <w:rPr>
+          <w:lang w:val="zh_TW" w:bidi="zh_TW"/>
+        </w:rPr>
+      </w:r>
+      <w:r>
+        <w:rPr>
+          <w:lang w:val="zh_TW" w:bidi="zh_TW"/>
+        </w:rPr>
+        <w:t>先知不僅關注以色列的過犯和不可避免的歷史審判，也關注那將來終會實現的無上福分。許多先知的信息極其關注末世，這種末世概念之一，就是「耶和華的日子」。「耶和華的日子」這個概念首先出現在阿摩司書中，強調當那日將有災難臨到以色列。儘管阿摩司強調災難，但「耶和華的日子」對以色列來說，也包含拯救和審判的意義。「耶和華的日子」中的災難，可以看為歷史上按照字面意思的應驗，例如公元前722年（撒馬利亞陷落）和公元前586年（猶大陷落）的悲劇事件；但這些預言的某些特徵超越了歷史上的應驗，並指向末世時的應驗。</w:t>
+      </w:r>
+    </w:p>
+    <w:p>
+      <w:pPr/>
+      <w:r>
+        <w:rPr>
+          <w:lang w:val="zh_TW" w:bidi="zh_TW"/>
+        </w:rPr>
+      </w:r>
+      <w:r>
+        <w:rPr>
+          <w:lang w:val="zh_TW" w:bidi="zh_TW"/>
+        </w:rPr>
+        <w:t>由於以色列對「拯救」的概念主要從時間角度理解，包括長壽、生養眾多、物產豐饒、平安和勝過仇敵、水源充足等等。呼應這個拯救概念，人們所構想的未來時代也是以這些形式出現，例如</w:t>
+      </w:r>
+      <w:hyperlink r:id="rId160">
+        <w:r>
+          <w:rPr>
+            <w:lang w:val="zh_TW" w:bidi="zh_TW"/>
+          </w:rPr>
+          <w:rPr>
+            <w:color w:val="0000EE"/>
+            <w:u w:val="single"/>
+          </w:rPr>
+          <w:t>阿摩司書九章13至15節</w:t>
+        </w:r>
+      </w:hyperlink>
+      <w:r>
+        <w:rPr>
+          <w:lang w:val="zh_TW" w:bidi="zh_TW"/>
+        </w:rPr>
+        <w:t>所描繪的景象。</w:t>
+      </w:r>
+    </w:p>
+    <w:p>
+      <w:pPr/>
+      <w:r>
+        <w:rPr>
+          <w:lang w:val="zh_TW" w:bidi="zh_TW"/>
+        </w:rPr>
+      </w:r>
+      <w:r>
+        <w:rPr>
+          <w:lang w:val="zh_TW" w:bidi="zh_TW"/>
+        </w:rPr>
+        <w:t>先知又曾描繪，大衛本人或與他非常相似的人將會回來，並開啟一個黃金時代，如同大衛和所羅門的偉大時期。神與大衛所立的約，不是有條件的約，而是一個絕對不可侵犯的約（</w:t>
+      </w:r>
+      <w:hyperlink r:id="rId161">
+        <w:r>
+          <w:rPr>
+            <w:lang w:val="zh_TW" w:bidi="zh_TW"/>
+          </w:rPr>
+          <w:rPr>
+            <w:color w:val="0000EE"/>
+            <w:u w:val="single"/>
+          </w:rPr>
+          <w:t>撒下7:4–17</w:t>
+        </w:r>
+      </w:hyperlink>
+      <w:r>
+        <w:rPr>
+          <w:lang w:val="zh_TW" w:bidi="zh_TW"/>
+        </w:rPr>
+        <w:t>；</w:t>
+      </w:r>
+      <w:hyperlink r:id="rId162">
+        <w:r>
+          <w:rPr>
+            <w:lang w:val="zh_TW" w:bidi="zh_TW"/>
+          </w:rPr>
+          <w:rPr>
+            <w:color w:val="0000EE"/>
+            <w:u w:val="single"/>
+          </w:rPr>
+          <w:t>詩89篇</w:t>
+        </w:r>
+      </w:hyperlink>
+      <w:r>
+        <w:rPr>
+          <w:lang w:val="zh_TW" w:bidi="zh_TW"/>
+        </w:rPr>
+        <w:t>；</w:t>
+      </w:r>
+      <w:hyperlink r:id="rId163">
+        <w:r>
+          <w:rPr>
+            <w:lang w:val="zh_TW" w:bidi="zh_TW"/>
+          </w:rPr>
+          <w:rPr>
+            <w:color w:val="0000EE"/>
+            <w:u w:val="single"/>
+          </w:rPr>
+          <w:t>耶33:19–22</w:t>
+        </w:r>
+      </w:hyperlink>
+      <w:r>
+        <w:rPr>
+          <w:lang w:val="zh_TW" w:bidi="zh_TW"/>
+        </w:rPr>
+        <w:t>）。正是基於這個認識，先知們可以充滿信心，期待大衛王權恢復（</w:t>
+      </w:r>
+      <w:hyperlink r:id="rId164">
+        <w:r>
+          <w:rPr>
+            <w:lang w:val="zh_TW" w:bidi="zh_TW"/>
+          </w:rPr>
+          <w:rPr>
+            <w:color w:val="0000EE"/>
+            <w:u w:val="single"/>
+          </w:rPr>
+          <w:t>耶17:24–26</w:t>
+        </w:r>
+      </w:hyperlink>
+      <w:r>
+        <w:rPr>
+          <w:lang w:val="zh_TW" w:bidi="zh_TW"/>
+        </w:rPr>
+        <w:t>，</w:t>
+      </w:r>
+      <w:hyperlink r:id="rId165">
+        <w:r>
+          <w:rPr>
+            <w:lang w:val="zh_TW" w:bidi="zh_TW"/>
+          </w:rPr>
+          <w:rPr>
+            <w:color w:val="0000EE"/>
+            <w:u w:val="single"/>
+          </w:rPr>
+          <w:t>23:5–6</w:t>
+        </w:r>
+      </w:hyperlink>
+      <w:r>
+        <w:rPr>
+          <w:lang w:val="zh_TW" w:bidi="zh_TW"/>
+        </w:rPr>
+        <w:t>，</w:t>
+      </w:r>
+      <w:hyperlink r:id="rId166">
+        <w:r>
+          <w:rPr>
+            <w:lang w:val="zh_TW" w:bidi="zh_TW"/>
+          </w:rPr>
+          <w:rPr>
+            <w:color w:val="0000EE"/>
+            <w:u w:val="single"/>
+          </w:rPr>
+          <w:t>33:14–15</w:t>
+        </w:r>
+      </w:hyperlink>
+      <w:r>
+        <w:rPr>
+          <w:lang w:val="zh_TW" w:bidi="zh_TW"/>
+        </w:rPr>
+        <w:t>）。</w:t>
+      </w:r>
+    </w:p>
+    <w:p>
+      <w:pPr>
+        <w:pStyle w:val="Heading3"/>
+      </w:pPr>
+      <w:r>
+        <w:rPr>
+          <w:lang w:val="zh_TW" w:bidi="zh_TW"/>
+        </w:rPr>
+        <w:t>新約中的預言</w:t>
+      </w:r>
+    </w:p>
+    <w:p>
+      <w:pPr/>
+      <w:r>
+        <w:rPr>
+          <w:lang w:val="zh_TW" w:bidi="zh_TW"/>
+        </w:rPr>
+      </w:r>
+      <w:r>
+        <w:rPr>
+          <w:lang w:val="zh_TW" w:bidi="zh_TW"/>
+        </w:rPr>
+        <w:t>舊約和新約之間的兩約時期，鮮有自稱先知的人出現；相比之下，早期基督教則開始於先知活躍的時期，為時短暫但活動頻繁。這個時期一直持續到公元二世紀。耶穌、祂的門徒和跟隨者們，以及早期基督徒，都堅信他們所處的時代，是應驗舊約預言的時代（</w:t>
+      </w:r>
+      <w:hyperlink r:id="rId167">
+        <w:r>
+          <w:rPr>
+            <w:lang w:val="zh_TW" w:bidi="zh_TW"/>
+          </w:rPr>
+          <w:rPr>
+            <w:color w:val="0000EE"/>
+            <w:u w:val="single"/>
+          </w:rPr>
+          <w:t>可1:14–15</w:t>
+        </w:r>
+      </w:hyperlink>
+      <w:r>
+        <w:rPr>
+          <w:lang w:val="zh_TW" w:bidi="zh_TW"/>
+        </w:rPr>
+        <w:t>；</w:t>
+      </w:r>
+      <w:hyperlink r:id="rId168">
+        <w:r>
+          <w:rPr>
+            <w:lang w:val="zh_TW" w:bidi="zh_TW"/>
+          </w:rPr>
+          <w:rPr>
+            <w:color w:val="0000EE"/>
+            <w:u w:val="single"/>
+          </w:rPr>
+          <w:t>徒2:16–21</w:t>
+        </w:r>
+      </w:hyperlink>
+      <w:r>
+        <w:rPr>
+          <w:lang w:val="zh_TW" w:bidi="zh_TW"/>
+        </w:rPr>
+        <w:t>；</w:t>
+      </w:r>
+      <w:hyperlink r:id="rId169">
+        <w:r>
+          <w:rPr>
+            <w:lang w:val="zh_TW" w:bidi="zh_TW"/>
+          </w:rPr>
+          <w:rPr>
+            <w:color w:val="0000EE"/>
+            <w:u w:val="single"/>
+          </w:rPr>
+          <w:t>羅16:25–27</w:t>
+        </w:r>
+      </w:hyperlink>
+      <w:r>
+        <w:rPr>
+          <w:lang w:val="zh_TW" w:bidi="zh_TW"/>
+        </w:rPr>
+        <w:t>；</w:t>
+      </w:r>
+      <w:hyperlink r:id="rId170">
+        <w:r>
+          <w:rPr>
+            <w:lang w:val="zh_TW" w:bidi="zh_TW"/>
+          </w:rPr>
+          <w:rPr>
+            <w:color w:val="0000EE"/>
+            <w:u w:val="single"/>
+          </w:rPr>
+          <w:t>林前10:11</w:t>
+        </w:r>
+      </w:hyperlink>
+      <w:r>
+        <w:rPr>
+          <w:lang w:val="zh_TW" w:bidi="zh_TW"/>
+        </w:rPr>
+        <w:t>）。然而，這個時代不僅是應驗的時代，也是一個預言恩賜得著更新的時代。</w:t>
+      </w:r>
+    </w:p>
+    <w:p>
+      <w:pPr>
+        <w:pStyle w:val="Heading4"/>
+      </w:pPr>
+      <w:r>
+        <w:rPr>
+          <w:lang w:val="zh_TW" w:bidi="zh_TW"/>
+        </w:rPr>
+        <w:t>施洗約翰</w:t>
+      </w:r>
+    </w:p>
+    <w:p>
+      <w:pPr/>
+      <w:r>
+        <w:rPr>
+          <w:lang w:val="zh_TW" w:bidi="zh_TW"/>
+        </w:rPr>
+      </w:r>
+      <w:r>
+        <w:rPr>
+          <w:lang w:val="zh_TW" w:bidi="zh_TW"/>
+        </w:rPr>
+        <w:t>在新約中，施洗約翰主要記載為耶穌的先鋒，瑪拉基書早已預言了他的來臨（</w:t>
+      </w:r>
+      <w:hyperlink r:id="rId171">
+        <w:r>
+          <w:rPr>
+            <w:lang w:val="zh_TW" w:bidi="zh_TW"/>
+          </w:rPr>
+          <w:rPr>
+            <w:color w:val="0000EE"/>
+            <w:u w:val="single"/>
+          </w:rPr>
+          <w:t>瑪4:5–6</w:t>
+        </w:r>
+      </w:hyperlink>
+      <w:r>
+        <w:rPr>
+          <w:lang w:val="zh_TW" w:bidi="zh_TW"/>
+        </w:rPr>
+        <w:t>）。然而，施洗約翰自身也以類似舊約先知的譴責和斥責口吻，宣告神即將來臨的審判。約翰的衣著，包括毛衣和皮帶（</w:t>
+      </w:r>
+      <w:hyperlink r:id="rId172">
+        <w:r>
+          <w:rPr>
+            <w:lang w:val="zh_TW" w:bidi="zh_TW"/>
+          </w:rPr>
+          <w:rPr>
+            <w:color w:val="0000EE"/>
+            <w:u w:val="single"/>
+          </w:rPr>
+          <w:t>可1:6</w:t>
+        </w:r>
+      </w:hyperlink>
+      <w:r>
+        <w:rPr>
+          <w:lang w:val="zh_TW" w:bidi="zh_TW"/>
+        </w:rPr>
+        <w:t>），讓人聯想到舊約先知的典型服飾（</w:t>
+      </w:r>
+      <w:hyperlink r:id="rId173">
+        <w:r>
+          <w:rPr>
+            <w:lang w:val="zh_TW" w:bidi="zh_TW"/>
+          </w:rPr>
+          <w:rPr>
+            <w:color w:val="0000EE"/>
+            <w:u w:val="single"/>
+          </w:rPr>
+          <w:t>王上19:19</w:t>
+        </w:r>
+      </w:hyperlink>
+      <w:r>
+        <w:rPr>
+          <w:lang w:val="zh_TW" w:bidi="zh_TW"/>
+        </w:rPr>
+        <w:t>；</w:t>
+      </w:r>
+      <w:hyperlink r:id="rId174">
+        <w:r>
+          <w:rPr>
+            <w:lang w:val="zh_TW" w:bidi="zh_TW"/>
+          </w:rPr>
+          <w:rPr>
+            <w:color w:val="0000EE"/>
+            <w:u w:val="single"/>
+          </w:rPr>
+          <w:t>王下1:8</w:t>
+        </w:r>
+      </w:hyperlink>
+      <w:r>
+        <w:rPr>
+          <w:lang w:val="zh_TW" w:bidi="zh_TW"/>
+        </w:rPr>
+        <w:t>，</w:t>
+      </w:r>
+      <w:hyperlink r:id="rId175">
+        <w:r>
+          <w:rPr>
+            <w:lang w:val="zh_TW" w:bidi="zh_TW"/>
+          </w:rPr>
+          <w:rPr>
+            <w:color w:val="0000EE"/>
+            <w:u w:val="single"/>
+          </w:rPr>
+          <w:t>2:13–14；</w:t>
+        </w:r>
+      </w:hyperlink>
+      <w:hyperlink r:id="rId176">
+        <w:r>
+          <w:rPr>
+            <w:lang w:val="zh_TW" w:bidi="zh_TW"/>
+          </w:rPr>
+          <w:rPr>
+            <w:color w:val="0000EE"/>
+            <w:u w:val="single"/>
+          </w:rPr>
+          <w:t>亞13:4</w:t>
+        </w:r>
+      </w:hyperlink>
+      <w:r>
+        <w:rPr>
+          <w:lang w:val="zh_TW" w:bidi="zh_TW"/>
+        </w:rPr>
+        <w:t>）。當時的人普遍認為約翰是一位先知（</w:t>
+      </w:r>
+      <w:hyperlink r:id="rId177">
+        <w:r>
+          <w:rPr>
+            <w:lang w:val="zh_TW" w:bidi="zh_TW"/>
+          </w:rPr>
+          <w:rPr>
+            <w:color w:val="0000EE"/>
+            <w:u w:val="single"/>
+          </w:rPr>
+          <w:t>太14:5</w:t>
+        </w:r>
+      </w:hyperlink>
+      <w:r>
+        <w:rPr>
+          <w:lang w:val="zh_TW" w:bidi="zh_TW"/>
+        </w:rPr>
+        <w:t>，</w:t>
+      </w:r>
+      <w:hyperlink r:id="rId178">
+        <w:r>
+          <w:rPr>
+            <w:lang w:val="zh_TW" w:bidi="zh_TW"/>
+          </w:rPr>
+          <w:rPr>
+            <w:color w:val="0000EE"/>
+            <w:u w:val="single"/>
+          </w:rPr>
+          <w:t>17:10–13</w:t>
+        </w:r>
+      </w:hyperlink>
+      <w:r>
+        <w:rPr>
+          <w:lang w:val="zh_TW" w:bidi="zh_TW"/>
+        </w:rPr>
+        <w:t>；</w:t>
+      </w:r>
+      <w:hyperlink r:id="rId179">
+        <w:r>
+          <w:rPr>
+            <w:lang w:val="zh_TW" w:bidi="zh_TW"/>
+          </w:rPr>
+          <w:rPr>
+            <w:color w:val="0000EE"/>
+            <w:u w:val="single"/>
+          </w:rPr>
+          <w:t>可9:11–13</w:t>
+        </w:r>
+      </w:hyperlink>
+      <w:r>
+        <w:rPr>
+          <w:lang w:val="zh_TW" w:bidi="zh_TW"/>
+        </w:rPr>
+        <w:t>，</w:t>
+      </w:r>
+      <w:hyperlink r:id="rId180">
+        <w:r>
+          <w:rPr>
+            <w:lang w:val="zh_TW" w:bidi="zh_TW"/>
+          </w:rPr>
+          <w:rPr>
+            <w:color w:val="0000EE"/>
+            <w:u w:val="single"/>
+          </w:rPr>
+          <w:t>11:32；</w:t>
+        </w:r>
+      </w:hyperlink>
+      <w:hyperlink r:id="rId181">
+        <w:r>
+          <w:rPr>
+            <w:lang w:val="zh_TW" w:bidi="zh_TW"/>
+          </w:rPr>
+          <w:rPr>
+            <w:color w:val="0000EE"/>
+            <w:u w:val="single"/>
+          </w:rPr>
+          <w:t>路1:76</w:t>
+        </w:r>
+      </w:hyperlink>
+      <w:r>
+        <w:rPr>
+          <w:lang w:val="zh_TW" w:bidi="zh_TW"/>
+        </w:rPr>
+        <w:t>，</w:t>
+      </w:r>
+      <w:hyperlink r:id="rId182">
+        <w:r>
+          <w:rPr>
+            <w:lang w:val="zh_TW" w:bidi="zh_TW"/>
+          </w:rPr>
+          <w:rPr>
+            <w:color w:val="0000EE"/>
+            <w:u w:val="single"/>
+          </w:rPr>
+          <w:t>7:26</w:t>
+        </w:r>
+      </w:hyperlink>
+      <w:r>
+        <w:rPr>
+          <w:lang w:val="zh_TW" w:bidi="zh_TW"/>
+        </w:rPr>
+        <w:t>）。路加以類似舊約先知書的風格記載說：「神的話臨到他（約翰）」（</w:t>
+      </w:r>
+      <w:hyperlink r:id="rId183">
+        <w:r>
+          <w:rPr>
+            <w:lang w:val="zh_TW" w:bidi="zh_TW"/>
+          </w:rPr>
+          <w:rPr>
+            <w:color w:val="0000EE"/>
+            <w:u w:val="single"/>
+          </w:rPr>
+          <w:t>路3:2</w:t>
+        </w:r>
+      </w:hyperlink>
+      <w:r>
+        <w:rPr>
+          <w:lang w:val="zh_TW" w:bidi="zh_TW"/>
+        </w:rPr>
+        <w:t>）。</w:t>
+      </w:r>
+    </w:p>
+    <w:p>
+      <w:pPr/>
+      <w:r>
+        <w:rPr>
+          <w:lang w:val="zh_TW" w:bidi="zh_TW"/>
+        </w:rPr>
+      </w:r>
+      <w:hyperlink r:id="rId184">
+        <w:r>
+          <w:rPr>
+            <w:lang w:val="zh_TW" w:bidi="zh_TW"/>
+          </w:rPr>
+          <w:rPr>
+            <w:color w:val="0000EE"/>
+            <w:u w:val="single"/>
+          </w:rPr>
+          <w:t>馬太福音三章7至10節</w:t>
+        </w:r>
+      </w:hyperlink>
+      <w:r>
+        <w:rPr>
+          <w:lang w:val="zh_TW" w:bidi="zh_TW"/>
+        </w:rPr>
+        <w:t>（參</w:t>
+      </w:r>
+      <w:hyperlink r:id="rId185">
+        <w:r>
+          <w:rPr>
+            <w:lang w:val="zh_TW" w:bidi="zh_TW"/>
+          </w:rPr>
+          <w:rPr>
+            <w:color w:val="0000EE"/>
+            <w:u w:val="single"/>
+          </w:rPr>
+          <w:t>路3:7–9</w:t>
+        </w:r>
+      </w:hyperlink>
+      <w:r>
+        <w:rPr>
+          <w:lang w:val="zh_TW" w:bidi="zh_TW"/>
+        </w:rPr>
+        <w:t>）和</w:t>
+      </w:r>
+      <w:hyperlink r:id="rId186">
+        <w:r>
+          <w:rPr>
+            <w:lang w:val="zh_TW" w:bidi="zh_TW"/>
+          </w:rPr>
+          <w:rPr>
+            <w:color w:val="0000EE"/>
+            <w:u w:val="single"/>
+          </w:rPr>
+          <w:t>馬可福音一章7至8節</w:t>
+        </w:r>
+      </w:hyperlink>
+      <w:r>
+        <w:rPr>
+          <w:lang w:val="zh_TW" w:bidi="zh_TW"/>
+        </w:rPr>
+        <w:t>（參</w:t>
+      </w:r>
+      <w:hyperlink r:id="rId187">
+        <w:r>
+          <w:rPr>
+            <w:lang w:val="zh_TW" w:bidi="zh_TW"/>
+          </w:rPr>
+          <w:rPr>
+            <w:color w:val="0000EE"/>
+            <w:u w:val="single"/>
+          </w:rPr>
+          <w:t>太3:11–12</w:t>
+        </w:r>
+      </w:hyperlink>
+      <w:r>
+        <w:rPr>
+          <w:lang w:val="zh_TW" w:bidi="zh_TW"/>
+        </w:rPr>
+        <w:t>；</w:t>
+      </w:r>
+      <w:hyperlink r:id="rId188">
+        <w:r>
+          <w:rPr>
+            <w:lang w:val="zh_TW" w:bidi="zh_TW"/>
+          </w:rPr>
+          <w:rPr>
+            <w:color w:val="0000EE"/>
+            <w:u w:val="single"/>
+          </w:rPr>
+          <w:t>路3:15–18</w:t>
+        </w:r>
+      </w:hyperlink>
+      <w:r>
+        <w:rPr>
+          <w:lang w:val="zh_TW" w:bidi="zh_TW"/>
+        </w:rPr>
+        <w:t>），記載了兩段簡短的先知講話。在第一段講話中，約翰譴責了那世代違背聖約的人，並呼籲他們改變生活方式。在第二段講話中，約翰預言了那位大能者──耶穌的來臨（</w:t>
+      </w:r>
+      <w:hyperlink r:id="rId189">
+        <w:r>
+          <w:rPr>
+            <w:lang w:val="zh_TW" w:bidi="zh_TW"/>
+          </w:rPr>
+          <w:rPr>
+            <w:color w:val="0000EE"/>
+            <w:u w:val="single"/>
+          </w:rPr>
+          <w:t>太3:11</w:t>
+        </w:r>
+      </w:hyperlink>
+      <w:r>
+        <w:rPr>
+          <w:lang w:val="zh_TW" w:bidi="zh_TW"/>
+        </w:rPr>
+        <w:t>；</w:t>
+      </w:r>
+      <w:hyperlink r:id="rId190">
+        <w:r>
+          <w:rPr>
+            <w:lang w:val="zh_TW" w:bidi="zh_TW"/>
+          </w:rPr>
+          <w:rPr>
+            <w:color w:val="0000EE"/>
+            <w:u w:val="single"/>
+          </w:rPr>
+          <w:t>可1:7</w:t>
+        </w:r>
+      </w:hyperlink>
+      <w:r>
+        <w:rPr>
+          <w:lang w:val="zh_TW" w:bidi="zh_TW"/>
+        </w:rPr>
+        <w:t>；</w:t>
+      </w:r>
+      <w:hyperlink r:id="rId191">
+        <w:r>
+          <w:rPr>
+            <w:lang w:val="zh_TW" w:bidi="zh_TW"/>
+          </w:rPr>
+          <w:rPr>
+            <w:color w:val="0000EE"/>
+            <w:u w:val="single"/>
+          </w:rPr>
+          <w:t>路3:16</w:t>
+        </w:r>
+      </w:hyperlink>
+      <w:r>
+        <w:rPr>
+          <w:lang w:val="zh_TW" w:bidi="zh_TW"/>
+        </w:rPr>
+        <w:t>；</w:t>
+      </w:r>
+      <w:hyperlink r:id="rId192">
+        <w:r>
+          <w:rPr>
+            <w:lang w:val="zh_TW" w:bidi="zh_TW"/>
+          </w:rPr>
+          <w:rPr>
+            <w:color w:val="0000EE"/>
+            <w:u w:val="single"/>
+          </w:rPr>
+          <w:t>約1:15、27、30</w:t>
+        </w:r>
+      </w:hyperlink>
+      <w:r>
+        <w:rPr>
+          <w:lang w:val="zh_TW" w:bidi="zh_TW"/>
+        </w:rPr>
+        <w:t>；</w:t>
+      </w:r>
+      <w:hyperlink r:id="rId193">
+        <w:r>
+          <w:rPr>
+            <w:lang w:val="zh_TW" w:bidi="zh_TW"/>
+          </w:rPr>
+          <w:rPr>
+            <w:color w:val="0000EE"/>
+            <w:u w:val="single"/>
+          </w:rPr>
+          <w:t>徒13:25</w:t>
+        </w:r>
+      </w:hyperlink>
+      <w:r>
+        <w:rPr>
+          <w:lang w:val="zh_TW" w:bidi="zh_TW"/>
+        </w:rPr>
+        <w:t>）。然而，約翰的風格與舊約先知的風格並不完全相同，他的宣講以自己的權柄發出，從未使用「耶和華如此說」等公式，或將他的預言話語表達為神的話語。然而，儘管有這些差異，把約翰當作舊約先知傳統的最後代表，仍然是十分恰當的（</w:t>
+      </w:r>
+      <w:hyperlink r:id="rId194">
+        <w:r>
+          <w:rPr>
+            <w:lang w:val="zh_TW" w:bidi="zh_TW"/>
+          </w:rPr>
+          <w:rPr>
+            <w:color w:val="0000EE"/>
+            <w:u w:val="single"/>
+          </w:rPr>
+          <w:t>太11:13</w:t>
+        </w:r>
+      </w:hyperlink>
+      <w:r>
+        <w:rPr>
+          <w:lang w:val="zh_TW" w:bidi="zh_TW"/>
+        </w:rPr>
+        <w:t>；</w:t>
+      </w:r>
+      <w:hyperlink r:id="rId195">
+        <w:r>
+          <w:rPr>
+            <w:lang w:val="zh_TW" w:bidi="zh_TW"/>
+          </w:rPr>
+          <w:rPr>
+            <w:color w:val="0000EE"/>
+            <w:u w:val="single"/>
+          </w:rPr>
+          <w:t>路16:16</w:t>
+        </w:r>
+      </w:hyperlink>
+      <w:r>
+        <w:rPr>
+          <w:lang w:val="zh_TW" w:bidi="zh_TW"/>
+        </w:rPr>
+        <w:t>）。</w:t>
+      </w:r>
+    </w:p>
+    <w:p>
+      <w:pPr>
+        <w:pStyle w:val="Heading4"/>
+      </w:pPr>
+      <w:r>
+        <w:rPr>
+          <w:lang w:val="zh_TW" w:bidi="zh_TW"/>
+        </w:rPr>
+        <w:t>拿撒勒的耶穌</w:t>
+      </w:r>
+    </w:p>
+    <w:p>
+      <w:pPr/>
+      <w:r>
+        <w:rPr>
+          <w:lang w:val="zh_TW" w:bidi="zh_TW"/>
+        </w:rPr>
+      </w:r>
+      <w:r>
+        <w:rPr>
+          <w:lang w:val="zh_TW" w:bidi="zh_TW"/>
+        </w:rPr>
+        <w:t>耶穌在普遍民眾眼中，被視為先知（</w:t>
+      </w:r>
+      <w:hyperlink r:id="rId196">
+        <w:r>
+          <w:rPr>
+            <w:lang w:val="zh_TW" w:bidi="zh_TW"/>
+          </w:rPr>
+          <w:rPr>
+            <w:color w:val="0000EE"/>
+            <w:u w:val="single"/>
+          </w:rPr>
+          <w:t>太16:14</w:t>
+        </w:r>
+      </w:hyperlink>
+      <w:r>
+        <w:rPr>
+          <w:lang w:val="zh_TW" w:bidi="zh_TW"/>
+        </w:rPr>
+        <w:t>，</w:t>
+      </w:r>
+      <w:hyperlink r:id="rId197">
+        <w:r>
+          <w:rPr>
+            <w:lang w:val="zh_TW" w:bidi="zh_TW"/>
+          </w:rPr>
+          <w:rPr>
+            <w:color w:val="0000EE"/>
+            <w:u w:val="single"/>
+          </w:rPr>
+          <w:t>21:10–11</w:t>
+        </w:r>
+      </w:hyperlink>
+      <w:r>
+        <w:rPr>
+          <w:lang w:val="zh_TW" w:bidi="zh_TW"/>
+        </w:rPr>
+        <w:t>；</w:t>
+      </w:r>
+      <w:hyperlink r:id="rId198">
+        <w:r>
+          <w:rPr>
+            <w:lang w:val="zh_TW" w:bidi="zh_TW"/>
+          </w:rPr>
+          <w:rPr>
+            <w:color w:val="0000EE"/>
+            <w:u w:val="single"/>
+          </w:rPr>
+          <w:t>可6:14–15</w:t>
+        </w:r>
+      </w:hyperlink>
+      <w:r>
+        <w:rPr>
+          <w:lang w:val="zh_TW" w:bidi="zh_TW"/>
+        </w:rPr>
+        <w:t>，</w:t>
+      </w:r>
+      <w:hyperlink r:id="rId199">
+        <w:r>
+          <w:rPr>
+            <w:lang w:val="zh_TW" w:bidi="zh_TW"/>
+          </w:rPr>
+          <w:rPr>
+            <w:color w:val="0000EE"/>
+            <w:u w:val="single"/>
+          </w:rPr>
+          <w:t>8:28</w:t>
+        </w:r>
+      </w:hyperlink>
+      <w:r>
+        <w:rPr>
+          <w:lang w:val="zh_TW" w:bidi="zh_TW"/>
+        </w:rPr>
+        <w:t>；</w:t>
+      </w:r>
+      <w:hyperlink r:id="rId200">
+        <w:r>
+          <w:rPr>
+            <w:lang w:val="zh_TW" w:bidi="zh_TW"/>
+          </w:rPr>
+          <w:rPr>
+            <w:color w:val="0000EE"/>
+            <w:u w:val="single"/>
+          </w:rPr>
+          <w:t>路7:16、39</w:t>
+        </w:r>
+      </w:hyperlink>
+      <w:r>
+        <w:rPr>
+          <w:lang w:val="zh_TW" w:bidi="zh_TW"/>
+        </w:rPr>
+        <w:t>，</w:t>
+      </w:r>
+      <w:hyperlink r:id="rId201">
+        <w:r>
+          <w:rPr>
+            <w:lang w:val="zh_TW" w:bidi="zh_TW"/>
+          </w:rPr>
+          <w:rPr>
+            <w:color w:val="0000EE"/>
+            <w:u w:val="single"/>
+          </w:rPr>
+          <w:t>9:8、19</w:t>
+        </w:r>
+      </w:hyperlink>
+      <w:r>
+        <w:rPr>
+          <w:lang w:val="zh_TW" w:bidi="zh_TW"/>
+        </w:rPr>
+        <w:t>；</w:t>
+      </w:r>
+      <w:hyperlink r:id="rId202">
+        <w:r>
+          <w:rPr>
+            <w:lang w:val="zh_TW" w:bidi="zh_TW"/>
+          </w:rPr>
+          <w:rPr>
+            <w:color w:val="0000EE"/>
+            <w:u w:val="single"/>
+          </w:rPr>
+          <w:t>約6:14</w:t>
+        </w:r>
+      </w:hyperlink>
+      <w:r>
+        <w:rPr>
+          <w:lang w:val="zh_TW" w:bidi="zh_TW"/>
+        </w:rPr>
+        <w:t>，</w:t>
+      </w:r>
+      <w:hyperlink r:id="rId203">
+        <w:r>
+          <w:rPr>
+            <w:lang w:val="zh_TW" w:bidi="zh_TW"/>
+          </w:rPr>
+          <w:rPr>
+            <w:color w:val="0000EE"/>
+            <w:u w:val="single"/>
+          </w:rPr>
+          <w:t>7:40、52</w:t>
+        </w:r>
+      </w:hyperlink>
+      <w:r>
+        <w:rPr>
+          <w:lang w:val="zh_TW" w:bidi="zh_TW"/>
+        </w:rPr>
+        <w:t>）。他們有此想法，既是基於耶穌所行的神蹟，也是基於祂的先知講論和預言。雖然耶穌從未直接宣稱自己是先知，但這一身份的暗示可見於</w:t>
+      </w:r>
+      <w:hyperlink r:id="rId204">
+        <w:r>
+          <w:rPr>
+            <w:lang w:val="zh_TW" w:bidi="zh_TW"/>
+          </w:rPr>
+          <w:rPr>
+            <w:color w:val="0000EE"/>
+            <w:u w:val="single"/>
+          </w:rPr>
+          <w:t>馬可福音六章4節</w:t>
+        </w:r>
+      </w:hyperlink>
+      <w:r>
+        <w:rPr>
+          <w:lang w:val="zh_TW" w:bidi="zh_TW"/>
+        </w:rPr>
+        <w:t>：「大凡先知，除了本地、親屬、本家之外，沒有不被人尊敬的。」（參</w:t>
+      </w:r>
+      <w:hyperlink r:id="rId205">
+        <w:r>
+          <w:rPr>
+            <w:lang w:val="zh_TW" w:bidi="zh_TW"/>
+          </w:rPr>
+          <w:rPr>
+            <w:color w:val="0000EE"/>
+            <w:u w:val="single"/>
+          </w:rPr>
+          <w:t>太13:57</w:t>
+        </w:r>
+      </w:hyperlink>
+      <w:r>
+        <w:rPr>
+          <w:lang w:val="zh_TW" w:bidi="zh_TW"/>
+        </w:rPr>
+        <w:t>；</w:t>
+      </w:r>
+      <w:hyperlink r:id="rId206">
+        <w:r>
+          <w:rPr>
+            <w:lang w:val="zh_TW" w:bidi="zh_TW"/>
+          </w:rPr>
+          <w:rPr>
+            <w:color w:val="0000EE"/>
+            <w:u w:val="single"/>
+          </w:rPr>
+          <w:t>路4:24</w:t>
+        </w:r>
+      </w:hyperlink>
+      <w:r>
+        <w:rPr>
+          <w:lang w:val="zh_TW" w:bidi="zh_TW"/>
+        </w:rPr>
+        <w:t>）。同樣，這一身份也隱含在</w:t>
+      </w:r>
+      <w:hyperlink r:id="rId207">
+        <w:r>
+          <w:rPr>
+            <w:lang w:val="zh_TW" w:bidi="zh_TW"/>
+          </w:rPr>
+          <w:rPr>
+            <w:color w:val="0000EE"/>
+            <w:u w:val="single"/>
+          </w:rPr>
+          <w:t>路加福音十二章33節</w:t>
+        </w:r>
+      </w:hyperlink>
+      <w:r>
+        <w:rPr>
+          <w:lang w:val="zh_TW" w:bidi="zh_TW"/>
+        </w:rPr>
+        <w:t>當中：「雖然這樣，今天、明天、後天，我必須前行，因為先知在耶路撒冷之外喪命是不能的。」在使徒行傳中，耶穌被視為</w:t>
+      </w:r>
+      <w:hyperlink r:id="rId87">
+        <w:r>
+          <w:rPr>
+            <w:lang w:val="zh_TW" w:bidi="zh_TW"/>
+          </w:rPr>
+          <w:rPr>
+            <w:color w:val="0000EE"/>
+            <w:u w:val="single"/>
+          </w:rPr>
+          <w:t>申命記十八章18節</w:t>
+        </w:r>
+      </w:hyperlink>
+      <w:r>
+        <w:rPr>
+          <w:lang w:val="zh_TW" w:bidi="zh_TW"/>
+        </w:rPr>
+        <w:t>中預言的「一位先知，像你（摩西）」（</w:t>
+      </w:r>
+      <w:hyperlink r:id="rId88">
+        <w:r>
+          <w:rPr>
+            <w:lang w:val="zh_TW" w:bidi="zh_TW"/>
+          </w:rPr>
+          <w:rPr>
+            <w:color w:val="0000EE"/>
+            <w:u w:val="single"/>
+          </w:rPr>
+          <w:t>徒3:22</w:t>
+        </w:r>
+      </w:hyperlink>
+      <w:r>
+        <w:rPr>
+          <w:lang w:val="zh_TW" w:bidi="zh_TW"/>
+        </w:rPr>
+        <w:t>，</w:t>
+      </w:r>
+      <w:hyperlink r:id="rId89">
+        <w:r>
+          <w:rPr>
+            <w:lang w:val="zh_TW" w:bidi="zh_TW"/>
+          </w:rPr>
+          <w:rPr>
+            <w:color w:val="0000EE"/>
+            <w:u w:val="single"/>
+          </w:rPr>
+          <w:t>7:37</w:t>
+        </w:r>
+      </w:hyperlink>
+      <w:r>
+        <w:rPr>
+          <w:lang w:val="zh_TW" w:bidi="zh_TW"/>
+        </w:rPr>
+        <w:t>）。馬太福音所呈現的耶穌是新的摩西，但並未特別強調祂的先知角色。約翰福音與路加福音相似，強調耶穌作為先知的角色（</w:t>
+      </w:r>
+      <w:hyperlink r:id="rId208">
+        <w:r>
+          <w:rPr>
+            <w:lang w:val="zh_TW" w:bidi="zh_TW"/>
+          </w:rPr>
+          <w:rPr>
+            <w:color w:val="0000EE"/>
+            <w:u w:val="single"/>
+          </w:rPr>
+          <w:t>約4:19</w:t>
+        </w:r>
+      </w:hyperlink>
+      <w:r>
+        <w:rPr>
+          <w:lang w:val="zh_TW" w:bidi="zh_TW"/>
+        </w:rPr>
+        <w:t>，</w:t>
+      </w:r>
+      <w:hyperlink r:id="rId209">
+        <w:r>
+          <w:rPr>
+            <w:lang w:val="zh_TW" w:bidi="zh_TW"/>
+          </w:rPr>
+          <w:rPr>
+            <w:color w:val="0000EE"/>
+            <w:u w:val="single"/>
+          </w:rPr>
+          <w:t>6:14–15</w:t>
+        </w:r>
+      </w:hyperlink>
+      <w:r>
+        <w:rPr>
+          <w:lang w:val="zh_TW" w:bidi="zh_TW"/>
+        </w:rPr>
+        <w:t>，</w:t>
+      </w:r>
+      <w:hyperlink r:id="rId210">
+        <w:r>
+          <w:rPr>
+            <w:lang w:val="zh_TW" w:bidi="zh_TW"/>
+          </w:rPr>
+          <w:rPr>
+            <w:color w:val="0000EE"/>
+            <w:u w:val="single"/>
+          </w:rPr>
+          <w:t>7:40</w:t>
+        </w:r>
+      </w:hyperlink>
+      <w:r>
+        <w:rPr>
+          <w:lang w:val="zh_TW" w:bidi="zh_TW"/>
+        </w:rPr>
+        <w:t>）。</w:t>
+      </w:r>
+    </w:p>
+    <w:p>
+      <w:pPr/>
+      <w:r>
+        <w:rPr>
+          <w:lang w:val="zh_TW" w:bidi="zh_TW"/>
+        </w:rPr>
+      </w:r>
+      <w:r>
+        <w:rPr>
+          <w:lang w:val="zh_TW" w:bidi="zh_TW"/>
+        </w:rPr>
+        <w:t>雖然四福音書和使徒行傳，皆反映了耶穌被當時的人視為先知，但它們也強調祂比先知更大。然而，先知的角色在早期猶太教中非常重要，因此耶穌被認定為先知，是具有極大的意義。有12個有力的理由，可以解釋人們為何將耶穌視為舊約傳統中的先知：</w:t>
+      </w:r>
+    </w:p>
+    <w:p>
+      <w:pPr>
+        <w:pStyle w:val="ListNumber"/>
+        <w:numPr>
+          <w:ilvl w:val="0"/>
+          <w:numId w:val="15"/>
+        </w:numPr>
+        <w:spacing w:line="240" w:lineRule="auto"/>
+        <w:ind w:left="720"/>
+      </w:pPr>
+      <w:r>
+        <w:rPr>
+          <w:lang w:val="zh_TW" w:bidi="zh_TW"/>
+        </w:rPr>
+      </w:r>
+      <w:r>
+        <w:rPr>
+          <w:lang w:val="zh_TW" w:bidi="zh_TW"/>
+        </w:rPr>
+        <w:t>耶穌教導的終極權柄（</w:t>
+      </w:r>
+      <w:hyperlink r:id="rId211">
+        <w:r>
+          <w:rPr>
+            <w:lang w:val="zh_TW" w:bidi="zh_TW"/>
+          </w:rPr>
+          <w:rPr>
+            <w:color w:val="0000EE"/>
+            <w:u w:val="single"/>
+          </w:rPr>
+          <w:t>可1:27</w:t>
+        </w:r>
+      </w:hyperlink>
+      <w:r>
+        <w:rPr>
+          <w:lang w:val="zh_TW" w:bidi="zh_TW"/>
+        </w:rPr>
+        <w:t>）。這一特點特別見於祂使用的開場公式：「我實在（阿們地）告訴你們」，使人聯想到舊約先知使用的「耶和華如此說」。</w:t>
+      </w:r>
+    </w:p>
+    <w:p>
+      <w:pPr>
+        <w:pStyle w:val="ListNumber"/>
+        <w:spacing w:line="240" w:lineRule="auto"/>
+        <w:ind w:left="720"/>
+      </w:pPr>
+      <w:r>
+        <w:rPr>
+          <w:lang w:val="zh_TW" w:bidi="zh_TW"/>
+        </w:rPr>
+      </w:r>
+      <w:r>
+        <w:rPr>
+          <w:lang w:val="zh_TW" w:bidi="zh_TW"/>
+        </w:rPr>
+        <w:t>耶穌許多話語的詩化特徵，不同於當代拉比的教導，卻與舊約先知的詩化修辭相似。</w:t>
+      </w:r>
+    </w:p>
+    <w:p>
+      <w:pPr>
+        <w:pStyle w:val="ListNumber"/>
+        <w:spacing w:line="240" w:lineRule="auto"/>
+        <w:ind w:left="720"/>
+      </w:pPr>
+      <w:r>
+        <w:rPr>
+          <w:lang w:val="zh_TW" w:bidi="zh_TW"/>
+        </w:rPr>
+      </w:r>
+      <w:r>
+        <w:rPr>
+          <w:lang w:val="zh_TW" w:bidi="zh_TW"/>
+        </w:rPr>
+        <w:t>耶穌像古代先知一樣，曾經歷異象（</w:t>
+      </w:r>
+      <w:hyperlink r:id="rId212">
+        <w:r>
+          <w:rPr>
+            <w:lang w:val="zh_TW" w:bidi="zh_TW"/>
+          </w:rPr>
+          <w:rPr>
+            <w:color w:val="0000EE"/>
+            <w:u w:val="single"/>
+          </w:rPr>
+          <w:t>路10:18</w:t>
+        </w:r>
+      </w:hyperlink>
+      <w:r>
+        <w:rPr>
+          <w:lang w:val="zh_TW" w:bidi="zh_TW"/>
+        </w:rPr>
+        <w:t>）。</w:t>
+      </w:r>
+    </w:p>
+    <w:p>
+      <w:pPr>
+        <w:pStyle w:val="ListNumber"/>
+        <w:spacing w:line="240" w:lineRule="auto"/>
+        <w:ind w:left="720"/>
+      </w:pPr>
+      <w:r>
+        <w:rPr>
+          <w:lang w:val="zh_TW" w:bidi="zh_TW"/>
+        </w:rPr>
+      </w:r>
+      <w:r>
+        <w:rPr>
+          <w:lang w:val="zh_TW" w:bidi="zh_TW"/>
+        </w:rPr>
+        <w:t>耶穌像先知一樣，說出許多預言（</w:t>
+      </w:r>
+      <w:hyperlink r:id="rId213">
+        <w:r>
+          <w:rPr>
+            <w:lang w:val="zh_TW" w:bidi="zh_TW"/>
+          </w:rPr>
+          <w:rPr>
+            <w:color w:val="0000EE"/>
+            <w:u w:val="single"/>
+          </w:rPr>
+          <w:t>太23:38</w:t>
+        </w:r>
+      </w:hyperlink>
+      <w:r>
+        <w:rPr>
+          <w:lang w:val="zh_TW" w:bidi="zh_TW"/>
+        </w:rPr>
+        <w:t>；</w:t>
+      </w:r>
+      <w:hyperlink r:id="rId214">
+        <w:r>
+          <w:rPr>
+            <w:lang w:val="zh_TW" w:bidi="zh_TW"/>
+          </w:rPr>
+          <w:rPr>
+            <w:color w:val="0000EE"/>
+            <w:u w:val="single"/>
+          </w:rPr>
+          <w:t>可13:2</w:t>
+        </w:r>
+      </w:hyperlink>
+      <w:r>
+        <w:rPr>
+          <w:lang w:val="zh_TW" w:bidi="zh_TW"/>
+        </w:rPr>
+        <w:t>，</w:t>
+      </w:r>
+      <w:hyperlink r:id="rId215">
+        <w:r>
+          <w:rPr>
+            <w:lang w:val="zh_TW" w:bidi="zh_TW"/>
+          </w:rPr>
+          <w:rPr>
+            <w:color w:val="0000EE"/>
+            <w:u w:val="single"/>
+          </w:rPr>
+          <w:t>14:58</w:t>
+        </w:r>
+      </w:hyperlink>
+      <w:r>
+        <w:rPr>
+          <w:lang w:val="zh_TW" w:bidi="zh_TW"/>
+        </w:rPr>
+        <w:t>；</w:t>
+      </w:r>
+      <w:hyperlink r:id="rId216">
+        <w:r>
+          <w:rPr>
+            <w:lang w:val="zh_TW" w:bidi="zh_TW"/>
+          </w:rPr>
+          <w:rPr>
+            <w:color w:val="0000EE"/>
+            <w:u w:val="single"/>
+          </w:rPr>
+          <w:t>路13:35</w:t>
+        </w:r>
+      </w:hyperlink>
+      <w:r>
+        <w:rPr>
+          <w:lang w:val="zh_TW" w:bidi="zh_TW"/>
+        </w:rPr>
+        <w:t>；以及其它）。</w:t>
+      </w:r>
+    </w:p>
+    <w:p>
+      <w:pPr>
+        <w:pStyle w:val="ListNumber"/>
+        <w:spacing w:line="240" w:lineRule="auto"/>
+        <w:ind w:left="720"/>
+      </w:pPr>
+      <w:r>
+        <w:rPr>
+          <w:lang w:val="zh_TW" w:bidi="zh_TW"/>
+        </w:rPr>
+      </w:r>
+      <w:r>
+        <w:rPr>
+          <w:lang w:val="zh_TW" w:bidi="zh_TW"/>
+        </w:rPr>
+        <w:t>像舊約先知一樣，耶穌多次作出具象徵意義的行動（如潔淨聖殿、進入耶路撒冷、最後的晚餐）。</w:t>
+      </w:r>
+    </w:p>
+    <w:p>
+      <w:pPr>
+        <w:pStyle w:val="ListNumber"/>
+        <w:spacing w:line="240" w:lineRule="auto"/>
+        <w:ind w:left="720"/>
+      </w:pPr>
+      <w:r>
+        <w:rPr>
+          <w:lang w:val="zh_TW" w:bidi="zh_TW"/>
+        </w:rPr>
+      </w:r>
+      <w:r>
+        <w:rPr>
+          <w:lang w:val="zh_TW" w:bidi="zh_TW"/>
+        </w:rPr>
+        <w:t>耶穌像先知一樣，在必要時會拒絕形式化的宗教儀式，強調順服神的道德與屬靈層面。</w:t>
+      </w:r>
+    </w:p>
+    <w:p>
+      <w:pPr>
+        <w:pStyle w:val="ListNumber"/>
+        <w:spacing w:line="240" w:lineRule="auto"/>
+        <w:ind w:left="720"/>
+      </w:pPr>
+      <w:r>
+        <w:rPr>
+          <w:lang w:val="zh_TW" w:bidi="zh_TW"/>
+        </w:rPr>
+      </w:r>
+      <w:r>
+        <w:rPr>
+          <w:lang w:val="zh_TW" w:bidi="zh_TW"/>
+        </w:rPr>
+        <w:t>耶穌宣告神國的即將來臨──類似先知所作的末世宣告。</w:t>
+      </w:r>
+    </w:p>
+    <w:p>
+      <w:pPr>
+        <w:pStyle w:val="ListNumber"/>
+        <w:spacing w:line="240" w:lineRule="auto"/>
+        <w:ind w:left="720"/>
+      </w:pPr>
+      <w:r>
+        <w:rPr>
+          <w:lang w:val="zh_TW" w:bidi="zh_TW"/>
+        </w:rPr>
+      </w:r>
+      <w:r>
+        <w:rPr>
+          <w:lang w:val="zh_TW" w:bidi="zh_TW"/>
+        </w:rPr>
+        <w:t>耶穌像舊約先知一樣，是勸人悔改的傳道者。</w:t>
+      </w:r>
+    </w:p>
+    <w:p>
+      <w:pPr>
+        <w:pStyle w:val="ListNumber"/>
+        <w:spacing w:line="240" w:lineRule="auto"/>
+        <w:ind w:left="720"/>
+      </w:pPr>
+      <w:r>
+        <w:rPr>
+          <w:lang w:val="zh_TW" w:bidi="zh_TW"/>
+        </w:rPr>
+      </w:r>
+      <w:r>
+        <w:rPr>
+          <w:lang w:val="zh_TW" w:bidi="zh_TW"/>
+        </w:rPr>
+        <w:t>耶穌像許多先知一樣，意識到自己蒙神特別呼召（</w:t>
+      </w:r>
+      <w:hyperlink r:id="rId217">
+        <w:r>
+          <w:rPr>
+            <w:lang w:val="zh_TW" w:bidi="zh_TW"/>
+          </w:rPr>
+          <w:rPr>
+            <w:color w:val="0000EE"/>
+            <w:u w:val="single"/>
+          </w:rPr>
+          <w:t>太15:24</w:t>
+        </w:r>
+      </w:hyperlink>
+      <w:r>
+        <w:rPr>
+          <w:lang w:val="zh_TW" w:bidi="zh_TW"/>
+        </w:rPr>
+        <w:t>；</w:t>
+      </w:r>
+      <w:hyperlink r:id="rId218">
+        <w:r>
+          <w:rPr>
+            <w:lang w:val="zh_TW" w:bidi="zh_TW"/>
+          </w:rPr>
+          <w:rPr>
+            <w:color w:val="0000EE"/>
+            <w:u w:val="single"/>
+          </w:rPr>
+          <w:t>可8:31</w:t>
+        </w:r>
+      </w:hyperlink>
+      <w:r>
+        <w:rPr>
+          <w:lang w:val="zh_TW" w:bidi="zh_TW"/>
+        </w:rPr>
+        <w:t>，</w:t>
+      </w:r>
+      <w:hyperlink r:id="rId219">
+        <w:r>
+          <w:rPr>
+            <w:lang w:val="zh_TW" w:bidi="zh_TW"/>
+          </w:rPr>
+          <w:rPr>
+            <w:color w:val="0000EE"/>
+            <w:u w:val="single"/>
+          </w:rPr>
+          <w:t>9:37</w:t>
+        </w:r>
+      </w:hyperlink>
+      <w:r>
+        <w:rPr>
+          <w:lang w:val="zh_TW" w:bidi="zh_TW"/>
+        </w:rPr>
+        <w:t>，</w:t>
+      </w:r>
+      <w:hyperlink r:id="rId220">
+        <w:r>
+          <w:rPr>
+            <w:lang w:val="zh_TW" w:bidi="zh_TW"/>
+          </w:rPr>
+          <w:rPr>
+            <w:color w:val="0000EE"/>
+            <w:u w:val="single"/>
+          </w:rPr>
+          <w:t>14:36</w:t>
+        </w:r>
+      </w:hyperlink>
+      <w:r>
+        <w:rPr>
+          <w:lang w:val="zh_TW" w:bidi="zh_TW"/>
+        </w:rPr>
+        <w:t>；</w:t>
+      </w:r>
+      <w:hyperlink r:id="rId221">
+        <w:r>
+          <w:rPr>
+            <w:lang w:val="zh_TW" w:bidi="zh_TW"/>
+          </w:rPr>
+          <w:rPr>
+            <w:color w:val="0000EE"/>
+            <w:u w:val="single"/>
+          </w:rPr>
+          <w:t>路4:18–26</w:t>
+        </w:r>
+      </w:hyperlink>
+      <w:r>
+        <w:rPr>
+          <w:lang w:val="zh_TW" w:bidi="zh_TW"/>
+        </w:rPr>
+        <w:t>）。</w:t>
+      </w:r>
+    </w:p>
+    <w:p>
+      <w:pPr>
+        <w:pStyle w:val="ListNumber"/>
+        <w:spacing w:line="240" w:lineRule="auto"/>
+        <w:ind w:left="720"/>
+      </w:pPr>
+      <w:r>
+        <w:rPr>
+          <w:lang w:val="zh_TW" w:bidi="zh_TW"/>
+        </w:rPr>
+      </w:r>
+      <w:r>
+        <w:rPr>
+          <w:lang w:val="zh_TW" w:bidi="zh_TW"/>
+        </w:rPr>
+        <w:t>耶穌像先知一樣，藉著與神親密相交而得著啟示（</w:t>
+      </w:r>
+      <w:hyperlink r:id="rId222">
+        <w:r>
+          <w:rPr>
+            <w:lang w:val="zh_TW" w:bidi="zh_TW"/>
+          </w:rPr>
+          <w:rPr>
+            <w:color w:val="0000EE"/>
+            <w:u w:val="single"/>
+          </w:rPr>
+          <w:t>太11:27</w:t>
+        </w:r>
+      </w:hyperlink>
+      <w:r>
+        <w:rPr>
+          <w:lang w:val="zh_TW" w:bidi="zh_TW"/>
+        </w:rPr>
+        <w:t>；</w:t>
+      </w:r>
+      <w:hyperlink r:id="rId223">
+        <w:r>
+          <w:rPr>
+            <w:lang w:val="zh_TW" w:bidi="zh_TW"/>
+          </w:rPr>
+          <w:rPr>
+            <w:color w:val="0000EE"/>
+            <w:u w:val="single"/>
+          </w:rPr>
+          <w:t>路10:22</w:t>
+        </w:r>
+      </w:hyperlink>
+      <w:r>
+        <w:rPr>
+          <w:lang w:val="zh_TW" w:bidi="zh_TW"/>
+        </w:rPr>
+        <w:t>）。</w:t>
+      </w:r>
+    </w:p>
+    <w:p>
+      <w:pPr>
+        <w:pStyle w:val="ListNumber"/>
+        <w:spacing w:line="240" w:lineRule="auto"/>
+        <w:ind w:left="720"/>
+      </w:pPr>
+      <w:r>
+        <w:rPr>
+          <w:lang w:val="zh_TW" w:bidi="zh_TW"/>
+        </w:rPr>
+      </w:r>
+      <w:r>
+        <w:rPr>
+          <w:lang w:val="zh_TW" w:bidi="zh_TW"/>
+        </w:rPr>
+        <w:t>像先知一樣，耶穌代表神。順服耶穌就是順服神，拒絕耶穌就是拒絕神（</w:t>
+      </w:r>
+      <w:hyperlink r:id="rId219">
+        <w:r>
+          <w:rPr>
+            <w:lang w:val="zh_TW" w:bidi="zh_TW"/>
+          </w:rPr>
+          <w:rPr>
+            <w:color w:val="0000EE"/>
+            <w:u w:val="single"/>
+          </w:rPr>
+          <w:t>可9:37</w:t>
+        </w:r>
+      </w:hyperlink>
+      <w:r>
+        <w:rPr>
+          <w:lang w:val="zh_TW" w:bidi="zh_TW"/>
+        </w:rPr>
+        <w:t>；參</w:t>
+      </w:r>
+      <w:hyperlink r:id="rId224">
+        <w:r>
+          <w:rPr>
+            <w:lang w:val="zh_TW" w:bidi="zh_TW"/>
+          </w:rPr>
+          <w:rPr>
+            <w:color w:val="0000EE"/>
+            <w:u w:val="single"/>
+          </w:rPr>
+          <w:t>結33:30–33</w:t>
+        </w:r>
+      </w:hyperlink>
+      <w:r>
+        <w:rPr>
+          <w:lang w:val="zh_TW" w:bidi="zh_TW"/>
+        </w:rPr>
+        <w:t>）。</w:t>
+      </w:r>
+    </w:p>
+    <w:p>
+      <w:pPr>
+        <w:pStyle w:val="ListNumber"/>
+        <w:spacing w:line="240" w:lineRule="auto"/>
+        <w:ind w:left="720"/>
+      </w:pPr>
+      <w:r>
+        <w:rPr>
+          <w:lang w:val="zh_TW" w:bidi="zh_TW"/>
+        </w:rPr>
+      </w:r>
+      <w:r>
+        <w:rPr>
+          <w:lang w:val="zh_TW" w:bidi="zh_TW"/>
+        </w:rPr>
+        <w:t>像先知一樣，耶穌意識到祂對以色列全體的使命（</w:t>
+      </w:r>
+      <w:hyperlink r:id="rId217">
+        <w:r>
+          <w:rPr>
+            <w:lang w:val="zh_TW" w:bidi="zh_TW"/>
+          </w:rPr>
+          <w:rPr>
+            <w:color w:val="0000EE"/>
+            <w:u w:val="single"/>
+          </w:rPr>
+          <w:t>太15:24，</w:t>
+        </w:r>
+      </w:hyperlink>
+      <w:hyperlink r:id="rId225">
+        <w:r>
+          <w:rPr>
+            <w:lang w:val="zh_TW" w:bidi="zh_TW"/>
+          </w:rPr>
+          <w:rPr>
+            <w:color w:val="0000EE"/>
+            <w:u w:val="single"/>
+          </w:rPr>
+          <w:t>19:28</w:t>
+        </w:r>
+      </w:hyperlink>
+      <w:r>
+        <w:rPr>
+          <w:lang w:val="zh_TW" w:bidi="zh_TW"/>
+        </w:rPr>
+        <w:t>；</w:t>
+      </w:r>
+      <w:hyperlink r:id="rId226">
+        <w:r>
+          <w:rPr>
+            <w:lang w:val="zh_TW" w:bidi="zh_TW"/>
+          </w:rPr>
+          <w:rPr>
+            <w:color w:val="0000EE"/>
+            <w:u w:val="single"/>
+          </w:rPr>
+          <w:t>路22:30</w:t>
+        </w:r>
+      </w:hyperlink>
+      <w:r>
+        <w:rPr>
+          <w:lang w:val="zh_TW" w:bidi="zh_TW"/>
+        </w:rPr>
+        <w:t>）。</w:t>
+      </w:r>
+    </w:p>
+    <w:p>
+      <w:pPr/>
+      <w:r>
+        <w:rPr>
+          <w:lang w:val="zh_TW" w:bidi="zh_TW"/>
+        </w:rPr>
+      </w:r>
+      <w:r>
+        <w:rPr>
+          <w:lang w:val="zh_TW" w:bidi="zh_TW"/>
+        </w:rPr>
+        <w:t>耶穌說過許多先知預言，包括以下幾個：</w:t>
+      </w:r>
+    </w:p>
+    <w:p>
+      <w:pPr>
+        <w:pStyle w:val="ListNumber"/>
+        <w:numPr>
+          <w:ilvl w:val="0"/>
+          <w:numId w:val="16"/>
+        </w:numPr>
+        <w:spacing w:line="240" w:lineRule="auto"/>
+        <w:ind w:left="720"/>
+      </w:pPr>
+      <w:r>
+        <w:rPr>
+          <w:lang w:val="zh_TW" w:bidi="zh_TW"/>
+        </w:rPr>
+      </w:r>
+      <w:r>
+        <w:rPr>
+          <w:lang w:val="zh_TW" w:bidi="zh_TW"/>
+        </w:rPr>
+        <w:t>預言神國即將來臨（</w:t>
+      </w:r>
+      <w:hyperlink r:id="rId227">
+        <w:r>
+          <w:rPr>
+            <w:lang w:val="zh_TW" w:bidi="zh_TW"/>
+          </w:rPr>
+          <w:rPr>
+            <w:color w:val="0000EE"/>
+            <w:u w:val="single"/>
+          </w:rPr>
+          <w:t>太10:7–8、23，</w:t>
+        </w:r>
+      </w:hyperlink>
+      <w:hyperlink r:id="rId228">
+        <w:r>
+          <w:rPr>
+            <w:lang w:val="zh_TW" w:bidi="zh_TW"/>
+          </w:rPr>
+          <w:rPr>
+            <w:color w:val="0000EE"/>
+            <w:u w:val="single"/>
+          </w:rPr>
+          <w:t>23:39</w:t>
+        </w:r>
+      </w:hyperlink>
+      <w:r>
+        <w:rPr>
+          <w:lang w:val="zh_TW" w:bidi="zh_TW"/>
+        </w:rPr>
+        <w:t>；</w:t>
+      </w:r>
+      <w:hyperlink r:id="rId229">
+        <w:r>
+          <w:rPr>
+            <w:lang w:val="zh_TW" w:bidi="zh_TW"/>
+          </w:rPr>
+          <w:rPr>
+            <w:color w:val="0000EE"/>
+            <w:u w:val="single"/>
+          </w:rPr>
+          <w:t>可1:15</w:t>
+        </w:r>
+      </w:hyperlink>
+      <w:r>
+        <w:rPr>
+          <w:lang w:val="zh_TW" w:bidi="zh_TW"/>
+        </w:rPr>
+        <w:t>，</w:t>
+      </w:r>
+      <w:hyperlink r:id="rId230">
+        <w:r>
+          <w:rPr>
+            <w:lang w:val="zh_TW" w:bidi="zh_TW"/>
+          </w:rPr>
+          <w:rPr>
+            <w:color w:val="0000EE"/>
+            <w:u w:val="single"/>
+          </w:rPr>
+          <w:t>9:1</w:t>
+        </w:r>
+      </w:hyperlink>
+      <w:r>
+        <w:rPr>
+          <w:lang w:val="zh_TW" w:bidi="zh_TW"/>
+        </w:rPr>
+        <w:t>，</w:t>
+      </w:r>
+      <w:hyperlink r:id="rId231">
+        <w:r>
+          <w:rPr>
+            <w:lang w:val="zh_TW" w:bidi="zh_TW"/>
+          </w:rPr>
+          <w:rPr>
+            <w:color w:val="0000EE"/>
+            <w:u w:val="single"/>
+          </w:rPr>
+          <w:t>13:28–29</w:t>
+        </w:r>
+      </w:hyperlink>
+      <w:r>
+        <w:rPr>
+          <w:lang w:val="zh_TW" w:bidi="zh_TW"/>
+        </w:rPr>
+        <w:t>）</w:t>
+      </w:r>
+    </w:p>
+    <w:p>
+      <w:pPr>
+        <w:pStyle w:val="ListNumber"/>
+        <w:spacing w:line="240" w:lineRule="auto"/>
+        <w:ind w:left="720"/>
+      </w:pPr>
+      <w:r>
+        <w:rPr>
+          <w:lang w:val="zh_TW" w:bidi="zh_TW"/>
+        </w:rPr>
+      </w:r>
+      <w:r>
+        <w:rPr>
+          <w:lang w:val="zh_TW" w:bidi="zh_TW"/>
+        </w:rPr>
+        <w:t>預言耶路撒冷和聖殿被毀（</w:t>
+      </w:r>
+      <w:hyperlink r:id="rId232">
+        <w:r>
+          <w:rPr>
+            <w:lang w:val="zh_TW" w:bidi="zh_TW"/>
+          </w:rPr>
+          <w:rPr>
+            <w:color w:val="0000EE"/>
+            <w:u w:val="single"/>
+          </w:rPr>
+          <w:t>太23:37–39</w:t>
+        </w:r>
+      </w:hyperlink>
+      <w:r>
+        <w:rPr>
+          <w:lang w:val="zh_TW" w:bidi="zh_TW"/>
+        </w:rPr>
+        <w:t>，</w:t>
+      </w:r>
+      <w:hyperlink r:id="rId233">
+        <w:r>
+          <w:rPr>
+            <w:lang w:val="zh_TW" w:bidi="zh_TW"/>
+          </w:rPr>
+          <w:rPr>
+            <w:color w:val="0000EE"/>
+            <w:u w:val="single"/>
+          </w:rPr>
+          <w:t>24:2</w:t>
+        </w:r>
+      </w:hyperlink>
+      <w:r>
+        <w:rPr>
+          <w:lang w:val="zh_TW" w:bidi="zh_TW"/>
+        </w:rPr>
+        <w:t>，</w:t>
+      </w:r>
+      <w:hyperlink r:id="rId234">
+        <w:r>
+          <w:rPr>
+            <w:lang w:val="zh_TW" w:bidi="zh_TW"/>
+          </w:rPr>
+          <w:rPr>
+            <w:color w:val="0000EE"/>
+            <w:u w:val="single"/>
+          </w:rPr>
+          <w:t>26:61</w:t>
+        </w:r>
+      </w:hyperlink>
+      <w:r>
+        <w:rPr>
+          <w:lang w:val="zh_TW" w:bidi="zh_TW"/>
+        </w:rPr>
+        <w:t>，</w:t>
+      </w:r>
+      <w:hyperlink r:id="rId235">
+        <w:r>
+          <w:rPr>
+            <w:lang w:val="zh_TW" w:bidi="zh_TW"/>
+          </w:rPr>
+          <w:rPr>
+            <w:color w:val="0000EE"/>
+            <w:u w:val="single"/>
+          </w:rPr>
+          <w:t>27:40；</w:t>
+        </w:r>
+      </w:hyperlink>
+      <w:hyperlink r:id="rId214">
+        <w:r>
+          <w:rPr>
+            <w:lang w:val="zh_TW" w:bidi="zh_TW"/>
+          </w:rPr>
+          <w:rPr>
+            <w:color w:val="0000EE"/>
+            <w:u w:val="single"/>
+          </w:rPr>
+          <w:t>可13:2</w:t>
+        </w:r>
+      </w:hyperlink>
+      <w:r>
+        <w:rPr>
+          <w:lang w:val="zh_TW" w:bidi="zh_TW"/>
+        </w:rPr>
+        <w:t>，</w:t>
+      </w:r>
+      <w:hyperlink r:id="rId215">
+        <w:r>
+          <w:rPr>
+            <w:lang w:val="zh_TW" w:bidi="zh_TW"/>
+          </w:rPr>
+          <w:rPr>
+            <w:color w:val="0000EE"/>
+            <w:u w:val="single"/>
+          </w:rPr>
+          <w:t>14:58</w:t>
+        </w:r>
+      </w:hyperlink>
+      <w:r>
+        <w:rPr>
+          <w:lang w:val="zh_TW" w:bidi="zh_TW"/>
+        </w:rPr>
+        <w:t>，</w:t>
+      </w:r>
+      <w:hyperlink r:id="rId236">
+        <w:r>
+          <w:rPr>
+            <w:lang w:val="zh_TW" w:bidi="zh_TW"/>
+          </w:rPr>
+          <w:rPr>
+            <w:color w:val="0000EE"/>
+            <w:u w:val="single"/>
+          </w:rPr>
+          <w:t>15:29；</w:t>
+        </w:r>
+      </w:hyperlink>
+      <w:hyperlink r:id="rId237">
+        <w:r>
+          <w:rPr>
+            <w:lang w:val="zh_TW" w:bidi="zh_TW"/>
+          </w:rPr>
+          <w:rPr>
+            <w:color w:val="0000EE"/>
+            <w:u w:val="single"/>
+          </w:rPr>
+          <w:t>路13:34–35</w:t>
+        </w:r>
+      </w:hyperlink>
+      <w:r>
+        <w:rPr>
+          <w:lang w:val="zh_TW" w:bidi="zh_TW"/>
+        </w:rPr>
+        <w:t>，</w:t>
+      </w:r>
+      <w:hyperlink r:id="rId238">
+        <w:r>
+          <w:rPr>
+            <w:lang w:val="zh_TW" w:bidi="zh_TW"/>
+          </w:rPr>
+          <w:rPr>
+            <w:color w:val="0000EE"/>
+            <w:u w:val="single"/>
+          </w:rPr>
+          <w:t>21:6</w:t>
+        </w:r>
+      </w:hyperlink>
+      <w:r>
+        <w:rPr>
+          <w:lang w:val="zh_TW" w:bidi="zh_TW"/>
+        </w:rPr>
+        <w:t>；</w:t>
+      </w:r>
+      <w:hyperlink r:id="rId239">
+        <w:r>
+          <w:rPr>
+            <w:lang w:val="zh_TW" w:bidi="zh_TW"/>
+          </w:rPr>
+          <w:rPr>
+            <w:color w:val="0000EE"/>
+            <w:u w:val="single"/>
+          </w:rPr>
+          <w:t>約2:19–21</w:t>
+        </w:r>
+      </w:hyperlink>
+      <w:r>
+        <w:rPr>
+          <w:lang w:val="zh_TW" w:bidi="zh_TW"/>
+        </w:rPr>
+        <w:t>）</w:t>
+      </w:r>
+    </w:p>
+    <w:p>
+      <w:pPr>
+        <w:pStyle w:val="ListNumber"/>
+        <w:spacing w:line="240" w:lineRule="auto"/>
+        <w:ind w:left="720"/>
+      </w:pPr>
+      <w:r>
+        <w:rPr>
+          <w:lang w:val="zh_TW" w:bidi="zh_TW"/>
+        </w:rPr>
+      </w:r>
+      <w:r>
+        <w:rPr>
+          <w:lang w:val="zh_TW" w:bidi="zh_TW"/>
+        </w:rPr>
+        <w:t>預言人子降臨（</w:t>
+      </w:r>
+      <w:hyperlink r:id="rId240">
+        <w:r>
+          <w:rPr>
+            <w:lang w:val="zh_TW" w:bidi="zh_TW"/>
+          </w:rPr>
+          <w:rPr>
+            <w:color w:val="0000EE"/>
+            <w:u w:val="single"/>
+          </w:rPr>
+          <w:t>太10:23、32–33</w:t>
+        </w:r>
+      </w:hyperlink>
+      <w:r>
+        <w:rPr>
+          <w:lang w:val="zh_TW" w:bidi="zh_TW"/>
+        </w:rPr>
+        <w:t>，</w:t>
+      </w:r>
+      <w:hyperlink r:id="rId241">
+        <w:r>
+          <w:rPr>
+            <w:lang w:val="zh_TW" w:bidi="zh_TW"/>
+          </w:rPr>
+          <w:rPr>
+            <w:color w:val="0000EE"/>
+            <w:u w:val="single"/>
+          </w:rPr>
+          <w:t>12:40</w:t>
+        </w:r>
+      </w:hyperlink>
+      <w:r>
+        <w:rPr>
+          <w:lang w:val="zh_TW" w:bidi="zh_TW"/>
+        </w:rPr>
+        <w:t>，</w:t>
+      </w:r>
+      <w:hyperlink r:id="rId242">
+        <w:r>
+          <w:rPr>
+            <w:lang w:val="zh_TW" w:bidi="zh_TW"/>
+          </w:rPr>
+          <w:rPr>
+            <w:color w:val="0000EE"/>
+            <w:u w:val="single"/>
+          </w:rPr>
+          <w:t>13:40–41</w:t>
+        </w:r>
+      </w:hyperlink>
+      <w:r>
+        <w:rPr>
+          <w:lang w:val="zh_TW" w:bidi="zh_TW"/>
+        </w:rPr>
+        <w:t>，</w:t>
+      </w:r>
+      <w:hyperlink r:id="rId243">
+        <w:r>
+          <w:rPr>
+            <w:lang w:val="zh_TW" w:bidi="zh_TW"/>
+          </w:rPr>
+          <w:rPr>
+            <w:color w:val="0000EE"/>
+            <w:u w:val="single"/>
+          </w:rPr>
+          <w:t>16:27</w:t>
+        </w:r>
+      </w:hyperlink>
+      <w:r>
+        <w:rPr>
+          <w:lang w:val="zh_TW" w:bidi="zh_TW"/>
+        </w:rPr>
+        <w:t>，</w:t>
+      </w:r>
+      <w:hyperlink r:id="rId244">
+        <w:r>
+          <w:rPr>
+            <w:lang w:val="zh_TW" w:bidi="zh_TW"/>
+          </w:rPr>
+          <w:rPr>
+            <w:color w:val="0000EE"/>
+            <w:u w:val="single"/>
+          </w:rPr>
+          <w:t>24:27、37–39</w:t>
+        </w:r>
+      </w:hyperlink>
+      <w:r>
+        <w:rPr>
+          <w:lang w:val="zh_TW" w:bidi="zh_TW"/>
+        </w:rPr>
+        <w:t>；</w:t>
+      </w:r>
+      <w:hyperlink r:id="rId245">
+        <w:r>
+          <w:rPr>
+            <w:lang w:val="zh_TW" w:bidi="zh_TW"/>
+          </w:rPr>
+          <w:rPr>
+            <w:color w:val="0000EE"/>
+            <w:u w:val="single"/>
+          </w:rPr>
+          <w:t>可8:38</w:t>
+        </w:r>
+      </w:hyperlink>
+      <w:r>
+        <w:rPr>
+          <w:lang w:val="zh_TW" w:bidi="zh_TW"/>
+        </w:rPr>
+        <w:t>，</w:t>
+      </w:r>
+      <w:hyperlink r:id="rId246">
+        <w:r>
+          <w:rPr>
+            <w:lang w:val="zh_TW" w:bidi="zh_TW"/>
+          </w:rPr>
+          <w:rPr>
+            <w:color w:val="0000EE"/>
+            <w:u w:val="single"/>
+          </w:rPr>
+          <w:t>13:26–27</w:t>
+        </w:r>
+      </w:hyperlink>
+      <w:r>
+        <w:rPr>
+          <w:lang w:val="zh_TW" w:bidi="zh_TW"/>
+        </w:rPr>
+        <w:t>，</w:t>
+      </w:r>
+      <w:hyperlink r:id="rId247">
+        <w:r>
+          <w:rPr>
+            <w:lang w:val="zh_TW" w:bidi="zh_TW"/>
+          </w:rPr>
+          <w:rPr>
+            <w:color w:val="0000EE"/>
+            <w:u w:val="single"/>
+          </w:rPr>
+          <w:t>14:62</w:t>
+        </w:r>
+      </w:hyperlink>
+      <w:r>
+        <w:rPr>
+          <w:lang w:val="zh_TW" w:bidi="zh_TW"/>
+        </w:rPr>
+        <w:t>；</w:t>
+      </w:r>
+      <w:hyperlink r:id="rId248">
+        <w:r>
+          <w:rPr>
+            <w:lang w:val="zh_TW" w:bidi="zh_TW"/>
+          </w:rPr>
+          <w:rPr>
+            <w:color w:val="0000EE"/>
+            <w:u w:val="single"/>
+          </w:rPr>
+          <w:t>路9:26</w:t>
+        </w:r>
+      </w:hyperlink>
+      <w:r>
+        <w:rPr>
+          <w:lang w:val="zh_TW" w:bidi="zh_TW"/>
+        </w:rPr>
+        <w:t>，</w:t>
+      </w:r>
+      <w:hyperlink r:id="rId249">
+        <w:r>
+          <w:rPr>
+            <w:lang w:val="zh_TW" w:bidi="zh_TW"/>
+          </w:rPr>
+          <w:rPr>
+            <w:color w:val="0000EE"/>
+            <w:u w:val="single"/>
+          </w:rPr>
+          <w:t>11:30</w:t>
+        </w:r>
+      </w:hyperlink>
+      <w:r>
+        <w:rPr>
+          <w:lang w:val="zh_TW" w:bidi="zh_TW"/>
+        </w:rPr>
+        <w:t>，</w:t>
+      </w:r>
+      <w:hyperlink r:id="rId250">
+        <w:r>
+          <w:rPr>
+            <w:lang w:val="zh_TW" w:bidi="zh_TW"/>
+          </w:rPr>
+          <w:rPr>
+            <w:color w:val="0000EE"/>
+            <w:u w:val="single"/>
+          </w:rPr>
+          <w:t>12:8–9</w:t>
+        </w:r>
+      </w:hyperlink>
+      <w:r>
+        <w:rPr>
+          <w:lang w:val="zh_TW" w:bidi="zh_TW"/>
+        </w:rPr>
+        <w:t>，</w:t>
+      </w:r>
+      <w:hyperlink r:id="rId251">
+        <w:r>
+          <w:rPr>
+            <w:lang w:val="zh_TW" w:bidi="zh_TW"/>
+          </w:rPr>
+          <w:rPr>
+            <w:color w:val="0000EE"/>
+            <w:u w:val="single"/>
+          </w:rPr>
+          <w:t>17:24、26</w:t>
+        </w:r>
+      </w:hyperlink>
+      <w:r>
+        <w:rPr>
+          <w:lang w:val="zh_TW" w:bidi="zh_TW"/>
+        </w:rPr>
+        <w:t>）</w:t>
+      </w:r>
+    </w:p>
+    <w:p>
+      <w:pPr>
+        <w:pStyle w:val="ListNumber"/>
+        <w:spacing w:line="240" w:lineRule="auto"/>
+        <w:ind w:left="720"/>
+      </w:pPr>
+      <w:r>
+        <w:rPr>
+          <w:lang w:val="zh_TW" w:bidi="zh_TW"/>
+        </w:rPr>
+      </w:r>
+      <w:r>
+        <w:rPr>
+          <w:lang w:val="zh_TW" w:bidi="zh_TW"/>
+        </w:rPr>
+        <w:t>預言末世。福音書中最長的預言部分，是耶穌在</w:t>
+      </w:r>
+      <w:hyperlink r:id="rId252">
+        <w:r>
+          <w:rPr>
+            <w:lang w:val="zh_TW" w:bidi="zh_TW"/>
+          </w:rPr>
+          <w:rPr>
+            <w:color w:val="0000EE"/>
+            <w:u w:val="single"/>
+          </w:rPr>
+          <w:t>馬可福音十三章1至32節</w:t>
+        </w:r>
+      </w:hyperlink>
+      <w:r>
+        <w:rPr>
+          <w:lang w:val="zh_TW" w:bidi="zh_TW"/>
+        </w:rPr>
+        <w:t>的末世講論（參</w:t>
+      </w:r>
+      <w:hyperlink r:id="rId253">
+        <w:r>
+          <w:rPr>
+            <w:lang w:val="zh_TW" w:bidi="zh_TW"/>
+          </w:rPr>
+          <w:rPr>
+            <w:color w:val="0000EE"/>
+            <w:u w:val="single"/>
+          </w:rPr>
+          <w:t>太24:1–36</w:t>
+        </w:r>
+      </w:hyperlink>
+      <w:r>
+        <w:rPr>
+          <w:lang w:val="zh_TW" w:bidi="zh_TW"/>
+        </w:rPr>
+        <w:t>；</w:t>
+      </w:r>
+      <w:hyperlink r:id="rId254">
+        <w:r>
+          <w:rPr>
+            <w:lang w:val="zh_TW" w:bidi="zh_TW"/>
+          </w:rPr>
+          <w:rPr>
+            <w:color w:val="0000EE"/>
+            <w:u w:val="single"/>
+          </w:rPr>
+          <w:t>路21:5–33</w:t>
+        </w:r>
+      </w:hyperlink>
+      <w:r>
+        <w:rPr>
+          <w:lang w:val="zh_TW" w:bidi="zh_TW"/>
+        </w:rPr>
+        <w:t>）。這段長篇講論，交織著耶路撒冷被毀和末世的種種預言。</w:t>
+      </w:r>
+    </w:p>
+    <w:p>
+      <w:pPr>
+        <w:pStyle w:val="Heading4"/>
+      </w:pPr>
+      <w:r>
+        <w:rPr>
+          <w:lang w:val="zh_TW" w:bidi="zh_TW"/>
+        </w:rPr>
+        <w:t>預言作為信徒的恩賜</w:t>
+      </w:r>
+    </w:p>
+    <w:p>
+      <w:pPr/>
+      <w:r>
+        <w:rPr>
+          <w:lang w:val="zh_TW" w:bidi="zh_TW"/>
+        </w:rPr>
+      </w:r>
+      <w:r>
+        <w:rPr>
+          <w:lang w:val="zh_TW" w:bidi="zh_TW"/>
+        </w:rPr>
+        <w:t>根據使徒行傳所言，早期基督教的預言開始於五旬節那天，聖靈降臨在最早期的基督徒身上（</w:t>
+      </w:r>
+      <w:hyperlink r:id="rId255">
+        <w:r>
+          <w:rPr>
+            <w:lang w:val="zh_TW" w:bidi="zh_TW"/>
+          </w:rPr>
+          <w:rPr>
+            <w:color w:val="0000EE"/>
+            <w:u w:val="single"/>
+          </w:rPr>
+          <w:t>徒2:1–21</w:t>
+        </w:r>
+      </w:hyperlink>
+      <w:r>
+        <w:rPr>
+          <w:lang w:val="zh_TW" w:bidi="zh_TW"/>
+        </w:rPr>
+        <w:t>）。彼得在五旬節的講道表明，聖靈的澆灌應驗了約珥書的預言（</w:t>
+      </w:r>
+      <w:hyperlink r:id="rId256">
+        <w:r>
+          <w:rPr>
+            <w:lang w:val="zh_TW" w:bidi="zh_TW"/>
+          </w:rPr>
+          <w:rPr>
+            <w:color w:val="0000EE"/>
+            <w:u w:val="single"/>
+          </w:rPr>
+          <w:t>徒2:4、17–21</w:t>
+        </w:r>
+      </w:hyperlink>
+      <w:r>
+        <w:rPr>
+          <w:lang w:val="zh_TW" w:bidi="zh_TW"/>
+        </w:rPr>
+        <w:t>；參</w:t>
+      </w:r>
+      <w:hyperlink r:id="rId257">
+        <w:r>
+          <w:rPr>
+            <w:lang w:val="zh_TW" w:bidi="zh_TW"/>
+          </w:rPr>
+          <w:rPr>
+            <w:color w:val="0000EE"/>
+            <w:u w:val="single"/>
+          </w:rPr>
+          <w:t>珥2:28–32</w:t>
+        </w:r>
+      </w:hyperlink>
+      <w:r>
+        <w:rPr>
+          <w:lang w:val="zh_TW" w:bidi="zh_TW"/>
+        </w:rPr>
+        <w:t>）。此外，由於聖靈已經澆灌在所有早期基督徒身上（那靈是預言的靈），因此所有人都是實際的或潛在的先知。</w:t>
+      </w:r>
+    </w:p>
+    <w:p>
+      <w:pPr/>
+      <w:r>
+        <w:rPr>
+          <w:lang w:val="zh_TW" w:bidi="zh_TW"/>
+        </w:rPr>
+      </w:r>
+      <w:r>
+        <w:rPr>
+          <w:lang w:val="zh_TW" w:bidi="zh_TW"/>
+        </w:rPr>
+        <w:t>根據</w:t>
+      </w:r>
+      <w:hyperlink r:id="rId258">
+        <w:r>
+          <w:rPr>
+            <w:lang w:val="zh_TW" w:bidi="zh_TW"/>
+          </w:rPr>
+          <w:rPr>
+            <w:color w:val="0000EE"/>
+            <w:u w:val="single"/>
+          </w:rPr>
+          <w:t>哥林多前書十二章28節</w:t>
+        </w:r>
+      </w:hyperlink>
+      <w:r>
+        <w:rPr>
+          <w:lang w:val="zh_TW" w:bidi="zh_TW"/>
+        </w:rPr>
+        <w:t>（見</w:t>
+      </w:r>
+      <w:hyperlink r:id="rId259">
+        <w:r>
+          <w:rPr>
+            <w:lang w:val="zh_TW" w:bidi="zh_TW"/>
+          </w:rPr>
+          <w:rPr>
+            <w:color w:val="0000EE"/>
+            <w:u w:val="single"/>
+          </w:rPr>
+          <w:t>羅12:6</w:t>
+        </w:r>
+      </w:hyperlink>
+      <w:r>
+        <w:rPr>
+          <w:lang w:val="zh_TW" w:bidi="zh_TW"/>
+        </w:rPr>
+        <w:t>；</w:t>
+      </w:r>
+      <w:hyperlink r:id="rId260">
+        <w:r>
+          <w:rPr>
+            <w:lang w:val="zh_TW" w:bidi="zh_TW"/>
+          </w:rPr>
+          <w:rPr>
+            <w:color w:val="0000EE"/>
+            <w:u w:val="single"/>
+          </w:rPr>
+          <w:t>弗4:11</w:t>
+        </w:r>
+      </w:hyperlink>
+      <w:r>
+        <w:rPr>
+          <w:lang w:val="zh_TW" w:bidi="zh_TW"/>
+        </w:rPr>
+        <w:t>），神在教會首先設立使徒，第二是先知，第三是教師。幾位早期基督教先知的名字被記下來，包括亞迦布（</w:t>
+      </w:r>
+      <w:hyperlink r:id="rId261">
+        <w:r>
+          <w:rPr>
+            <w:lang w:val="zh_TW" w:bidi="zh_TW"/>
+          </w:rPr>
+          <w:rPr>
+            <w:color w:val="0000EE"/>
+            <w:u w:val="single"/>
+          </w:rPr>
+          <w:t>徒11:27–28</w:t>
+        </w:r>
+      </w:hyperlink>
+      <w:r>
+        <w:rPr>
+          <w:lang w:val="zh_TW" w:bidi="zh_TW"/>
+        </w:rPr>
+        <w:t>，</w:t>
+      </w:r>
+      <w:hyperlink r:id="rId262">
+        <w:r>
+          <w:rPr>
+            <w:lang w:val="zh_TW" w:bidi="zh_TW"/>
+          </w:rPr>
+          <w:rPr>
+            <w:color w:val="0000EE"/>
+            <w:u w:val="single"/>
+          </w:rPr>
+          <w:t>21:10–11</w:t>
+        </w:r>
+      </w:hyperlink>
+      <w:r>
+        <w:rPr>
+          <w:lang w:val="zh_TW" w:bidi="zh_TW"/>
+        </w:rPr>
+        <w:t>）、猶大和西拉（</w:t>
+      </w:r>
+      <w:hyperlink r:id="rId263">
+        <w:r>
+          <w:rPr>
+            <w:lang w:val="zh_TW" w:bidi="zh_TW"/>
+          </w:rPr>
+          <w:rPr>
+            <w:color w:val="0000EE"/>
+            <w:u w:val="single"/>
+          </w:rPr>
+          <w:t>15:32</w:t>
+        </w:r>
+      </w:hyperlink>
+      <w:r>
+        <w:rPr>
+          <w:lang w:val="zh_TW" w:bidi="zh_TW"/>
+        </w:rPr>
+        <w:t>）、巴拿巴、稱為尼結的西面、古利奈人路求、馬念和保羅（</w:t>
+      </w:r>
+      <w:hyperlink r:id="rId264">
+        <w:r>
+          <w:rPr>
+            <w:lang w:val="zh_TW" w:bidi="zh_TW"/>
+          </w:rPr>
+          <w:rPr>
+            <w:color w:val="0000EE"/>
+            <w:u w:val="single"/>
+          </w:rPr>
+          <w:t>13:1</w:t>
+        </w:r>
+      </w:hyperlink>
+      <w:r>
+        <w:rPr>
+          <w:lang w:val="zh_TW" w:bidi="zh_TW"/>
+        </w:rPr>
+        <w:t>），以及傳福音的腓利的四個童貞女兒（</w:t>
+      </w:r>
+      <w:hyperlink r:id="rId265">
+        <w:r>
+          <w:rPr>
+            <w:lang w:val="zh_TW" w:bidi="zh_TW"/>
+          </w:rPr>
+          <w:rPr>
+            <w:color w:val="0000EE"/>
+            <w:u w:val="single"/>
+          </w:rPr>
+          <w:t>21:8–9</w:t>
+        </w:r>
+      </w:hyperlink>
+      <w:r>
+        <w:rPr>
+          <w:lang w:val="zh_TW" w:bidi="zh_TW"/>
+        </w:rPr>
+        <w:t>）。啟示錄的作者約翰，無疑也是一位先知（</w:t>
+      </w:r>
+      <w:hyperlink r:id="rId266">
+        <w:r>
+          <w:rPr>
+            <w:lang w:val="zh_TW" w:bidi="zh_TW"/>
+          </w:rPr>
+          <w:rPr>
+            <w:color w:val="0000EE"/>
+            <w:u w:val="single"/>
+          </w:rPr>
+          <w:t>啟1:3</w:t>
+        </w:r>
+      </w:hyperlink>
+      <w:r>
+        <w:rPr>
+          <w:lang w:val="zh_TW" w:bidi="zh_TW"/>
+        </w:rPr>
+        <w:t>，</w:t>
+      </w:r>
+      <w:hyperlink r:id="rId267">
+        <w:r>
+          <w:rPr>
+            <w:lang w:val="zh_TW" w:bidi="zh_TW"/>
+          </w:rPr>
+          <w:rPr>
+            <w:color w:val="0000EE"/>
+            <w:u w:val="single"/>
+          </w:rPr>
+          <w:t>22:9、18</w:t>
+        </w:r>
+      </w:hyperlink>
+      <w:r>
+        <w:rPr>
+          <w:lang w:val="zh_TW" w:bidi="zh_TW"/>
+        </w:rPr>
+        <w:t>），但他從未直接以此自居。</w:t>
+      </w:r>
+    </w:p>
+    <w:p>
+      <w:pPr>
+        <w:pStyle w:val="Heading3"/>
+      </w:pPr>
+      <w:r>
+        <w:rPr>
+          <w:lang w:val="zh_TW" w:bidi="zh_TW"/>
+        </w:rPr>
+        <w:t>基督徒先知的角色</w:t>
+      </w:r>
+    </w:p>
+    <w:p>
+      <w:pPr/>
+      <w:r>
+        <w:rPr>
+          <w:lang w:val="zh_TW" w:bidi="zh_TW"/>
+        </w:rPr>
+      </w:r>
+      <w:r>
+        <w:rPr>
+          <w:lang w:val="zh_TW" w:bidi="zh_TW"/>
+        </w:rPr>
+        <w:t>基督教先知是早期基督教群體的領袖（</w:t>
+      </w:r>
+      <w:hyperlink r:id="rId258">
+        <w:r>
+          <w:rPr>
+            <w:lang w:val="zh_TW" w:bidi="zh_TW"/>
+          </w:rPr>
+          <w:rPr>
+            <w:color w:val="0000EE"/>
+            <w:u w:val="single"/>
+          </w:rPr>
+          <w:t>林前12:28</w:t>
+        </w:r>
+      </w:hyperlink>
+      <w:r>
+        <w:rPr>
+          <w:lang w:val="zh_TW" w:bidi="zh_TW"/>
+        </w:rPr>
+        <w:t>；</w:t>
+      </w:r>
+      <w:hyperlink r:id="rId260">
+        <w:r>
+          <w:rPr>
+            <w:lang w:val="zh_TW" w:bidi="zh_TW"/>
+          </w:rPr>
+          <w:rPr>
+            <w:color w:val="0000EE"/>
+            <w:u w:val="single"/>
+          </w:rPr>
+          <w:t>弗4:11</w:t>
+        </w:r>
+      </w:hyperlink>
+      <w:r>
+        <w:rPr>
+          <w:lang w:val="zh_TW" w:bidi="zh_TW"/>
+        </w:rPr>
+        <w:t>），他們在教會聚會中運用他們的預言恩賜（</w:t>
+      </w:r>
+      <w:hyperlink r:id="rId268">
+        <w:r>
+          <w:rPr>
+            <w:lang w:val="zh_TW" w:bidi="zh_TW"/>
+          </w:rPr>
+          <w:rPr>
+            <w:color w:val="0000EE"/>
+            <w:u w:val="single"/>
+          </w:rPr>
+          <w:t>徒13:1–3</w:t>
+        </w:r>
+      </w:hyperlink>
+      <w:r>
+        <w:rPr>
+          <w:lang w:val="zh_TW" w:bidi="zh_TW"/>
+        </w:rPr>
+        <w:t>，</w:t>
+      </w:r>
+      <w:hyperlink r:id="rId261">
+        <w:r>
+          <w:rPr>
+            <w:lang w:val="zh_TW" w:bidi="zh_TW"/>
+          </w:rPr>
+          <w:rPr>
+            <w:color w:val="0000EE"/>
+            <w:u w:val="single"/>
+          </w:rPr>
+          <w:t>11:27–28</w:t>
+        </w:r>
+      </w:hyperlink>
+      <w:r>
+        <w:rPr>
+          <w:lang w:val="zh_TW" w:bidi="zh_TW"/>
+        </w:rPr>
+        <w:t>；</w:t>
+      </w:r>
+      <w:hyperlink r:id="rId269">
+        <w:r>
+          <w:rPr>
+            <w:lang w:val="zh_TW" w:bidi="zh_TW"/>
+          </w:rPr>
+          <w:rPr>
+            <w:color w:val="0000EE"/>
+            <w:u w:val="single"/>
+          </w:rPr>
+          <w:t>林前12–14章</w:t>
+        </w:r>
+      </w:hyperlink>
+      <w:r>
+        <w:rPr>
+          <w:lang w:val="zh_TW" w:bidi="zh_TW"/>
+        </w:rPr>
+        <w:t>；</w:t>
+      </w:r>
+      <w:hyperlink r:id="rId270">
+        <w:r>
+          <w:rPr>
+            <w:lang w:val="zh_TW" w:bidi="zh_TW"/>
+          </w:rPr>
+          <w:rPr>
+            <w:color w:val="0000EE"/>
+            <w:u w:val="single"/>
+          </w:rPr>
+          <w:t>啟1:10</w:t>
+        </w:r>
+      </w:hyperlink>
+      <w:r>
+        <w:rPr>
+          <w:lang w:val="zh_TW" w:bidi="zh_TW"/>
+        </w:rPr>
+        <w:t>）。由於神的靈在基督徒敬拜中特別活躍，預言因此就是神與子民溝通的一個主要方式。先知像使徒和教師一樣，並不在地方群體中擔任監督、長老和執事等職分；更確切的說，他們不是由個別會眾選出，而是藉著神的呼召被揀選。因此，他們在所有地方群體中都受到尊敬和接納。</w:t>
+      </w:r>
+    </w:p>
+    <w:p>
+      <w:pPr/>
+      <w:r>
+        <w:rPr>
+          <w:lang w:val="zh_TW" w:bidi="zh_TW"/>
+        </w:rPr>
+      </w:r>
+      <w:r>
+        <w:rPr>
+          <w:lang w:val="zh_TW" w:bidi="zh_TW"/>
+        </w:rPr>
+        <w:t>早期基督徒先知既有巡迴的，也有定居的。巡迴先知（itinerant prophets，從一個地方走到另一個地方）似乎在敘利亞─巴勒斯坦和小亞細亞等地，比在歐洲教會更為普遍。</w:t>
+      </w:r>
+    </w:p>
+    <w:p>
+      <w:pPr>
+        <w:pStyle w:val="Heading4"/>
+      </w:pPr>
+      <w:r>
+        <w:rPr>
+          <w:lang w:val="zh_TW" w:bidi="zh_TW"/>
+        </w:rPr>
+        <w:t>預言的功能</w:t>
+      </w:r>
+    </w:p>
+    <w:p>
+      <w:pPr/>
+      <w:r>
+        <w:rPr>
+          <w:lang w:val="zh_TW" w:bidi="zh_TW"/>
+        </w:rPr>
+      </w:r>
+      <w:r>
+        <w:rPr>
+          <w:lang w:val="zh_TW" w:bidi="zh_TW"/>
+        </w:rPr>
+        <w:t>根據保羅所言，預言（如同所有其它屬靈恩賜）的核心目的是建立或造就教會。根據</w:t>
+      </w:r>
+      <w:hyperlink r:id="rId271">
+        <w:r>
+          <w:rPr>
+            <w:lang w:val="zh_TW" w:bidi="zh_TW"/>
+          </w:rPr>
+          <w:rPr>
+            <w:color w:val="0000EE"/>
+            <w:u w:val="single"/>
+          </w:rPr>
+          <w:t>哥林多前書十四章3節</w:t>
+        </w:r>
+      </w:hyperlink>
+      <w:r>
+        <w:rPr>
+          <w:lang w:val="zh_TW" w:bidi="zh_TW"/>
+        </w:rPr>
+        <w:t>，「作先知講道的，是對人說，要造就、安慰、勸勉人」保羅在</w:t>
+      </w:r>
+      <w:hyperlink r:id="rId272">
+        <w:r>
+          <w:rPr>
+            <w:lang w:val="zh_TW" w:bidi="zh_TW"/>
+          </w:rPr>
+          <w:rPr>
+            <w:color w:val="0000EE"/>
+            <w:u w:val="single"/>
+          </w:rPr>
+          <w:t>哥林多前書十四章4節</w:t>
+        </w:r>
+      </w:hyperlink>
+      <w:r>
+        <w:rPr>
+          <w:lang w:val="zh_TW" w:bidi="zh_TW"/>
+        </w:rPr>
+        <w:t>中再次指出，「說方言的，是造就自己；作先知講道的，乃是造就教會。」保羅之所以討論屬靈恩賜，特別是預言和說方言，是因為哥林多教會過分強調說方言。保羅並不反對說方言（</w:t>
+      </w:r>
+      <w:hyperlink r:id="rId273">
+        <w:r>
+          <w:rPr>
+            <w:lang w:val="zh_TW" w:bidi="zh_TW"/>
+          </w:rPr>
+          <w:rPr>
+            <w:color w:val="0000EE"/>
+            <w:u w:val="single"/>
+          </w:rPr>
+          <w:t>林前14:18、39</w:t>
+        </w:r>
+      </w:hyperlink>
+      <w:r>
+        <w:rPr>
+          <w:lang w:val="zh_TW" w:bidi="zh_TW"/>
+        </w:rPr>
+        <w:t>），但他指出教會無法從中得造就，因為方言通常難以理解。預言則是由聖靈啟示，是人們可以理解的言語，能夠促進在場的人相互造就、安慰和鼓勵（</w:t>
+      </w:r>
+      <w:hyperlink r:id="rId274">
+        <w:r>
+          <w:rPr>
+            <w:lang w:val="zh_TW" w:bidi="zh_TW"/>
+          </w:rPr>
+          <w:rPr>
+            <w:color w:val="0000EE"/>
+            <w:u w:val="single"/>
+          </w:rPr>
+          <w:t>林前14:20–25、39</w:t>
+        </w:r>
+      </w:hyperlink>
+      <w:r>
+        <w:rPr>
+          <w:lang w:val="zh_TW" w:bidi="zh_TW"/>
+        </w:rPr>
+        <w:t>）。</w:t>
+      </w:r>
+    </w:p>
+    <w:p>
+      <w:pPr>
+        <w:pStyle w:val="Heading4"/>
+      </w:pPr>
+      <w:r>
+        <w:rPr>
+          <w:lang w:val="zh_TW" w:bidi="zh_TW"/>
+        </w:rPr>
+        <w:t>基督教預言的內容</w:t>
+      </w:r>
+    </w:p>
+    <w:p>
+      <w:pPr/>
+      <w:r>
+        <w:rPr>
+          <w:lang w:val="zh_TW" w:bidi="zh_TW"/>
+        </w:rPr>
+      </w:r>
+      <w:r>
+        <w:rPr>
+          <w:lang w:val="zh_TW" w:bidi="zh_TW"/>
+        </w:rPr>
+        <w:t>我們對於公元一世紀教會的預言內容知之甚少。預言有時會帶來神的指引，以便早期基督教的人做出重要決定。保羅和巴拿巴透過預言信息，被選定參與特定的使命（</w:t>
+      </w:r>
+      <w:hyperlink r:id="rId268">
+        <w:r>
+          <w:rPr>
+            <w:lang w:val="zh_TW" w:bidi="zh_TW"/>
+          </w:rPr>
+          <w:rPr>
+            <w:color w:val="0000EE"/>
+            <w:u w:val="single"/>
+          </w:rPr>
+          <w:t>徒13:1–3</w:t>
+        </w:r>
+      </w:hyperlink>
+      <w:r>
+        <w:rPr>
+          <w:lang w:val="zh_TW" w:bidi="zh_TW"/>
+        </w:rPr>
+        <w:t>；參</w:t>
+      </w:r>
+      <w:hyperlink r:id="rId275">
+        <w:r>
+          <w:rPr>
+            <w:lang w:val="zh_TW" w:bidi="zh_TW"/>
+          </w:rPr>
+          <w:rPr>
+            <w:color w:val="0000EE"/>
+            <w:u w:val="single"/>
+          </w:rPr>
+          <w:t>提前1:18</w:t>
+        </w:r>
+      </w:hyperlink>
+      <w:r>
+        <w:rPr>
+          <w:lang w:val="zh_TW" w:bidi="zh_TW"/>
+        </w:rPr>
+        <w:t>，</w:t>
+      </w:r>
+      <w:hyperlink r:id="rId276">
+        <w:r>
+          <w:rPr>
+            <w:lang w:val="zh_TW" w:bidi="zh_TW"/>
+          </w:rPr>
+          <w:rPr>
+            <w:color w:val="0000EE"/>
+            <w:u w:val="single"/>
+          </w:rPr>
+          <w:t>4:14</w:t>
+        </w:r>
+      </w:hyperlink>
+      <w:r>
+        <w:rPr>
+          <w:lang w:val="zh_TW" w:bidi="zh_TW"/>
+        </w:rPr>
+        <w:t>）。保羅和提摩太很可能也是透過預言，而禁止在亞細亞傳道（</w:t>
+      </w:r>
+      <w:hyperlink r:id="rId277">
+        <w:r>
+          <w:rPr>
+            <w:lang w:val="zh_TW" w:bidi="zh_TW"/>
+          </w:rPr>
+          <w:rPr>
+            <w:color w:val="0000EE"/>
+            <w:u w:val="single"/>
+          </w:rPr>
+          <w:t>徒16:6</w:t>
+        </w:r>
+      </w:hyperlink>
+      <w:r>
+        <w:rPr>
+          <w:lang w:val="zh_TW" w:bidi="zh_TW"/>
+        </w:rPr>
+        <w:t>）。同樣，耶穌的靈也禁止他們去庇推尼（</w:t>
+      </w:r>
+      <w:hyperlink r:id="rId278">
+        <w:r>
+          <w:rPr>
+            <w:lang w:val="zh_TW" w:bidi="zh_TW"/>
+          </w:rPr>
+          <w:rPr>
+            <w:color w:val="0000EE"/>
+            <w:u w:val="single"/>
+          </w:rPr>
+          <w:t>7</w:t>
+        </w:r>
+      </w:hyperlink>
+      <w:r>
+        <w:rPr>
+          <w:lang w:val="zh_TW" w:bidi="zh_TW"/>
+        </w:rPr>
+        <w:t>節）。</w:t>
+      </w:r>
+    </w:p>
+    <w:p>
+      <w:pPr/>
+      <w:r>
+        <w:rPr>
+          <w:lang w:val="zh_TW" w:bidi="zh_TW"/>
+        </w:rPr>
+      </w:r>
+      <w:r>
+        <w:rPr>
+          <w:lang w:val="zh_TW" w:bidi="zh_TW"/>
+        </w:rPr>
+        <w:t>預言最常見的用途，或許是預測未來。亞迦布預言天下將有大饑荒（</w:t>
+      </w:r>
+      <w:hyperlink r:id="rId279">
+        <w:r>
+          <w:rPr>
+            <w:lang w:val="zh_TW" w:bidi="zh_TW"/>
+          </w:rPr>
+          <w:rPr>
+            <w:color w:val="0000EE"/>
+            <w:u w:val="single"/>
+          </w:rPr>
+          <w:t>11:28</w:t>
+        </w:r>
+      </w:hyperlink>
+      <w:r>
+        <w:rPr>
+          <w:lang w:val="zh_TW" w:bidi="zh_TW"/>
+        </w:rPr>
+        <w:t>）和保羅即將被捕（</w:t>
+      </w:r>
+      <w:hyperlink r:id="rId280">
+        <w:r>
+          <w:rPr>
+            <w:lang w:val="zh_TW" w:bidi="zh_TW"/>
+          </w:rPr>
+          <w:rPr>
+            <w:color w:val="0000EE"/>
+            <w:u w:val="single"/>
+          </w:rPr>
+          <w:t>21:11</w:t>
+        </w:r>
+      </w:hyperlink>
+      <w:r>
+        <w:rPr>
+          <w:lang w:val="zh_TW" w:bidi="zh_TW"/>
+        </w:rPr>
+        <w:t>），其他先知也曾預言保羅會被監禁（</w:t>
+      </w:r>
+      <w:hyperlink r:id="rId281">
+        <w:r>
+          <w:rPr>
+            <w:lang w:val="zh_TW" w:bidi="zh_TW"/>
+          </w:rPr>
+          <w:rPr>
+            <w:color w:val="0000EE"/>
+            <w:u w:val="single"/>
+          </w:rPr>
+          <w:t>20:23</w:t>
+        </w:r>
+      </w:hyperlink>
+      <w:r>
+        <w:rPr>
+          <w:lang w:val="zh_TW" w:bidi="zh_TW"/>
+        </w:rPr>
+        <w:t>）。約翰所寫的啟示錄中，所有預言都指向未來的事件，這些事件將在末後的日子逐漸發生。然而，約翰詳細寫下預言的目的，不是為了滿足讀者的好奇心，而是為了讓他們在經歷逼迫時，給予安慰和鼓勵。</w:t>
+      </w:r>
+    </w:p>
+    <w:p>
+      <w:pPr>
+        <w:pStyle w:val="Heading4"/>
+      </w:pPr>
+      <w:r>
+        <w:rPr>
+          <w:lang w:val="zh_TW" w:bidi="zh_TW"/>
+        </w:rPr>
+        <w:t>基督教預言的形式</w:t>
+      </w:r>
+    </w:p>
+    <w:p>
+      <w:pPr/>
+      <w:r>
+        <w:rPr>
+          <w:lang w:val="zh_TW" w:bidi="zh_TW"/>
+        </w:rPr>
+      </w:r>
+      <w:r>
+        <w:rPr>
+          <w:lang w:val="zh_TW" w:bidi="zh_TW"/>
+        </w:rPr>
+        <w:t>基督教先知與舊約先知不同，不一定會以神或耶穌直接說話的形式來傳達信息。在早期基督教文獻中，幾乎沒有正式的標記，表明其中的預言講論。啟示錄是其中一個顯著的例外。</w:t>
+      </w:r>
+    </w:p>
+    <w:p>
+      <w:pPr/>
+      <w:r>
+        <w:rPr>
+          <w:lang w:val="zh_TW" w:bidi="zh_TW"/>
+        </w:rPr>
       </w:r>
       <w:r>
         <w:rPr>
           <w:i/>
           <w:lang w:val="zh_TW" w:bidi="zh_TW"/>
         </w:rPr>
+        <w:t>另見</w:t>
+      </w:r>
+      <w:r>
+        <w:rPr>
+          <w:lang w:val="zh_TW" w:bidi="zh_TW"/>
+        </w:rPr>
+        <w:t xml:space="preserve"> </w:t>
+      </w:r>
+      <w:r>
+        <w:rPr>
+          <w:lang w:val="zh_TW" w:bidi="zh_TW"/>
+        </w:rPr>
+        <w:t>夢</w:t>
+      </w:r>
+      <w:r>
+        <w:rPr>
+          <w:lang w:val="zh_TW" w:bidi="zh_TW"/>
+        </w:rPr>
+        <w:t>；</w:t>
+      </w:r>
+      <w:r>
+        <w:rPr>
+          <w:lang w:val="zh_TW" w:bidi="zh_TW"/>
+        </w:rPr>
+        <w:t>神諭</w:t>
+      </w:r>
+      <w:r>
+        <w:rPr>
+          <w:lang w:val="zh_TW" w:bidi="zh_TW"/>
+        </w:rPr>
+        <w:t>；</w:t>
+      </w:r>
+      <w:r>
+        <w:rPr>
+          <w:lang w:val="zh_TW" w:bidi="zh_TW"/>
+        </w:rPr>
+        <w:t>應許</w:t>
+      </w:r>
+      <w:r>
+        <w:rPr>
+          <w:lang w:val="zh_TW" w:bidi="zh_TW"/>
+        </w:rPr>
+        <w:t>；</w:t>
+      </w:r>
+      <w:r>
+        <w:rPr>
+          <w:lang w:val="zh_TW" w:bidi="zh_TW"/>
+        </w:rPr>
+        <w:t>先知，女先知</w:t>
+      </w:r>
+      <w:r>
+        <w:rPr>
+          <w:lang w:val="zh_TW" w:bidi="zh_TW"/>
+        </w:rPr>
+        <w:t>；</w:t>
+      </w:r>
+      <w:r>
+        <w:rPr>
+          <w:lang w:val="zh_TW" w:bidi="zh_TW"/>
+        </w:rPr>
+        <w:t>假先知</w:t>
+      </w:r>
+      <w:r>
+        <w:rPr>
+          <w:lang w:val="zh_TW" w:bidi="zh_TW"/>
+        </w:rPr>
+        <w:t>；</w:t>
+      </w:r>
+      <w:r>
+        <w:rPr>
+          <w:lang w:val="zh_TW" w:bidi="zh_TW"/>
+        </w:rPr>
+        <w:t>異象</w:t>
+      </w:r>
+      <w:r>
+        <w:rPr>
+          <w:lang w:val="zh_TW" w:bidi="zh_TW"/>
+        </w:rPr>
         <w:t>。</w:t>
       </w:r>
+      <w:r>
+        <w:rPr>
+          <w:lang w:val="zh_TW" w:bidi="zh_TW"/>
+        </w:rPr>
+      </w:r>
+      <w:r>
+        <w:rPr>
+          <w:lang w:val="zh_TW" w:bidi="zh_TW"/>
+        </w:rPr>
+      </w:r>
     </w:p>
     <w:p>
       <w:pPr/>
@@ -274,13 +7102,419 @@
           <w:lang w:val="zh_TW" w:bidi="zh_TW"/>
         </w:rPr>
       </w:r>
-      <w:r>
-        <w:rPr>
-          <w:lang w:val="zh_TW" w:bidi="zh_TW"/>
-        </w:rPr>
-        <w:t>它指的是在人墮落（人類首次犯罪）之後，神所說出的第一個救贖信息。神對撒但（以蛇的形象出現）說：「我又要叫你和女人彼此為仇； 你的後裔和女人的後裔也彼此為仇。 女人的後裔要傷你的頭； 你要傷他的腳跟」（</w:t>
-      </w:r>
-      <w:hyperlink r:id="rId13">
+    </w:p>
+    <w:p>
+      <w:pPr>
+        <w:pStyle w:val="Heading2"/>
+      </w:pPr>
+      <w:r>
+        <w:rPr>
+          <w:lang w:val="zh_TW" w:bidi="zh_TW"/>
+        </w:rPr>
+        <w:t>預知</w:t>
+      </w:r>
+      <w:r>
+        <w:rPr>
+          <w:lang w:val="zh_TW" w:bidi="zh_TW"/>
+        </w:rPr>
+      </w:r>
+    </w:p>
+    <w:p>
+      <w:pPr/>
+      <w:r>
+        <w:rPr>
+          <w:lang w:val="zh_TW" w:bidi="zh_TW"/>
+        </w:rPr>
+      </w:r>
+      <w:r>
+        <w:rPr>
+          <w:lang w:val="zh_TW" w:bidi="zh_TW"/>
+        </w:rPr>
+        <w:t>在事情發生之前就已知道該事件或事物。</w:t>
+      </w:r>
+    </w:p>
+    <w:p>
+      <w:pPr/>
+      <w:r>
+        <w:rPr>
+          <w:lang w:val="zh_TW" w:bidi="zh_TW"/>
+        </w:rPr>
+      </w:r>
+      <w:r>
+        <w:rPr>
+          <w:lang w:val="zh_TW" w:bidi="zh_TW"/>
+        </w:rPr>
+        <w:t>在新約聖經中，「預知」的希臘文詞語只出現七次，用來描述：</w:t>
+      </w:r>
+    </w:p>
+    <w:p>
+      <w:pPr>
+        <w:pStyle w:val="ListNumber"/>
+        <w:numPr>
+          <w:ilvl w:val="0"/>
+          <w:numId w:val="17"/>
+        </w:numPr>
+        <w:spacing w:line="240" w:lineRule="auto"/>
+        <w:ind w:left="720"/>
+      </w:pPr>
+      <w:r>
+        <w:rPr>
+          <w:lang w:val="zh_TW" w:bidi="zh_TW"/>
+        </w:rPr>
+      </w:r>
+      <w:r>
+        <w:rPr>
+          <w:lang w:val="zh_TW" w:bidi="zh_TW"/>
+        </w:rPr>
+        <w:t>基督徒如何得到警告，提防假教師（</w:t>
+      </w:r>
+      <w:hyperlink r:id="rId282">
+        <w:r>
+          <w:rPr>
+            <w:lang w:val="zh_TW" w:bidi="zh_TW"/>
+          </w:rPr>
+          <w:rPr>
+            <w:color w:val="0000EE"/>
+            <w:u w:val="single"/>
+          </w:rPr>
+          <w:t>彼後3:17</w:t>
+        </w:r>
+      </w:hyperlink>
+      <w:r>
+        <w:rPr>
+          <w:lang w:val="zh_TW" w:bidi="zh_TW"/>
+        </w:rPr>
+        <w:t>）</w:t>
+      </w:r>
+    </w:p>
+    <w:p>
+      <w:pPr>
+        <w:pStyle w:val="ListNumber"/>
+        <w:spacing w:line="240" w:lineRule="auto"/>
+        <w:ind w:left="720"/>
+      </w:pPr>
+      <w:r>
+        <w:rPr>
+          <w:lang w:val="zh_TW" w:bidi="zh_TW"/>
+        </w:rPr>
+      </w:r>
+      <w:r>
+        <w:rPr>
+          <w:lang w:val="zh_TW" w:bidi="zh_TW"/>
+        </w:rPr>
+        <w:t>猶太人事先知道保羅早年的生活（</w:t>
+      </w:r>
+      <w:hyperlink r:id="rId283">
+        <w:r>
+          <w:rPr>
+            <w:lang w:val="zh_TW" w:bidi="zh_TW"/>
+          </w:rPr>
+          <w:rPr>
+            <w:color w:val="0000EE"/>
+            <w:u w:val="single"/>
+          </w:rPr>
+          <w:t>徒26:4–5</w:t>
+        </w:r>
+      </w:hyperlink>
+      <w:r>
+        <w:rPr>
+          <w:lang w:val="zh_TW" w:bidi="zh_TW"/>
+        </w:rPr>
+        <w:t>）</w:t>
+      </w:r>
+    </w:p>
+    <w:p>
+      <w:pPr>
+        <w:pStyle w:val="ListNumber"/>
+        <w:spacing w:line="240" w:lineRule="auto"/>
+        <w:ind w:left="720"/>
+      </w:pPr>
+      <w:r>
+        <w:rPr>
+          <w:lang w:val="zh_TW" w:bidi="zh_TW"/>
+        </w:rPr>
+      </w:r>
+      <w:r>
+        <w:rPr>
+          <w:lang w:val="zh_TW" w:bidi="zh_TW"/>
+        </w:rPr>
+        <w:t>神在基督受死之前已知道這事（</w:t>
+      </w:r>
+      <w:hyperlink r:id="rId284">
+        <w:r>
+          <w:rPr>
+            <w:lang w:val="zh_TW" w:bidi="zh_TW"/>
+          </w:rPr>
+          <w:rPr>
+            <w:color w:val="0000EE"/>
+            <w:u w:val="single"/>
+          </w:rPr>
+          <w:t>徒2:23</w:t>
+        </w:r>
+      </w:hyperlink>
+      <w:r>
+        <w:rPr>
+          <w:lang w:val="zh_TW" w:bidi="zh_TW"/>
+        </w:rPr>
+        <w:t>；</w:t>
+      </w:r>
+      <w:hyperlink r:id="rId285">
+        <w:r>
+          <w:rPr>
+            <w:lang w:val="zh_TW" w:bidi="zh_TW"/>
+          </w:rPr>
+          <w:rPr>
+            <w:color w:val="0000EE"/>
+            <w:u w:val="single"/>
+          </w:rPr>
+          <w:t>彼前1:18–20</w:t>
+        </w:r>
+      </w:hyperlink>
+      <w:r>
+        <w:rPr>
+          <w:lang w:val="zh_TW" w:bidi="zh_TW"/>
+        </w:rPr>
+        <w:t>）</w:t>
+      </w:r>
+    </w:p>
+    <w:p>
+      <w:pPr>
+        <w:pStyle w:val="ListNumber"/>
+        <w:spacing w:line="240" w:lineRule="auto"/>
+        <w:ind w:left="720"/>
+      </w:pPr>
+      <w:r>
+        <w:rPr>
+          <w:lang w:val="zh_TW" w:bidi="zh_TW"/>
+        </w:rPr>
+      </w:r>
+      <w:r>
+        <w:rPr>
+          <w:lang w:val="zh_TW" w:bidi="zh_TW"/>
+        </w:rPr>
+        <w:t>神認識祂的百姓（</w:t>
+      </w:r>
+      <w:hyperlink r:id="rId286">
+        <w:r>
+          <w:rPr>
+            <w:lang w:val="zh_TW" w:bidi="zh_TW"/>
+          </w:rPr>
+          <w:rPr>
+            <w:color w:val="0000EE"/>
+            <w:u w:val="single"/>
+          </w:rPr>
+          <w:t>羅11:2</w:t>
+        </w:r>
+      </w:hyperlink>
+      <w:r>
+        <w:rPr>
+          <w:lang w:val="zh_TW" w:bidi="zh_TW"/>
+        </w:rPr>
+        <w:t>）</w:t>
+      </w:r>
+    </w:p>
+    <w:p>
+      <w:pPr>
+        <w:pStyle w:val="ListNumber"/>
+        <w:spacing w:line="240" w:lineRule="auto"/>
+        <w:ind w:left="720"/>
+      </w:pPr>
+      <w:r>
+        <w:rPr>
+          <w:lang w:val="zh_TW" w:bidi="zh_TW"/>
+        </w:rPr>
+      </w:r>
+      <w:r>
+        <w:rPr>
+          <w:lang w:val="zh_TW" w:bidi="zh_TW"/>
+        </w:rPr>
+        <w:t>神認識祂的教會（</w:t>
+      </w:r>
+      <w:hyperlink r:id="rId287">
+        <w:r>
+          <w:rPr>
+            <w:lang w:val="zh_TW" w:bidi="zh_TW"/>
+          </w:rPr>
+          <w:rPr>
+            <w:color w:val="0000EE"/>
+            <w:u w:val="single"/>
+          </w:rPr>
+          <w:t>羅8:28–30</w:t>
+        </w:r>
+      </w:hyperlink>
+      <w:r>
+        <w:rPr>
+          <w:lang w:val="zh_TW" w:bidi="zh_TW"/>
+        </w:rPr>
+        <w:t>；</w:t>
+      </w:r>
+      <w:hyperlink r:id="rId288">
+        <w:r>
+          <w:rPr>
+            <w:lang w:val="zh_TW" w:bidi="zh_TW"/>
+          </w:rPr>
+          <w:rPr>
+            <w:color w:val="0000EE"/>
+            <w:u w:val="single"/>
+          </w:rPr>
+          <w:t>彼前1:1–2</w:t>
+        </w:r>
+      </w:hyperlink>
+      <w:r>
+        <w:rPr>
+          <w:lang w:val="zh_TW" w:bidi="zh_TW"/>
+        </w:rPr>
+        <w:t>）</w:t>
+      </w:r>
+    </w:p>
+    <w:p>
+      <w:pPr/>
+      <w:r>
+        <w:rPr>
+          <w:lang w:val="zh_TW" w:bidi="zh_TW"/>
+        </w:rPr>
+      </w:r>
+      <w:r>
+        <w:rPr>
+          <w:lang w:val="zh_TW" w:bidi="zh_TW"/>
+        </w:rPr>
+        <w:t>雖然「預知」這個詞不常使用，但這個概念在整本聖經中屢見不鮮。首先，聖經清楚教導我們，神知道一切；祂的智慧無限（</w:t>
+      </w:r>
+      <w:hyperlink r:id="rId289">
+        <w:r>
+          <w:rPr>
+            <w:lang w:val="zh_TW" w:bidi="zh_TW"/>
+          </w:rPr>
+          <w:rPr>
+            <w:color w:val="0000EE"/>
+            <w:u w:val="single"/>
+          </w:rPr>
+          <w:t>詩147:5</w:t>
+        </w:r>
+      </w:hyperlink>
+      <w:r>
+        <w:rPr>
+          <w:lang w:val="zh_TW" w:bidi="zh_TW"/>
+        </w:rPr>
+        <w:t>）。祂知道每個人的心與意念（</w:t>
+      </w:r>
+      <w:hyperlink r:id="rId290">
+        <w:r>
+          <w:rPr>
+            <w:lang w:val="zh_TW" w:bidi="zh_TW"/>
+          </w:rPr>
+          <w:rPr>
+            <w:color w:val="0000EE"/>
+            <w:u w:val="single"/>
+          </w:rPr>
+          <w:t>代上28:9</w:t>
+        </w:r>
+      </w:hyperlink>
+      <w:r>
+        <w:rPr>
+          <w:lang w:val="zh_TW" w:bidi="zh_TW"/>
+        </w:rPr>
+        <w:t>）。</w:t>
+      </w:r>
+      <w:hyperlink r:id="rId291">
+        <w:r>
+          <w:rPr>
+            <w:lang w:val="zh_TW" w:bidi="zh_TW"/>
+          </w:rPr>
+          <w:rPr>
+            <w:color w:val="0000EE"/>
+            <w:u w:val="single"/>
+          </w:rPr>
+          <w:t>詩篇一三九篇</w:t>
+        </w:r>
+      </w:hyperlink>
+      <w:r>
+        <w:rPr>
+          <w:lang w:val="zh_TW" w:bidi="zh_TW"/>
+        </w:rPr>
+        <w:t>描述神認識人一切的思想、言語與行動。這種認識甚至包括麻雀的飛翔，以及人頭髮的數目（</w:t>
+      </w:r>
+      <w:hyperlink r:id="rId292">
+        <w:r>
+          <w:rPr>
+            <w:lang w:val="zh_TW" w:bidi="zh_TW"/>
+          </w:rPr>
+          <w:rPr>
+            <w:color w:val="0000EE"/>
+            <w:u w:val="single"/>
+          </w:rPr>
+          <w:t>太10:29–30</w:t>
+        </w:r>
+      </w:hyperlink>
+      <w:r>
+        <w:rPr>
+          <w:lang w:val="zh_TW" w:bidi="zh_TW"/>
+        </w:rPr>
+        <w:t>）。既然神的知識無限，我們便可以推論祂也知道人類歷史中將來要發生的事。</w:t>
+      </w:r>
+    </w:p>
+    <w:p>
+      <w:pPr/>
+      <w:r>
+        <w:rPr>
+          <w:lang w:val="zh_TW" w:bidi="zh_TW"/>
+        </w:rPr>
+      </w:r>
+      <w:r>
+        <w:rPr>
+          <w:lang w:val="zh_TW" w:bidi="zh_TW"/>
+        </w:rPr>
+        <w:t>聖經也直接指出，神在事情發生之前已經知道。神擁有這種知識，因此與不能預見將來的偶像截然不同（</w:t>
+      </w:r>
+      <w:hyperlink r:id="rId293">
+        <w:r>
+          <w:rPr>
+            <w:lang w:val="zh_TW" w:bidi="zh_TW"/>
+          </w:rPr>
+          <w:rPr>
+            <w:color w:val="0000EE"/>
+            <w:u w:val="single"/>
+          </w:rPr>
+          <w:t>賽44:6–8，</w:t>
+        </w:r>
+      </w:hyperlink>
+      <w:hyperlink r:id="rId294">
+        <w:r>
+          <w:rPr>
+            <w:lang w:val="zh_TW" w:bidi="zh_TW"/>
+          </w:rPr>
+          <w:rPr>
+            <w:color w:val="0000EE"/>
+            <w:u w:val="single"/>
+          </w:rPr>
+          <w:t>45:21</w:t>
+        </w:r>
+      </w:hyperlink>
+      <w:r>
+        <w:rPr>
+          <w:lang w:val="zh_TW" w:bidi="zh_TW"/>
+        </w:rPr>
+        <w:t>）。先知的預言正是以神的預知為基礎。例如：</w:t>
+      </w:r>
+    </w:p>
+    <w:p>
+      <w:pPr>
+        <w:pStyle w:val="ListBullet"/>
+        <w:spacing w:line="240" w:lineRule="auto"/>
+        <w:ind w:left="720"/>
+      </w:pPr>
+      <w:r>
+        <w:rPr>
+          <w:lang w:val="zh_TW" w:bidi="zh_TW"/>
+        </w:rPr>
+      </w:r>
+      <w:r>
+        <w:rPr>
+          <w:lang w:val="zh_TW" w:bidi="zh_TW"/>
+        </w:rPr>
+        <w:t>神告訴亞當和夏娃，女人的後裔要打傷蛇和蛇的後裔（</w:t>
+      </w:r>
+      <w:hyperlink r:id="rId295">
         <w:r>
           <w:rPr>
             <w:lang w:val="zh_TW" w:bidi="zh_TW"/>
@@ -296,6 +7530,344 @@
         <w:rPr>
           <w:lang w:val="zh_TW" w:bidi="zh_TW"/>
         </w:rPr>
+        <w:t>）</w:t>
+      </w:r>
+    </w:p>
+    <w:p>
+      <w:pPr>
+        <w:pStyle w:val="ListBullet"/>
+        <w:spacing w:line="240" w:lineRule="auto"/>
+        <w:ind w:left="720"/>
+      </w:pPr>
+      <w:r>
+        <w:rPr>
+          <w:lang w:val="zh_TW" w:bidi="zh_TW"/>
+        </w:rPr>
+      </w:r>
+      <w:r>
+        <w:rPr>
+          <w:lang w:val="zh_TW" w:bidi="zh_TW"/>
+        </w:rPr>
+        <w:t>祂應許亞伯拉罕將來必得福（</w:t>
+      </w:r>
+      <w:hyperlink r:id="rId296">
+        <w:r>
+          <w:rPr>
+            <w:lang w:val="zh_TW" w:bidi="zh_TW"/>
+          </w:rPr>
+          <w:rPr>
+            <w:color w:val="0000EE"/>
+            <w:u w:val="single"/>
+          </w:rPr>
+          <w:t>創12:3</w:t>
+        </w:r>
+      </w:hyperlink>
+      <w:r>
+        <w:rPr>
+          <w:lang w:val="zh_TW" w:bidi="zh_TW"/>
+        </w:rPr>
+        <w:t>）</w:t>
+      </w:r>
+    </w:p>
+    <w:p>
+      <w:pPr>
+        <w:pStyle w:val="ListBullet"/>
+        <w:spacing w:line="240" w:lineRule="auto"/>
+        <w:ind w:left="720"/>
+      </w:pPr>
+      <w:r>
+        <w:rPr>
+          <w:lang w:val="zh_TW" w:bidi="zh_TW"/>
+        </w:rPr>
+      </w:r>
+      <w:r>
+        <w:rPr>
+          <w:lang w:val="zh_TW" w:bidi="zh_TW"/>
+        </w:rPr>
+        <w:t>神也對摩西說：「我知道雖用大能的手， 埃及王也不容你們去」（</w:t>
+      </w:r>
+      <w:hyperlink r:id="rId297">
+        <w:r>
+          <w:rPr>
+            <w:lang w:val="zh_TW" w:bidi="zh_TW"/>
+          </w:rPr>
+          <w:rPr>
+            <w:color w:val="0000EE"/>
+            <w:u w:val="single"/>
+          </w:rPr>
+          <w:t>出3:19</w:t>
+        </w:r>
+      </w:hyperlink>
+      <w:r>
+        <w:rPr>
+          <w:lang w:val="zh_TW" w:bidi="zh_TW"/>
+        </w:rPr>
+        <w:t>）</w:t>
+      </w:r>
+    </w:p>
+    <w:p>
+      <w:pPr/>
+      <w:r>
+        <w:rPr>
+          <w:lang w:val="zh_TW" w:bidi="zh_TW"/>
+        </w:rPr>
+      </w:r>
+      <w:r>
+        <w:rPr>
+          <w:lang w:val="zh_TW" w:bidi="zh_TW"/>
+        </w:rPr>
+        <w:t>舊約聖經的先知曾經預言彌賽亞將要臨到的榮耀（</w:t>
+      </w:r>
+      <w:hyperlink r:id="rId298">
+        <w:r>
+          <w:rPr>
+            <w:lang w:val="zh_TW" w:bidi="zh_TW"/>
+          </w:rPr>
+          <w:rPr>
+            <w:color w:val="0000EE"/>
+            <w:u w:val="single"/>
+          </w:rPr>
+          <w:t>賽9:1–7</w:t>
+        </w:r>
+      </w:hyperlink>
+      <w:r>
+        <w:rPr>
+          <w:lang w:val="zh_TW" w:bidi="zh_TW"/>
+        </w:rPr>
+        <w:t>；</w:t>
+      </w:r>
+      <w:hyperlink r:id="rId165">
+        <w:r>
+          <w:rPr>
+            <w:lang w:val="zh_TW" w:bidi="zh_TW"/>
+          </w:rPr>
+          <w:rPr>
+            <w:color w:val="0000EE"/>
+            <w:u w:val="single"/>
+          </w:rPr>
+          <w:t>耶23:5–6</w:t>
+        </w:r>
+      </w:hyperlink>
+      <w:r>
+        <w:rPr>
+          <w:lang w:val="zh_TW" w:bidi="zh_TW"/>
+        </w:rPr>
+        <w:t>；</w:t>
+      </w:r>
+      <w:hyperlink r:id="rId299">
+        <w:r>
+          <w:rPr>
+            <w:lang w:val="zh_TW" w:bidi="zh_TW"/>
+          </w:rPr>
+          <w:rPr>
+            <w:color w:val="0000EE"/>
+            <w:u w:val="single"/>
+          </w:rPr>
+          <w:t>結34:20–31</w:t>
+        </w:r>
+      </w:hyperlink>
+      <w:r>
+        <w:rPr>
+          <w:lang w:val="zh_TW" w:bidi="zh_TW"/>
+        </w:rPr>
+        <w:t>；</w:t>
+      </w:r>
+      <w:hyperlink r:id="rId300">
+        <w:r>
+          <w:rPr>
+            <w:lang w:val="zh_TW" w:bidi="zh_TW"/>
+          </w:rPr>
+          <w:rPr>
+            <w:color w:val="0000EE"/>
+            <w:u w:val="single"/>
+          </w:rPr>
+          <w:t>何3:4–5</w:t>
+        </w:r>
+      </w:hyperlink>
+      <w:r>
+        <w:rPr>
+          <w:lang w:val="zh_TW" w:bidi="zh_TW"/>
+        </w:rPr>
+        <w:t>）。在</w:t>
+      </w:r>
+      <w:hyperlink r:id="rId301">
+        <w:r>
+          <w:rPr>
+            <w:lang w:val="zh_TW" w:bidi="zh_TW"/>
+          </w:rPr>
+          <w:rPr>
+            <w:color w:val="0000EE"/>
+            <w:u w:val="single"/>
+          </w:rPr>
+          <w:t>但以理書七章</w:t>
+        </w:r>
+      </w:hyperlink>
+      <w:r>
+        <w:rPr>
+          <w:lang w:val="zh_TW" w:bidi="zh_TW"/>
+        </w:rPr>
+        <w:t>，神啟示將來世界諸國會興起，又會如何衰落，並且祂會怎樣建立自己的國度（另見</w:t>
+      </w:r>
+      <w:hyperlink r:id="rId302">
+        <w:r>
+          <w:rPr>
+            <w:lang w:val="zh_TW" w:bidi="zh_TW"/>
+          </w:rPr>
+          <w:rPr>
+            <w:color w:val="0000EE"/>
+            <w:u w:val="single"/>
+          </w:rPr>
+          <w:t>但2:31–45</w:t>
+        </w:r>
+      </w:hyperlink>
+      <w:r>
+        <w:rPr>
+          <w:lang w:val="zh_TW" w:bidi="zh_TW"/>
+        </w:rPr>
+        <w:t>）。新約聖經多次指出，基督的事工和教會已經應驗了舊約的預言（</w:t>
+      </w:r>
+      <w:hyperlink r:id="rId303">
+        <w:r>
+          <w:rPr>
+            <w:lang w:val="zh_TW" w:bidi="zh_TW"/>
+          </w:rPr>
+          <w:rPr>
+            <w:color w:val="0000EE"/>
+            <w:u w:val="single"/>
+          </w:rPr>
+          <w:t>太1:22，</w:t>
+        </w:r>
+      </w:hyperlink>
+      <w:hyperlink r:id="rId304">
+        <w:r>
+          <w:rPr>
+            <w:lang w:val="zh_TW" w:bidi="zh_TW"/>
+          </w:rPr>
+          <w:rPr>
+            <w:color w:val="0000EE"/>
+            <w:u w:val="single"/>
+          </w:rPr>
+          <w:t>4:14，</w:t>
+        </w:r>
+      </w:hyperlink>
+      <w:hyperlink r:id="rId305">
+        <w:r>
+          <w:rPr>
+            <w:lang w:val="zh_TW" w:bidi="zh_TW"/>
+          </w:rPr>
+          <w:rPr>
+            <w:color w:val="0000EE"/>
+            <w:u w:val="single"/>
+          </w:rPr>
+          <w:t>8:17</w:t>
+        </w:r>
+      </w:hyperlink>
+      <w:r>
+        <w:rPr>
+          <w:lang w:val="zh_TW" w:bidi="zh_TW"/>
+        </w:rPr>
+        <w:t>；</w:t>
+      </w:r>
+      <w:hyperlink r:id="rId306">
+        <w:r>
+          <w:rPr>
+            <w:lang w:val="zh_TW" w:bidi="zh_TW"/>
+          </w:rPr>
+          <w:rPr>
+            <w:color w:val="0000EE"/>
+            <w:u w:val="single"/>
+          </w:rPr>
+          <w:t>約12:38–41</w:t>
+        </w:r>
+      </w:hyperlink>
+      <w:r>
+        <w:rPr>
+          <w:lang w:val="zh_TW" w:bidi="zh_TW"/>
+        </w:rPr>
+        <w:t>；</w:t>
+      </w:r>
+      <w:hyperlink r:id="rId307">
+        <w:r>
+          <w:rPr>
+            <w:lang w:val="zh_TW" w:bidi="zh_TW"/>
+          </w:rPr>
+          <w:rPr>
+            <w:color w:val="0000EE"/>
+            <w:u w:val="single"/>
+          </w:rPr>
+          <w:t>徒2:17–21，</w:t>
+        </w:r>
+      </w:hyperlink>
+      <w:hyperlink r:id="rId308">
+        <w:r>
+          <w:rPr>
+            <w:lang w:val="zh_TW" w:bidi="zh_TW"/>
+          </w:rPr>
+          <w:rPr>
+            <w:color w:val="0000EE"/>
+            <w:u w:val="single"/>
+          </w:rPr>
+          <w:t>3:22–25</w:t>
+        </w:r>
+      </w:hyperlink>
+      <w:r>
+        <w:rPr>
+          <w:lang w:val="zh_TW" w:bidi="zh_TW"/>
+        </w:rPr>
+        <w:t>；</w:t>
+      </w:r>
+      <w:hyperlink r:id="rId309">
+        <w:r>
+          <w:rPr>
+            <w:lang w:val="zh_TW" w:bidi="zh_TW"/>
+          </w:rPr>
+          <w:rPr>
+            <w:color w:val="0000EE"/>
+            <w:u w:val="single"/>
+          </w:rPr>
+          <w:t>加3:8</w:t>
+        </w:r>
+      </w:hyperlink>
+      <w:r>
+        <w:rPr>
+          <w:lang w:val="zh_TW" w:bidi="zh_TW"/>
+        </w:rPr>
+        <w:t>；</w:t>
+      </w:r>
+      <w:hyperlink r:id="rId310">
+        <w:r>
+          <w:rPr>
+            <w:lang w:val="zh_TW" w:bidi="zh_TW"/>
+          </w:rPr>
+          <w:rPr>
+            <w:color w:val="0000EE"/>
+            <w:u w:val="single"/>
+          </w:rPr>
+          <w:t>來5:6</w:t>
+        </w:r>
+      </w:hyperlink>
+      <w:r>
+        <w:rPr>
+          <w:lang w:val="zh_TW" w:bidi="zh_TW"/>
+        </w:rPr>
+        <w:t>；</w:t>
+      </w:r>
+      <w:hyperlink r:id="rId311">
+        <w:r>
+          <w:rPr>
+            <w:lang w:val="zh_TW" w:bidi="zh_TW"/>
+          </w:rPr>
+          <w:rPr>
+            <w:color w:val="0000EE"/>
+            <w:u w:val="single"/>
+          </w:rPr>
+          <w:t>彼前1:10–12</w:t>
+        </w:r>
+      </w:hyperlink>
+      <w:r>
+        <w:rPr>
+          <w:lang w:val="zh_TW" w:bidi="zh_TW"/>
+        </w:rPr>
         <w:t>）。</w:t>
       </w:r>
     </w:p>
@@ -310,25 +7882,175 @@
         <w:rPr>
           <w:lang w:val="zh_TW" w:bidi="zh_TW"/>
         </w:rPr>
-        <w:t>在這個原始福音（或第一個福音）中，我們首次看到那位偉大救贖主，啟示出人性（她的後裔）與神性（擊碎蛇的頭）。神應許將有一位救贖主出現，祂將毀滅撒但，但在此過程中祂也將受苦。這是指向耶穌在十字架上的死。藉著那受苦之死，耶穌敗壞了那掌死權的魔鬼（</w:t>
-      </w:r>
-      <w:hyperlink r:id="rId14">
-        <w:r>
-          <w:rPr>
-            <w:lang w:val="zh_TW" w:bidi="zh_TW"/>
-          </w:rPr>
-          <w:rPr>
-            <w:color w:val="0000EE"/>
-            <w:u w:val="single"/>
-          </w:rPr>
-          <w:t>來2:14</w:t>
-        </w:r>
-      </w:hyperlink>
-      <w:r>
-        <w:rPr>
-          <w:lang w:val="zh_TW" w:bidi="zh_TW"/>
-        </w:rPr>
-        <w:t>）。</w:t>
+        <w:t>早期的希臘哲學家認為命運主宰一切將來的事，包括人類的歷史和眾神的結局。有時眾神可能知道某些將來的事，並把這些事透露給人，但人仍不能改變將要發生的事。這種看法與聖經所啟示的那位能親自認識人、知道將來，又按祂旨意帶領歷史發展的造物主大不相同。</w:t>
+      </w:r>
+    </w:p>
+    <w:p>
+      <w:pPr/>
+      <w:r>
+        <w:rPr>
+          <w:lang w:val="zh_TW" w:bidi="zh_TW"/>
+        </w:rPr>
+      </w:r>
+      <w:r>
+        <w:rPr>
+          <w:lang w:val="zh_TW" w:bidi="zh_TW"/>
+        </w:rPr>
+        <w:t>幾個世紀以來，神學家和哲學家一直討論神的預知與人的自由。有些人主張，如果神已經知道將來會發生甚麼，那事情就必定會發生，人所作的選擇就毫無意義。</w:t>
+      </w:r>
+    </w:p>
+    <w:p>
+      <w:pPr/>
+      <w:r>
+        <w:rPr>
+          <w:lang w:val="zh_TW" w:bidi="zh_TW"/>
+        </w:rPr>
+      </w:r>
+      <w:r>
+        <w:rPr>
+          <w:lang w:val="zh_TW" w:bidi="zh_TW"/>
+        </w:rPr>
+        <w:t>早期教會的神學家強烈否認預知等同預先決定。以殉道者游斯丁（Justin Martyr）為例，他說過：「我們談及之前預言那將來之事，不是指這些事必然如宿命般發生。」換言之，神知道將要發生的事，並不代表祂</w:t>
+      </w:r>
+      <w:r>
+        <w:rPr>
+          <w:b/>
+          <w:lang w:val="zh_TW" w:bidi="zh_TW"/>
+        </w:rPr>
+        <w:t>使</w:t>
+      </w:r>
+      <w:r>
+        <w:rPr>
+          <w:lang w:val="zh_TW" w:bidi="zh_TW"/>
+        </w:rPr>
+        <w:t>那些事發生。</w:t>
+      </w:r>
+    </w:p>
+    <w:p>
+      <w:pPr/>
+      <w:r>
+        <w:rPr>
+          <w:lang w:val="zh_TW" w:bidi="zh_TW"/>
+        </w:rPr>
+      </w:r>
+      <w:r>
+        <w:rPr>
+          <w:lang w:val="zh_TW" w:bidi="zh_TW"/>
+        </w:rPr>
+        <w:t>有些神學家擔心預知會削弱人的自由，於是他們主張神不能確定地知道將來的事。例如，現代進程神學（process theology，</w:t>
+      </w:r>
+      <w:r>
+        <w:rPr>
+          <w:lang w:val="zh_TW" w:bidi="zh_TW"/>
+        </w:rPr>
+        <w:t>又稱歷程神學</w:t>
+      </w:r>
+      <w:r>
+        <w:rPr>
+          <w:lang w:val="zh_TW" w:bidi="zh_TW"/>
+        </w:rPr>
+        <w:t>）認為，神會隨著自然和人類一同發展。這種看法認為神只能知道已經發生的事，而將來對神和人來說，都仍然是不確定的。一位較早期的神學家亞當·克拉克（Adam Clarke）則提出，神能知道一切將來的事，但祂選擇不預先知道其中的一部分。</w:t>
+      </w:r>
+    </w:p>
+    <w:p>
+      <w:pPr/>
+      <w:r>
+        <w:rPr>
+          <w:lang w:val="zh_TW" w:bidi="zh_TW"/>
+        </w:rPr>
+      </w:r>
+      <w:r>
+        <w:rPr>
+          <w:lang w:val="zh_TW" w:bidi="zh_TW"/>
+        </w:rPr>
+        <w:t>奧古斯丁（Augustine）採取另一種看法。他認為神活在永恆之中，在那裡一切事情同時呈現在祂面前；對神而言並沒有過去或將來。因此，祂並不是在事情發生之前「知道」那些事；祂以永恆的「現在」看見所有事件。然而，奧古斯丁並沒有否認神知道一切，包括將來將要發生的事。</w:t>
+      </w:r>
+    </w:p>
+    <w:p>
+      <w:pPr/>
+      <w:r>
+        <w:rPr>
+          <w:lang w:val="zh_TW" w:bidi="zh_TW"/>
+        </w:rPr>
+      </w:r>
+      <w:r>
+        <w:rPr>
+          <w:lang w:val="zh_TW" w:bidi="zh_TW"/>
+        </w:rPr>
+        <w:t>福音派神學家引用聖經指出，神知道一切將來的事。然而對此觀點仍存在不同見解。加爾文（Calvin）的跟隨者認為神知道所有事情，祂決定人類歷史會發生甚麼事，甚至連最細微的事情都由祂決定。這種觀點相信，預知與預定（即確保將來必定發生）緊密相關，甚至兩者皆為同一回事。大多數加爾文主義神學家強調，人仍然要為自己的選擇負責，他們不是盲目命運的受害者。他們也主張神不是罪的來源；罪是天使和人背叛那位聖潔、公義的神而來的。</w:t>
+      </w:r>
+    </w:p>
+    <w:p>
+      <w:pPr/>
+      <w:r>
+        <w:rPr>
+          <w:lang w:val="zh_TW" w:bidi="zh_TW"/>
+        </w:rPr>
+      </w:r>
+      <w:r>
+        <w:rPr>
+          <w:lang w:val="zh_TW" w:bidi="zh_TW"/>
+        </w:rPr>
+        <w:t>阿民念派</w:t>
+      </w:r>
+      <w:r>
+        <w:rPr>
+          <w:lang w:val="zh_TW" w:bidi="zh_TW"/>
+        </w:rPr>
+        <w:t>（Armenian Evangelicals）把預知與事件的預定分開。他們認為，神確定了人類歷史與世界救贖的整體計劃，但個人如何回應神則不在此範圍之內。因此，神可以預先知道一件事會發生，但祂無須直接使那件事發生。</w:t>
+      </w:r>
+    </w:p>
+    <w:p>
+      <w:pPr/>
+      <w:r>
+        <w:rPr>
+          <w:lang w:val="zh_TW" w:bidi="zh_TW"/>
+        </w:rPr>
+      </w:r>
+      <w:r>
+        <w:rPr>
+          <w:lang w:val="zh_TW" w:bidi="zh_TW"/>
+        </w:rPr>
+        <w:t>福音派基督徒對神的預知與歷史的關係，有不同看法。然而，聖經教導神預知一切，同時也教導人要為自己的選擇負責。</w:t>
+      </w:r>
+    </w:p>
+    <w:p>
+      <w:pPr/>
+      <w:r>
+        <w:rPr>
+          <w:lang w:val="zh_TW" w:bidi="zh_TW"/>
+        </w:rPr>
+      </w:r>
+      <w:r>
+        <w:rPr>
+          <w:i/>
+          <w:lang w:val="zh_TW" w:bidi="zh_TW"/>
+        </w:rPr>
+        <w:t>另見</w:t>
+      </w:r>
+      <w:r>
+        <w:rPr>
+          <w:lang w:val="zh_TW" w:bidi="zh_TW"/>
+        </w:rPr>
+        <w:t>揀選（動詞）、揀選（名詞）</w:t>
+      </w:r>
+      <w:r>
+        <w:rPr>
+          <w:lang w:val="zh_TW" w:bidi="zh_TW"/>
+        </w:rPr>
+        <w:t>；</w:t>
+      </w:r>
+      <w:r>
+        <w:rPr>
+          <w:lang w:val="zh_TW" w:bidi="zh_TW"/>
+        </w:rPr>
+        <w:t>預定</w:t>
+      </w:r>
+      <w:r>
+        <w:rPr>
+          <w:lang w:val="zh_TW" w:bidi="zh_TW"/>
+        </w:rPr>
+        <w:t>。</w:t>
       </w:r>
       <w:r>
         <w:rPr>
@@ -2231,6 +9953,30 @@
   <w:num w:numId="13" w16cid:durableId="592781308">
     <w:abstractNumId w:val="11"/>
   </w:num>
+  <w:num w:numId="14">
+    <w:abstractNumId w:val="3"/>
+    <w:lvlOverride w:ilvl="0">
+      <w:startOverride w:val="1"/>
+    </w:lvlOverride>
+  </w:num>
+  <w:num w:numId="15">
+    <w:abstractNumId w:val="3"/>
+    <w:lvlOverride w:ilvl="0">
+      <w:startOverride w:val="1"/>
+    </w:lvlOverride>
+  </w:num>
+  <w:num w:numId="16">
+    <w:abstractNumId w:val="3"/>
+    <w:lvlOverride w:ilvl="0">
+      <w:startOverride w:val="1"/>
+    </w:lvlOverride>
+  </w:num>
+  <w:num w:numId="17">
+    <w:abstractNumId w:val="3"/>
+    <w:lvlOverride w:ilvl="0">
+      <w:startOverride w:val="1"/>
+    </w:lvlOverride>
+  </w:num>
   <w:numIdMacAtCleanup w:val="10"/>
 </w:numbering>
 </file>

--- a/zht/docx/192.content.docx
+++ b/zht/docx/192.content.docx
@@ -149,7 +149,7 @@
         <w:rPr>
           <w:lang w:val="zh_TW" w:bidi="zh_TW"/>
         </w:rPr>
-        <w:t>xun</w:t>
+        <w:t>xiu</w:t>
       </w:r>
       <w:r>
         <w:rPr>
@@ -212,7 +212,7 @@
         <w:rPr>
           <w:lang w:val="zh_TW" w:bidi="zh_TW"/>
         </w:rPr>
-        <w:t>尋的曠野</w:t>
+        <w:t>休妻</w:t>
       </w:r>
       <w:r>
         <w:rPr>
@@ -231,7 +231,7 @@
         <w:rPr>
           <w:lang w:val="zh_TW" w:bidi="zh_TW"/>
         </w:rPr>
-        <w:t>尋的曠野位於西奈半島的北部地區，與位於半島南部汛的曠野不同。</w:t>
+        <w:t>聖經中關於休妻的規範，與神在歷史中逐步啟示中對婚姻的不同定義密切相關。</w:t>
       </w:r>
     </w:p>
     <w:p>
@@ -245,151 +245,54 @@
         <w:rPr>
           <w:lang w:val="zh_TW" w:bidi="zh_TW"/>
         </w:rPr>
-        <w:t>尋的曠野是西奈半島四或五個「曠野」地區之一。其它的曠野地區包括：</w:t>
+        <w:t>在創世記的創造記載中，婚姻被定義為神在無罪環境中所設立的「一體」聯合（</w:t>
+      </w:r>
+      <w:hyperlink r:id="rId13">
+        <w:r>
+          <w:rPr>
+            <w:lang w:val="zh_TW" w:bidi="zh_TW"/>
+          </w:rPr>
+          <w:rPr>
+            <w:color w:val="0000EE"/>
+            <w:u w:val="single"/>
+          </w:rPr>
+          <w:t>創2:24</w:t>
+        </w:r>
+      </w:hyperlink>
+      <w:r>
+        <w:rPr>
+          <w:lang w:val="zh_TW" w:bidi="zh_TW"/>
+        </w:rPr>
+        <w:t>）。在這樣的條件下，婚姻關係的解體是不可想像的。在耶穌的事工中，祂肯定神對婚姻原初設計的這一方面，並描述了「一體」關係的含義，即廢除配偶間的分離狀態，並創造出一種牢不可破的聯合（</w:t>
+      </w:r>
+      <w:hyperlink r:id="rId14">
+        <w:r>
+          <w:rPr>
+            <w:lang w:val="zh_TW" w:bidi="zh_TW"/>
+          </w:rPr>
+          <w:rPr>
+            <w:color w:val="0000EE"/>
+            <w:u w:val="single"/>
+          </w:rPr>
+          <w:t>太19:6</w:t>
+        </w:r>
+      </w:hyperlink>
+      <w:r>
+        <w:rPr>
+          <w:lang w:val="zh_TW" w:bidi="zh_TW"/>
+        </w:rPr>
+        <w:t>）。</w:t>
       </w:r>
     </w:p>
     <w:p>
       <w:pPr>
-        <w:pStyle w:val="ListBullet"/>
-        <w:spacing w:line="240" w:lineRule="auto"/>
-        <w:ind w:left="720"/>
-      </w:pPr>
-      <w:r>
-        <w:rPr>
-          <w:lang w:val="zh_TW" w:bidi="zh_TW"/>
-        </w:rPr>
-      </w:r>
-      <w:r>
-        <w:rPr>
-          <w:lang w:val="zh_TW" w:bidi="zh_TW"/>
-        </w:rPr>
-        <w:t>巴蘭的曠野（</w:t>
-      </w:r>
-      <w:hyperlink r:id="rId13">
-        <w:r>
-          <w:rPr>
-            <w:lang w:val="zh_TW" w:bidi="zh_TW"/>
-          </w:rPr>
-          <w:rPr>
-            <w:color w:val="0000EE"/>
-            <w:u w:val="single"/>
-          </w:rPr>
-          <w:t>創21:21</w:t>
-        </w:r>
-      </w:hyperlink>
-      <w:r>
-        <w:rPr>
-          <w:lang w:val="zh_TW" w:bidi="zh_TW"/>
-        </w:rPr>
-        <w:t>）</w:t>
-      </w:r>
-    </w:p>
-    <w:p>
-      <w:pPr>
-        <w:pStyle w:val="ListBullet"/>
-        <w:spacing w:line="240" w:lineRule="auto"/>
-        <w:ind w:left="720"/>
-      </w:pPr>
-      <w:r>
-        <w:rPr>
-          <w:lang w:val="zh_TW" w:bidi="zh_TW"/>
-        </w:rPr>
-      </w:r>
-      <w:r>
-        <w:rPr>
-          <w:lang w:val="zh_TW" w:bidi="zh_TW"/>
-        </w:rPr>
-        <w:t>書珥的曠野（</w:t>
-      </w:r>
-      <w:hyperlink r:id="rId14">
-        <w:r>
-          <w:rPr>
-            <w:lang w:val="zh_TW" w:bidi="zh_TW"/>
-          </w:rPr>
-          <w:rPr>
-            <w:color w:val="0000EE"/>
-            <w:u w:val="single"/>
-          </w:rPr>
-          <w:t>出15:22</w:t>
-        </w:r>
-      </w:hyperlink>
-      <w:r>
-        <w:rPr>
-          <w:lang w:val="zh_TW" w:bidi="zh_TW"/>
-        </w:rPr>
-        <w:t>）</w:t>
-      </w:r>
-    </w:p>
-    <w:p>
-      <w:pPr>
-        <w:pStyle w:val="ListBullet"/>
-        <w:spacing w:line="240" w:lineRule="auto"/>
-        <w:ind w:left="720"/>
-      </w:pPr>
-      <w:r>
-        <w:rPr>
-          <w:lang w:val="zh_TW" w:bidi="zh_TW"/>
-        </w:rPr>
-      </w:r>
-      <w:r>
-        <w:rPr>
-          <w:lang w:val="zh_TW" w:bidi="zh_TW"/>
-        </w:rPr>
-        <w:t>西奈的曠野（</w:t>
-      </w:r>
-      <w:hyperlink r:id="rId15">
-        <w:r>
-          <w:rPr>
-            <w:lang w:val="zh_TW" w:bidi="zh_TW"/>
-          </w:rPr>
-          <w:rPr>
-            <w:color w:val="0000EE"/>
-            <w:u w:val="single"/>
-          </w:rPr>
-          <w:t>民9:1</w:t>
-        </w:r>
-      </w:hyperlink>
-      <w:r>
-        <w:rPr>
-          <w:lang w:val="zh_TW" w:bidi="zh_TW"/>
-        </w:rPr>
-        <w:t>）</w:t>
-      </w:r>
-    </w:p>
-    <w:p>
-      <w:pPr>
-        <w:pStyle w:val="ListBullet"/>
-        <w:spacing w:line="240" w:lineRule="auto"/>
-        <w:ind w:left="720"/>
-      </w:pPr>
-      <w:r>
-        <w:rPr>
-          <w:lang w:val="zh_TW" w:bidi="zh_TW"/>
-        </w:rPr>
-      </w:r>
-      <w:r>
-        <w:rPr>
-          <w:lang w:val="zh_TW" w:bidi="zh_TW"/>
-        </w:rPr>
-        <w:t>汛的曠野（</w:t>
-      </w:r>
-      <w:hyperlink r:id="rId16">
-        <w:r>
-          <w:rPr>
-            <w:lang w:val="zh_TW" w:bidi="zh_TW"/>
-          </w:rPr>
-          <w:rPr>
-            <w:color w:val="0000EE"/>
-            <w:u w:val="single"/>
-          </w:rPr>
-          <w:t>民33:11</w:t>
-        </w:r>
-      </w:hyperlink>
-      <w:r>
-        <w:rPr>
-          <w:lang w:val="zh_TW" w:bidi="zh_TW"/>
-        </w:rPr>
-        <w:t>）</w:t>
+        <w:pStyle w:val="Heading3"/>
+      </w:pPr>
+      <w:r>
+        <w:rPr>
+          <w:lang w:val="zh_TW" w:bidi="zh_TW"/>
+        </w:rPr>
+        <w:t>舊約聖經對於休妻的觀點</w:t>
       </w:r>
     </w:p>
     <w:p>
@@ -403,7 +306,121 @@
         <w:rPr>
           <w:lang w:val="zh_TW" w:bidi="zh_TW"/>
         </w:rPr>
-        <w:t>這些曠野地區的確切邊界尚未明確界定，這些地區之間很可能相互重疊。</w:t>
+        <w:t>墮落所帶來的破壞，對男性和女性之間的關係造成了嚴重後果。由於罪切斷了他們對神的主要依賴，男人和女人分別受制於他們最初被造時的元素。男人受制於他來自的塵土（</w:t>
+      </w:r>
+      <w:hyperlink r:id="rId15">
+        <w:r>
+          <w:rPr>
+            <w:lang w:val="zh_TW" w:bidi="zh_TW"/>
+          </w:rPr>
+          <w:rPr>
+            <w:color w:val="0000EE"/>
+            <w:u w:val="single"/>
+          </w:rPr>
+          <w:t>創2:7，</w:t>
+        </w:r>
+      </w:hyperlink>
+      <w:hyperlink r:id="rId16">
+        <w:r>
+          <w:rPr>
+            <w:lang w:val="zh_TW" w:bidi="zh_TW"/>
+          </w:rPr>
+          <w:rPr>
+            <w:color w:val="0000EE"/>
+            <w:u w:val="single"/>
+          </w:rPr>
+          <w:t>3:19</w:t>
+        </w:r>
+      </w:hyperlink>
+      <w:r>
+        <w:rPr>
+          <w:lang w:val="zh_TW" w:bidi="zh_TW"/>
+        </w:rPr>
+        <w:t>），女人則受制於她從男人而被造的事實（</w:t>
+      </w:r>
+      <w:hyperlink r:id="rId17">
+        <w:r>
+          <w:rPr>
+            <w:lang w:val="zh_TW" w:bidi="zh_TW"/>
+          </w:rPr>
+          <w:rPr>
+            <w:color w:val="0000EE"/>
+            <w:u w:val="single"/>
+          </w:rPr>
+          <w:t>2:22，</w:t>
+        </w:r>
+      </w:hyperlink>
+      <w:hyperlink r:id="rId18">
+        <w:r>
+          <w:rPr>
+            <w:lang w:val="zh_TW" w:bidi="zh_TW"/>
+          </w:rPr>
+          <w:rPr>
+            <w:color w:val="0000EE"/>
+            <w:u w:val="single"/>
+          </w:rPr>
+          <w:t>3:16</w:t>
+        </w:r>
+      </w:hyperlink>
+      <w:r>
+        <w:rPr>
+          <w:lang w:val="zh_TW" w:bidi="zh_TW"/>
+        </w:rPr>
+        <w:t>）。在墮落之前，男人和女人共享神的形象，享有平等的關係（</w:t>
+      </w:r>
+      <w:hyperlink r:id="rId19">
+        <w:r>
+          <w:rPr>
+            <w:lang w:val="zh_TW" w:bidi="zh_TW"/>
+          </w:rPr>
+          <w:rPr>
+            <w:color w:val="0000EE"/>
+            <w:u w:val="single"/>
+          </w:rPr>
+          <w:t>1:27</w:t>
+        </w:r>
+      </w:hyperlink>
+      <w:r>
+        <w:rPr>
+          <w:lang w:val="zh_TW" w:bidi="zh_TW"/>
+        </w:rPr>
+        <w:t>）並共同承擔治理受造之物的神聖使命（見</w:t>
+      </w:r>
+      <w:hyperlink r:id="rId20">
+        <w:r>
+          <w:rPr>
+            <w:lang w:val="zh_TW" w:bidi="zh_TW"/>
+          </w:rPr>
+          <w:rPr>
+            <w:color w:val="0000EE"/>
+            <w:u w:val="single"/>
+          </w:rPr>
+          <w:t>28</w:t>
+        </w:r>
+      </w:hyperlink>
+      <w:r>
+        <w:rPr>
+          <w:lang w:val="zh_TW" w:bidi="zh_TW"/>
+        </w:rPr>
+        <w:t>節）。然而，墮落之後，男人成為女人的掌權者，而女人成為男人的臣服者（</w:t>
+      </w:r>
+      <w:hyperlink r:id="rId18">
+        <w:r>
+          <w:rPr>
+            <w:lang w:val="zh_TW" w:bidi="zh_TW"/>
+          </w:rPr>
+          <w:rPr>
+            <w:color w:val="0000EE"/>
+            <w:u w:val="single"/>
+          </w:rPr>
+          <w:t>3:16</w:t>
+        </w:r>
+      </w:hyperlink>
+      <w:r>
+        <w:rPr>
+          <w:lang w:val="zh_TW" w:bidi="zh_TW"/>
+        </w:rPr>
+        <w:t>）。</w:t>
       </w:r>
     </w:p>
     <w:p>
@@ -417,9 +434,9 @@
         <w:rPr>
           <w:lang w:val="zh_TW" w:bidi="zh_TW"/>
         </w:rPr>
-        <w:t>尋的曠野與尋有關聯（</w:t>
-      </w:r>
-      <w:hyperlink r:id="rId17">
+        <w:t>由於這些新情況的出現，男人對女人有了在墮落前所沒有的支配權。「一體」的關係遭受破壞，因為掌權的權利為男性統治者增加其女性伴侶的數量開闢了道路。這種男女之間的差異導致了一夫多妻制的出現（</w:t>
+      </w:r>
+      <w:hyperlink r:id="rId21">
         <w:r>
           <w:rPr>
             <w:lang w:val="zh_TW" w:bidi="zh_TW"/>
@@ -428,68 +445,74 @@
             <w:color w:val="0000EE"/>
             <w:u w:val="single"/>
           </w:rPr>
-          <w:t>民34:4</w:t>
+          <w:t>創4:19，</w:t>
         </w:r>
       </w:hyperlink>
-      <w:r>
-        <w:rPr>
-          <w:lang w:val="zh_TW" w:bidi="zh_TW"/>
-        </w:rPr>
-        <w:t>）。這片曠野位於：</w:t>
-      </w:r>
-    </w:p>
-    <w:p>
-      <w:pPr>
-        <w:pStyle w:val="ListBullet"/>
-        <w:spacing w:line="240" w:lineRule="auto"/>
-        <w:ind w:left="720"/>
-      </w:pPr>
-      <w:r>
-        <w:rPr>
-          <w:lang w:val="zh_TW" w:bidi="zh_TW"/>
-        </w:rPr>
-      </w:r>
-      <w:r>
-        <w:rPr>
-          <w:lang w:val="zh_TW" w:bidi="zh_TW"/>
-        </w:rPr>
-        <w:t>以東的西邊</w:t>
-      </w:r>
-    </w:p>
-    <w:p>
-      <w:pPr>
-        <w:pStyle w:val="ListBullet"/>
-        <w:spacing w:line="240" w:lineRule="auto"/>
-        <w:ind w:left="720"/>
-      </w:pPr>
-      <w:r>
-        <w:rPr>
-          <w:lang w:val="zh_TW" w:bidi="zh_TW"/>
-        </w:rPr>
-      </w:r>
-      <w:r>
-        <w:rPr>
-          <w:lang w:val="zh_TW" w:bidi="zh_TW"/>
-        </w:rPr>
-        <w:t>死海的西南方</w:t>
-      </w:r>
-    </w:p>
-    <w:p>
-      <w:pPr>
-        <w:pStyle w:val="ListBullet"/>
-        <w:spacing w:line="240" w:lineRule="auto"/>
-        <w:ind w:left="720"/>
-      </w:pPr>
-      <w:r>
-        <w:rPr>
-          <w:lang w:val="zh_TW" w:bidi="zh_TW"/>
-        </w:rPr>
-      </w:r>
-      <w:r>
-        <w:rPr>
-          <w:lang w:val="zh_TW" w:bidi="zh_TW"/>
-        </w:rPr>
-        <w:t>猶大南部</w:t>
+      <w:hyperlink r:id="rId22">
+        <w:r>
+          <w:rPr>
+            <w:lang w:val="zh_TW" w:bidi="zh_TW"/>
+          </w:rPr>
+          <w:rPr>
+            <w:color w:val="0000EE"/>
+            <w:u w:val="single"/>
+          </w:rPr>
+          <w:t>16:3，</w:t>
+        </w:r>
+      </w:hyperlink>
+      <w:hyperlink r:id="rId23">
+        <w:r>
+          <w:rPr>
+            <w:lang w:val="zh_TW" w:bidi="zh_TW"/>
+          </w:rPr>
+          <w:rPr>
+            <w:color w:val="0000EE"/>
+            <w:u w:val="single"/>
+          </w:rPr>
+          <w:t>29:30</w:t>
+        </w:r>
+      </w:hyperlink>
+      <w:r>
+        <w:rPr>
+          <w:lang w:val="zh_TW" w:bidi="zh_TW"/>
+        </w:rPr>
+        <w:t>）以及連續單配偶制（短暫婚姻）的實踐——需要通過休妻來終結每一段婚姻（</w:t>
+      </w:r>
+      <w:hyperlink r:id="rId24">
+        <w:r>
+          <w:rPr>
+            <w:lang w:val="zh_TW" w:bidi="zh_TW"/>
+          </w:rPr>
+          <w:rPr>
+            <w:color w:val="0000EE"/>
+            <w:u w:val="single"/>
+          </w:rPr>
+          <w:t>申24:1–4</w:t>
+        </w:r>
+      </w:hyperlink>
+      <w:r>
+        <w:rPr>
+          <w:lang w:val="zh_TW" w:bidi="zh_TW"/>
+        </w:rPr>
+        <w:t>）。因此，休妻做法的出現，成為男性性統治原則下，不可避免的結果。無論是統治還是休妻，都不是神原本對婚姻關係的設計。摩西律法中關於休妻的規定是神對人類墮落狀態所作的讓步（</w:t>
+      </w:r>
+      <w:hyperlink r:id="rId25">
+        <w:r>
+          <w:rPr>
+            <w:lang w:val="zh_TW" w:bidi="zh_TW"/>
+          </w:rPr>
+          <w:rPr>
+            <w:color w:val="0000EE"/>
+            <w:u w:val="single"/>
+          </w:rPr>
+          <w:t>太19:8</w:t>
+        </w:r>
+      </w:hyperlink>
+      <w:r>
+        <w:rPr>
+          <w:lang w:val="zh_TW" w:bidi="zh_TW"/>
+        </w:rPr>
+        <w:t>）。通常，休妻的選擇僅為男性統治者所享有。作為其男性統治者的臣服者，妻子成為休妻的受害者。男人可以休妻，而女人卻不能與丈夫離婚。</w:t>
       </w:r>
     </w:p>
     <w:p>
@@ -503,7 +526,43 @@
         <w:rPr>
           <w:lang w:val="zh_TW" w:bidi="zh_TW"/>
         </w:rPr>
-        <w:t>在這片乾燥的地區內有四個大型泉水或綠洲，包括加低斯‧巴尼亞。以色列人在西奈曠野的三十八年間，大部分時間都在這個曠野地區度過。</w:t>
+        <w:t>雖然看起來不公平，但申命記關於休妻的規定實際上是為了給受害的婦女提供一點保護。丈夫必須以她有不道德的行為為理由，證明休妻的正當性，並需給予被休的妻子一紙休書，作為她與他的婚姻的證明（</w:t>
+      </w:r>
+      <w:hyperlink r:id="rId26">
+        <w:r>
+          <w:rPr>
+            <w:lang w:val="zh_TW" w:bidi="zh_TW"/>
+          </w:rPr>
+          <w:rPr>
+            <w:color w:val="0000EE"/>
+            <w:u w:val="single"/>
+          </w:rPr>
+          <w:t>申24:1</w:t>
+        </w:r>
+      </w:hyperlink>
+      <w:r>
+        <w:rPr>
+          <w:lang w:val="zh_TW" w:bidi="zh_TW"/>
+        </w:rPr>
+        <w:t>）。此外，離異的丈夫在妻子再嫁後，不得再娶她為妻，因為最初的休妻被視為對她的玷污（見</w:t>
+      </w:r>
+      <w:hyperlink r:id="rId27">
+        <w:r>
+          <w:rPr>
+            <w:lang w:val="zh_TW" w:bidi="zh_TW"/>
+          </w:rPr>
+          <w:rPr>
+            <w:color w:val="0000EE"/>
+            <w:u w:val="single"/>
+          </w:rPr>
+          <w:t>4</w:t>
+        </w:r>
+      </w:hyperlink>
+      <w:r>
+        <w:rPr>
+          <w:lang w:val="zh_TW" w:bidi="zh_TW"/>
+        </w:rPr>
+        <w:t>節）。</w:t>
       </w:r>
     </w:p>
     <w:p>
@@ -517,187 +576,36 @@
         <w:rPr>
           <w:lang w:val="zh_TW" w:bidi="zh_TW"/>
         </w:rPr>
-        <w:t>聖經中發生在尋的曠野的幾個重要事件：</w:t>
+        <w:t>雖然摩西關於休妻的規定是神因以色列人心硬而作出的讓步，舊約卻明確指出神恨惡休妻（</w:t>
+      </w:r>
+      <w:hyperlink r:id="rId28">
+        <w:r>
+          <w:rPr>
+            <w:lang w:val="zh_TW" w:bidi="zh_TW"/>
+          </w:rPr>
+          <w:rPr>
+            <w:color w:val="0000EE"/>
+            <w:u w:val="single"/>
+          </w:rPr>
+          <w:t>瑪2:16</w:t>
+        </w:r>
+      </w:hyperlink>
+      <w:r>
+        <w:rPr>
+          <w:lang w:val="zh_TW" w:bidi="zh_TW"/>
+        </w:rPr>
+        <w:t>）。休妻的權利是基於人類墮落後形成的男性統治原則而勉強允許的。但神原本的設計，體現在「二人成為一體」的婚姻關係中，仍然是男女婚姻結合的標準。</w:t>
       </w:r>
     </w:p>
     <w:p>
       <w:pPr>
-        <w:pStyle w:val="ListBullet"/>
-        <w:spacing w:line="240" w:lineRule="auto"/>
-        <w:ind w:left="720"/>
-      </w:pPr>
-      <w:r>
-        <w:rPr>
-          <w:lang w:val="zh_TW" w:bidi="zh_TW"/>
-        </w:rPr>
-      </w:r>
-      <w:r>
-        <w:rPr>
-          <w:lang w:val="zh_TW" w:bidi="zh_TW"/>
-        </w:rPr>
-        <w:t>從尋的曠野，探子被派去窺探迦南地（</w:t>
-      </w:r>
-      <w:hyperlink r:id="rId18">
-        <w:r>
-          <w:rPr>
-            <w:lang w:val="zh_TW" w:bidi="zh_TW"/>
-          </w:rPr>
-          <w:rPr>
-            <w:color w:val="0000EE"/>
-            <w:u w:val="single"/>
-          </w:rPr>
-          <w:t>民13:1–26</w:t>
-        </w:r>
-      </w:hyperlink>
-      <w:r>
-        <w:rPr>
-          <w:lang w:val="zh_TW" w:bidi="zh_TW"/>
-        </w:rPr>
-        <w:t>，</w:t>
-      </w:r>
-      <w:hyperlink r:id="rId19">
-        <w:r>
-          <w:rPr>
-            <w:lang w:val="zh_TW" w:bidi="zh_TW"/>
-          </w:rPr>
-          <w:rPr>
-            <w:color w:val="0000EE"/>
-            <w:u w:val="single"/>
-          </w:rPr>
-          <w:t>32:8</w:t>
-        </w:r>
-      </w:hyperlink>
-      <w:r>
-        <w:rPr>
-          <w:lang w:val="zh_TW" w:bidi="zh_TW"/>
-        </w:rPr>
-        <w:t>）。</w:t>
-      </w:r>
-    </w:p>
-    <w:p>
-      <w:pPr>
-        <w:pStyle w:val="ListBullet"/>
-        <w:spacing w:line="240" w:lineRule="auto"/>
-        <w:ind w:left="720"/>
-      </w:pPr>
-      <w:r>
-        <w:rPr>
-          <w:lang w:val="zh_TW" w:bidi="zh_TW"/>
-        </w:rPr>
-      </w:r>
-      <w:r>
-        <w:rPr>
-          <w:lang w:val="zh_TW" w:bidi="zh_TW"/>
-        </w:rPr>
-        <w:t>那些悖逆神的人因為不信，而被審判在這個曠野中死去（</w:t>
-      </w:r>
-      <w:hyperlink r:id="rId20">
-        <w:r>
-          <w:rPr>
-            <w:lang w:val="zh_TW" w:bidi="zh_TW"/>
-          </w:rPr>
-          <w:rPr>
-            <w:color w:val="0000EE"/>
-            <w:u w:val="single"/>
-          </w:rPr>
-          <w:t>民14:22–23</w:t>
-        </w:r>
-      </w:hyperlink>
-      <w:r>
-        <w:rPr>
-          <w:lang w:val="zh_TW" w:bidi="zh_TW"/>
-        </w:rPr>
-        <w:t>）。</w:t>
-      </w:r>
-    </w:p>
-    <w:p>
-      <w:pPr>
-        <w:pStyle w:val="ListBullet"/>
-        <w:spacing w:line="240" w:lineRule="auto"/>
-        <w:ind w:left="720"/>
-      </w:pPr>
-      <w:r>
-        <w:rPr>
-          <w:lang w:val="zh_TW" w:bidi="zh_TW"/>
-        </w:rPr>
-      </w:r>
-      <w:r>
-        <w:rPr>
-          <w:lang w:val="zh_TW" w:bidi="zh_TW"/>
-        </w:rPr>
-        <w:t>摩西在這片曠野中犯了罪，因為他沒有在水從磐石中流出時尊神為聖（</w:t>
-      </w:r>
-      <w:hyperlink r:id="rId21">
-        <w:r>
-          <w:rPr>
-            <w:lang w:val="zh_TW" w:bidi="zh_TW"/>
-          </w:rPr>
-          <w:rPr>
-            <w:color w:val="0000EE"/>
-            <w:u w:val="single"/>
-          </w:rPr>
-          <w:t>民20:1–13</w:t>
-        </w:r>
-      </w:hyperlink>
-      <w:r>
-        <w:rPr>
-          <w:lang w:val="zh_TW" w:bidi="zh_TW"/>
-        </w:rPr>
-        <w:t>，</w:t>
-      </w:r>
-      <w:hyperlink r:id="rId22">
-        <w:r>
-          <w:rPr>
-            <w:lang w:val="zh_TW" w:bidi="zh_TW"/>
-          </w:rPr>
-          <w:rPr>
-            <w:color w:val="0000EE"/>
-            <w:u w:val="single"/>
-          </w:rPr>
-          <w:t>27:14</w:t>
-        </w:r>
-      </w:hyperlink>
-      <w:r>
-        <w:rPr>
-          <w:lang w:val="zh_TW" w:bidi="zh_TW"/>
-        </w:rPr>
-        <w:t>）。</w:t>
-      </w:r>
-    </w:p>
-    <w:p>
-      <w:pPr>
-        <w:pStyle w:val="ListBullet"/>
-        <w:spacing w:line="240" w:lineRule="auto"/>
-        <w:ind w:left="720"/>
-      </w:pPr>
-      <w:r>
-        <w:rPr>
-          <w:lang w:val="zh_TW" w:bidi="zh_TW"/>
-        </w:rPr>
-      </w:r>
-      <w:r>
-        <w:rPr>
-          <w:lang w:val="zh_TW" w:bidi="zh_TW"/>
-        </w:rPr>
-        <w:t>摩西的姊姊米利暗死在這裡，並被埋葬於此（</w:t>
-      </w:r>
-      <w:hyperlink r:id="rId23">
-        <w:r>
-          <w:rPr>
-            <w:lang w:val="zh_TW" w:bidi="zh_TW"/>
-          </w:rPr>
-          <w:rPr>
-            <w:color w:val="0000EE"/>
-            <w:u w:val="single"/>
-          </w:rPr>
-          <w:t>民20:1</w:t>
-        </w:r>
-      </w:hyperlink>
-      <w:r>
-        <w:rPr>
-          <w:lang w:val="zh_TW" w:bidi="zh_TW"/>
-        </w:rPr>
-        <w:t>）。</w:t>
+        <w:pStyle w:val="Heading3"/>
+      </w:pPr>
+      <w:r>
+        <w:rPr>
+          <w:lang w:val="zh_TW" w:bidi="zh_TW"/>
+        </w:rPr>
+        <w:t>耶穌關於休妻的教導</w:t>
       </w:r>
     </w:p>
     <w:p>
@@ -711,9 +619,9 @@
         <w:rPr>
           <w:lang w:val="zh_TW" w:bidi="zh_TW"/>
         </w:rPr>
-        <w:t>聖經描述這個地方是「大而可怕的曠野」（</w:t>
-      </w:r>
-      <w:hyperlink r:id="rId24">
+        <w:t>因基督的救贖事工顯明了回歸神在創造中的原初旨意，舊約中關於休妻的規定在基督徒群體中被廢除。為了證明跟隨祂的人中婚姻關係的不可侵犯性，耶穌引導他們回到創造的典範。耶穌負面地提到摩西准許休妻的規定，並堅持神原初的創造秩序，宣告「起初並不是這樣」（</w:t>
+      </w:r>
+      <w:hyperlink r:id="rId25">
         <w:r>
           <w:rPr>
             <w:lang w:val="zh_TW" w:bidi="zh_TW"/>
@@ -722,32 +630,14 @@
             <w:color w:val="0000EE"/>
             <w:u w:val="single"/>
           </w:rPr>
-          <w:t>申1:19</w:t>
+          <w:t>太19:8</w:t>
         </w:r>
       </w:hyperlink>
       <w:r>
         <w:rPr>
           <w:lang w:val="zh_TW" w:bidi="zh_TW"/>
         </w:rPr>
-        <w:t>，</w:t>
-      </w:r>
-      <w:hyperlink r:id="rId25">
-        <w:r>
-          <w:rPr>
-            <w:lang w:val="zh_TW" w:bidi="zh_TW"/>
-          </w:rPr>
-          <w:rPr>
-            <w:color w:val="0000EE"/>
-            <w:u w:val="single"/>
-          </w:rPr>
-          <w:t>8:15</w:t>
-        </w:r>
-      </w:hyperlink>
-      <w:r>
-        <w:rPr>
-          <w:lang w:val="zh_TW" w:bidi="zh_TW"/>
-        </w:rPr>
-        <w:t>）。</w:t>
+        <w:t>）。基督否定了墮落的影響，並重申了創造的設計。</w:t>
       </w:r>
     </w:p>
     <w:p>
@@ -759,16 +649,579 @@
       </w:r>
       <w:r>
         <w:rPr>
+          <w:lang w:val="zh_TW" w:bidi="zh_TW"/>
+        </w:rPr>
+        <w:t>在</w:t>
+      </w:r>
+      <w:hyperlink r:id="rId29">
+        <w:r>
+          <w:rPr>
+            <w:lang w:val="zh_TW" w:bidi="zh_TW"/>
+          </w:rPr>
+          <w:rPr>
+            <w:color w:val="0000EE"/>
+            <w:u w:val="single"/>
+          </w:rPr>
+          <w:t>馬太福音五章31至32節</w:t>
+        </w:r>
+      </w:hyperlink>
+      <w:r>
+        <w:rPr>
+          <w:lang w:val="zh_TW" w:bidi="zh_TW"/>
+        </w:rPr>
+        <w:t>中，耶穌明確地廢除了摩西律法中允許男人休妻的規定。祂將這種行為視為對婦女人格的侵犯。那些犯姦淫的男人休妻，使妻子淪為受輕視的對象，將她們視為可以通過便利的休妻程序而隨意交易的商品。事實上，男人藉著休妻使妻子背上姦淫的罪名，而與先前婚姻中被棄的女人再婚的男人，則延續了這種羞辱性的過程，並成為姦淫的共犯。</w:t>
+      </w:r>
+    </w:p>
+    <w:p>
+      <w:pPr/>
+      <w:r>
+        <w:rPr>
+          <w:lang w:val="zh_TW" w:bidi="zh_TW"/>
+        </w:rPr>
+      </w:r>
+      <w:r>
+        <w:rPr>
+          <w:lang w:val="zh_TW" w:bidi="zh_TW"/>
+        </w:rPr>
+        <w:t>耶穌刻意收回男人隨意棄妻的權利，重新建立起按照創造時設計的終身「一體」聯結。祂的門徒準確地理解了祂的意圖。然而，男性特權的觀念在他們的思維中根深蒂固，以至於他們認為守獨身的自由優於對終身一夫一妻婚姻的承諾（</w:t>
+      </w:r>
+      <w:hyperlink r:id="rId30">
+        <w:r>
+          <w:rPr>
+            <w:lang w:val="zh_TW" w:bidi="zh_TW"/>
+          </w:rPr>
+          <w:rPr>
+            <w:color w:val="0000EE"/>
+            <w:u w:val="single"/>
+          </w:rPr>
+          <w:t>太19:10</w:t>
+        </w:r>
+      </w:hyperlink>
+      <w:r>
+        <w:rPr>
+          <w:lang w:val="zh_TW" w:bidi="zh_TW"/>
+        </w:rPr>
+        <w:t>）。</w:t>
+      </w:r>
+    </w:p>
+    <w:p>
+      <w:pPr/>
+      <w:r>
+        <w:rPr>
+          <w:lang w:val="zh_TW" w:bidi="zh_TW"/>
+        </w:rPr>
+      </w:r>
+      <w:r>
+        <w:rPr>
+          <w:lang w:val="zh_TW" w:bidi="zh_TW"/>
+        </w:rPr>
+        <w:t>耶穌不僅重申了「一體」聯結在救贖群體中的有效性，新約也透過將婚姻的聯結，定義為基督與教會關係在地上的反映，進一步加強了婚姻聯結的不可侵犯性（</w:t>
+      </w:r>
+      <w:hyperlink r:id="rId31">
+        <w:r>
+          <w:rPr>
+            <w:lang w:val="zh_TW" w:bidi="zh_TW"/>
+          </w:rPr>
+          <w:rPr>
+            <w:color w:val="0000EE"/>
+            <w:u w:val="single"/>
+          </w:rPr>
+          <w:t>弗5:25</w:t>
+        </w:r>
+      </w:hyperlink>
+      <w:r>
+        <w:rPr>
+          <w:lang w:val="zh_TW" w:bidi="zh_TW"/>
+        </w:rPr>
+        <w:t>）。</w:t>
+      </w:r>
+    </w:p>
+    <w:p>
+      <w:pPr/>
+      <w:r>
+        <w:rPr>
+          <w:lang w:val="zh_TW" w:bidi="zh_TW"/>
+        </w:rPr>
+      </w:r>
+      <w:r>
+        <w:rPr>
+          <w:lang w:val="zh_TW" w:bidi="zh_TW"/>
+        </w:rPr>
+        <w:t>儘管婚姻聯結的永恆性受到如此嚴厲的制約，新約仍允許在某些例外情況下休妻，以保護無辜的一方免於受不道德行為和拋棄的傷害。耶穌設立了一些例外條件，賦予因配偶不忠而受害的一方提出休妻的權利（</w:t>
+      </w:r>
+      <w:hyperlink r:id="rId32">
+        <w:r>
+          <w:rPr>
+            <w:lang w:val="zh_TW" w:bidi="zh_TW"/>
+          </w:rPr>
+          <w:rPr>
+            <w:color w:val="0000EE"/>
+            <w:u w:val="single"/>
+          </w:rPr>
+          <w:t>太5:32，</w:t>
+        </w:r>
+      </w:hyperlink>
+      <w:hyperlink r:id="rId33">
+        <w:r>
+          <w:rPr>
+            <w:lang w:val="zh_TW" w:bidi="zh_TW"/>
+          </w:rPr>
+          <w:rPr>
+            <w:color w:val="0000EE"/>
+            <w:u w:val="single"/>
+          </w:rPr>
+          <w:t>19:9</w:t>
+        </w:r>
+      </w:hyperlink>
+      <w:r>
+        <w:rPr>
+          <w:lang w:val="zh_TW" w:bidi="zh_TW"/>
+        </w:rPr>
+        <w:t>）。顯然，受害的一方可以選擇維持婚姻關係，即使面對不忠配偶背叛承諾。然而，鑒於聖經允許的例外情況，不應強加給無辜的一方必須維持或恢復受破壞婚姻關係的義務。</w:t>
+      </w:r>
+    </w:p>
+    <w:p>
+      <w:pPr/>
+      <w:r>
+        <w:rPr>
+          <w:lang w:val="zh_TW" w:bidi="zh_TW"/>
+        </w:rPr>
+      </w:r>
+      <w:r>
+        <w:rPr>
+          <w:lang w:val="zh_TW" w:bidi="zh_TW"/>
+        </w:rPr>
+        <w:t>新約認可的另一個可以休妻的例外情況是拋棄。根據</w:t>
+      </w:r>
+      <w:hyperlink r:id="rId34">
+        <w:r>
+          <w:rPr>
+            <w:lang w:val="zh_TW" w:bidi="zh_TW"/>
+          </w:rPr>
+          <w:rPr>
+            <w:color w:val="0000EE"/>
+            <w:u w:val="single"/>
+          </w:rPr>
+          <w:t>哥林多前書七章15節</w:t>
+        </w:r>
+      </w:hyperlink>
+      <w:r>
+        <w:rPr>
+          <w:lang w:val="zh_TW" w:bidi="zh_TW"/>
+        </w:rPr>
+        <w:t>的規定，這主要是指未信主的配偶拋棄婚姻的情況。然而，應注意到，如果信徒有拋棄配偶的行為，也應被視為不信主的人（</w:t>
+      </w:r>
+      <w:hyperlink r:id="rId35">
+        <w:r>
+          <w:rPr>
+            <w:lang w:val="zh_TW" w:bidi="zh_TW"/>
+          </w:rPr>
+          <w:rPr>
+            <w:color w:val="0000EE"/>
+            <w:u w:val="single"/>
+          </w:rPr>
+          <w:t>提前5:8</w:t>
+        </w:r>
+      </w:hyperlink>
+      <w:r>
+        <w:rPr>
+          <w:lang w:val="zh_TW" w:bidi="zh_TW"/>
+        </w:rPr>
+        <w:t>）。任何相當於拋棄婚姻關係的行為，都構成了對婚姻承諾的破壞，並適用</w:t>
+      </w:r>
+      <w:hyperlink r:id="rId34">
+        <w:r>
+          <w:rPr>
+            <w:lang w:val="zh_TW" w:bidi="zh_TW"/>
+          </w:rPr>
+          <w:rPr>
+            <w:color w:val="0000EE"/>
+            <w:u w:val="single"/>
+          </w:rPr>
+          <w:t>哥林多前書七章15節</w:t>
+        </w:r>
+      </w:hyperlink>
+      <w:r>
+        <w:rPr>
+          <w:lang w:val="zh_TW" w:bidi="zh_TW"/>
+        </w:rPr>
+        <w:t>中所述的規定。</w:t>
+      </w:r>
+    </w:p>
+    <w:p>
+      <w:pPr/>
+      <w:r>
+        <w:rPr>
+          <w:lang w:val="zh_TW" w:bidi="zh_TW"/>
+        </w:rPr>
+      </w:r>
+      <w:r>
+        <w:rPr>
+          <w:lang w:val="zh_TW" w:bidi="zh_TW"/>
+        </w:rPr>
+        <w:t>無論是通姦還是拋棄，受害的一方都有權向有過錯的配偶尋求休妻，並在完成休妻後重新成為單身。若悔改和和解無法恢復被破壞的婚姻，受害的一方無需再受該婚姻的約束。根據聖經，未受婚姻約束的人有權再婚，但前提是只「在主裡」（</w:t>
+      </w:r>
+      <w:hyperlink r:id="rId36">
+        <w:r>
+          <w:rPr>
+            <w:lang w:val="zh_TW" w:bidi="zh_TW"/>
+          </w:rPr>
+          <w:rPr>
+            <w:color w:val="0000EE"/>
+            <w:u w:val="single"/>
+          </w:rPr>
+          <w:t>林前7:39</w:t>
+        </w:r>
+      </w:hyperlink>
+      <w:r>
+        <w:rPr>
+          <w:lang w:val="zh_TW" w:bidi="zh_TW"/>
+        </w:rPr>
+        <w:t>），即只能與另一位基督徒結婚。對於沒有獨身恩賜的單身者來說，結婚的命令（</w:t>
+      </w:r>
+      <w:hyperlink r:id="rId37">
+        <w:r>
+          <w:rPr>
+            <w:lang w:val="zh_TW" w:bidi="zh_TW"/>
+          </w:rPr>
+          <w:rPr>
+            <w:color w:val="0000EE"/>
+            <w:u w:val="single"/>
+          </w:rPr>
+          <w:t>9</w:t>
+        </w:r>
+      </w:hyperlink>
+      <w:r>
+        <w:rPr>
+          <w:lang w:val="zh_TW" w:bidi="zh_TW"/>
+        </w:rPr>
+        <w:t>節）同樣適用於因符合聖經原則的合法休妻而成為單身的人。根據基督在</w:t>
+      </w:r>
+      <w:hyperlink r:id="rId38">
+        <w:r>
+          <w:rPr>
+            <w:lang w:val="zh_TW" w:bidi="zh_TW"/>
+          </w:rPr>
+          <w:rPr>
+            <w:color w:val="0000EE"/>
+            <w:u w:val="single"/>
+          </w:rPr>
+          <w:t>馬可福音十章11至12節</w:t>
+        </w:r>
+      </w:hyperlink>
+      <w:r>
+        <w:rPr>
+          <w:lang w:val="zh_TW" w:bidi="zh_TW"/>
+        </w:rPr>
+        <w:t>和</w:t>
+      </w:r>
+      <w:hyperlink r:id="rId39">
+        <w:r>
+          <w:rPr>
+            <w:lang w:val="zh_TW" w:bidi="zh_TW"/>
+          </w:rPr>
+          <w:rPr>
+            <w:color w:val="0000EE"/>
+            <w:u w:val="single"/>
+          </w:rPr>
+          <w:t>路加福音十六章18節</w:t>
+        </w:r>
+      </w:hyperlink>
+      <w:r>
+        <w:rPr>
+          <w:lang w:val="zh_TW" w:bidi="zh_TW"/>
+        </w:rPr>
+        <w:t>中的教導，若休妻僅被用作更換配偶的手段，則其因意圖不純的休妻所構成的姦淫，這樣的再婚不被認可。</w:t>
+      </w:r>
+    </w:p>
+    <w:p>
+      <w:pPr/>
+      <w:r>
+        <w:rPr>
+          <w:lang w:val="zh_TW" w:bidi="zh_TW"/>
+        </w:rPr>
+      </w:r>
+      <w:r>
+        <w:rPr>
+          <w:lang w:val="zh_TW" w:bidi="zh_TW"/>
+        </w:rPr>
+        <w:t>通常有許多因素加起來導致一段婚姻的摧毀。因此，當教會在處理每個休妻和再婚的案例時，必須逐案處理，並考慮到神無窮的赦罪大能及其恢復破碎生命的恩典。顯然，聖經對休妻的限制並不適用於那些在信主前婚姻破裂的信徒，因為神的赦免洗清了他們在未信主時期的罪，使他們在基督裡成為新造的人。</w:t>
+      </w:r>
+    </w:p>
+    <w:p>
+      <w:pPr/>
+      <w:r>
+        <w:rPr>
+          <w:lang w:val="zh_TW" w:bidi="zh_TW"/>
+        </w:rPr>
+      </w:r>
+      <w:r>
+        <w:rPr>
           <w:i/>
           <w:lang w:val="zh_TW" w:bidi="zh_TW"/>
         </w:rPr>
-        <w:t xml:space="preserve">另見 </w:t>
-      </w:r>
-      <w:r>
-        <w:rPr>
-          <w:lang w:val="zh_TW" w:bidi="zh_TW"/>
-        </w:rPr>
-        <w:t>曠野漂流</w:t>
+        <w:t>另見</w:t>
+      </w:r>
+      <w:r>
+        <w:rPr>
+          <w:lang w:val="zh_TW" w:bidi="zh_TW"/>
+        </w:rPr>
+        <w:t xml:space="preserve"> </w:t>
+      </w:r>
+      <w:r>
+        <w:rPr>
+          <w:lang w:val="zh_TW" w:bidi="zh_TW"/>
+        </w:rPr>
+        <w:t>姦淫</w:t>
+      </w:r>
+      <w:r>
+        <w:rPr>
+          <w:lang w:val="zh_TW" w:bidi="zh_TW"/>
+        </w:rPr>
+        <w:t>；</w:t>
+      </w:r>
+      <w:r>
+        <w:rPr>
+          <w:lang w:val="zh_TW" w:bidi="zh_TW"/>
+        </w:rPr>
+        <w:t>民事法律和司法</w:t>
+      </w:r>
+      <w:r>
+        <w:rPr>
+          <w:lang w:val="zh_TW" w:bidi="zh_TW"/>
+        </w:rPr>
+        <w:t>；</w:t>
+      </w:r>
+      <w:r>
+        <w:rPr>
+          <w:lang w:val="zh_TW" w:bidi="zh_TW"/>
+        </w:rPr>
+        <w:t>婚姻，婚姻習俗</w:t>
+      </w:r>
+      <w:r>
+        <w:rPr>
+          <w:lang w:val="zh_TW" w:bidi="zh_TW"/>
+        </w:rPr>
+        <w:t>；</w:t>
+      </w:r>
+      <w:r>
+        <w:rPr>
+          <w:lang w:val="zh_TW" w:bidi="zh_TW"/>
+        </w:rPr>
+        <w:t>性，性別</w:t>
+      </w:r>
+      <w:r>
+        <w:rPr>
+          <w:lang w:val="zh_TW" w:bidi="zh_TW"/>
+        </w:rPr>
+        <w:t>。</w:t>
+      </w:r>
+      <w:r>
+        <w:rPr>
+          <w:lang w:val="zh_TW" w:bidi="zh_TW"/>
+        </w:rPr>
+      </w:r>
+      <w:r>
+        <w:rPr>
+          <w:lang w:val="zh_TW" w:bidi="zh_TW"/>
+        </w:rPr>
+      </w:r>
+    </w:p>
+    <w:p>
+      <w:pPr/>
+      <w:r>
+        <w:rPr>
+          <w:lang w:val="zh_TW" w:bidi="zh_TW"/>
+        </w:rPr>
+      </w:r>
+    </w:p>
+    <w:p>
+      <w:pPr>
+        <w:pStyle w:val="Heading2"/>
+      </w:pPr>
+      <w:r>
+        <w:rPr>
+          <w:lang w:val="zh_TW" w:bidi="zh_TW"/>
+        </w:rPr>
+        <w:t>休書</w:t>
+      </w:r>
+      <w:r>
+        <w:rPr>
+          <w:lang w:val="zh_TW" w:bidi="zh_TW"/>
+        </w:rPr>
+      </w:r>
+    </w:p>
+    <w:p>
+      <w:pPr/>
+      <w:r>
+        <w:rPr>
+          <w:lang w:val="zh_TW" w:bidi="zh_TW"/>
+        </w:rPr>
+      </w:r>
+      <w:r>
+        <w:rPr>
+          <w:lang w:val="zh_TW" w:bidi="zh_TW"/>
+        </w:rPr>
+        <w:t>一份根據摩西律法宣告丈夫和妻子分離的文件（</w:t>
+      </w:r>
+      <w:hyperlink r:id="rId24">
+        <w:r>
+          <w:rPr>
+            <w:lang w:val="zh_TW" w:bidi="zh_TW"/>
+          </w:rPr>
+          <w:rPr>
+            <w:color w:val="0000EE"/>
+            <w:u w:val="single"/>
+          </w:rPr>
+          <w:t>申24:1–4</w:t>
+        </w:r>
+      </w:hyperlink>
+      <w:r>
+        <w:rPr>
+          <w:lang w:val="zh_TW" w:bidi="zh_TW"/>
+        </w:rPr>
+        <w:t>；見</w:t>
+      </w:r>
+      <w:hyperlink r:id="rId40">
+        <w:r>
+          <w:rPr>
+            <w:lang w:val="zh_TW" w:bidi="zh_TW"/>
+          </w:rPr>
+          <w:rPr>
+            <w:color w:val="0000EE"/>
+            <w:u w:val="single"/>
+          </w:rPr>
+          <w:t>太5:31，</w:t>
+        </w:r>
+      </w:hyperlink>
+      <w:hyperlink r:id="rId41">
+        <w:r>
+          <w:rPr>
+            <w:lang w:val="zh_TW" w:bidi="zh_TW"/>
+          </w:rPr>
+          <w:rPr>
+            <w:color w:val="0000EE"/>
+            <w:u w:val="single"/>
+          </w:rPr>
+          <w:t>19:7；</w:t>
+        </w:r>
+      </w:hyperlink>
+      <w:hyperlink r:id="rId42">
+        <w:r>
+          <w:rPr>
+            <w:lang w:val="zh_TW" w:bidi="zh_TW"/>
+          </w:rPr>
+          <w:rPr>
+            <w:color w:val="0000EE"/>
+            <w:u w:val="single"/>
+          </w:rPr>
+          <w:t>可10:4</w:t>
+        </w:r>
+      </w:hyperlink>
+      <w:r>
+        <w:rPr>
+          <w:lang w:val="zh_TW" w:bidi="zh_TW"/>
+        </w:rPr>
+        <w:t>）。休書保護了婦女的權利，提供她已獲自由的證據，並確保她的丈夫不能索取她的嫁妝。這類文件措辭可見於</w:t>
+      </w:r>
+      <w:hyperlink r:id="rId43">
+        <w:r>
+          <w:rPr>
+            <w:lang w:val="zh_TW" w:bidi="zh_TW"/>
+          </w:rPr>
+          <w:rPr>
+            <w:color w:val="0000EE"/>
+            <w:u w:val="single"/>
+          </w:rPr>
+          <w:t>何西阿書二章2節</w:t>
+        </w:r>
+      </w:hyperlink>
+      <w:r>
+        <w:rPr>
+          <w:lang w:val="zh_TW" w:bidi="zh_TW"/>
+        </w:rPr>
+        <w:t>：「因為她不是我的妻子， 我也不是她的丈夫」。舊約中的先知以此比喻，表達神欲與悖逆的百姓分離的心意（</w:t>
+      </w:r>
+      <w:hyperlink r:id="rId44">
+        <w:r>
+          <w:rPr>
+            <w:lang w:val="zh_TW" w:bidi="zh_TW"/>
+          </w:rPr>
+          <w:rPr>
+            <w:color w:val="0000EE"/>
+            <w:u w:val="single"/>
+          </w:rPr>
+          <w:t>賽50:1；</w:t>
+        </w:r>
+      </w:hyperlink>
+      <w:hyperlink r:id="rId45">
+        <w:r>
+          <w:rPr>
+            <w:lang w:val="zh_TW" w:bidi="zh_TW"/>
+          </w:rPr>
+          <w:rPr>
+            <w:color w:val="0000EE"/>
+            <w:u w:val="single"/>
+          </w:rPr>
+          <w:t>耶3:8</w:t>
+        </w:r>
+      </w:hyperlink>
+      <w:r>
+        <w:rPr>
+          <w:lang w:val="zh_TW" w:bidi="zh_TW"/>
+        </w:rPr>
+        <w:t>）。</w:t>
+      </w:r>
+    </w:p>
+    <w:p>
+      <w:pPr/>
+      <w:r>
+        <w:rPr>
+          <w:lang w:val="zh_TW" w:bidi="zh_TW"/>
+        </w:rPr>
+      </w:r>
+      <w:r>
+        <w:rPr>
+          <w:i/>
+          <w:lang w:val="zh_TW" w:bidi="zh_TW"/>
+        </w:rPr>
+        <w:t>另見</w:t>
+      </w:r>
+      <w:r>
+        <w:rPr>
+          <w:lang w:val="zh_TW" w:bidi="zh_TW"/>
+        </w:rPr>
+        <w:t xml:space="preserve"> </w:t>
+      </w:r>
+      <w:r>
+        <w:rPr>
+          <w:lang w:val="zh_TW" w:bidi="zh_TW"/>
+        </w:rPr>
+        <w:t>民事律法和司法</w:t>
+      </w:r>
+      <w:r>
+        <w:rPr>
+          <w:lang w:val="zh_TW" w:bidi="zh_TW"/>
+        </w:rPr>
+        <w:t>；</w:t>
+      </w:r>
+      <w:r>
+        <w:rPr>
+          <w:lang w:val="zh_TW" w:bidi="zh_TW"/>
+        </w:rPr>
+        <w:t>休妻</w:t>
+      </w:r>
+      <w:r>
+        <w:rPr>
+          <w:lang w:val="zh_TW" w:bidi="zh_TW"/>
+        </w:rPr>
+        <w:t>；</w:t>
+      </w:r>
+      <w:r>
+        <w:rPr>
+          <w:lang w:val="zh_TW" w:bidi="zh_TW"/>
+        </w:rPr>
+        <w:t>婚姻，婚姻習俗</w:t>
       </w:r>
       <w:r>
         <w:rPr>

--- a/zht/docx/192.content.docx
+++ b/zht/docx/192.content.docx
@@ -285,90 +285,60 @@
         </w:rPr>
         <w:t>心臟的跳動表示生命，這似乎在</w:t>
       </w:r>
-      <w:hyperlink r:id="rId13">
-        <w:r>
-          <w:rPr>
-            <w:lang w:val="zh_TW" w:bidi="zh_TW"/>
-          </w:rPr>
-          <w:rPr>
-            <w:color w:val="0000EE"/>
-            <w:u w:val="single"/>
-          </w:rPr>
-          <w:t>撒母耳記上二十五章37至39節</w:t>
-        </w:r>
-      </w:hyperlink>
+      <w:r>
+        <w:rPr>
+          <w:lang w:val="zh_TW" w:bidi="zh_TW"/>
+        </w:rPr>
+        <w:t>撒母耳記上二十五章37至39節</w:t>
+      </w:r>
       <w:r>
         <w:rPr>
           <w:lang w:val="zh_TW" w:bidi="zh_TW"/>
         </w:rPr>
         <w:t>中有所暗示，儘管拿八的死亡有所延遲。食物和酒會影響心臟的功能（</w:t>
       </w:r>
-      <w:hyperlink r:id="rId14">
-        <w:r>
-          <w:rPr>
-            <w:lang w:val="zh_TW" w:bidi="zh_TW"/>
-          </w:rPr>
-          <w:rPr>
-            <w:color w:val="0000EE"/>
-            <w:u w:val="single"/>
-          </w:rPr>
-          <w:t>士19:5</w:t>
-        </w:r>
-      </w:hyperlink>
+      <w:r>
+        <w:rPr>
+          <w:lang w:val="zh_TW" w:bidi="zh_TW"/>
+        </w:rPr>
+        <w:t>士19:5</w:t>
+      </w:r>
       <w:r>
         <w:rPr>
           <w:lang w:val="zh_TW" w:bidi="zh_TW"/>
         </w:rPr>
         <w:t>；</w:t>
       </w:r>
-      <w:hyperlink r:id="rId15">
-        <w:r>
-          <w:rPr>
-            <w:lang w:val="zh_TW" w:bidi="zh_TW"/>
-          </w:rPr>
-          <w:rPr>
-            <w:color w:val="0000EE"/>
-            <w:u w:val="single"/>
-          </w:rPr>
-          <w:t>詩104:15</w:t>
-        </w:r>
-      </w:hyperlink>
+      <w:r>
+        <w:rPr>
+          <w:lang w:val="zh_TW" w:bidi="zh_TW"/>
+        </w:rPr>
+        <w:t>詩104:15</w:t>
+      </w:r>
       <w:r>
         <w:rPr>
           <w:lang w:val="zh_TW" w:bidi="zh_TW"/>
         </w:rPr>
         <w:t>；</w:t>
       </w:r>
-      <w:hyperlink r:id="rId16">
-        <w:r>
-          <w:rPr>
-            <w:lang w:val="zh_TW" w:bidi="zh_TW"/>
-          </w:rPr>
-          <w:rPr>
-            <w:color w:val="0000EE"/>
-            <w:u w:val="single"/>
-          </w:rPr>
-          <w:t>徒14:17</w:t>
-        </w:r>
-      </w:hyperlink>
+      <w:r>
+        <w:rPr>
+          <w:lang w:val="zh_TW" w:bidi="zh_TW"/>
+        </w:rPr>
+        <w:t>徒14:17</w:t>
+      </w:r>
       <w:r>
         <w:rPr>
           <w:lang w:val="zh_TW" w:bidi="zh_TW"/>
         </w:rPr>
         <w:t>），心臟可以「昏厥」和「顫抖」。心臟在身體中的位置產生了一個明顯的隱喻，即「中心」（</w:t>
       </w:r>
-      <w:hyperlink r:id="rId17">
-        <w:r>
-          <w:rPr>
-            <w:lang w:val="zh_TW" w:bidi="zh_TW"/>
-          </w:rPr>
-          <w:rPr>
-            <w:color w:val="0000EE"/>
-            <w:u w:val="single"/>
-          </w:rPr>
-          <w:t>太12:40</w:t>
-        </w:r>
-      </w:hyperlink>
+      <w:r>
+        <w:rPr>
+          <w:lang w:val="zh_TW" w:bidi="zh_TW"/>
+        </w:rPr>
+        <w:t>太12:40</w:t>
+      </w:r>
       <w:r>
         <w:rPr>
           <w:lang w:val="zh_TW" w:bidi="zh_TW"/>
@@ -400,180 +370,120 @@
         </w:rPr>
         <w:t>心能夠參與理智思考（例如，</w:t>
       </w:r>
-      <w:hyperlink r:id="rId18">
-        <w:r>
-          <w:rPr>
-            <w:lang w:val="zh_TW" w:bidi="zh_TW"/>
-          </w:rPr>
-          <w:rPr>
-            <w:color w:val="0000EE"/>
-            <w:u w:val="single"/>
-          </w:rPr>
-          <w:t>耶12:11</w:t>
-        </w:r>
-      </w:hyperlink>
+      <w:r>
+        <w:rPr>
+          <w:lang w:val="zh_TW" w:bidi="zh_TW"/>
+        </w:rPr>
+        <w:t>耶12:11</w:t>
+      </w:r>
       <w:r>
         <w:rPr>
           <w:lang w:val="zh_TW" w:bidi="zh_TW"/>
         </w:rPr>
         <w:t>）；它也感知（</w:t>
       </w:r>
-      <w:hyperlink r:id="rId19">
-        <w:r>
-          <w:rPr>
-            <w:lang w:val="zh_TW" w:bidi="zh_TW"/>
-          </w:rPr>
-          <w:rPr>
-            <w:color w:val="0000EE"/>
-            <w:u w:val="single"/>
-          </w:rPr>
-          <w:t>約12:40</w:t>
-        </w:r>
-      </w:hyperlink>
+      <w:r>
+        <w:rPr>
+          <w:lang w:val="zh_TW" w:bidi="zh_TW"/>
+        </w:rPr>
+        <w:t>約12:40</w:t>
+      </w:r>
       <w:r>
         <w:rPr>
           <w:lang w:val="zh_TW" w:bidi="zh_TW"/>
         </w:rPr>
         <w:t>）、判斷（</w:t>
       </w:r>
-      <w:hyperlink r:id="rId20">
-        <w:r>
-          <w:rPr>
-            <w:lang w:val="zh_TW" w:bidi="zh_TW"/>
-          </w:rPr>
-          <w:rPr>
-            <w:color w:val="0000EE"/>
-            <w:u w:val="single"/>
-          </w:rPr>
-          <w:t>王上3:9</w:t>
-        </w:r>
-      </w:hyperlink>
+      <w:r>
+        <w:rPr>
+          <w:lang w:val="zh_TW" w:bidi="zh_TW"/>
+        </w:rPr>
+        <w:t>王上3:9</w:t>
+      </w:r>
       <w:r>
         <w:rPr>
           <w:lang w:val="zh_TW" w:bidi="zh_TW"/>
         </w:rPr>
         <w:t>）、議論（</w:t>
       </w:r>
-      <w:hyperlink r:id="rId21">
-        <w:r>
-          <w:rPr>
-            <w:lang w:val="zh_TW" w:bidi="zh_TW"/>
-          </w:rPr>
-          <w:rPr>
-            <w:color w:val="0000EE"/>
-            <w:u w:val="single"/>
-          </w:rPr>
-          <w:t>可2:6</w:t>
-        </w:r>
-      </w:hyperlink>
+      <w:r>
+        <w:rPr>
+          <w:lang w:val="zh_TW" w:bidi="zh_TW"/>
+        </w:rPr>
+        <w:t>可2:6</w:t>
+      </w:r>
       <w:r>
         <w:rPr>
           <w:lang w:val="zh_TW" w:bidi="zh_TW"/>
         </w:rPr>
         <w:t>）、思想（</w:t>
       </w:r>
-      <w:hyperlink r:id="rId22">
-        <w:r>
-          <w:rPr>
-            <w:lang w:val="zh_TW" w:bidi="zh_TW"/>
-          </w:rPr>
-          <w:rPr>
-            <w:color w:val="0000EE"/>
-            <w:u w:val="single"/>
-          </w:rPr>
-          <w:t>路2:19</w:t>
-        </w:r>
-      </w:hyperlink>
+      <w:r>
+        <w:rPr>
+          <w:lang w:val="zh_TW" w:bidi="zh_TW"/>
+        </w:rPr>
+        <w:t>路2:19</w:t>
+      </w:r>
       <w:r>
         <w:rPr>
           <w:lang w:val="zh_TW" w:bidi="zh_TW"/>
         </w:rPr>
         <w:t>）、記得（</w:t>
       </w:r>
-      <w:hyperlink r:id="rId23">
-        <w:r>
-          <w:rPr>
-            <w:lang w:val="zh_TW" w:bidi="zh_TW"/>
-          </w:rPr>
-          <w:rPr>
-            <w:color w:val="0000EE"/>
-            <w:u w:val="single"/>
-          </w:rPr>
-          <w:t>路2:51</w:t>
-        </w:r>
-      </w:hyperlink>
+      <w:r>
+        <w:rPr>
+          <w:lang w:val="zh_TW" w:bidi="zh_TW"/>
+        </w:rPr>
+        <w:t>路2:51</w:t>
+      </w:r>
       <w:r>
         <w:rPr>
           <w:lang w:val="zh_TW" w:bidi="zh_TW"/>
         </w:rPr>
         <w:t>）、思考（</w:t>
       </w:r>
-      <w:hyperlink r:id="rId24">
-        <w:r>
-          <w:rPr>
-            <w:lang w:val="zh_TW" w:bidi="zh_TW"/>
-          </w:rPr>
-          <w:rPr>
-            <w:color w:val="0000EE"/>
-            <w:u w:val="single"/>
-          </w:rPr>
-          <w:t>申8:17</w:t>
-        </w:r>
-      </w:hyperlink>
+      <w:r>
+        <w:rPr>
+          <w:lang w:val="zh_TW" w:bidi="zh_TW"/>
+        </w:rPr>
+        <w:t>申8:17</w:t>
+      </w:r>
       <w:r>
         <w:rPr>
           <w:lang w:val="zh_TW" w:bidi="zh_TW"/>
         </w:rPr>
         <w:t>）、想像（</w:t>
       </w:r>
-      <w:hyperlink r:id="rId25">
-        <w:r>
-          <w:rPr>
-            <w:lang w:val="zh_TW" w:bidi="zh_TW"/>
-          </w:rPr>
-          <w:rPr>
-            <w:color w:val="0000EE"/>
-            <w:u w:val="single"/>
-          </w:rPr>
-          <w:t>路1:51</w:t>
-        </w:r>
-      </w:hyperlink>
+      <w:r>
+        <w:rPr>
+          <w:lang w:val="zh_TW" w:bidi="zh_TW"/>
+        </w:rPr>
+        <w:t>路1:51</w:t>
+      </w:r>
       <w:r>
         <w:rPr>
           <w:lang w:val="zh_TW" w:bidi="zh_TW"/>
         </w:rPr>
         <w:t>）、有智慧（</w:t>
       </w:r>
-      <w:hyperlink r:id="rId26">
-        <w:r>
-          <w:rPr>
-            <w:lang w:val="zh_TW" w:bidi="zh_TW"/>
-          </w:rPr>
-          <w:rPr>
-            <w:color w:val="0000EE"/>
-            <w:u w:val="single"/>
-          </w:rPr>
-          <w:t>傳1:17</w:t>
-        </w:r>
-      </w:hyperlink>
+      <w:r>
+        <w:rPr>
+          <w:lang w:val="zh_TW" w:bidi="zh_TW"/>
+        </w:rPr>
+        <w:t>傳1:17</w:t>
+      </w:r>
       <w:r>
         <w:rPr>
           <w:lang w:val="zh_TW" w:bidi="zh_TW"/>
         </w:rPr>
         <w:t>）、具備技術技能（</w:t>
       </w:r>
-      <w:hyperlink r:id="rId27">
-        <w:r>
-          <w:rPr>
-            <w:lang w:val="zh_TW" w:bidi="zh_TW"/>
-          </w:rPr>
-          <w:rPr>
-            <w:color w:val="0000EE"/>
-            <w:u w:val="single"/>
-          </w:rPr>
-          <w:t>出28:3</w:t>
-        </w:r>
-      </w:hyperlink>
+      <w:r>
+        <w:rPr>
+          <w:lang w:val="zh_TW" w:bidi="zh_TW"/>
+        </w:rPr>
+        <w:t>出28:3</w:t>
+      </w:r>
       <w:r>
         <w:rPr>
           <w:lang w:val="zh_TW" w:bidi="zh_TW"/>
@@ -594,378 +504,252 @@
         </w:rPr>
         <w:t>情感上，心會經歷令人陶醉的快樂（</w:t>
       </w:r>
-      <w:hyperlink r:id="rId28">
-        <w:r>
-          <w:rPr>
-            <w:lang w:val="zh_TW" w:bidi="zh_TW"/>
-          </w:rPr>
-          <w:rPr>
-            <w:color w:val="0000EE"/>
-            <w:u w:val="single"/>
-          </w:rPr>
-          <w:t>撒上25:36</w:t>
-        </w:r>
-      </w:hyperlink>
+      <w:r>
+        <w:rPr>
+          <w:lang w:val="zh_TW" w:bidi="zh_TW"/>
+        </w:rPr>
+        <w:t>撒上25:36</w:t>
+      </w:r>
       <w:r>
         <w:rPr>
           <w:lang w:val="zh_TW" w:bidi="zh_TW"/>
         </w:rPr>
         <w:t>）、喜悅（</w:t>
       </w:r>
-      <w:hyperlink r:id="rId29">
-        <w:r>
-          <w:rPr>
-            <w:lang w:val="zh_TW" w:bidi="zh_TW"/>
-          </w:rPr>
-          <w:rPr>
-            <w:color w:val="0000EE"/>
-            <w:u w:val="single"/>
-          </w:rPr>
-          <w:t>賽30:29</w:t>
-        </w:r>
-      </w:hyperlink>
+      <w:r>
+        <w:rPr>
+          <w:lang w:val="zh_TW" w:bidi="zh_TW"/>
+        </w:rPr>
+        <w:t>賽30:29</w:t>
+      </w:r>
       <w:r>
         <w:rPr>
           <w:lang w:val="zh_TW" w:bidi="zh_TW"/>
         </w:rPr>
         <w:t>）、快樂（</w:t>
       </w:r>
-      <w:hyperlink r:id="rId30">
-        <w:r>
-          <w:rPr>
-            <w:lang w:val="zh_TW" w:bidi="zh_TW"/>
-          </w:rPr>
-          <w:rPr>
-            <w:color w:val="0000EE"/>
-            <w:u w:val="single"/>
-          </w:rPr>
-          <w:t>約16:22</w:t>
-        </w:r>
-      </w:hyperlink>
+      <w:r>
+        <w:rPr>
+          <w:lang w:val="zh_TW" w:bidi="zh_TW"/>
+        </w:rPr>
+        <w:t>約16:22</w:t>
+      </w:r>
       <w:r>
         <w:rPr>
           <w:lang w:val="zh_TW" w:bidi="zh_TW"/>
         </w:rPr>
         <w:t>）、悲傷（</w:t>
       </w:r>
-      <w:hyperlink r:id="rId31">
-        <w:r>
-          <w:rPr>
-            <w:lang w:val="zh_TW" w:bidi="zh_TW"/>
-          </w:rPr>
-          <w:rPr>
-            <w:color w:val="0000EE"/>
-            <w:u w:val="single"/>
-          </w:rPr>
-          <w:t>尼2:2</w:t>
-        </w:r>
-      </w:hyperlink>
+      <w:r>
+        <w:rPr>
+          <w:lang w:val="zh_TW" w:bidi="zh_TW"/>
+        </w:rPr>
+        <w:t>尼2:2</w:t>
+      </w:r>
       <w:r>
         <w:rPr>
           <w:lang w:val="zh_TW" w:bidi="zh_TW"/>
         </w:rPr>
         <w:t>）、傷痛（</w:t>
       </w:r>
-      <w:hyperlink r:id="rId32">
-        <w:r>
-          <w:rPr>
-            <w:lang w:val="zh_TW" w:bidi="zh_TW"/>
-          </w:rPr>
-          <w:rPr>
-            <w:color w:val="0000EE"/>
-            <w:u w:val="single"/>
-          </w:rPr>
-          <w:t>羅9:2</w:t>
-        </w:r>
-      </w:hyperlink>
+      <w:r>
+        <w:rPr>
+          <w:lang w:val="zh_TW" w:bidi="zh_TW"/>
+        </w:rPr>
+        <w:t>羅9:2</w:t>
+      </w:r>
       <w:r>
         <w:rPr>
           <w:lang w:val="zh_TW" w:bidi="zh_TW"/>
         </w:rPr>
         <w:t>）、苦楚（</w:t>
       </w:r>
-      <w:hyperlink r:id="rId33">
-        <w:r>
-          <w:rPr>
-            <w:lang w:val="zh_TW" w:bidi="zh_TW"/>
-          </w:rPr>
-          <w:rPr>
-            <w:color w:val="0000EE"/>
-            <w:u w:val="single"/>
-          </w:rPr>
-          <w:t>箴14:10</w:t>
-        </w:r>
-      </w:hyperlink>
+      <w:r>
+        <w:rPr>
+          <w:lang w:val="zh_TW" w:bidi="zh_TW"/>
+        </w:rPr>
+        <w:t>箴14:10</w:t>
+      </w:r>
       <w:r>
         <w:rPr>
           <w:lang w:val="zh_TW" w:bidi="zh_TW"/>
         </w:rPr>
         <w:t>）、擔憂（</w:t>
       </w:r>
-      <w:hyperlink r:id="rId34">
-        <w:r>
-          <w:rPr>
-            <w:lang w:val="zh_TW" w:bidi="zh_TW"/>
-          </w:rPr>
-          <w:rPr>
-            <w:color w:val="0000EE"/>
-            <w:u w:val="single"/>
-          </w:rPr>
-          <w:t>撒上4:13</w:t>
-        </w:r>
-      </w:hyperlink>
+      <w:r>
+        <w:rPr>
+          <w:lang w:val="zh_TW" w:bidi="zh_TW"/>
+        </w:rPr>
+        <w:t>撒上4:13</w:t>
+      </w:r>
       <w:r>
         <w:rPr>
           <w:lang w:val="zh_TW" w:bidi="zh_TW"/>
         </w:rPr>
         <w:t>）、絕望（</w:t>
       </w:r>
-      <w:hyperlink r:id="rId35">
-        <w:r>
-          <w:rPr>
-            <w:lang w:val="zh_TW" w:bidi="zh_TW"/>
-          </w:rPr>
-          <w:rPr>
-            <w:color w:val="0000EE"/>
-            <w:u w:val="single"/>
-          </w:rPr>
-          <w:t>傳2:20</w:t>
-        </w:r>
-      </w:hyperlink>
+      <w:r>
+        <w:rPr>
+          <w:lang w:val="zh_TW" w:bidi="zh_TW"/>
+        </w:rPr>
+        <w:t>傳2:20</w:t>
+      </w:r>
       <w:r>
         <w:rPr>
           <w:lang w:val="zh_TW" w:bidi="zh_TW"/>
         </w:rPr>
         <w:t>）、愛（</w:t>
       </w:r>
-      <w:hyperlink r:id="rId36">
-        <w:r>
-          <w:rPr>
-            <w:lang w:val="zh_TW" w:bidi="zh_TW"/>
-          </w:rPr>
-          <w:rPr>
-            <w:color w:val="0000EE"/>
-            <w:u w:val="single"/>
-          </w:rPr>
-          <w:t>撒下14:1</w:t>
-        </w:r>
-      </w:hyperlink>
+      <w:r>
+        <w:rPr>
+          <w:lang w:val="zh_TW" w:bidi="zh_TW"/>
+        </w:rPr>
+        <w:t>撒下14:1</w:t>
+      </w:r>
       <w:r>
         <w:rPr>
           <w:lang w:val="zh_TW" w:bidi="zh_TW"/>
         </w:rPr>
         <w:t>）、信任（</w:t>
       </w:r>
-      <w:hyperlink r:id="rId37">
-        <w:r>
-          <w:rPr>
-            <w:lang w:val="zh_TW" w:bidi="zh_TW"/>
-          </w:rPr>
-          <w:rPr>
-            <w:color w:val="0000EE"/>
-            <w:u w:val="single"/>
-          </w:rPr>
-          <w:t>詩112:7</w:t>
-        </w:r>
-      </w:hyperlink>
+      <w:r>
+        <w:rPr>
+          <w:lang w:val="zh_TW" w:bidi="zh_TW"/>
+        </w:rPr>
+        <w:t>詩112:7</w:t>
+      </w:r>
       <w:r>
         <w:rPr>
           <w:lang w:val="zh_TW" w:bidi="zh_TW"/>
         </w:rPr>
         <w:t>）、感情（</w:t>
       </w:r>
-      <w:hyperlink r:id="rId38">
-        <w:r>
-          <w:rPr>
-            <w:lang w:val="zh_TW" w:bidi="zh_TW"/>
-          </w:rPr>
-          <w:rPr>
-            <w:color w:val="0000EE"/>
-            <w:u w:val="single"/>
-          </w:rPr>
-          <w:t>林後7:3</w:t>
-        </w:r>
-      </w:hyperlink>
+      <w:r>
+        <w:rPr>
+          <w:lang w:val="zh_TW" w:bidi="zh_TW"/>
+        </w:rPr>
+        <w:t>林後7:3</w:t>
+      </w:r>
       <w:r>
         <w:rPr>
           <w:lang w:val="zh_TW" w:bidi="zh_TW"/>
         </w:rPr>
         <w:t>）、情慾（</w:t>
       </w:r>
-      <w:hyperlink r:id="rId39">
-        <w:r>
-          <w:rPr>
-            <w:lang w:val="zh_TW" w:bidi="zh_TW"/>
-          </w:rPr>
-          <w:rPr>
-            <w:color w:val="0000EE"/>
-            <w:u w:val="single"/>
-          </w:rPr>
-          <w:t>太5:28</w:t>
-        </w:r>
-      </w:hyperlink>
+      <w:r>
+        <w:rPr>
+          <w:lang w:val="zh_TW" w:bidi="zh_TW"/>
+        </w:rPr>
+        <w:t>太5:28</w:t>
+      </w:r>
       <w:r>
         <w:rPr>
           <w:lang w:val="zh_TW" w:bidi="zh_TW"/>
         </w:rPr>
         <w:t>）、冷漠（</w:t>
       </w:r>
-      <w:hyperlink r:id="rId40">
-        <w:r>
-          <w:rPr>
-            <w:lang w:val="zh_TW" w:bidi="zh_TW"/>
-          </w:rPr>
-          <w:rPr>
-            <w:color w:val="0000EE"/>
-            <w:u w:val="single"/>
-          </w:rPr>
-          <w:t>可3:5</w:t>
-        </w:r>
-      </w:hyperlink>
+      <w:r>
+        <w:rPr>
+          <w:lang w:val="zh_TW" w:bidi="zh_TW"/>
+        </w:rPr>
+        <w:t>可3:5</w:t>
+      </w:r>
       <w:r>
         <w:rPr>
           <w:lang w:val="zh_TW" w:bidi="zh_TW"/>
         </w:rPr>
         <w:t>）、仇恨（</w:t>
       </w:r>
-      <w:hyperlink r:id="rId41">
-        <w:r>
-          <w:rPr>
-            <w:lang w:val="zh_TW" w:bidi="zh_TW"/>
-          </w:rPr>
-          <w:rPr>
-            <w:color w:val="0000EE"/>
-            <w:u w:val="single"/>
-          </w:rPr>
-          <w:t>利19:17</w:t>
-        </w:r>
-      </w:hyperlink>
+      <w:r>
+        <w:rPr>
+          <w:lang w:val="zh_TW" w:bidi="zh_TW"/>
+        </w:rPr>
+        <w:t>利19:17</w:t>
+      </w:r>
       <w:r>
         <w:rPr>
           <w:lang w:val="zh_TW" w:bidi="zh_TW"/>
         </w:rPr>
         <w:t>）、恐懼（</w:t>
       </w:r>
-      <w:hyperlink r:id="rId42">
-        <w:r>
-          <w:rPr>
-            <w:lang w:val="zh_TW" w:bidi="zh_TW"/>
-          </w:rPr>
-          <w:rPr>
-            <w:color w:val="0000EE"/>
-            <w:u w:val="single"/>
-          </w:rPr>
-          <w:t>創42:28</w:t>
-        </w:r>
-      </w:hyperlink>
+      <w:r>
+        <w:rPr>
+          <w:lang w:val="zh_TW" w:bidi="zh_TW"/>
+        </w:rPr>
+        <w:t>創42:28</w:t>
+      </w:r>
       <w:r>
         <w:rPr>
           <w:lang w:val="zh_TW" w:bidi="zh_TW"/>
         </w:rPr>
         <w:t>）、嫉妒（</w:t>
       </w:r>
-      <w:hyperlink r:id="rId43">
-        <w:r>
-          <w:rPr>
-            <w:lang w:val="zh_TW" w:bidi="zh_TW"/>
-          </w:rPr>
-          <w:rPr>
-            <w:color w:val="0000EE"/>
-            <w:u w:val="single"/>
-          </w:rPr>
-          <w:t>雅3:14</w:t>
-        </w:r>
-      </w:hyperlink>
+      <w:r>
+        <w:rPr>
+          <w:lang w:val="zh_TW" w:bidi="zh_TW"/>
+        </w:rPr>
+        <w:t>雅3:14</w:t>
+      </w:r>
       <w:r>
         <w:rPr>
           <w:lang w:val="zh_TW" w:bidi="zh_TW"/>
         </w:rPr>
         <w:t>）、渴望（</w:t>
       </w:r>
-      <w:hyperlink r:id="rId44">
-        <w:r>
-          <w:rPr>
-            <w:lang w:val="zh_TW" w:bidi="zh_TW"/>
-          </w:rPr>
-          <w:rPr>
-            <w:color w:val="0000EE"/>
-            <w:u w:val="single"/>
-          </w:rPr>
-          <w:t>羅10:1</w:t>
-        </w:r>
-      </w:hyperlink>
+      <w:r>
+        <w:rPr>
+          <w:lang w:val="zh_TW" w:bidi="zh_TW"/>
+        </w:rPr>
+        <w:t>羅10:1</w:t>
+      </w:r>
       <w:r>
         <w:rPr>
           <w:lang w:val="zh_TW" w:bidi="zh_TW"/>
         </w:rPr>
         <w:t>）、沮喪（</w:t>
       </w:r>
-      <w:hyperlink r:id="rId45">
-        <w:r>
-          <w:rPr>
-            <w:lang w:val="zh_TW" w:bidi="zh_TW"/>
-          </w:rPr>
-          <w:rPr>
-            <w:color w:val="0000EE"/>
-            <w:u w:val="single"/>
-          </w:rPr>
-          <w:t>民32:9</w:t>
-        </w:r>
-      </w:hyperlink>
+      <w:r>
+        <w:rPr>
+          <w:lang w:val="zh_TW" w:bidi="zh_TW"/>
+        </w:rPr>
+        <w:t>民32:9</w:t>
+      </w:r>
       <w:r>
         <w:rPr>
           <w:lang w:val="zh_TW" w:bidi="zh_TW"/>
         </w:rPr>
         <w:t>）、同情（</w:t>
       </w:r>
-      <w:hyperlink r:id="rId46">
-        <w:r>
-          <w:rPr>
-            <w:lang w:val="zh_TW" w:bidi="zh_TW"/>
-          </w:rPr>
-          <w:rPr>
-            <w:color w:val="0000EE"/>
-            <w:u w:val="single"/>
-          </w:rPr>
-          <w:t>出23:9</w:t>
-        </w:r>
-      </w:hyperlink>
+      <w:r>
+        <w:rPr>
+          <w:lang w:val="zh_TW" w:bidi="zh_TW"/>
+        </w:rPr>
+        <w:t>出23:9</w:t>
+      </w:r>
       <w:r>
         <w:rPr>
           <w:lang w:val="zh_TW" w:bidi="zh_TW"/>
         </w:rPr>
         <w:t>）、忿怒（</w:t>
       </w:r>
-      <w:hyperlink r:id="rId47">
-        <w:r>
-          <w:rPr>
-            <w:lang w:val="zh_TW" w:bidi="zh_TW"/>
-          </w:rPr>
-          <w:rPr>
-            <w:color w:val="0000EE"/>
-            <w:u w:val="single"/>
-          </w:rPr>
-          <w:t>申19:6</w:t>
-        </w:r>
-      </w:hyperlink>
+      <w:r>
+        <w:rPr>
+          <w:lang w:val="zh_TW" w:bidi="zh_TW"/>
+        </w:rPr>
+        <w:t>申19:6</w:t>
+      </w:r>
       <w:r>
         <w:rPr>
           <w:lang w:val="zh_TW" w:bidi="zh_TW"/>
         </w:rPr>
         <w:t>）、猶豫不決（</w:t>
       </w:r>
-      <w:hyperlink r:id="rId48">
-        <w:r>
-          <w:rPr>
-            <w:lang w:val="zh_TW" w:bidi="zh_TW"/>
-          </w:rPr>
-          <w:rPr>
-            <w:color w:val="0000EE"/>
-            <w:u w:val="single"/>
-          </w:rPr>
-          <w:t>代下13:7</w:t>
-        </w:r>
-      </w:hyperlink>
+      <w:r>
+        <w:rPr>
+          <w:lang w:val="zh_TW" w:bidi="zh_TW"/>
+        </w:rPr>
+        <w:t>代下13:7</w:t>
+      </w:r>
       <w:r>
         <w:rPr>
           <w:lang w:val="zh_TW" w:bidi="zh_TW"/>
@@ -986,144 +770,96 @@
         </w:rPr>
         <w:t>心可以自願地決定（</w:t>
       </w:r>
-      <w:hyperlink r:id="rId49">
-        <w:r>
-          <w:rPr>
-            <w:lang w:val="zh_TW" w:bidi="zh_TW"/>
-          </w:rPr>
-          <w:rPr>
-            <w:color w:val="0000EE"/>
-            <w:u w:val="single"/>
-          </w:rPr>
-          <w:t>林前4:5</w:t>
-        </w:r>
-      </w:hyperlink>
+      <w:r>
+        <w:rPr>
+          <w:lang w:val="zh_TW" w:bidi="zh_TW"/>
+        </w:rPr>
+        <w:t>林前4:5</w:t>
+      </w:r>
       <w:r>
         <w:rPr>
           <w:lang w:val="zh_TW" w:bidi="zh_TW"/>
         </w:rPr>
         <w:t>）、傾向（</w:t>
       </w:r>
-      <w:hyperlink r:id="rId50">
-        <w:r>
-          <w:rPr>
-            <w:lang w:val="zh_TW" w:bidi="zh_TW"/>
-          </w:rPr>
-          <w:rPr>
-            <w:color w:val="0000EE"/>
-            <w:u w:val="single"/>
-          </w:rPr>
-          <w:t>撒上14:7</w:t>
-        </w:r>
-      </w:hyperlink>
+      <w:r>
+        <w:rPr>
+          <w:lang w:val="zh_TW" w:bidi="zh_TW"/>
+        </w:rPr>
+        <w:t>撒上14:7</w:t>
+      </w:r>
       <w:r>
         <w:rPr>
           <w:lang w:val="zh_TW" w:bidi="zh_TW"/>
         </w:rPr>
         <w:t>）、促使（</w:t>
       </w:r>
-      <w:hyperlink r:id="rId51">
-        <w:r>
-          <w:rPr>
-            <w:lang w:val="zh_TW" w:bidi="zh_TW"/>
-          </w:rPr>
-          <w:rPr>
-            <w:color w:val="0000EE"/>
-            <w:u w:val="single"/>
-          </w:rPr>
-          <w:t>王下12:4</w:t>
-        </w:r>
-      </w:hyperlink>
+      <w:r>
+        <w:rPr>
+          <w:lang w:val="zh_TW" w:bidi="zh_TW"/>
+        </w:rPr>
+        <w:t>王下12:4</w:t>
+      </w:r>
       <w:r>
         <w:rPr>
           <w:lang w:val="zh_TW" w:bidi="zh_TW"/>
         </w:rPr>
         <w:t>；參</w:t>
       </w:r>
-      <w:hyperlink r:id="rId52">
-        <w:r>
-          <w:rPr>
-            <w:lang w:val="zh_TW" w:bidi="zh_TW"/>
-          </w:rPr>
-          <w:rPr>
-            <w:color w:val="0000EE"/>
-            <w:u w:val="single"/>
-          </w:rPr>
-          <w:t>箴4:23</w:t>
-        </w:r>
-      </w:hyperlink>
+      <w:r>
+        <w:rPr>
+          <w:lang w:val="zh_TW" w:bidi="zh_TW"/>
+        </w:rPr>
+        <w:t>箴4:23</w:t>
+      </w:r>
       <w:r>
         <w:rPr>
           <w:lang w:val="zh_TW" w:bidi="zh_TW"/>
         </w:rPr>
         <w:t>）、堅定（</w:t>
       </w:r>
-      <w:hyperlink r:id="rId53">
-        <w:r>
-          <w:rPr>
-            <w:lang w:val="zh_TW" w:bidi="zh_TW"/>
-          </w:rPr>
-          <w:rPr>
-            <w:color w:val="0000EE"/>
-            <w:u w:val="single"/>
-          </w:rPr>
-          <w:t>徒11:23</w:t>
-        </w:r>
-      </w:hyperlink>
+      <w:r>
+        <w:rPr>
+          <w:lang w:val="zh_TW" w:bidi="zh_TW"/>
+        </w:rPr>
+        <w:t>徒11:23</w:t>
+      </w:r>
       <w:r>
         <w:rPr>
           <w:lang w:val="zh_TW" w:bidi="zh_TW"/>
         </w:rPr>
         <w:t>）、樂意（</w:t>
       </w:r>
-      <w:hyperlink r:id="rId54">
-        <w:r>
-          <w:rPr>
-            <w:lang w:val="zh_TW" w:bidi="zh_TW"/>
-          </w:rPr>
-          <w:rPr>
-            <w:color w:val="0000EE"/>
-            <w:u w:val="single"/>
-          </w:rPr>
-          <w:t>出35:22</w:t>
-        </w:r>
-      </w:hyperlink>
+      <w:r>
+        <w:rPr>
+          <w:lang w:val="zh_TW" w:bidi="zh_TW"/>
+        </w:rPr>
+        <w:t>出35:22</w:t>
+      </w:r>
       <w:r>
         <w:rPr>
           <w:lang w:val="zh_TW" w:bidi="zh_TW"/>
         </w:rPr>
         <w:t>）、圖謀惡事（</w:t>
       </w:r>
-      <w:hyperlink r:id="rId55">
-        <w:r>
-          <w:rPr>
-            <w:lang w:val="zh_TW" w:bidi="zh_TW"/>
-          </w:rPr>
-          <w:rPr>
-            <w:color w:val="0000EE"/>
-            <w:u w:val="single"/>
-          </w:rPr>
-          <w:t>徒5:4</w:t>
-        </w:r>
-      </w:hyperlink>
+      <w:r>
+        <w:rPr>
+          <w:lang w:val="zh_TW" w:bidi="zh_TW"/>
+        </w:rPr>
+        <w:t>徒5:4</w:t>
+      </w:r>
       <w:r>
         <w:rPr>
           <w:lang w:val="zh_TW" w:bidi="zh_TW"/>
         </w:rPr>
         <w:t>），或追隨心之「財寶」（</w:t>
       </w:r>
-      <w:hyperlink r:id="rId56">
-        <w:r>
-          <w:rPr>
-            <w:lang w:val="zh_TW" w:bidi="zh_TW"/>
-          </w:rPr>
-          <w:rPr>
-            <w:color w:val="0000EE"/>
-            <w:u w:val="single"/>
-          </w:rPr>
-          <w:t>太6:21</w:t>
-        </w:r>
-      </w:hyperlink>
+      <w:r>
+        <w:rPr>
+          <w:lang w:val="zh_TW" w:bidi="zh_TW"/>
+        </w:rPr>
+        <w:t>太6:21</w:t>
+      </w:r>
       <w:r>
         <w:rPr>
           <w:lang w:val="zh_TW" w:bidi="zh_TW"/>
@@ -1144,342 +880,228 @@
         </w:rPr>
         <w:t>道德上，心可以是柔和謙卑（</w:t>
       </w:r>
-      <w:hyperlink r:id="rId57">
-        <w:r>
-          <w:rPr>
-            <w:lang w:val="zh_TW" w:bidi="zh_TW"/>
-          </w:rPr>
-          <w:rPr>
-            <w:color w:val="0000EE"/>
-            <w:u w:val="single"/>
-          </w:rPr>
-          <w:t>太11:29</w:t>
-        </w:r>
-      </w:hyperlink>
+      <w:r>
+        <w:rPr>
+          <w:lang w:val="zh_TW" w:bidi="zh_TW"/>
+        </w:rPr>
+        <w:t>太11:29</w:t>
+      </w:r>
       <w:r>
         <w:rPr>
           <w:lang w:val="zh_TW" w:bidi="zh_TW"/>
         </w:rPr>
         <w:t>）、聖潔（</w:t>
       </w:r>
-      <w:hyperlink r:id="rId58">
-        <w:r>
-          <w:rPr>
-            <w:lang w:val="zh_TW" w:bidi="zh_TW"/>
-          </w:rPr>
-          <w:rPr>
-            <w:color w:val="0000EE"/>
-            <w:u w:val="single"/>
-          </w:rPr>
-          <w:t>帖前3:13</w:t>
-        </w:r>
-      </w:hyperlink>
+      <w:r>
+        <w:rPr>
+          <w:lang w:val="zh_TW" w:bidi="zh_TW"/>
+        </w:rPr>
+        <w:t>帖前3:13</w:t>
+      </w:r>
       <w:r>
         <w:rPr>
           <w:lang w:val="zh_TW" w:bidi="zh_TW"/>
         </w:rPr>
         <w:t>）、忠誠（</w:t>
       </w:r>
-      <w:hyperlink r:id="rId59">
-        <w:r>
-          <w:rPr>
-            <w:lang w:val="zh_TW" w:bidi="zh_TW"/>
-          </w:rPr>
-          <w:rPr>
-            <w:color w:val="0000EE"/>
-            <w:u w:val="single"/>
-          </w:rPr>
-          <w:t>尼9:8</w:t>
-        </w:r>
-      </w:hyperlink>
+      <w:r>
+        <w:rPr>
+          <w:lang w:val="zh_TW" w:bidi="zh_TW"/>
+        </w:rPr>
+        <w:t>尼9:8</w:t>
+      </w:r>
       <w:r>
         <w:rPr>
           <w:lang w:val="zh_TW" w:bidi="zh_TW"/>
         </w:rPr>
         <w:t>）、正直（</w:t>
       </w:r>
-      <w:hyperlink r:id="rId60">
-        <w:r>
-          <w:rPr>
-            <w:lang w:val="zh_TW" w:bidi="zh_TW"/>
-          </w:rPr>
-          <w:rPr>
-            <w:color w:val="0000EE"/>
-            <w:u w:val="single"/>
-          </w:rPr>
-          <w:t>詩97:11</w:t>
-        </w:r>
-      </w:hyperlink>
+      <w:r>
+        <w:rPr>
+          <w:lang w:val="zh_TW" w:bidi="zh_TW"/>
+        </w:rPr>
+        <w:t>詩97:11</w:t>
+      </w:r>
       <w:r>
         <w:rPr>
           <w:lang w:val="zh_TW" w:bidi="zh_TW"/>
         </w:rPr>
         <w:t>）、純潔、專一（</w:t>
       </w:r>
-      <w:hyperlink r:id="rId61">
-        <w:r>
-          <w:rPr>
-            <w:lang w:val="zh_TW" w:bidi="zh_TW"/>
-          </w:rPr>
-          <w:rPr>
-            <w:color w:val="0000EE"/>
-            <w:u w:val="single"/>
-          </w:rPr>
-          <w:t>雅4:8</w:t>
-        </w:r>
-      </w:hyperlink>
+      <w:r>
+        <w:rPr>
+          <w:lang w:val="zh_TW" w:bidi="zh_TW"/>
+        </w:rPr>
+        <w:t>雅4:8</w:t>
+      </w:r>
       <w:r>
         <w:rPr>
           <w:lang w:val="zh_TW" w:bidi="zh_TW"/>
         </w:rPr>
         <w:t>）、清潔（</w:t>
       </w:r>
-      <w:hyperlink r:id="rId62">
-        <w:r>
-          <w:rPr>
-            <w:lang w:val="zh_TW" w:bidi="zh_TW"/>
-          </w:rPr>
-          <w:rPr>
-            <w:color w:val="0000EE"/>
-            <w:u w:val="single"/>
-          </w:rPr>
-          <w:t>徒15:8</w:t>
-        </w:r>
-      </w:hyperlink>
+      <w:r>
+        <w:rPr>
+          <w:lang w:val="zh_TW" w:bidi="zh_TW"/>
+        </w:rPr>
+        <w:t>徒15:8</w:t>
+      </w:r>
       <w:r>
         <w:rPr>
           <w:lang w:val="zh_TW" w:bidi="zh_TW"/>
         </w:rPr>
         <w:t>）、愛神（</w:t>
       </w:r>
-      <w:hyperlink r:id="rId63">
-        <w:r>
-          <w:rPr>
-            <w:lang w:val="zh_TW" w:bidi="zh_TW"/>
-          </w:rPr>
-          <w:rPr>
-            <w:color w:val="0000EE"/>
-            <w:u w:val="single"/>
-          </w:rPr>
-          <w:t>可12:30</w:t>
-        </w:r>
-      </w:hyperlink>
+      <w:r>
+        <w:rPr>
+          <w:lang w:val="zh_TW" w:bidi="zh_TW"/>
+        </w:rPr>
+        <w:t>可12:30</w:t>
+      </w:r>
       <w:r>
         <w:rPr>
           <w:lang w:val="zh_TW" w:bidi="zh_TW"/>
         </w:rPr>
         <w:t>）和愛人（</w:t>
       </w:r>
-      <w:hyperlink r:id="rId64">
-        <w:r>
-          <w:rPr>
-            <w:lang w:val="zh_TW" w:bidi="zh_TW"/>
-          </w:rPr>
-          <w:rPr>
-            <w:color w:val="0000EE"/>
-            <w:u w:val="single"/>
-          </w:rPr>
-          <w:t>彼前1:22</w:t>
-        </w:r>
-      </w:hyperlink>
+      <w:r>
+        <w:rPr>
+          <w:lang w:val="zh_TW" w:bidi="zh_TW"/>
+        </w:rPr>
+        <w:t>彼前1:22</w:t>
+      </w:r>
       <w:r>
         <w:rPr>
           <w:lang w:val="zh_TW" w:bidi="zh_TW"/>
         </w:rPr>
         <w:t>）、剛硬或敏感（</w:t>
       </w:r>
-      <w:hyperlink r:id="rId65">
-        <w:r>
-          <w:rPr>
-            <w:lang w:val="zh_TW" w:bidi="zh_TW"/>
-          </w:rPr>
-          <w:rPr>
-            <w:color w:val="0000EE"/>
-            <w:u w:val="single"/>
-          </w:rPr>
-          <w:t>結11:19</w:t>
-        </w:r>
-      </w:hyperlink>
+      <w:r>
+        <w:rPr>
+          <w:lang w:val="zh_TW" w:bidi="zh_TW"/>
+        </w:rPr>
+        <w:t>結11:19</w:t>
+      </w:r>
       <w:r>
         <w:rPr>
           <w:lang w:val="zh_TW" w:bidi="zh_TW"/>
         </w:rPr>
         <w:t>）。聖經強調墮落至心的邪惡（</w:t>
       </w:r>
-      <w:hyperlink r:id="rId66">
-        <w:r>
-          <w:rPr>
-            <w:lang w:val="zh_TW" w:bidi="zh_TW"/>
-          </w:rPr>
-          <w:rPr>
-            <w:color w:val="0000EE"/>
-            <w:u w:val="single"/>
-          </w:rPr>
-          <w:t>創6:5</w:t>
-        </w:r>
-      </w:hyperlink>
+      <w:r>
+        <w:rPr>
+          <w:lang w:val="zh_TW" w:bidi="zh_TW"/>
+        </w:rPr>
+        <w:t>創6:5</w:t>
+      </w:r>
       <w:r>
         <w:rPr>
           <w:lang w:val="zh_TW" w:bidi="zh_TW"/>
         </w:rPr>
         <w:t>及在整段經文中）、自欺（</w:t>
       </w:r>
-      <w:hyperlink r:id="rId67">
-        <w:r>
-          <w:rPr>
-            <w:lang w:val="zh_TW" w:bidi="zh_TW"/>
-          </w:rPr>
-          <w:rPr>
-            <w:color w:val="0000EE"/>
-            <w:u w:val="single"/>
-          </w:rPr>
-          <w:t>雅1:26</w:t>
-        </w:r>
-      </w:hyperlink>
+      <w:r>
+        <w:rPr>
+          <w:lang w:val="zh_TW" w:bidi="zh_TW"/>
+        </w:rPr>
+        <w:t>雅1:26</w:t>
+      </w:r>
       <w:r>
         <w:rPr>
           <w:lang w:val="zh_TW" w:bidi="zh_TW"/>
         </w:rPr>
         <w:t>）、詭詐（</w:t>
       </w:r>
-      <w:hyperlink r:id="rId68">
-        <w:r>
-          <w:rPr>
-            <w:lang w:val="zh_TW" w:bidi="zh_TW"/>
-          </w:rPr>
-          <w:rPr>
-            <w:color w:val="0000EE"/>
-            <w:u w:val="single"/>
-          </w:rPr>
-          <w:t>耶17:9</w:t>
-        </w:r>
-      </w:hyperlink>
+      <w:r>
+        <w:rPr>
+          <w:lang w:val="zh_TW" w:bidi="zh_TW"/>
+        </w:rPr>
+        <w:t>耶17:9</w:t>
+      </w:r>
       <w:r>
         <w:rPr>
           <w:lang w:val="zh_TW" w:bidi="zh_TW"/>
         </w:rPr>
         <w:t>）、貪婪（</w:t>
       </w:r>
-      <w:hyperlink r:id="rId69">
-        <w:r>
-          <w:rPr>
-            <w:lang w:val="zh_TW" w:bidi="zh_TW"/>
-          </w:rPr>
-          <w:rPr>
-            <w:color w:val="0000EE"/>
-            <w:u w:val="single"/>
-          </w:rPr>
-          <w:t>太6:19–21</w:t>
-        </w:r>
-      </w:hyperlink>
+      <w:r>
+        <w:rPr>
+          <w:lang w:val="zh_TW" w:bidi="zh_TW"/>
+        </w:rPr>
+        <w:t>太6:19–21</w:t>
+      </w:r>
       <w:r>
         <w:rPr>
           <w:lang w:val="zh_TW" w:bidi="zh_TW"/>
         </w:rPr>
         <w:t>）、好色（</w:t>
       </w:r>
-      <w:hyperlink r:id="rId39">
-        <w:r>
-          <w:rPr>
-            <w:lang w:val="zh_TW" w:bidi="zh_TW"/>
-          </w:rPr>
-          <w:rPr>
-            <w:color w:val="0000EE"/>
-            <w:u w:val="single"/>
-          </w:rPr>
-          <w:t>太5:28</w:t>
-        </w:r>
-      </w:hyperlink>
+      <w:r>
+        <w:rPr>
+          <w:lang w:val="zh_TW" w:bidi="zh_TW"/>
+        </w:rPr>
+        <w:t>太5:28</w:t>
+      </w:r>
       <w:r>
         <w:rPr>
           <w:lang w:val="zh_TW" w:bidi="zh_TW"/>
         </w:rPr>
         <w:t>）、傲慢（</w:t>
       </w:r>
-      <w:hyperlink r:id="rId70">
-        <w:r>
-          <w:rPr>
-            <w:lang w:val="zh_TW" w:bidi="zh_TW"/>
-          </w:rPr>
-          <w:rPr>
-            <w:color w:val="0000EE"/>
-            <w:u w:val="single"/>
-          </w:rPr>
-          <w:t>賽9:9</w:t>
-        </w:r>
-      </w:hyperlink>
+      <w:r>
+        <w:rPr>
+          <w:lang w:val="zh_TW" w:bidi="zh_TW"/>
+        </w:rPr>
+        <w:t>賽9:9</w:t>
+      </w:r>
       <w:r>
         <w:rPr>
           <w:lang w:val="zh_TW" w:bidi="zh_TW"/>
         </w:rPr>
         <w:t>）、不敬虔（</w:t>
       </w:r>
-      <w:hyperlink r:id="rId71">
-        <w:r>
-          <w:rPr>
-            <w:lang w:val="zh_TW" w:bidi="zh_TW"/>
-          </w:rPr>
-          <w:rPr>
-            <w:color w:val="0000EE"/>
-            <w:u w:val="single"/>
-          </w:rPr>
-          <w:t>徒7:51</w:t>
-        </w:r>
-      </w:hyperlink>
+      <w:r>
+        <w:rPr>
+          <w:lang w:val="zh_TW" w:bidi="zh_TW"/>
+        </w:rPr>
+        <w:t>徒7:51</w:t>
+      </w:r>
       <w:r>
         <w:rPr>
           <w:lang w:val="zh_TW" w:bidi="zh_TW"/>
         </w:rPr>
         <w:t>）、乖僻（</w:t>
       </w:r>
-      <w:hyperlink r:id="rId72">
-        <w:r>
-          <w:rPr>
-            <w:lang w:val="zh_TW" w:bidi="zh_TW"/>
-          </w:rPr>
-          <w:rPr>
-            <w:color w:val="0000EE"/>
-            <w:u w:val="single"/>
-          </w:rPr>
-          <w:t>詩101:4</w:t>
-        </w:r>
-      </w:hyperlink>
+      <w:r>
+        <w:rPr>
+          <w:lang w:val="zh_TW" w:bidi="zh_TW"/>
+        </w:rPr>
+        <w:t>詩101:4</w:t>
+      </w:r>
       <w:r>
         <w:rPr>
           <w:lang w:val="zh_TW" w:bidi="zh_TW"/>
         </w:rPr>
         <w:t>）、剛硬不悔改（</w:t>
       </w:r>
-      <w:hyperlink r:id="rId73">
-        <w:r>
-          <w:rPr>
-            <w:lang w:val="zh_TW" w:bidi="zh_TW"/>
-          </w:rPr>
-          <w:rPr>
-            <w:color w:val="0000EE"/>
-            <w:u w:val="single"/>
-          </w:rPr>
-          <w:t>羅2:5</w:t>
-        </w:r>
-      </w:hyperlink>
+      <w:r>
+        <w:rPr>
+          <w:lang w:val="zh_TW" w:bidi="zh_TW"/>
+        </w:rPr>
+        <w:t>羅2:5</w:t>
+      </w:r>
       <w:r>
         <w:rPr>
           <w:lang w:val="zh_TW" w:bidi="zh_TW"/>
         </w:rPr>
         <w:t>）。沒有什麼比人的心更能污穢人（</w:t>
       </w:r>
-      <w:hyperlink r:id="rId74">
-        <w:r>
-          <w:rPr>
-            <w:lang w:val="zh_TW" w:bidi="zh_TW"/>
-          </w:rPr>
-          <w:rPr>
-            <w:color w:val="0000EE"/>
-            <w:u w:val="single"/>
-          </w:rPr>
-          <w:t>可7:18–19</w:t>
-        </w:r>
-      </w:hyperlink>
+      <w:r>
+        <w:rPr>
+          <w:lang w:val="zh_TW" w:bidi="zh_TW"/>
+        </w:rPr>
+        <w:t>可7:18–19</w:t>
+      </w:r>
       <w:r>
         <w:rPr>
           <w:lang w:val="zh_TW" w:bidi="zh_TW"/>
@@ -1500,72 +1122,48 @@
         </w:rPr>
         <w:t>然而，心裡也能發出善（</w:t>
       </w:r>
-      <w:hyperlink r:id="rId75">
-        <w:r>
-          <w:rPr>
-            <w:lang w:val="zh_TW" w:bidi="zh_TW"/>
-          </w:rPr>
-          <w:rPr>
-            <w:color w:val="0000EE"/>
-            <w:u w:val="single"/>
-          </w:rPr>
-          <w:t>路6:45</w:t>
-        </w:r>
-      </w:hyperlink>
+      <w:r>
+        <w:rPr>
+          <w:lang w:val="zh_TW" w:bidi="zh_TW"/>
+        </w:rPr>
+        <w:t>路6:45</w:t>
+      </w:r>
       <w:r>
         <w:rPr>
           <w:lang w:val="zh_TW" w:bidi="zh_TW"/>
         </w:rPr>
         <w:t>，</w:t>
       </w:r>
-      <w:hyperlink r:id="rId76">
-        <w:r>
-          <w:rPr>
-            <w:lang w:val="zh_TW" w:bidi="zh_TW"/>
-          </w:rPr>
-          <w:rPr>
-            <w:color w:val="0000EE"/>
-            <w:u w:val="single"/>
-          </w:rPr>
-          <w:t>8:15</w:t>
-        </w:r>
-      </w:hyperlink>
+      <w:r>
+        <w:rPr>
+          <w:lang w:val="zh_TW" w:bidi="zh_TW"/>
+        </w:rPr>
+        <w:t>8:15</w:t>
+      </w:r>
       <w:r>
         <w:rPr>
           <w:lang w:val="zh_TW" w:bidi="zh_TW"/>
         </w:rPr>
         <w:t>）。即使被環境或恐懼所挫敗，心中的善意仍然是善的；其惡意則仍是惡的（</w:t>
       </w:r>
-      <w:hyperlink r:id="rId77">
-        <w:r>
-          <w:rPr>
-            <w:lang w:val="zh_TW" w:bidi="zh_TW"/>
-          </w:rPr>
-          <w:rPr>
-            <w:color w:val="0000EE"/>
-            <w:u w:val="single"/>
-          </w:rPr>
-          <w:t>王上8:18</w:t>
-        </w:r>
-      </w:hyperlink>
+      <w:r>
+        <w:rPr>
+          <w:lang w:val="zh_TW" w:bidi="zh_TW"/>
+        </w:rPr>
+        <w:t>王上8:18</w:t>
+      </w:r>
       <w:r>
         <w:rPr>
           <w:lang w:val="zh_TW" w:bidi="zh_TW"/>
         </w:rPr>
         <w:t>；</w:t>
       </w:r>
-      <w:hyperlink r:id="rId39">
-        <w:r>
-          <w:rPr>
-            <w:lang w:val="zh_TW" w:bidi="zh_TW"/>
-          </w:rPr>
-          <w:rPr>
-            <w:color w:val="0000EE"/>
-            <w:u w:val="single"/>
-          </w:rPr>
-          <w:t>太5:28</w:t>
-        </w:r>
-      </w:hyperlink>
+      <w:r>
+        <w:rPr>
+          <w:lang w:val="zh_TW" w:bidi="zh_TW"/>
+        </w:rPr>
+        <w:t>太5:28</w:t>
+      </w:r>
       <w:r>
         <w:rPr>
           <w:lang w:val="zh_TW" w:bidi="zh_TW"/>
@@ -1586,216 +1184,144 @@
         </w:rPr>
         <w:t>由於如此複雜，一個人的心可悲地被分裂了，聖經常常讚美一顆完全、完整、真誠（即合一）的心（</w:t>
       </w:r>
-      <w:hyperlink r:id="rId78">
-        <w:r>
-          <w:rPr>
-            <w:lang w:val="zh_TW" w:bidi="zh_TW"/>
-          </w:rPr>
-          <w:rPr>
-            <w:color w:val="0000EE"/>
-            <w:u w:val="single"/>
-          </w:rPr>
-          <w:t>創20:5</w:t>
-        </w:r>
-      </w:hyperlink>
+      <w:r>
+        <w:rPr>
+          <w:lang w:val="zh_TW" w:bidi="zh_TW"/>
+        </w:rPr>
+        <w:t>創20:5</w:t>
+      </w:r>
       <w:r>
         <w:rPr>
           <w:lang w:val="zh_TW" w:bidi="zh_TW"/>
         </w:rPr>
         <w:t>；</w:t>
       </w:r>
-      <w:hyperlink r:id="rId79">
-        <w:r>
-          <w:rPr>
-            <w:lang w:val="zh_TW" w:bidi="zh_TW"/>
-          </w:rPr>
-          <w:rPr>
-            <w:color w:val="0000EE"/>
-            <w:u w:val="single"/>
-          </w:rPr>
-          <w:t>詩86:11</w:t>
-        </w:r>
-      </w:hyperlink>
+      <w:r>
+        <w:rPr>
+          <w:lang w:val="zh_TW" w:bidi="zh_TW"/>
+        </w:rPr>
+        <w:t>詩86:11</w:t>
+      </w:r>
       <w:r>
         <w:rPr>
           <w:lang w:val="zh_TW" w:bidi="zh_TW"/>
         </w:rPr>
         <w:t>；</w:t>
       </w:r>
-      <w:hyperlink r:id="rId80">
-        <w:r>
-          <w:rPr>
-            <w:lang w:val="zh_TW" w:bidi="zh_TW"/>
-          </w:rPr>
-          <w:rPr>
-            <w:color w:val="0000EE"/>
-            <w:u w:val="single"/>
-          </w:rPr>
-          <w:t>徒8:37</w:t>
-        </w:r>
-      </w:hyperlink>
+      <w:r>
+        <w:rPr>
+          <w:lang w:val="zh_TW" w:bidi="zh_TW"/>
+        </w:rPr>
+        <w:t>徒8:37</w:t>
+      </w:r>
       <w:r>
         <w:rPr>
           <w:lang w:val="zh_TW" w:bidi="zh_TW"/>
         </w:rPr>
         <w:t>）。「心」象徵一個人內在的全部自我，隱藏的核心（</w:t>
       </w:r>
-      <w:hyperlink r:id="rId81">
-        <w:r>
-          <w:rPr>
-            <w:lang w:val="zh_TW" w:bidi="zh_TW"/>
-          </w:rPr>
-          <w:rPr>
-            <w:color w:val="0000EE"/>
-            <w:u w:val="single"/>
-          </w:rPr>
-          <w:t>彼前3:4</w:t>
-        </w:r>
-      </w:hyperlink>
+      <w:r>
+        <w:rPr>
+          <w:lang w:val="zh_TW" w:bidi="zh_TW"/>
+        </w:rPr>
+        <w:t>彼前3:4</w:t>
+      </w:r>
       <w:r>
         <w:rPr>
           <w:lang w:val="zh_TW" w:bidi="zh_TW"/>
         </w:rPr>
         <w:t>），是人與之交流的中心，一個人可以在禱告、言語和行為中「傾心吐意」（</w:t>
       </w:r>
-      <w:hyperlink r:id="rId82">
-        <w:r>
-          <w:rPr>
-            <w:lang w:val="zh_TW" w:bidi="zh_TW"/>
-          </w:rPr>
-          <w:rPr>
-            <w:color w:val="0000EE"/>
-            <w:u w:val="single"/>
-          </w:rPr>
-          <w:t>詩62:8</w:t>
-        </w:r>
-      </w:hyperlink>
+      <w:r>
+        <w:rPr>
+          <w:lang w:val="zh_TW" w:bidi="zh_TW"/>
+        </w:rPr>
+        <w:t>詩62:8</w:t>
+      </w:r>
       <w:r>
         <w:rPr>
           <w:lang w:val="zh_TW" w:bidi="zh_TW"/>
         </w:rPr>
         <w:t>；</w:t>
       </w:r>
-      <w:hyperlink r:id="rId83">
-        <w:r>
-          <w:rPr>
-            <w:lang w:val="zh_TW" w:bidi="zh_TW"/>
-          </w:rPr>
-          <w:rPr>
-            <w:color w:val="0000EE"/>
-            <w:u w:val="single"/>
-          </w:rPr>
-          <w:t>太15:18–19</w:t>
-        </w:r>
-      </w:hyperlink>
+      <w:r>
+        <w:rPr>
+          <w:lang w:val="zh_TW" w:bidi="zh_TW"/>
+        </w:rPr>
+        <w:t>太15:18–19</w:t>
+      </w:r>
       <w:r>
         <w:rPr>
           <w:lang w:val="zh_TW" w:bidi="zh_TW"/>
         </w:rPr>
         <w:t>）。這是真實的自我，有別於外表、公眾地位和肉體存在（</w:t>
       </w:r>
-      <w:hyperlink r:id="rId84">
-        <w:r>
-          <w:rPr>
-            <w:lang w:val="zh_TW" w:bidi="zh_TW"/>
-          </w:rPr>
-          <w:rPr>
-            <w:color w:val="0000EE"/>
-            <w:u w:val="single"/>
-          </w:rPr>
-          <w:t>撒上16:7</w:t>
-        </w:r>
-      </w:hyperlink>
+      <w:r>
+        <w:rPr>
+          <w:lang w:val="zh_TW" w:bidi="zh_TW"/>
+        </w:rPr>
+        <w:t>撒上16:7</w:t>
+      </w:r>
       <w:r>
         <w:rPr>
           <w:lang w:val="zh_TW" w:bidi="zh_TW"/>
         </w:rPr>
         <w:t>；</w:t>
       </w:r>
-      <w:hyperlink r:id="rId85">
-        <w:r>
-          <w:rPr>
-            <w:lang w:val="zh_TW" w:bidi="zh_TW"/>
-          </w:rPr>
-          <w:rPr>
-            <w:color w:val="0000EE"/>
-            <w:u w:val="single"/>
-          </w:rPr>
-          <w:t>林後5:12</w:t>
-        </w:r>
-      </w:hyperlink>
+      <w:r>
+        <w:rPr>
+          <w:lang w:val="zh_TW" w:bidi="zh_TW"/>
+        </w:rPr>
+        <w:t>林後5:12</w:t>
+      </w:r>
       <w:r>
         <w:rPr>
           <w:lang w:val="zh_TW" w:bidi="zh_TW"/>
         </w:rPr>
         <w:t>；</w:t>
       </w:r>
-      <w:hyperlink r:id="rId86">
-        <w:r>
-          <w:rPr>
-            <w:lang w:val="zh_TW" w:bidi="zh_TW"/>
-          </w:rPr>
-          <w:rPr>
-            <w:color w:val="0000EE"/>
-            <w:u w:val="single"/>
-          </w:rPr>
-          <w:t>帖前2:17</w:t>
-        </w:r>
-      </w:hyperlink>
+      <w:r>
+        <w:rPr>
+          <w:lang w:val="zh_TW" w:bidi="zh_TW"/>
+        </w:rPr>
+        <w:t>帖前2:17</w:t>
+      </w:r>
       <w:r>
         <w:rPr>
           <w:lang w:val="zh_TW" w:bidi="zh_TW"/>
         </w:rPr>
         <w:t>）。這個「心的自我」有其自身的本性、品格和性情（</w:t>
       </w:r>
-      <w:hyperlink r:id="rId87">
-        <w:r>
-          <w:rPr>
-            <w:lang w:val="zh_TW" w:bidi="zh_TW"/>
-          </w:rPr>
-          <w:rPr>
-            <w:color w:val="0000EE"/>
-            <w:u w:val="single"/>
-          </w:rPr>
-          <w:t>但4:16</w:t>
-        </w:r>
-      </w:hyperlink>
+      <w:r>
+        <w:rPr>
+          <w:lang w:val="zh_TW" w:bidi="zh_TW"/>
+        </w:rPr>
+        <w:t>但4:16</w:t>
+      </w:r>
       <w:r>
         <w:rPr>
           <w:lang w:val="zh_TW" w:bidi="zh_TW"/>
         </w:rPr>
         <w:t>，</w:t>
       </w:r>
-      <w:hyperlink r:id="rId88">
-        <w:r>
-          <w:rPr>
-            <w:lang w:val="zh_TW" w:bidi="zh_TW"/>
-          </w:rPr>
-          <w:rPr>
-            <w:color w:val="0000EE"/>
-            <w:u w:val="single"/>
-          </w:rPr>
-          <w:t>7:4</w:t>
-        </w:r>
-      </w:hyperlink>
+      <w:r>
+        <w:rPr>
+          <w:lang w:val="zh_TW" w:bidi="zh_TW"/>
+        </w:rPr>
+        <w:t>7:4</w:t>
+      </w:r>
       <w:r>
         <w:rPr>
           <w:lang w:val="zh_TW" w:bidi="zh_TW"/>
         </w:rPr>
         <w:t>；參</w:t>
       </w:r>
-      <w:hyperlink r:id="rId89">
-        <w:r>
-          <w:rPr>
-            <w:lang w:val="zh_TW" w:bidi="zh_TW"/>
-          </w:rPr>
-          <w:rPr>
-            <w:color w:val="0000EE"/>
-            <w:u w:val="single"/>
-          </w:rPr>
-          <w:t>太12:33–37</w:t>
-        </w:r>
-      </w:hyperlink>
+      <w:r>
+        <w:rPr>
+          <w:lang w:val="zh_TW" w:bidi="zh_TW"/>
+        </w:rPr>
+        <w:t>太12:33–37</w:t>
+      </w:r>
       <w:r>
         <w:rPr>
           <w:lang w:val="zh_TW" w:bidi="zh_TW"/>
@@ -1827,162 +1353,108 @@
         </w:rPr>
         <w:t>心在聖經信仰中特別重要。神和基督是完全知道自我隱藏的奧秘（</w:t>
       </w:r>
-      <w:hyperlink r:id="rId90">
-        <w:r>
-          <w:rPr>
-            <w:lang w:val="zh_TW" w:bidi="zh_TW"/>
-          </w:rPr>
-          <w:rPr>
-            <w:color w:val="0000EE"/>
-            <w:u w:val="single"/>
-          </w:rPr>
-          <w:t>耶17:10</w:t>
-        </w:r>
-      </w:hyperlink>
+      <w:r>
+        <w:rPr>
+          <w:lang w:val="zh_TW" w:bidi="zh_TW"/>
+        </w:rPr>
+        <w:t>耶17:10</w:t>
+      </w:r>
       <w:r>
         <w:rPr>
           <w:lang w:val="zh_TW" w:bidi="zh_TW"/>
         </w:rPr>
         <w:t>；</w:t>
       </w:r>
-      <w:hyperlink r:id="rId91">
-        <w:r>
-          <w:rPr>
-            <w:lang w:val="zh_TW" w:bidi="zh_TW"/>
-          </w:rPr>
-          <w:rPr>
-            <w:color w:val="0000EE"/>
-            <w:u w:val="single"/>
-          </w:rPr>
-          <w:t>路9:47</w:t>
-        </w:r>
-      </w:hyperlink>
+      <w:r>
+        <w:rPr>
+          <w:lang w:val="zh_TW" w:bidi="zh_TW"/>
+        </w:rPr>
+        <w:t>路9:47</w:t>
+      </w:r>
       <w:r>
         <w:rPr>
           <w:lang w:val="zh_TW" w:bidi="zh_TW"/>
         </w:rPr>
         <w:t>；</w:t>
       </w:r>
-      <w:hyperlink r:id="rId92">
-        <w:r>
-          <w:rPr>
-            <w:lang w:val="zh_TW" w:bidi="zh_TW"/>
-          </w:rPr>
-          <w:rPr>
-            <w:color w:val="0000EE"/>
-            <w:u w:val="single"/>
-          </w:rPr>
-          <w:t>羅8:27</w:t>
-        </w:r>
-      </w:hyperlink>
+      <w:r>
+        <w:rPr>
+          <w:lang w:val="zh_TW" w:bidi="zh_TW"/>
+        </w:rPr>
+        <w:t>羅8:27</w:t>
+      </w:r>
       <w:r>
         <w:rPr>
           <w:lang w:val="zh_TW" w:bidi="zh_TW"/>
         </w:rPr>
         <w:t>），而心則是我們認識神的所在（</w:t>
       </w:r>
-      <w:hyperlink r:id="rId93">
-        <w:r>
-          <w:rPr>
-            <w:lang w:val="zh_TW" w:bidi="zh_TW"/>
-          </w:rPr>
-          <w:rPr>
-            <w:color w:val="0000EE"/>
-            <w:u w:val="single"/>
-          </w:rPr>
-          <w:t>林後4:6</w:t>
-        </w:r>
-      </w:hyperlink>
+      <w:r>
+        <w:rPr>
+          <w:lang w:val="zh_TW" w:bidi="zh_TW"/>
+        </w:rPr>
+        <w:t>林後4:6</w:t>
+      </w:r>
       <w:r>
         <w:rPr>
           <w:lang w:val="zh_TW" w:bidi="zh_TW"/>
         </w:rPr>
         <w:t>）。心的狀態決定了看見神的能力（</w:t>
       </w:r>
-      <w:hyperlink r:id="rId94">
-        <w:r>
-          <w:rPr>
-            <w:lang w:val="zh_TW" w:bidi="zh_TW"/>
-          </w:rPr>
-          <w:rPr>
-            <w:color w:val="0000EE"/>
-            <w:u w:val="single"/>
-          </w:rPr>
-          <w:t>太5:8</w:t>
-        </w:r>
-      </w:hyperlink>
+      <w:r>
+        <w:rPr>
+          <w:lang w:val="zh_TW" w:bidi="zh_TW"/>
+        </w:rPr>
+        <w:t>太5:8</w:t>
+      </w:r>
       <w:r>
         <w:rPr>
           <w:lang w:val="zh_TW" w:bidi="zh_TW"/>
         </w:rPr>
         <w:t>）；人藉著心向神說話（</w:t>
       </w:r>
-      <w:hyperlink r:id="rId95">
-        <w:r>
-          <w:rPr>
-            <w:lang w:val="zh_TW" w:bidi="zh_TW"/>
-          </w:rPr>
-          <w:rPr>
-            <w:color w:val="0000EE"/>
-            <w:u w:val="single"/>
-          </w:rPr>
-          <w:t>詩27:8</w:t>
-        </w:r>
-      </w:hyperlink>
+      <w:r>
+        <w:rPr>
+          <w:lang w:val="zh_TW" w:bidi="zh_TW"/>
+        </w:rPr>
+        <w:t>詩27:8</w:t>
+      </w:r>
       <w:r>
         <w:rPr>
           <w:lang w:val="zh_TW" w:bidi="zh_TW"/>
         </w:rPr>
         <w:t>）；心是神內住的場所（</w:t>
       </w:r>
-      <w:hyperlink r:id="rId96">
-        <w:r>
-          <w:rPr>
-            <w:lang w:val="zh_TW" w:bidi="zh_TW"/>
-          </w:rPr>
-          <w:rPr>
-            <w:color w:val="0000EE"/>
-            <w:u w:val="single"/>
-          </w:rPr>
-          <w:t>林後1:22</w:t>
-        </w:r>
-      </w:hyperlink>
+      <w:r>
+        <w:rPr>
+          <w:lang w:val="zh_TW" w:bidi="zh_TW"/>
+        </w:rPr>
+        <w:t>林後1:22</w:t>
+      </w:r>
       <w:r>
         <w:rPr>
           <w:lang w:val="zh_TW" w:bidi="zh_TW"/>
         </w:rPr>
         <w:t>；</w:t>
       </w:r>
-      <w:hyperlink r:id="rId97">
-        <w:r>
-          <w:rPr>
-            <w:lang w:val="zh_TW" w:bidi="zh_TW"/>
-          </w:rPr>
-          <w:rPr>
-            <w:color w:val="0000EE"/>
-            <w:u w:val="single"/>
-          </w:rPr>
-          <w:t>加4:6</w:t>
-        </w:r>
-      </w:hyperlink>
+      <w:r>
+        <w:rPr>
+          <w:lang w:val="zh_TW" w:bidi="zh_TW"/>
+        </w:rPr>
+        <w:t>加4:6</w:t>
+      </w:r>
       <w:r>
         <w:rPr>
           <w:lang w:val="zh_TW" w:bidi="zh_TW"/>
         </w:rPr>
         <w:t>；</w:t>
       </w:r>
-      <w:hyperlink r:id="rId98">
-        <w:r>
-          <w:rPr>
-            <w:lang w:val="zh_TW" w:bidi="zh_TW"/>
-          </w:rPr>
-          <w:rPr>
-            <w:color w:val="0000EE"/>
-            <w:u w:val="single"/>
-          </w:rPr>
-          <w:t>弗3:17</w:t>
-        </w:r>
-      </w:hyperlink>
+      <w:r>
+        <w:rPr>
+          <w:lang w:val="zh_TW" w:bidi="zh_TW"/>
+        </w:rPr>
+        <w:t>弗3:17</w:t>
+      </w:r>
       <w:r>
         <w:rPr>
           <w:lang w:val="zh_TW" w:bidi="zh_TW"/>
@@ -2003,234 +1475,156 @@
         </w:rPr>
         <w:t>另一方面，從聖經的角度來看，心中的道德邪惡被視為對神的罪。無知的心變得黑暗，常常暗中拜偶像，遠離神，在神面前「不正」（</w:t>
       </w:r>
-      <w:hyperlink r:id="rId99">
-        <w:r>
-          <w:rPr>
-            <w:lang w:val="zh_TW" w:bidi="zh_TW"/>
-          </w:rPr>
-          <w:rPr>
-            <w:color w:val="0000EE"/>
-            <w:u w:val="single"/>
-          </w:rPr>
-          <w:t>申29:18–19</w:t>
-        </w:r>
-      </w:hyperlink>
+      <w:r>
+        <w:rPr>
+          <w:lang w:val="zh_TW" w:bidi="zh_TW"/>
+        </w:rPr>
+        <w:t>申29:18–19</w:t>
+      </w:r>
       <w:r>
         <w:rPr>
           <w:lang w:val="zh_TW" w:bidi="zh_TW"/>
         </w:rPr>
         <w:t>；</w:t>
       </w:r>
-      <w:hyperlink r:id="rId100">
-        <w:r>
-          <w:rPr>
-            <w:lang w:val="zh_TW" w:bidi="zh_TW"/>
-          </w:rPr>
-          <w:rPr>
-            <w:color w:val="0000EE"/>
-            <w:u w:val="single"/>
-          </w:rPr>
-          <w:t>太15:8</w:t>
-        </w:r>
-      </w:hyperlink>
+      <w:r>
+        <w:rPr>
+          <w:lang w:val="zh_TW" w:bidi="zh_TW"/>
+        </w:rPr>
+        <w:t>太15:8</w:t>
+      </w:r>
       <w:r>
         <w:rPr>
           <w:lang w:val="zh_TW" w:bidi="zh_TW"/>
         </w:rPr>
         <w:t>；</w:t>
       </w:r>
-      <w:hyperlink r:id="rId101">
-        <w:r>
-          <w:rPr>
-            <w:lang w:val="zh_TW" w:bidi="zh_TW"/>
-          </w:rPr>
-          <w:rPr>
-            <w:color w:val="0000EE"/>
-            <w:u w:val="single"/>
-          </w:rPr>
-          <w:t>徒8:21</w:t>
-        </w:r>
-      </w:hyperlink>
+      <w:r>
+        <w:rPr>
+          <w:lang w:val="zh_TW" w:bidi="zh_TW"/>
+        </w:rPr>
+        <w:t>徒8:21</w:t>
+      </w:r>
       <w:r>
         <w:rPr>
           <w:lang w:val="zh_TW" w:bidi="zh_TW"/>
         </w:rPr>
         <w:t>；</w:t>
       </w:r>
-      <w:hyperlink r:id="rId102">
-        <w:r>
-          <w:rPr>
-            <w:lang w:val="zh_TW" w:bidi="zh_TW"/>
-          </w:rPr>
-          <w:rPr>
-            <w:color w:val="0000EE"/>
-            <w:u w:val="single"/>
-          </w:rPr>
-          <w:t>羅1:21</w:t>
-        </w:r>
-      </w:hyperlink>
+      <w:r>
+        <w:rPr>
+          <w:lang w:val="zh_TW" w:bidi="zh_TW"/>
+        </w:rPr>
+        <w:t>羅1:21</w:t>
+      </w:r>
       <w:r>
         <w:rPr>
           <w:lang w:val="zh_TW" w:bidi="zh_TW"/>
         </w:rPr>
         <w:t>）。然而，耶和華不會輕視憂傷痛悔的心（</w:t>
       </w:r>
-      <w:hyperlink r:id="rId103">
-        <w:r>
-          <w:rPr>
-            <w:lang w:val="zh_TW" w:bidi="zh_TW"/>
-          </w:rPr>
-          <w:rPr>
-            <w:color w:val="0000EE"/>
-            <w:u w:val="single"/>
-          </w:rPr>
-          <w:t>詩51:17</w:t>
-        </w:r>
-      </w:hyperlink>
+      <w:r>
+        <w:rPr>
+          <w:lang w:val="zh_TW" w:bidi="zh_TW"/>
+        </w:rPr>
+        <w:t>詩51:17</w:t>
+      </w:r>
       <w:r>
         <w:rPr>
           <w:lang w:val="zh_TW" w:bidi="zh_TW"/>
         </w:rPr>
         <w:t>）。當人的心轉向神時，祂應許會使人的心對神的事物敏感，更新並潔淨（</w:t>
       </w:r>
-      <w:hyperlink r:id="rId104">
-        <w:r>
-          <w:rPr>
-            <w:lang w:val="zh_TW" w:bidi="zh_TW"/>
-          </w:rPr>
-          <w:rPr>
-            <w:color w:val="0000EE"/>
-            <w:u w:val="single"/>
-          </w:rPr>
-          <w:t>申4:29</w:t>
-        </w:r>
-      </w:hyperlink>
+      <w:r>
+        <w:rPr>
+          <w:lang w:val="zh_TW" w:bidi="zh_TW"/>
+        </w:rPr>
+        <w:t>申4:29</w:t>
+      </w:r>
       <w:r>
         <w:rPr>
           <w:lang w:val="zh_TW" w:bidi="zh_TW"/>
         </w:rPr>
         <w:t>；</w:t>
       </w:r>
-      <w:hyperlink r:id="rId105">
-        <w:r>
-          <w:rPr>
-            <w:lang w:val="zh_TW" w:bidi="zh_TW"/>
-          </w:rPr>
-          <w:rPr>
-            <w:color w:val="0000EE"/>
-            <w:u w:val="single"/>
-          </w:rPr>
-          <w:t>王下23:25</w:t>
-        </w:r>
-      </w:hyperlink>
+      <w:r>
+        <w:rPr>
+          <w:lang w:val="zh_TW" w:bidi="zh_TW"/>
+        </w:rPr>
+        <w:t>王下23:25</w:t>
+      </w:r>
       <w:r>
         <w:rPr>
           <w:lang w:val="zh_TW" w:bidi="zh_TW"/>
         </w:rPr>
         <w:t>；</w:t>
       </w:r>
-      <w:hyperlink r:id="rId106">
-        <w:r>
-          <w:rPr>
-            <w:lang w:val="zh_TW" w:bidi="zh_TW"/>
-          </w:rPr>
-          <w:rPr>
-            <w:color w:val="0000EE"/>
-            <w:u w:val="single"/>
-          </w:rPr>
-          <w:t>詩51:10</w:t>
-        </w:r>
-      </w:hyperlink>
+      <w:r>
+        <w:rPr>
+          <w:lang w:val="zh_TW" w:bidi="zh_TW"/>
+        </w:rPr>
+        <w:t>詩51:10</w:t>
+      </w:r>
       <w:r>
         <w:rPr>
           <w:lang w:val="zh_TW" w:bidi="zh_TW"/>
         </w:rPr>
         <w:t>；</w:t>
       </w:r>
-      <w:hyperlink r:id="rId107">
-        <w:r>
-          <w:rPr>
-            <w:lang w:val="zh_TW" w:bidi="zh_TW"/>
-          </w:rPr>
-          <w:rPr>
-            <w:color w:val="0000EE"/>
-            <w:u w:val="single"/>
-          </w:rPr>
-          <w:t>珥2:13</w:t>
-        </w:r>
-      </w:hyperlink>
+      <w:r>
+        <w:rPr>
+          <w:lang w:val="zh_TW" w:bidi="zh_TW"/>
+        </w:rPr>
+        <w:t>珥2:13</w:t>
+      </w:r>
       <w:r>
         <w:rPr>
           <w:lang w:val="zh_TW" w:bidi="zh_TW"/>
         </w:rPr>
         <w:t>；</w:t>
       </w:r>
-      <w:hyperlink r:id="rId108">
-        <w:r>
-          <w:rPr>
-            <w:lang w:val="zh_TW" w:bidi="zh_TW"/>
-          </w:rPr>
-          <w:rPr>
-            <w:color w:val="0000EE"/>
-            <w:u w:val="single"/>
-          </w:rPr>
-          <w:t>結36:25–27</w:t>
-        </w:r>
-      </w:hyperlink>
+      <w:r>
+        <w:rPr>
+          <w:lang w:val="zh_TW" w:bidi="zh_TW"/>
+        </w:rPr>
+        <w:t>結36:25–27</w:t>
+      </w:r>
       <w:r>
         <w:rPr>
           <w:lang w:val="zh_TW" w:bidi="zh_TW"/>
         </w:rPr>
         <w:t>）。這樣，神的律法會被寫在心上，作為內在的指引和激勵（</w:t>
       </w:r>
-      <w:hyperlink r:id="rId109">
-        <w:r>
-          <w:rPr>
-            <w:lang w:val="zh_TW" w:bidi="zh_TW"/>
-          </w:rPr>
-          <w:rPr>
-            <w:color w:val="0000EE"/>
-            <w:u w:val="single"/>
-          </w:rPr>
-          <w:t>耶31:33</w:t>
-        </w:r>
-      </w:hyperlink>
+      <w:r>
+        <w:rPr>
+          <w:lang w:val="zh_TW" w:bidi="zh_TW"/>
+        </w:rPr>
+        <w:t>耶31:33</w:t>
+      </w:r>
       <w:r>
         <w:rPr>
           <w:lang w:val="zh_TW" w:bidi="zh_TW"/>
         </w:rPr>
         <w:t>；</w:t>
       </w:r>
-      <w:hyperlink r:id="rId110">
-        <w:r>
-          <w:rPr>
-            <w:lang w:val="zh_TW" w:bidi="zh_TW"/>
-          </w:rPr>
-          <w:rPr>
-            <w:color w:val="0000EE"/>
-            <w:u w:val="single"/>
-          </w:rPr>
-          <w:t>來8:10</w:t>
-        </w:r>
-      </w:hyperlink>
+      <w:r>
+        <w:rPr>
+          <w:lang w:val="zh_TW" w:bidi="zh_TW"/>
+        </w:rPr>
+        <w:t>來8:10</w:t>
+      </w:r>
       <w:r>
         <w:rPr>
           <w:lang w:val="zh_TW" w:bidi="zh_TW"/>
         </w:rPr>
         <w:t>；參</w:t>
       </w:r>
-      <w:hyperlink r:id="rId111">
-        <w:r>
-          <w:rPr>
-            <w:lang w:val="zh_TW" w:bidi="zh_TW"/>
-          </w:rPr>
-          <w:rPr>
-            <w:color w:val="0000EE"/>
-            <w:u w:val="single"/>
-          </w:rPr>
-          <w:t>林後3:2–3</w:t>
-        </w:r>
-      </w:hyperlink>
+      <w:r>
+        <w:rPr>
+          <w:lang w:val="zh_TW" w:bidi="zh_TW"/>
+        </w:rPr>
+        <w:t>林後3:2–3</w:t>
+      </w:r>
       <w:r>
         <w:rPr>
           <w:lang w:val="zh_TW" w:bidi="zh_TW"/>
@@ -2251,198 +1645,132 @@
         </w:rPr>
         <w:t>在基督教術語中，這種轉變涉及從「誠實善良的心裡」相信福音，這為神的話語提供了好土（</w:t>
       </w:r>
-      <w:hyperlink r:id="rId76">
-        <w:r>
-          <w:rPr>
-            <w:lang w:val="zh_TW" w:bidi="zh_TW"/>
-          </w:rPr>
-          <w:rPr>
-            <w:color w:val="0000EE"/>
-            <w:u w:val="single"/>
-          </w:rPr>
-          <w:t>路8:15</w:t>
-        </w:r>
-      </w:hyperlink>
+      <w:r>
+        <w:rPr>
+          <w:lang w:val="zh_TW" w:bidi="zh_TW"/>
+        </w:rPr>
+        <w:t>路8:15</w:t>
+      </w:r>
       <w:r>
         <w:rPr>
           <w:lang w:val="zh_TW" w:bidi="zh_TW"/>
         </w:rPr>
         <w:t>；</w:t>
       </w:r>
-      <w:hyperlink r:id="rId112">
-        <w:r>
-          <w:rPr>
-            <w:lang w:val="zh_TW" w:bidi="zh_TW"/>
-          </w:rPr>
-          <w:rPr>
-            <w:color w:val="0000EE"/>
-            <w:u w:val="single"/>
-          </w:rPr>
-          <w:t>羅10:9</w:t>
-        </w:r>
-      </w:hyperlink>
+      <w:r>
+        <w:rPr>
+          <w:lang w:val="zh_TW" w:bidi="zh_TW"/>
+        </w:rPr>
+        <w:t>羅10:9</w:t>
+      </w:r>
       <w:r>
         <w:rPr>
           <w:lang w:val="zh_TW" w:bidi="zh_TW"/>
         </w:rPr>
         <w:t>）。真正的心靈靠近神，盡心、盡性、盡力、盡意愛主（</w:t>
       </w:r>
-      <w:hyperlink r:id="rId113">
-        <w:r>
-          <w:rPr>
-            <w:lang w:val="zh_TW" w:bidi="zh_TW"/>
-          </w:rPr>
-          <w:rPr>
-            <w:color w:val="0000EE"/>
-            <w:u w:val="single"/>
-          </w:rPr>
-          <w:t>路10:27</w:t>
-        </w:r>
-      </w:hyperlink>
+      <w:r>
+        <w:rPr>
+          <w:lang w:val="zh_TW" w:bidi="zh_TW"/>
+        </w:rPr>
+        <w:t>路10:27</w:t>
+      </w:r>
       <w:r>
         <w:rPr>
           <w:lang w:val="zh_TW" w:bidi="zh_TW"/>
         </w:rPr>
         <w:t>；</w:t>
       </w:r>
-      <w:hyperlink r:id="rId114">
-        <w:r>
-          <w:rPr>
-            <w:lang w:val="zh_TW" w:bidi="zh_TW"/>
-          </w:rPr>
-          <w:rPr>
-            <w:color w:val="0000EE"/>
-            <w:u w:val="single"/>
-          </w:rPr>
-          <w:t>來10:22</w:t>
-        </w:r>
-      </w:hyperlink>
+      <w:r>
+        <w:rPr>
+          <w:lang w:val="zh_TW" w:bidi="zh_TW"/>
+        </w:rPr>
+        <w:t>來10:22</w:t>
+      </w:r>
       <w:r>
         <w:rPr>
           <w:lang w:val="zh_TW" w:bidi="zh_TW"/>
         </w:rPr>
         <w:t>）。然後神賜予力量、獎賞、更新、恩典、平安和喜樂在心裡（</w:t>
       </w:r>
-      <w:hyperlink r:id="rId115">
-        <w:r>
-          <w:rPr>
-            <w:lang w:val="zh_TW" w:bidi="zh_TW"/>
-          </w:rPr>
-          <w:rPr>
-            <w:color w:val="0000EE"/>
-            <w:u w:val="single"/>
-          </w:rPr>
-          <w:t>詩73:26</w:t>
-        </w:r>
-      </w:hyperlink>
+      <w:r>
+        <w:rPr>
+          <w:lang w:val="zh_TW" w:bidi="zh_TW"/>
+        </w:rPr>
+        <w:t>詩73:26</w:t>
+      </w:r>
       <w:r>
         <w:rPr>
           <w:lang w:val="zh_TW" w:bidi="zh_TW"/>
         </w:rPr>
         <w:t>；</w:t>
       </w:r>
-      <w:hyperlink r:id="rId116">
-        <w:r>
-          <w:rPr>
-            <w:lang w:val="zh_TW" w:bidi="zh_TW"/>
-          </w:rPr>
-          <w:rPr>
-            <w:color w:val="0000EE"/>
-            <w:u w:val="single"/>
-          </w:rPr>
-          <w:t>賽57:15</w:t>
-        </w:r>
-      </w:hyperlink>
+      <w:r>
+        <w:rPr>
+          <w:lang w:val="zh_TW" w:bidi="zh_TW"/>
+        </w:rPr>
+        <w:t>賽57:15</w:t>
+      </w:r>
       <w:r>
         <w:rPr>
           <w:lang w:val="zh_TW" w:bidi="zh_TW"/>
         </w:rPr>
         <w:t>；</w:t>
       </w:r>
-      <w:hyperlink r:id="rId117">
-        <w:r>
-          <w:rPr>
-            <w:lang w:val="zh_TW" w:bidi="zh_TW"/>
-          </w:rPr>
-          <w:rPr>
-            <w:color w:val="0000EE"/>
-            <w:u w:val="single"/>
-          </w:rPr>
-          <w:t>徒2:46</w:t>
-        </w:r>
-      </w:hyperlink>
+      <w:r>
+        <w:rPr>
+          <w:lang w:val="zh_TW" w:bidi="zh_TW"/>
+        </w:rPr>
+        <w:t>徒2:46</w:t>
+      </w:r>
       <w:r>
         <w:rPr>
           <w:lang w:val="zh_TW" w:bidi="zh_TW"/>
         </w:rPr>
         <w:t>；</w:t>
       </w:r>
-      <w:hyperlink r:id="rId118">
-        <w:r>
-          <w:rPr>
-            <w:lang w:val="zh_TW" w:bidi="zh_TW"/>
-          </w:rPr>
-          <w:rPr>
-            <w:color w:val="0000EE"/>
-            <w:u w:val="single"/>
-          </w:rPr>
-          <w:t>腓4:7</w:t>
-        </w:r>
-      </w:hyperlink>
+      <w:r>
+        <w:rPr>
+          <w:lang w:val="zh_TW" w:bidi="zh_TW"/>
+        </w:rPr>
+        <w:t>腓4:7</w:t>
+      </w:r>
       <w:r>
         <w:rPr>
           <w:lang w:val="zh_TW" w:bidi="zh_TW"/>
         </w:rPr>
         <w:t>；</w:t>
       </w:r>
-      <w:hyperlink r:id="rId119">
-        <w:r>
-          <w:rPr>
-            <w:lang w:val="zh_TW" w:bidi="zh_TW"/>
-          </w:rPr>
-          <w:rPr>
-            <w:color w:val="0000EE"/>
-            <w:u w:val="single"/>
-          </w:rPr>
-          <w:t>來13:9</w:t>
-        </w:r>
-      </w:hyperlink>
+      <w:r>
+        <w:rPr>
+          <w:lang w:val="zh_TW" w:bidi="zh_TW"/>
+        </w:rPr>
+        <w:t>來13:9</w:t>
+      </w:r>
       <w:r>
         <w:rPr>
           <w:lang w:val="zh_TW" w:bidi="zh_TW"/>
         </w:rPr>
         <w:t>）。因此，古老的理想再度成為可能，就是成為「合他心意的人」（</w:t>
       </w:r>
-      <w:hyperlink r:id="rId120">
-        <w:r>
-          <w:rPr>
-            <w:lang w:val="zh_TW" w:bidi="zh_TW"/>
-          </w:rPr>
-          <w:rPr>
-            <w:color w:val="0000EE"/>
-            <w:u w:val="single"/>
-          </w:rPr>
-          <w:t>撒上13:14</w:t>
-        </w:r>
-      </w:hyperlink>
+      <w:r>
+        <w:rPr>
+          <w:lang w:val="zh_TW" w:bidi="zh_TW"/>
+        </w:rPr>
+        <w:t>撒上13:14</w:t>
+      </w:r>
       <w:r>
         <w:rPr>
           <w:lang w:val="zh_TW" w:bidi="zh_TW"/>
         </w:rPr>
         <w:t>；</w:t>
       </w:r>
-      <w:hyperlink r:id="rId121">
-        <w:r>
-          <w:rPr>
-            <w:lang w:val="zh_TW" w:bidi="zh_TW"/>
-          </w:rPr>
-          <w:rPr>
-            <w:color w:val="0000EE"/>
-            <w:u w:val="single"/>
-          </w:rPr>
-          <w:t>徒13:22</w:t>
-        </w:r>
-      </w:hyperlink>
+      <w:r>
+        <w:rPr>
+          <w:lang w:val="zh_TW" w:bidi="zh_TW"/>
+        </w:rPr>
+        <w:t>徒13:22</w:t>
+      </w:r>
       <w:r>
         <w:rPr>
           <w:lang w:val="zh_TW" w:bidi="zh_TW"/>
@@ -2497,36 +1825,24 @@
         </w:rPr>
         <w:t>心蘭是基土拉為亞伯拉罕所生的其中一個兒子（</w:t>
       </w:r>
-      <w:hyperlink r:id="rId122">
-        <w:r>
-          <w:rPr>
-            <w:lang w:val="zh_TW" w:bidi="zh_TW"/>
-          </w:rPr>
-          <w:rPr>
-            <w:color w:val="0000EE"/>
-            <w:u w:val="single"/>
-          </w:rPr>
-          <w:t>創25:2</w:t>
-        </w:r>
-      </w:hyperlink>
+      <w:r>
+        <w:rPr>
+          <w:lang w:val="zh_TW" w:bidi="zh_TW"/>
+        </w:rPr>
+        <w:t>創25:2</w:t>
+      </w:r>
       <w:r>
         <w:rPr>
           <w:lang w:val="zh_TW" w:bidi="zh_TW"/>
         </w:rPr>
         <w:t>；</w:t>
       </w:r>
-      <w:hyperlink r:id="rId123">
-        <w:r>
-          <w:rPr>
-            <w:lang w:val="zh_TW" w:bidi="zh_TW"/>
-          </w:rPr>
-          <w:rPr>
-            <w:color w:val="0000EE"/>
-            <w:u w:val="single"/>
-          </w:rPr>
-          <w:t>代上1:32</w:t>
-        </w:r>
-      </w:hyperlink>
+      <w:r>
+        <w:rPr>
+          <w:lang w:val="zh_TW" w:bidi="zh_TW"/>
+        </w:rPr>
+        <w:t>代上1:32</w:t>
+      </w:r>
       <w:r>
         <w:rPr>
           <w:lang w:val="zh_TW" w:bidi="zh_TW"/>
@@ -2581,36 +1897,24 @@
         </w:rPr>
         <w:t>這是位於東方的地方和百姓，與以攔和米底亞一起出現，是神的憤怒所降臨的對象（</w:t>
       </w:r>
-      <w:hyperlink r:id="rId124">
-        <w:r>
-          <w:rPr>
-            <w:lang w:val="zh_TW" w:bidi="zh_TW"/>
-          </w:rPr>
-          <w:rPr>
-            <w:color w:val="0000EE"/>
-            <w:u w:val="single"/>
-          </w:rPr>
-          <w:t>耶25:25</w:t>
-        </w:r>
-      </w:hyperlink>
+      <w:r>
+        <w:rPr>
+          <w:lang w:val="zh_TW" w:bidi="zh_TW"/>
+        </w:rPr>
+        <w:t>耶25:25</w:t>
+      </w:r>
       <w:r>
         <w:rPr>
           <w:lang w:val="zh_TW" w:bidi="zh_TW"/>
         </w:rPr>
         <w:t>）。心利的位置和歷史不詳；有些人將其祖先與心蘭——亞伯拉罕和基土拉的兒子——聯繫起來（</w:t>
       </w:r>
-      <w:hyperlink r:id="rId122">
-        <w:r>
-          <w:rPr>
-            <w:lang w:val="zh_TW" w:bidi="zh_TW"/>
-          </w:rPr>
-          <w:rPr>
-            <w:color w:val="0000EE"/>
-            <w:u w:val="single"/>
-          </w:rPr>
-          <w:t>創25:2</w:t>
-        </w:r>
-      </w:hyperlink>
+      <w:r>
+        <w:rPr>
+          <w:lang w:val="zh_TW" w:bidi="zh_TW"/>
+        </w:rPr>
+        <w:t>創25:2</w:t>
+      </w:r>
       <w:r>
         <w:rPr>
           <w:lang w:val="zh_TW" w:bidi="zh_TW"/>
@@ -2679,18 +1983,12 @@
         </w:rPr>
         <w:t>聖經中首次提到心硬便展示了這教義的基本特徵。這概念在聖經中的出現頻率令人驚訝，僅在舊約中，就至少有20次提到法老心硬，並且保羅在</w:t>
       </w:r>
-      <w:hyperlink r:id="rId125">
-        <w:r>
-          <w:rPr>
-            <w:lang w:val="zh_TW" w:bidi="zh_TW"/>
-          </w:rPr>
-          <w:rPr>
-            <w:color w:val="0000EE"/>
-            <w:u w:val="single"/>
-          </w:rPr>
-          <w:t>羅馬書九章17至24節</w:t>
-        </w:r>
-      </w:hyperlink>
+      <w:r>
+        <w:rPr>
+          <w:lang w:val="zh_TW" w:bidi="zh_TW"/>
+        </w:rPr>
+        <w:t>羅馬書九章17至24節</w:t>
+      </w:r>
       <w:r>
         <w:rPr>
           <w:lang w:val="zh_TW" w:bidi="zh_TW"/>
@@ -2711,72 +2009,48 @@
         </w:rPr>
         <w:t>首次提到心硬是在</w:t>
       </w:r>
-      <w:hyperlink r:id="rId126">
-        <w:r>
-          <w:rPr>
-            <w:lang w:val="zh_TW" w:bidi="zh_TW"/>
-          </w:rPr>
-          <w:rPr>
-            <w:color w:val="0000EE"/>
-            <w:u w:val="single"/>
-          </w:rPr>
-          <w:t>出埃及記四章21節</w:t>
-        </w:r>
-      </w:hyperlink>
+      <w:r>
+        <w:rPr>
+          <w:lang w:val="zh_TW" w:bidi="zh_TW"/>
+        </w:rPr>
+        <w:t>出埃及記四章21節</w:t>
+      </w:r>
       <w:r>
         <w:rPr>
           <w:lang w:val="zh_TW" w:bidi="zh_TW"/>
         </w:rPr>
         <w:t>，當時神向摩西應許說祂要使法老的心剛硬，致使讓他不允許以色列人離開。這個應許被多次重申（見</w:t>
       </w:r>
-      <w:hyperlink r:id="rId127">
-        <w:r>
-          <w:rPr>
-            <w:lang w:val="zh_TW" w:bidi="zh_TW"/>
-          </w:rPr>
-          <w:rPr>
-            <w:color w:val="0000EE"/>
-            <w:u w:val="single"/>
-          </w:rPr>
-          <w:t>出7:3</w:t>
-        </w:r>
-      </w:hyperlink>
+      <w:r>
+        <w:rPr>
+          <w:lang w:val="zh_TW" w:bidi="zh_TW"/>
+        </w:rPr>
+        <w:t>出7:3</w:t>
+      </w:r>
       <w:r>
         <w:rPr>
           <w:lang w:val="zh_TW" w:bidi="zh_TW"/>
         </w:rPr>
         <w:t>，</w:t>
       </w:r>
-      <w:hyperlink r:id="rId128">
-        <w:r>
-          <w:rPr>
-            <w:lang w:val="zh_TW" w:bidi="zh_TW"/>
-          </w:rPr>
-          <w:rPr>
-            <w:color w:val="0000EE"/>
-            <w:u w:val="single"/>
-          </w:rPr>
-          <w:t>14:4、17</w:t>
-        </w:r>
-      </w:hyperlink>
+      <w:r>
+        <w:rPr>
+          <w:lang w:val="zh_TW" w:bidi="zh_TW"/>
+        </w:rPr>
+        <w:t>14:4、17</w:t>
+      </w:r>
       <w:r>
         <w:rPr>
           <w:lang w:val="zh_TW" w:bidi="zh_TW"/>
         </w:rPr>
         <w:t>），並迅速實現（</w:t>
       </w:r>
-      <w:hyperlink r:id="rId129">
-        <w:r>
-          <w:rPr>
-            <w:lang w:val="zh_TW" w:bidi="zh_TW"/>
-          </w:rPr>
-          <w:rPr>
-            <w:color w:val="0000EE"/>
-            <w:u w:val="single"/>
-          </w:rPr>
-          <w:t>7:13–14</w:t>
-        </w:r>
-      </w:hyperlink>
+      <w:r>
+        <w:rPr>
+          <w:lang w:val="zh_TW" w:bidi="zh_TW"/>
+        </w:rPr>
+        <w:t>7:13–14</w:t>
+      </w:r>
       <w:r>
         <w:rPr>
           <w:lang w:val="zh_TW" w:bidi="zh_TW"/>
@@ -2797,108 +2071,72 @@
         </w:rPr>
         <w:t>讀者在出埃及記或後來的記載中都清楚得知，法老的頑固是神出於祂自己的目的和旨意，對法老進行的審判（</w:t>
       </w:r>
-      <w:hyperlink r:id="rId130">
-        <w:r>
-          <w:rPr>
-            <w:lang w:val="zh_TW" w:bidi="zh_TW"/>
-          </w:rPr>
-          <w:rPr>
-            <w:color w:val="0000EE"/>
-            <w:u w:val="single"/>
-          </w:rPr>
-          <w:t>出9:16</w:t>
-        </w:r>
-      </w:hyperlink>
+      <w:r>
+        <w:rPr>
+          <w:lang w:val="zh_TW" w:bidi="zh_TW"/>
+        </w:rPr>
+        <w:t>出9:16</w:t>
+      </w:r>
       <w:r>
         <w:rPr>
           <w:lang w:val="zh_TW" w:bidi="zh_TW"/>
         </w:rPr>
         <w:t>；</w:t>
       </w:r>
-      <w:hyperlink r:id="rId131">
-        <w:r>
-          <w:rPr>
-            <w:lang w:val="zh_TW" w:bidi="zh_TW"/>
-          </w:rPr>
-          <w:rPr>
-            <w:color w:val="0000EE"/>
-            <w:u w:val="single"/>
-          </w:rPr>
-          <w:t>書11:20</w:t>
-        </w:r>
-      </w:hyperlink>
+      <w:r>
+        <w:rPr>
+          <w:lang w:val="zh_TW" w:bidi="zh_TW"/>
+        </w:rPr>
+        <w:t>書11:20</w:t>
+      </w:r>
       <w:r>
         <w:rPr>
           <w:lang w:val="zh_TW" w:bidi="zh_TW"/>
         </w:rPr>
         <w:t>；參</w:t>
       </w:r>
-      <w:hyperlink r:id="rId132">
-        <w:r>
-          <w:rPr>
-            <w:lang w:val="zh_TW" w:bidi="zh_TW"/>
-          </w:rPr>
-          <w:rPr>
-            <w:color w:val="0000EE"/>
-            <w:u w:val="single"/>
-          </w:rPr>
-          <w:t>羅9:17–18</w:t>
-        </w:r>
-      </w:hyperlink>
+      <w:r>
+        <w:rPr>
+          <w:lang w:val="zh_TW" w:bidi="zh_TW"/>
+        </w:rPr>
+        <w:t>羅9:17–18</w:t>
+      </w:r>
       <w:r>
         <w:rPr>
           <w:lang w:val="zh_TW" w:bidi="zh_TW"/>
         </w:rPr>
         <w:t>）。然而，也有經文指出，法老自己使他的心剛硬（</w:t>
       </w:r>
-      <w:hyperlink r:id="rId133">
-        <w:r>
-          <w:rPr>
-            <w:lang w:val="zh_TW" w:bidi="zh_TW"/>
-          </w:rPr>
-          <w:rPr>
-            <w:color w:val="0000EE"/>
-            <w:u w:val="single"/>
-          </w:rPr>
-          <w:t>出8:15、32</w:t>
-        </w:r>
-      </w:hyperlink>
+      <w:r>
+        <w:rPr>
+          <w:lang w:val="zh_TW" w:bidi="zh_TW"/>
+        </w:rPr>
+        <w:t>出8:15、32</w:t>
+      </w:r>
       <w:r>
         <w:rPr>
           <w:lang w:val="zh_TW" w:bidi="zh_TW"/>
         </w:rPr>
         <w:t>，</w:t>
       </w:r>
-      <w:hyperlink r:id="rId134">
-        <w:r>
-          <w:rPr>
-            <w:lang w:val="zh_TW" w:bidi="zh_TW"/>
-          </w:rPr>
-          <w:rPr>
-            <w:color w:val="0000EE"/>
-            <w:u w:val="single"/>
-          </w:rPr>
-          <w:t>9:34</w:t>
-        </w:r>
-      </w:hyperlink>
+      <w:r>
+        <w:rPr>
+          <w:lang w:val="zh_TW" w:bidi="zh_TW"/>
+        </w:rPr>
+        <w:t>9:34</w:t>
+      </w:r>
       <w:r>
         <w:rPr>
           <w:lang w:val="zh_TW" w:bidi="zh_TW"/>
         </w:rPr>
         <w:t>，</w:t>
       </w:r>
-      <w:hyperlink r:id="rId135">
-        <w:r>
-          <w:rPr>
-            <w:lang w:val="zh_TW" w:bidi="zh_TW"/>
-          </w:rPr>
-          <w:rPr>
-            <w:color w:val="0000EE"/>
-            <w:u w:val="single"/>
-          </w:rPr>
-          <w:t>13:15</w:t>
-        </w:r>
-      </w:hyperlink>
+      <w:r>
+        <w:rPr>
+          <w:lang w:val="zh_TW" w:bidi="zh_TW"/>
+        </w:rPr>
+        <w:t>13:15</w:t>
+      </w:r>
       <w:r>
         <w:rPr>
           <w:lang w:val="zh_TW" w:bidi="zh_TW"/>
@@ -2919,54 +2157,36 @@
         </w:rPr>
         <w:t>保羅在</w:t>
       </w:r>
-      <w:hyperlink r:id="rId136">
-        <w:r>
-          <w:rPr>
-            <w:lang w:val="zh_TW" w:bidi="zh_TW"/>
-          </w:rPr>
-          <w:rPr>
-            <w:color w:val="0000EE"/>
-            <w:u w:val="single"/>
-          </w:rPr>
-          <w:t>羅馬書一章18至32節</w:t>
-        </w:r>
-      </w:hyperlink>
+      <w:r>
+        <w:rPr>
+          <w:lang w:val="zh_TW" w:bidi="zh_TW"/>
+        </w:rPr>
+        <w:t>羅馬書一章18至32節</w:t>
+      </w:r>
       <w:r>
         <w:rPr>
           <w:lang w:val="zh_TW" w:bidi="zh_TW"/>
         </w:rPr>
         <w:t>中描述了這個審判性的心硬過程。所有人都有與生俱來的對神的認知，但他們故意背棄這種認知。他們將真理變為謊言，壓抑自己所知的真理。結果就是心硬的滋長。保羅的表達是他們「無知的心就昏暗了」，因為「神任憑他們」，讓他們承受自己的罪惡結果。這些結果不僅是智力上的（「神就任憑他們存邪僻的心」），還有道德上的、社會文化上的。保羅在</w:t>
       </w:r>
-      <w:hyperlink r:id="rId73">
-        <w:r>
-          <w:rPr>
-            <w:lang w:val="zh_TW" w:bidi="zh_TW"/>
-          </w:rPr>
-          <w:rPr>
-            <w:color w:val="0000EE"/>
-            <w:u w:val="single"/>
-          </w:rPr>
-          <w:t>羅馬書二章5節</w:t>
-        </w:r>
-      </w:hyperlink>
+      <w:r>
+        <w:rPr>
+          <w:lang w:val="zh_TW" w:bidi="zh_TW"/>
+        </w:rPr>
+        <w:t>羅馬書二章5節</w:t>
+      </w:r>
       <w:r>
         <w:rPr>
           <w:lang w:val="zh_TW" w:bidi="zh_TW"/>
         </w:rPr>
         <w:t>中形容此過程的普遍後果為「心硬」。值得注意的是，惡人反叛的對象不是神的忿怒或罪的後果，而是「真理」和他們自己的良心（</w:t>
       </w:r>
-      <w:hyperlink r:id="rId137">
-        <w:r>
-          <w:rPr>
-            <w:lang w:val="zh_TW" w:bidi="zh_TW"/>
-          </w:rPr>
-          <w:rPr>
-            <w:color w:val="0000EE"/>
-            <w:u w:val="single"/>
-          </w:rPr>
-          <w:t>2:14–16</w:t>
-        </w:r>
-      </w:hyperlink>
+      <w:r>
+        <w:rPr>
+          <w:lang w:val="zh_TW" w:bidi="zh_TW"/>
+        </w:rPr>
+        <w:t>2:14–16</w:t>
+      </w:r>
       <w:r>
         <w:rPr>
           <w:lang w:val="zh_TW" w:bidi="zh_TW"/>
@@ -2987,108 +2207,72 @@
         </w:rPr>
         <w:t>神經常警告祂的百姓不可心硬，因為聖經將心硬與不信聯繫在一起（</w:t>
       </w:r>
-      <w:hyperlink r:id="rId138">
-        <w:r>
-          <w:rPr>
-            <w:lang w:val="zh_TW" w:bidi="zh_TW"/>
-          </w:rPr>
-          <w:rPr>
-            <w:color w:val="0000EE"/>
-            <w:u w:val="single"/>
-          </w:rPr>
-          <w:t>申15:7</w:t>
-        </w:r>
-      </w:hyperlink>
+      <w:r>
+        <w:rPr>
+          <w:lang w:val="zh_TW" w:bidi="zh_TW"/>
+        </w:rPr>
+        <w:t>申15:7</w:t>
+      </w:r>
       <w:r>
         <w:rPr>
           <w:lang w:val="zh_TW" w:bidi="zh_TW"/>
         </w:rPr>
         <w:t>；</w:t>
       </w:r>
-      <w:hyperlink r:id="rId139">
-        <w:r>
-          <w:rPr>
-            <w:lang w:val="zh_TW" w:bidi="zh_TW"/>
-          </w:rPr>
-          <w:rPr>
-            <w:color w:val="0000EE"/>
-            <w:u w:val="single"/>
-          </w:rPr>
-          <w:t>來3:8、15</w:t>
-        </w:r>
-      </w:hyperlink>
+      <w:r>
+        <w:rPr>
+          <w:lang w:val="zh_TW" w:bidi="zh_TW"/>
+        </w:rPr>
+        <w:t>來3:8、15</w:t>
+      </w:r>
       <w:r>
         <w:rPr>
           <w:lang w:val="zh_TW" w:bidi="zh_TW"/>
         </w:rPr>
         <w:t>，</w:t>
       </w:r>
-      <w:hyperlink r:id="rId140">
-        <w:r>
-          <w:rPr>
-            <w:lang w:val="zh_TW" w:bidi="zh_TW"/>
-          </w:rPr>
-          <w:rPr>
-            <w:color w:val="0000EE"/>
-            <w:u w:val="single"/>
-          </w:rPr>
-          <w:t>4:7</w:t>
-        </w:r>
-      </w:hyperlink>
+      <w:r>
+        <w:rPr>
+          <w:lang w:val="zh_TW" w:bidi="zh_TW"/>
+        </w:rPr>
+        <w:t>4:7</w:t>
+      </w:r>
       <w:r>
         <w:rPr>
           <w:lang w:val="zh_TW" w:bidi="zh_TW"/>
         </w:rPr>
         <w:t>）。耶穌也因聽眾心硬而感到憂傷（</w:t>
       </w:r>
-      <w:hyperlink r:id="rId40">
-        <w:r>
-          <w:rPr>
-            <w:lang w:val="zh_TW" w:bidi="zh_TW"/>
-          </w:rPr>
-          <w:rPr>
-            <w:color w:val="0000EE"/>
-            <w:u w:val="single"/>
-          </w:rPr>
-          <w:t>可3:5</w:t>
-        </w:r>
-      </w:hyperlink>
+      <w:r>
+        <w:rPr>
+          <w:lang w:val="zh_TW" w:bidi="zh_TW"/>
+        </w:rPr>
+        <w:t>可3:5</w:t>
+      </w:r>
       <w:r>
         <w:rPr>
           <w:lang w:val="zh_TW" w:bidi="zh_TW"/>
         </w:rPr>
         <w:t>；</w:t>
       </w:r>
-      <w:hyperlink r:id="rId141">
-        <w:r>
-          <w:rPr>
-            <w:lang w:val="zh_TW" w:bidi="zh_TW"/>
-          </w:rPr>
-          <w:rPr>
-            <w:color w:val="0000EE"/>
-            <w:u w:val="single"/>
-          </w:rPr>
-          <w:t>16:14</w:t>
-        </w:r>
-      </w:hyperlink>
+      <w:r>
+        <w:rPr>
+          <w:lang w:val="zh_TW" w:bidi="zh_TW"/>
+        </w:rPr>
+        <w:t>16:14</w:t>
+      </w:r>
       <w:r>
         <w:rPr>
           <w:lang w:val="zh_TW" w:bidi="zh_TW"/>
         </w:rPr>
         <w:t>）。祂提到神因猶太人心硬而容許他們離婚（</w:t>
       </w:r>
-      <w:hyperlink r:id="rId142">
-        <w:r>
-          <w:rPr>
-            <w:lang w:val="zh_TW" w:bidi="zh_TW"/>
-          </w:rPr>
-          <w:rPr>
-            <w:color w:val="0000EE"/>
-            <w:u w:val="single"/>
-          </w:rPr>
-          <w:t>太19:8</w:t>
-        </w:r>
-      </w:hyperlink>
+      <w:r>
+        <w:rPr>
+          <w:lang w:val="zh_TW" w:bidi="zh_TW"/>
+        </w:rPr>
+        <w:t>太19:8</w:t>
+      </w:r>
       <w:r>
         <w:rPr>
           <w:lang w:val="zh_TW" w:bidi="zh_TW"/>
@@ -3121,162 +2305,108 @@
         </w:rPr>
         <w:t>是直接歸因於神，並指出其目的（</w:t>
       </w:r>
-      <w:hyperlink r:id="rId143">
-        <w:r>
-          <w:rPr>
-            <w:lang w:val="zh_TW" w:bidi="zh_TW"/>
-          </w:rPr>
-          <w:rPr>
-            <w:color w:val="0000EE"/>
-            <w:u w:val="single"/>
-          </w:rPr>
-          <w:t>太13:13–15</w:t>
-        </w:r>
-      </w:hyperlink>
+      <w:r>
+        <w:rPr>
+          <w:lang w:val="zh_TW" w:bidi="zh_TW"/>
+        </w:rPr>
+        <w:t>太13:13–15</w:t>
+      </w:r>
       <w:r>
         <w:rPr>
           <w:lang w:val="zh_TW" w:bidi="zh_TW"/>
         </w:rPr>
         <w:t>；</w:t>
       </w:r>
-      <w:hyperlink r:id="rId144">
-        <w:r>
-          <w:rPr>
-            <w:lang w:val="zh_TW" w:bidi="zh_TW"/>
-          </w:rPr>
-          <w:rPr>
-            <w:color w:val="0000EE"/>
-            <w:u w:val="single"/>
-          </w:rPr>
-          <w:t>約12:39–41</w:t>
-        </w:r>
-      </w:hyperlink>
+      <w:r>
+        <w:rPr>
+          <w:lang w:val="zh_TW" w:bidi="zh_TW"/>
+        </w:rPr>
+        <w:t>約12:39–41</w:t>
+      </w:r>
       <w:r>
         <w:rPr>
           <w:lang w:val="zh_TW" w:bidi="zh_TW"/>
         </w:rPr>
         <w:t>）。因此，心硬是墮落性格發展的一個方面，顯示出反叛的根源（</w:t>
       </w:r>
-      <w:hyperlink r:id="rId145">
-        <w:r>
-          <w:rPr>
-            <w:lang w:val="zh_TW" w:bidi="zh_TW"/>
-          </w:rPr>
-          <w:rPr>
-            <w:color w:val="0000EE"/>
-            <w:u w:val="single"/>
-          </w:rPr>
-          <w:t>詩95:8</w:t>
-        </w:r>
-      </w:hyperlink>
+      <w:r>
+        <w:rPr>
+          <w:lang w:val="zh_TW" w:bidi="zh_TW"/>
+        </w:rPr>
+        <w:t>詩95:8</w:t>
+      </w:r>
       <w:r>
         <w:rPr>
           <w:lang w:val="zh_TW" w:bidi="zh_TW"/>
         </w:rPr>
         <w:t>；</w:t>
       </w:r>
-      <w:hyperlink r:id="rId19">
-        <w:r>
-          <w:rPr>
-            <w:lang w:val="zh_TW" w:bidi="zh_TW"/>
-          </w:rPr>
-          <w:rPr>
-            <w:color w:val="0000EE"/>
-            <w:u w:val="single"/>
-          </w:rPr>
-          <w:t>約12:40</w:t>
-        </w:r>
-      </w:hyperlink>
+      <w:r>
+        <w:rPr>
+          <w:lang w:val="zh_TW" w:bidi="zh_TW"/>
+        </w:rPr>
+        <w:t>約12:40</w:t>
+      </w:r>
       <w:r>
         <w:rPr>
           <w:lang w:val="zh_TW" w:bidi="zh_TW"/>
         </w:rPr>
         <w:t>；</w:t>
       </w:r>
-      <w:hyperlink r:id="rId139">
-        <w:r>
-          <w:rPr>
-            <w:lang w:val="zh_TW" w:bidi="zh_TW"/>
-          </w:rPr>
-          <w:rPr>
-            <w:color w:val="0000EE"/>
-            <w:u w:val="single"/>
-          </w:rPr>
-          <w:t>來3:8、15</w:t>
-        </w:r>
-      </w:hyperlink>
+      <w:r>
+        <w:rPr>
+          <w:lang w:val="zh_TW" w:bidi="zh_TW"/>
+        </w:rPr>
+        <w:t>來3:8、15</w:t>
+      </w:r>
       <w:r>
         <w:rPr>
           <w:lang w:val="zh_TW" w:bidi="zh_TW"/>
         </w:rPr>
         <w:t>，</w:t>
       </w:r>
-      <w:hyperlink r:id="rId140">
-        <w:r>
-          <w:rPr>
-            <w:lang w:val="zh_TW" w:bidi="zh_TW"/>
-          </w:rPr>
-          <w:rPr>
-            <w:color w:val="0000EE"/>
-            <w:u w:val="single"/>
-          </w:rPr>
-          <w:t>4:7</w:t>
-        </w:r>
-      </w:hyperlink>
+      <w:r>
+        <w:rPr>
+          <w:lang w:val="zh_TW" w:bidi="zh_TW"/>
+        </w:rPr>
+        <w:t>4:7</w:t>
+      </w:r>
       <w:r>
         <w:rPr>
           <w:lang w:val="zh_TW" w:bidi="zh_TW"/>
         </w:rPr>
         <w:t>）。在整本聖經中，猶太人的背道就是如此描述的（</w:t>
       </w:r>
-      <w:hyperlink r:id="rId146">
-        <w:r>
-          <w:rPr>
-            <w:lang w:val="zh_TW" w:bidi="zh_TW"/>
-          </w:rPr>
-          <w:rPr>
-            <w:color w:val="0000EE"/>
-            <w:u w:val="single"/>
-          </w:rPr>
-          <w:t>王下17:14</w:t>
-        </w:r>
-      </w:hyperlink>
+      <w:r>
+        <w:rPr>
+          <w:lang w:val="zh_TW" w:bidi="zh_TW"/>
+        </w:rPr>
+        <w:t>王下17:14</w:t>
+      </w:r>
       <w:r>
         <w:rPr>
           <w:lang w:val="zh_TW" w:bidi="zh_TW"/>
         </w:rPr>
         <w:t>；</w:t>
       </w:r>
-      <w:hyperlink r:id="rId147">
-        <w:r>
-          <w:rPr>
-            <w:lang w:val="zh_TW" w:bidi="zh_TW"/>
-          </w:rPr>
-          <w:rPr>
-            <w:color w:val="0000EE"/>
-            <w:u w:val="single"/>
-          </w:rPr>
-          <w:t>尼9:16–17</w:t>
-        </w:r>
-      </w:hyperlink>
+      <w:r>
+        <w:rPr>
+          <w:lang w:val="zh_TW" w:bidi="zh_TW"/>
+        </w:rPr>
+        <w:t>尼9:16–17</w:t>
+      </w:r>
       <w:r>
         <w:rPr>
           <w:lang w:val="zh_TW" w:bidi="zh_TW"/>
         </w:rPr>
         <w:t>；</w:t>
       </w:r>
-      <w:hyperlink r:id="rId148">
-        <w:r>
-          <w:rPr>
-            <w:lang w:val="zh_TW" w:bidi="zh_TW"/>
-          </w:rPr>
-          <w:rPr>
-            <w:color w:val="0000EE"/>
-            <w:u w:val="single"/>
-          </w:rPr>
-          <w:t>來3:8</w:t>
-        </w:r>
-      </w:hyperlink>
+      <w:r>
+        <w:rPr>
+          <w:lang w:val="zh_TW" w:bidi="zh_TW"/>
+        </w:rPr>
+        <w:t>來3:8</w:t>
+      </w:r>
       <w:r>
         <w:rPr>
           <w:lang w:val="zh_TW" w:bidi="zh_TW"/>
@@ -3388,36 +2518,24 @@
         </w:rPr>
         <w:t>底順的兒子，也是何利人西珥的後裔（</w:t>
       </w:r>
-      <w:hyperlink r:id="rId149">
-        <w:r>
-          <w:rPr>
-            <w:lang w:val="zh_TW" w:bidi="zh_TW"/>
-          </w:rPr>
-          <w:rPr>
-            <w:color w:val="0000EE"/>
-            <w:u w:val="single"/>
-          </w:rPr>
-          <w:t>創36:26</w:t>
-        </w:r>
-      </w:hyperlink>
+      <w:r>
+        <w:rPr>
+          <w:lang w:val="zh_TW" w:bidi="zh_TW"/>
+        </w:rPr>
+        <w:t>創36:26</w:t>
+      </w:r>
       <w:r>
         <w:rPr>
           <w:lang w:val="zh_TW" w:bidi="zh_TW"/>
         </w:rPr>
         <w:t>）。在</w:t>
       </w:r>
-      <w:hyperlink r:id="rId150">
-        <w:r>
-          <w:rPr>
-            <w:lang w:val="zh_TW" w:bidi="zh_TW"/>
-          </w:rPr>
-          <w:rPr>
-            <w:color w:val="0000EE"/>
-            <w:u w:val="single"/>
-          </w:rPr>
-          <w:t>歷代志上一章41節</w:t>
-        </w:r>
-      </w:hyperlink>
+      <w:r>
+        <w:rPr>
+          <w:lang w:val="zh_TW" w:bidi="zh_TW"/>
+        </w:rPr>
+        <w:t>歷代志上一章41節</w:t>
+      </w:r>
       <w:r>
         <w:rPr>
           <w:lang w:val="zh_TW" w:bidi="zh_TW"/>
@@ -3486,138 +2604,90 @@
         </w:rPr>
         <w:t>聖經說，神是天地的創造主，祂掌管萬有（見</w:t>
       </w:r>
-      <w:hyperlink r:id="rId151">
-        <w:r>
-          <w:rPr>
-            <w:lang w:val="zh_TW" w:bidi="zh_TW"/>
-          </w:rPr>
-          <w:rPr>
-            <w:color w:val="0000EE"/>
-            <w:u w:val="single"/>
-          </w:rPr>
-          <w:t>創1章</w:t>
-        </w:r>
-      </w:hyperlink>
+      <w:r>
+        <w:rPr>
+          <w:lang w:val="zh_TW" w:bidi="zh_TW"/>
+        </w:rPr>
+        <w:t>創1章</w:t>
+      </w:r>
       <w:r>
         <w:rPr>
           <w:lang w:val="zh_TW" w:bidi="zh_TW"/>
         </w:rPr>
         <w:t>；</w:t>
       </w:r>
-      <w:hyperlink r:id="rId152">
-        <w:r>
-          <w:rPr>
-            <w:lang w:val="zh_TW" w:bidi="zh_TW"/>
-          </w:rPr>
-          <w:rPr>
-            <w:color w:val="0000EE"/>
-            <w:u w:val="single"/>
-          </w:rPr>
-          <w:t>詩33:6–11，</w:t>
-        </w:r>
-      </w:hyperlink>
-      <w:hyperlink r:id="rId153">
-        <w:r>
-          <w:rPr>
-            <w:lang w:val="zh_TW" w:bidi="zh_TW"/>
-          </w:rPr>
-          <w:rPr>
-            <w:color w:val="0000EE"/>
-            <w:u w:val="single"/>
-          </w:rPr>
-          <w:t>104</w:t>
-        </w:r>
-      </w:hyperlink>
+      <w:r>
+        <w:rPr>
+          <w:lang w:val="zh_TW" w:bidi="zh_TW"/>
+        </w:rPr>
+        <w:t>詩33:6–11，</w:t>
+      </w:r>
+      <w:r>
+        <w:rPr>
+          <w:lang w:val="zh_TW" w:bidi="zh_TW"/>
+        </w:rPr>
+        <w:t>104</w:t>
+      </w:r>
       <w:r>
         <w:rPr>
           <w:lang w:val="zh_TW" w:bidi="zh_TW"/>
         </w:rPr>
         <w:t>；</w:t>
       </w:r>
-      <w:hyperlink r:id="rId154">
-        <w:r>
-          <w:rPr>
-            <w:lang w:val="zh_TW" w:bidi="zh_TW"/>
-          </w:rPr>
-          <w:rPr>
-            <w:color w:val="0000EE"/>
-            <w:u w:val="single"/>
-          </w:rPr>
-          <w:t>太6:25–32</w:t>
-        </w:r>
-      </w:hyperlink>
+      <w:r>
+        <w:rPr>
+          <w:lang w:val="zh_TW" w:bidi="zh_TW"/>
+        </w:rPr>
+        <w:t>太6:25–32</w:t>
+      </w:r>
       <w:r>
         <w:rPr>
           <w:lang w:val="zh_TW" w:bidi="zh_TW"/>
         </w:rPr>
         <w:t>）。人被描述為照著神的形像被造（</w:t>
       </w:r>
-      <w:hyperlink r:id="rId155">
-        <w:r>
-          <w:rPr>
-            <w:lang w:val="zh_TW" w:bidi="zh_TW"/>
-          </w:rPr>
-          <w:rPr>
-            <w:color w:val="0000EE"/>
-            <w:u w:val="single"/>
-          </w:rPr>
-          <w:t>創1–2章</w:t>
-        </w:r>
-      </w:hyperlink>
+      <w:r>
+        <w:rPr>
+          <w:lang w:val="zh_TW" w:bidi="zh_TW"/>
+        </w:rPr>
+        <w:t>創1–2章</w:t>
+      </w:r>
       <w:r>
         <w:rPr>
           <w:lang w:val="zh_TW" w:bidi="zh_TW"/>
         </w:rPr>
         <w:t>）。認識神為創造主，是理解聖經救恩信息的關鍵。人的罪極其嚴重，因為人「去敬拜事奉受造之物，不敬奉那造物的主」（</w:t>
       </w:r>
-      <w:hyperlink r:id="rId156">
-        <w:r>
-          <w:rPr>
-            <w:lang w:val="zh_TW" w:bidi="zh_TW"/>
-          </w:rPr>
-          <w:rPr>
-            <w:color w:val="0000EE"/>
-            <w:u w:val="single"/>
-          </w:rPr>
-          <w:t>羅1:25</w:t>
-        </w:r>
-      </w:hyperlink>
+      <w:r>
+        <w:rPr>
+          <w:lang w:val="zh_TW" w:bidi="zh_TW"/>
+        </w:rPr>
+        <w:t>羅1:25</w:t>
+      </w:r>
       <w:r>
         <w:rPr>
           <w:lang w:val="zh_TW" w:bidi="zh_TW"/>
         </w:rPr>
         <w:t>）。神既是我們的創造主，也是我們的救贖主；祂拯救那悖逆的受造物。這些受造物與全地一同受著虛空和敗壞的咒詛（</w:t>
       </w:r>
-      <w:hyperlink r:id="rId157">
-        <w:r>
-          <w:rPr>
-            <w:lang w:val="zh_TW" w:bidi="zh_TW"/>
-          </w:rPr>
-          <w:rPr>
-            <w:color w:val="0000EE"/>
-            <w:u w:val="single"/>
-          </w:rPr>
-          <w:t>創3:17–18</w:t>
-        </w:r>
-      </w:hyperlink>
+      <w:r>
+        <w:rPr>
+          <w:lang w:val="zh_TW" w:bidi="zh_TW"/>
+        </w:rPr>
+        <w:t>創3:17–18</w:t>
+      </w:r>
       <w:r>
         <w:rPr>
           <w:lang w:val="zh_TW" w:bidi="zh_TW"/>
         </w:rPr>
         <w:t>；</w:t>
       </w:r>
-      <w:hyperlink r:id="rId158">
-        <w:r>
-          <w:rPr>
-            <w:lang w:val="zh_TW" w:bidi="zh_TW"/>
-          </w:rPr>
-          <w:rPr>
-            <w:color w:val="0000EE"/>
-            <w:u w:val="single"/>
-          </w:rPr>
-          <w:t>羅8:20–21</w:t>
-        </w:r>
-      </w:hyperlink>
+      <w:r>
+        <w:rPr>
+          <w:lang w:val="zh_TW" w:bidi="zh_TW"/>
+        </w:rPr>
+        <w:t>羅8:20–21</w:t>
+      </w:r>
       <w:r>
         <w:rPr>
           <w:lang w:val="zh_TW" w:bidi="zh_TW"/>
@@ -3649,96 +2719,54 @@
         </w:rPr>
         <w:t>以賽亞書（特別是</w:t>
       </w:r>
-      <w:hyperlink r:id="rId159">
-        <w:r>
-          <w:rPr>
-            <w:lang w:val="zh_TW" w:bidi="zh_TW"/>
-          </w:rPr>
-          <w:rPr>
-            <w:color w:val="0000EE"/>
-            <w:u w:val="single"/>
-          </w:rPr>
-          <w:t>40–66</w:t>
-        </w:r>
-      </w:hyperlink>
+      <w:r>
+        <w:rPr>
+          <w:lang w:val="zh_TW" w:bidi="zh_TW"/>
+        </w:rPr>
+        <w:t>40–66</w:t>
+      </w:r>
       <w:r>
         <w:rPr>
           <w:lang w:val="zh_TW" w:bidi="zh_TW"/>
         </w:rPr>
         <w:t>章）將創造與救恩聯繫起來，先知在此談到神對以色列最終的救贖，這未來的救恩常常突顯神是天地和以色列的創造主（見</w:t>
       </w:r>
-      <w:hyperlink r:id="rId160">
-        <w:r>
-          <w:rPr>
-            <w:lang w:val="zh_TW" w:bidi="zh_TW"/>
-          </w:rPr>
-          <w:rPr>
-            <w:color w:val="0000EE"/>
-            <w:u w:val="single"/>
-          </w:rPr>
-          <w:t>賽40:12–31，</w:t>
-        </w:r>
-      </w:hyperlink>
-      <w:hyperlink r:id="rId161">
-        <w:r>
-          <w:rPr>
-            <w:lang w:val="zh_TW" w:bidi="zh_TW"/>
-          </w:rPr>
-          <w:rPr>
-            <w:color w:val="0000EE"/>
-            <w:u w:val="single"/>
-          </w:rPr>
-          <w:t>44:24，</w:t>
-        </w:r>
-      </w:hyperlink>
-      <w:hyperlink r:id="rId162">
-        <w:r>
-          <w:rPr>
-            <w:lang w:val="zh_TW" w:bidi="zh_TW"/>
-          </w:rPr>
-          <w:rPr>
-            <w:color w:val="0000EE"/>
-            <w:u w:val="single"/>
-          </w:rPr>
-          <w:t>45:18，</w:t>
-        </w:r>
-      </w:hyperlink>
-      <w:hyperlink r:id="rId163">
-        <w:r>
-          <w:rPr>
-            <w:lang w:val="zh_TW" w:bidi="zh_TW"/>
-          </w:rPr>
-          <w:rPr>
-            <w:color w:val="0000EE"/>
-            <w:u w:val="single"/>
-          </w:rPr>
-          <w:t>48:13，</w:t>
-        </w:r>
-      </w:hyperlink>
-      <w:hyperlink r:id="rId164">
-        <w:r>
-          <w:rPr>
-            <w:lang w:val="zh_TW" w:bidi="zh_TW"/>
-          </w:rPr>
-          <w:rPr>
-            <w:color w:val="0000EE"/>
-            <w:u w:val="single"/>
-          </w:rPr>
-          <w:t>51:16，</w:t>
-        </w:r>
-      </w:hyperlink>
-      <w:hyperlink r:id="rId165">
-        <w:r>
-          <w:rPr>
-            <w:lang w:val="zh_TW" w:bidi="zh_TW"/>
-          </w:rPr>
-          <w:rPr>
-            <w:color w:val="0000EE"/>
-            <w:u w:val="single"/>
-          </w:rPr>
-          <w:t>64:8</w:t>
-        </w:r>
-      </w:hyperlink>
+      <w:r>
+        <w:rPr>
+          <w:lang w:val="zh_TW" w:bidi="zh_TW"/>
+        </w:rPr>
+        <w:t>賽40:12–31，</w:t>
+      </w:r>
+      <w:r>
+        <w:rPr>
+          <w:lang w:val="zh_TW" w:bidi="zh_TW"/>
+        </w:rPr>
+        <w:t>44:24，</w:t>
+      </w:r>
+      <w:r>
+        <w:rPr>
+          <w:lang w:val="zh_TW" w:bidi="zh_TW"/>
+        </w:rPr>
+        <w:t>45:18，</w:t>
+      </w:r>
+      <w:r>
+        <w:rPr>
+          <w:lang w:val="zh_TW" w:bidi="zh_TW"/>
+        </w:rPr>
+        <w:t>48:13，</w:t>
+      </w:r>
+      <w:r>
+        <w:rPr>
+          <w:lang w:val="zh_TW" w:bidi="zh_TW"/>
+        </w:rPr>
+        <w:t>51:16，</w:t>
+      </w:r>
+      <w:r>
+        <w:rPr>
+          <w:lang w:val="zh_TW" w:bidi="zh_TW"/>
+        </w:rPr>
+        <w:t>64:8</w:t>
+      </w:r>
       <w:r>
         <w:rPr>
           <w:lang w:val="zh_TW" w:bidi="zh_TW"/>
@@ -3759,48 +2787,30 @@
         </w:rPr>
         <w:t>以賽亞書提到「新天新地」（</w:t>
       </w:r>
-      <w:hyperlink r:id="rId166">
-        <w:r>
-          <w:rPr>
-            <w:lang w:val="zh_TW" w:bidi="zh_TW"/>
-          </w:rPr>
-          <w:rPr>
-            <w:color w:val="0000EE"/>
-            <w:u w:val="single"/>
-          </w:rPr>
-          <w:t>賽65:17，</w:t>
-        </w:r>
-      </w:hyperlink>
-      <w:hyperlink r:id="rId167">
-        <w:r>
-          <w:rPr>
-            <w:lang w:val="zh_TW" w:bidi="zh_TW"/>
-          </w:rPr>
-          <w:rPr>
-            <w:color w:val="0000EE"/>
-            <w:u w:val="single"/>
-          </w:rPr>
-          <w:t>66:22</w:t>
-        </w:r>
-      </w:hyperlink>
+      <w:r>
+        <w:rPr>
+          <w:lang w:val="zh_TW" w:bidi="zh_TW"/>
+        </w:rPr>
+        <w:t>賽65:17，</w:t>
+      </w:r>
+      <w:r>
+        <w:rPr>
+          <w:lang w:val="zh_TW" w:bidi="zh_TW"/>
+        </w:rPr>
+        <w:t>66:22</w:t>
+      </w:r>
       <w:r>
         <w:rPr>
           <w:lang w:val="zh_TW" w:bidi="zh_TW"/>
         </w:rPr>
         <w:t>）。這個新造的概念表明，神所應許的救恩並不限於以色列，而是關乎萬民。神在末後重新創造與復興，呼應了祂起初的創造（</w:t>
       </w:r>
-      <w:hyperlink r:id="rId168">
-        <w:r>
-          <w:rPr>
-            <w:lang w:val="zh_TW" w:bidi="zh_TW"/>
-          </w:rPr>
-          <w:rPr>
-            <w:color w:val="0000EE"/>
-            <w:u w:val="single"/>
-          </w:rPr>
-          <w:t>賽48:12</w:t>
-        </w:r>
-      </w:hyperlink>
+      <w:r>
+        <w:rPr>
+          <w:lang w:val="zh_TW" w:bidi="zh_TW"/>
+        </w:rPr>
+        <w:t>賽48:12</w:t>
+      </w:r>
       <w:r>
         <w:rPr>
           <w:lang w:val="zh_TW" w:bidi="zh_TW"/>
@@ -3832,126 +2842,84 @@
         </w:rPr>
         <w:t>新約聖經把創造與救贖，強而有力地連結起來。多位作者把基督的救贖工作與祂在創造中的角色聯繫在一起（</w:t>
       </w:r>
-      <w:hyperlink r:id="rId169">
-        <w:r>
-          <w:rPr>
-            <w:lang w:val="zh_TW" w:bidi="zh_TW"/>
-          </w:rPr>
-          <w:rPr>
-            <w:color w:val="0000EE"/>
-            <w:u w:val="single"/>
-          </w:rPr>
-          <w:t>約1:3</w:t>
-        </w:r>
-      </w:hyperlink>
+      <w:r>
+        <w:rPr>
+          <w:lang w:val="zh_TW" w:bidi="zh_TW"/>
+        </w:rPr>
+        <w:t>約1:3</w:t>
+      </w:r>
       <w:r>
         <w:rPr>
           <w:lang w:val="zh_TW" w:bidi="zh_TW"/>
         </w:rPr>
         <w:t>；</w:t>
       </w:r>
-      <w:hyperlink r:id="rId170">
-        <w:r>
-          <w:rPr>
-            <w:lang w:val="zh_TW" w:bidi="zh_TW"/>
-          </w:rPr>
-          <w:rPr>
-            <w:color w:val="0000EE"/>
-            <w:u w:val="single"/>
-          </w:rPr>
-          <w:t>西1:15–18</w:t>
-        </w:r>
-      </w:hyperlink>
+      <w:r>
+        <w:rPr>
+          <w:lang w:val="zh_TW" w:bidi="zh_TW"/>
+        </w:rPr>
+        <w:t>西1:15–18</w:t>
+      </w:r>
       <w:r>
         <w:rPr>
           <w:lang w:val="zh_TW" w:bidi="zh_TW"/>
         </w:rPr>
         <w:t>；</w:t>
       </w:r>
-      <w:hyperlink r:id="rId171">
-        <w:r>
-          <w:rPr>
-            <w:lang w:val="zh_TW" w:bidi="zh_TW"/>
-          </w:rPr>
-          <w:rPr>
-            <w:color w:val="0000EE"/>
-            <w:u w:val="single"/>
-          </w:rPr>
-          <w:t>來1:2–3</w:t>
-        </w:r>
-      </w:hyperlink>
+      <w:r>
+        <w:rPr>
+          <w:lang w:val="zh_TW" w:bidi="zh_TW"/>
+        </w:rPr>
+        <w:t>來1:2–3</w:t>
+      </w:r>
       <w:r>
         <w:rPr>
           <w:lang w:val="zh_TW" w:bidi="zh_TW"/>
         </w:rPr>
         <w:t>；</w:t>
       </w:r>
-      <w:hyperlink r:id="rId172">
-        <w:r>
-          <w:rPr>
-            <w:lang w:val="zh_TW" w:bidi="zh_TW"/>
-          </w:rPr>
-          <w:rPr>
-            <w:color w:val="0000EE"/>
-            <w:u w:val="single"/>
-          </w:rPr>
-          <w:t>啟3:14</w:t>
-        </w:r>
-      </w:hyperlink>
+      <w:r>
+        <w:rPr>
+          <w:lang w:val="zh_TW" w:bidi="zh_TW"/>
+        </w:rPr>
+        <w:t>啟3:14</w:t>
+      </w:r>
       <w:r>
         <w:rPr>
           <w:lang w:val="zh_TW" w:bidi="zh_TW"/>
         </w:rPr>
         <w:t>）。他們特別強調這種連結，指出基督所成就的工發生在「時候滿足」時（</w:t>
       </w:r>
-      <w:hyperlink r:id="rId173">
-        <w:r>
-          <w:rPr>
-            <w:lang w:val="zh_TW" w:bidi="zh_TW"/>
-          </w:rPr>
-          <w:rPr>
-            <w:color w:val="0000EE"/>
-            <w:u w:val="single"/>
-          </w:rPr>
-          <w:t>加4:4</w:t>
-        </w:r>
-      </w:hyperlink>
+      <w:r>
+        <w:rPr>
+          <w:lang w:val="zh_TW" w:bidi="zh_TW"/>
+        </w:rPr>
+        <w:t>加4:4</w:t>
+      </w:r>
       <w:r>
         <w:rPr>
           <w:lang w:val="zh_TW" w:bidi="zh_TW"/>
         </w:rPr>
         <w:t>；</w:t>
       </w:r>
-      <w:hyperlink r:id="rId174">
-        <w:r>
-          <w:rPr>
-            <w:lang w:val="zh_TW" w:bidi="zh_TW"/>
-          </w:rPr>
-          <w:rPr>
-            <w:color w:val="0000EE"/>
-            <w:u w:val="single"/>
-          </w:rPr>
-          <w:t>弗1:10</w:t>
-        </w:r>
-      </w:hyperlink>
+      <w:r>
+        <w:rPr>
+          <w:lang w:val="zh_TW" w:bidi="zh_TW"/>
+        </w:rPr>
+        <w:t>弗1:10</w:t>
+      </w:r>
       <w:r>
         <w:rPr>
           <w:lang w:val="zh_TW" w:bidi="zh_TW"/>
         </w:rPr>
         <w:t>）以及「這末世」（</w:t>
       </w:r>
-      <w:hyperlink r:id="rId175">
-        <w:r>
-          <w:rPr>
-            <w:lang w:val="zh_TW" w:bidi="zh_TW"/>
-          </w:rPr>
-          <w:rPr>
-            <w:color w:val="0000EE"/>
-            <w:u w:val="single"/>
-          </w:rPr>
-          <w:t>來1:2</w:t>
-        </w:r>
-      </w:hyperlink>
+      <w:r>
+        <w:rPr>
+          <w:lang w:val="zh_TW" w:bidi="zh_TW"/>
+        </w:rPr>
+        <w:t>來1:2</w:t>
+      </w:r>
       <w:r>
         <w:rPr>
           <w:lang w:val="zh_TW" w:bidi="zh_TW"/>
@@ -3972,90 +2940,60 @@
         </w:rPr>
         <w:t>這種新造與基督的工作的關聯是顯而易見的。保羅稱基督為「末後的亞當」和「第二個人」（</w:t>
       </w:r>
-      <w:hyperlink r:id="rId176">
-        <w:r>
-          <w:rPr>
-            <w:lang w:val="zh_TW" w:bidi="zh_TW"/>
-          </w:rPr>
-          <w:rPr>
-            <w:color w:val="0000EE"/>
-            <w:u w:val="single"/>
-          </w:rPr>
-          <w:t>林前15:45–47</w:t>
-        </w:r>
-      </w:hyperlink>
+      <w:r>
+        <w:rPr>
+          <w:lang w:val="zh_TW" w:bidi="zh_TW"/>
+        </w:rPr>
+        <w:t>林前15:45–47</w:t>
+      </w:r>
       <w:r>
         <w:rPr>
           <w:lang w:val="zh_TW" w:bidi="zh_TW"/>
         </w:rPr>
         <w:t>；參</w:t>
       </w:r>
-      <w:hyperlink r:id="rId177">
-        <w:r>
-          <w:rPr>
-            <w:lang w:val="zh_TW" w:bidi="zh_TW"/>
-          </w:rPr>
-          <w:rPr>
-            <w:color w:val="0000EE"/>
-            <w:u w:val="single"/>
-          </w:rPr>
-          <w:t>22</w:t>
-        </w:r>
-      </w:hyperlink>
+      <w:r>
+        <w:rPr>
+          <w:lang w:val="zh_TW" w:bidi="zh_TW"/>
+        </w:rPr>
+        <w:t>22</w:t>
+      </w:r>
       <w:r>
         <w:rPr>
           <w:lang w:val="zh_TW" w:bidi="zh_TW"/>
         </w:rPr>
         <w:t>節；</w:t>
       </w:r>
-      <w:hyperlink r:id="rId178">
-        <w:r>
-          <w:rPr>
-            <w:lang w:val="zh_TW" w:bidi="zh_TW"/>
-          </w:rPr>
-          <w:rPr>
-            <w:color w:val="0000EE"/>
-            <w:u w:val="single"/>
-          </w:rPr>
-          <w:t>羅5:14</w:t>
-        </w:r>
-      </w:hyperlink>
+      <w:r>
+        <w:rPr>
+          <w:lang w:val="zh_TW" w:bidi="zh_TW"/>
+        </w:rPr>
+        <w:t>羅5:14</w:t>
+      </w:r>
       <w:r>
         <w:rPr>
           <w:lang w:val="zh_TW" w:bidi="zh_TW"/>
         </w:rPr>
         <w:t>）。這種描述與耶穌用於自己的稱號「人子」密切相關。保羅用「末後的亞當」這個詞語來強調亞當與基督之間的對比（</w:t>
       </w:r>
-      <w:hyperlink r:id="rId179">
-        <w:r>
-          <w:rPr>
-            <w:lang w:val="zh_TW" w:bidi="zh_TW"/>
-          </w:rPr>
-          <w:rPr>
-            <w:color w:val="0000EE"/>
-            <w:u w:val="single"/>
-          </w:rPr>
-          <w:t>羅1章</w:t>
-        </w:r>
-      </w:hyperlink>
+      <w:r>
+        <w:rPr>
+          <w:lang w:val="zh_TW" w:bidi="zh_TW"/>
+        </w:rPr>
+        <w:t>羅1章</w:t>
+      </w:r>
       <w:r>
         <w:rPr>
           <w:lang w:val="zh_TW" w:bidi="zh_TW"/>
         </w:rPr>
         <w:t>；</w:t>
       </w:r>
-      <w:hyperlink r:id="rId180">
-        <w:r>
-          <w:rPr>
-            <w:lang w:val="zh_TW" w:bidi="zh_TW"/>
-          </w:rPr>
-          <w:rPr>
-            <w:color w:val="0000EE"/>
-            <w:u w:val="single"/>
-          </w:rPr>
-          <w:t>林前15章</w:t>
-        </w:r>
-      </w:hyperlink>
+      <w:r>
+        <w:rPr>
+          <w:lang w:val="zh_TW" w:bidi="zh_TW"/>
+        </w:rPr>
+        <w:t>林前15章</w:t>
+      </w:r>
       <w:r>
         <w:rPr>
           <w:lang w:val="zh_TW" w:bidi="zh_TW"/>
@@ -4076,36 +3014,24 @@
         </w:rPr>
         <w:t>保羅在</w:t>
       </w:r>
-      <w:hyperlink r:id="rId181">
-        <w:r>
-          <w:rPr>
-            <w:lang w:val="zh_TW" w:bidi="zh_TW"/>
-          </w:rPr>
-          <w:rPr>
-            <w:color w:val="0000EE"/>
-            <w:u w:val="single"/>
-          </w:rPr>
-          <w:t>哥林多前書十五章42至49節</w:t>
-        </w:r>
-      </w:hyperlink>
+      <w:r>
+        <w:rPr>
+          <w:lang w:val="zh_TW" w:bidi="zh_TW"/>
+        </w:rPr>
+        <w:t>哥林多前書十五章42至49節</w:t>
+      </w:r>
       <w:r>
         <w:rPr>
           <w:lang w:val="zh_TW" w:bidi="zh_TW"/>
         </w:rPr>
         <w:t>中，闡明了亞當與基督對比的全貌。他把信徒那軟弱、必死的身體，與他們在復活時要得著榮耀、有能力的身體作比較。他總結這個對比，指出一個身體是「屬血氣的」，另一個則是「屬靈的」。亞當與基督分別代表這兩種身體──屬血氣的與屬靈的。但保羅同時也把亞當與基督呈現為完整的人，作為眾人的代表，並且引領兩種不同的生命秩序。亞當是第一個人，是屬血氣世界的元首。由於罪，這世界已經敗壞並且必死（</w:t>
       </w:r>
-      <w:hyperlink r:id="rId182">
-        <w:r>
-          <w:rPr>
-            <w:lang w:val="zh_TW" w:bidi="zh_TW"/>
-          </w:rPr>
-          <w:rPr>
-            <w:color w:val="0000EE"/>
-            <w:u w:val="single"/>
-          </w:rPr>
-          <w:t>羅5:12–19</w:t>
-        </w:r>
-      </w:hyperlink>
+      <w:r>
+        <w:rPr>
+          <w:lang w:val="zh_TW" w:bidi="zh_TW"/>
+        </w:rPr>
+        <w:t>羅5:12–19</w:t>
+      </w:r>
       <w:r>
         <w:rPr>
           <w:lang w:val="zh_TW" w:bidi="zh_TW"/>
@@ -4148,54 +3074,36 @@
         </w:rPr>
         <w:t>基督的復活是信徒復活的根基。作為末後的亞當，祂藉著復活成了賜生命的靈（</w:t>
       </w:r>
-      <w:hyperlink r:id="rId183">
-        <w:r>
-          <w:rPr>
-            <w:lang w:val="zh_TW" w:bidi="zh_TW"/>
-          </w:rPr>
-          <w:rPr>
-            <w:color w:val="0000EE"/>
-            <w:u w:val="single"/>
-          </w:rPr>
-          <w:t>林前15:45</w:t>
-        </w:r>
-      </w:hyperlink>
+      <w:r>
+        <w:rPr>
+          <w:lang w:val="zh_TW" w:bidi="zh_TW"/>
+        </w:rPr>
+        <w:t>林前15:45</w:t>
+      </w:r>
       <w:r>
         <w:rPr>
           <w:lang w:val="zh_TW" w:bidi="zh_TW"/>
         </w:rPr>
         <w:t>）。重點在於基督的復活與信徒復活之間的合一（參</w:t>
       </w:r>
-      <w:hyperlink r:id="rId184">
-        <w:r>
-          <w:rPr>
-            <w:lang w:val="zh_TW" w:bidi="zh_TW"/>
-          </w:rPr>
-          <w:rPr>
-            <w:color w:val="0000EE"/>
-            <w:u w:val="single"/>
-          </w:rPr>
-          <w:t>林前15:12–20</w:t>
-        </w:r>
-      </w:hyperlink>
+      <w:r>
+        <w:rPr>
+          <w:lang w:val="zh_TW" w:bidi="zh_TW"/>
+        </w:rPr>
+        <w:t>林前15:12–20</w:t>
+      </w:r>
       <w:r>
         <w:rPr>
           <w:lang w:val="zh_TW" w:bidi="zh_TW"/>
         </w:rPr>
         <w:t>；</w:t>
       </w:r>
-      <w:hyperlink r:id="rId185">
-        <w:r>
-          <w:rPr>
-            <w:lang w:val="zh_TW" w:bidi="zh_TW"/>
-          </w:rPr>
-          <w:rPr>
-            <w:color w:val="0000EE"/>
-            <w:u w:val="single"/>
-          </w:rPr>
-          <w:t>西1:18</w:t>
-        </w:r>
-      </w:hyperlink>
+      <w:r>
+        <w:rPr>
+          <w:lang w:val="zh_TW" w:bidi="zh_TW"/>
+        </w:rPr>
+        <w:t>西1:18</w:t>
+      </w:r>
       <w:r>
         <w:rPr>
           <w:lang w:val="zh_TW" w:bidi="zh_TW"/>
@@ -4214,36 +3122,24 @@
           <w:lang w:val="zh_TW" w:bidi="zh_TW"/>
         </w:rPr>
       </w:r>
-      <w:hyperlink r:id="rId183">
-        <w:r>
-          <w:rPr>
-            <w:lang w:val="zh_TW" w:bidi="zh_TW"/>
-          </w:rPr>
-          <w:rPr>
-            <w:color w:val="0000EE"/>
-            <w:u w:val="single"/>
-          </w:rPr>
-          <w:t>哥林多前書十五章45節</w:t>
-        </w:r>
-      </w:hyperlink>
+      <w:r>
+        <w:rPr>
+          <w:lang w:val="zh_TW" w:bidi="zh_TW"/>
+        </w:rPr>
+        <w:t>哥林多前書十五章45節</w:t>
+      </w:r>
       <w:r>
         <w:rPr>
           <w:lang w:val="zh_TW" w:bidi="zh_TW"/>
         </w:rPr>
         <w:t>顯明復活的基督與聖靈在賜生命上的合一。經文說，末後的亞當成了賜生命的靈。聖靈就是新造背後的能力（見</w:t>
       </w:r>
-      <w:hyperlink r:id="rId186">
-        <w:r>
-          <w:rPr>
-            <w:lang w:val="zh_TW" w:bidi="zh_TW"/>
-          </w:rPr>
-          <w:rPr>
-            <w:color w:val="0000EE"/>
-            <w:u w:val="single"/>
-          </w:rPr>
-          <w:t>希伯來書6:5</w:t>
-        </w:r>
-      </w:hyperlink>
+      <w:r>
+        <w:rPr>
+          <w:lang w:val="zh_TW" w:bidi="zh_TW"/>
+        </w:rPr>
+        <w:t>希伯來書6:5</w:t>
+      </w:r>
       <w:r>
         <w:rPr>
           <w:lang w:val="zh_TW" w:bidi="zh_TW"/>
@@ -4264,132 +3160,84 @@
         </w:rPr>
         <w:t>新造實現了舊約所應許並盼望的事。它已經藉著基督（末後的亞當）的工作開始了，特別是藉著祂的死與復活。當祂再來時，新造要完全成就。與此同時，我們正生活在兩個創造並存的時期──新造已經開始，而舊的創造仍在逐漸消逝（</w:t>
       </w:r>
-      <w:hyperlink r:id="rId187">
-        <w:r>
-          <w:rPr>
-            <w:lang w:val="zh_TW" w:bidi="zh_TW"/>
-          </w:rPr>
-          <w:rPr>
-            <w:color w:val="0000EE"/>
-            <w:u w:val="single"/>
-          </w:rPr>
-          <w:t>林前7:31</w:t>
-        </w:r>
-      </w:hyperlink>
+      <w:r>
+        <w:rPr>
+          <w:lang w:val="zh_TW" w:bidi="zh_TW"/>
+        </w:rPr>
+        <w:t>林前7:31</w:t>
+      </w:r>
       <w:r>
         <w:rPr>
           <w:lang w:val="zh_TW" w:bidi="zh_TW"/>
         </w:rPr>
         <w:t>）。新造的概念與神的國緊密相連，而神的國是耶穌在對觀福音中教導的核心主題。這國度與耶穌的工作相連，它既是現在的（</w:t>
       </w:r>
-      <w:hyperlink r:id="rId188">
-        <w:r>
-          <w:rPr>
-            <w:lang w:val="zh_TW" w:bidi="zh_TW"/>
-          </w:rPr>
-          <w:rPr>
-            <w:color w:val="0000EE"/>
-            <w:u w:val="single"/>
-          </w:rPr>
-          <w:t>太12:28，</w:t>
-        </w:r>
-      </w:hyperlink>
-      <w:hyperlink r:id="rId189">
-        <w:r>
-          <w:rPr>
-            <w:lang w:val="zh_TW" w:bidi="zh_TW"/>
-          </w:rPr>
-          <w:rPr>
-            <w:color w:val="0000EE"/>
-            <w:u w:val="single"/>
-          </w:rPr>
-          <w:t>13:11、16–17</w:t>
-        </w:r>
-      </w:hyperlink>
+      <w:r>
+        <w:rPr>
+          <w:lang w:val="zh_TW" w:bidi="zh_TW"/>
+        </w:rPr>
+        <w:t>太12:28，</w:t>
+      </w:r>
+      <w:r>
+        <w:rPr>
+          <w:lang w:val="zh_TW" w:bidi="zh_TW"/>
+        </w:rPr>
+        <w:t>13:11、16–17</w:t>
+      </w:r>
       <w:r>
         <w:rPr>
           <w:lang w:val="zh_TW" w:bidi="zh_TW"/>
         </w:rPr>
         <w:t>），也是將來的（</w:t>
       </w:r>
-      <w:hyperlink r:id="rId190">
-        <w:r>
-          <w:rPr>
-            <w:lang w:val="zh_TW" w:bidi="zh_TW"/>
-          </w:rPr>
-          <w:rPr>
-            <w:color w:val="0000EE"/>
-            <w:u w:val="single"/>
-          </w:rPr>
-          <w:t>太8:11，</w:t>
-        </w:r>
-      </w:hyperlink>
-      <w:hyperlink r:id="rId191">
-        <w:r>
-          <w:rPr>
-            <w:lang w:val="zh_TW" w:bidi="zh_TW"/>
-          </w:rPr>
-          <w:rPr>
-            <w:color w:val="0000EE"/>
-            <w:u w:val="single"/>
-          </w:rPr>
-          <w:t>25:34</w:t>
-        </w:r>
-      </w:hyperlink>
+      <w:r>
+        <w:rPr>
+          <w:lang w:val="zh_TW" w:bidi="zh_TW"/>
+        </w:rPr>
+        <w:t>太8:11，</w:t>
+      </w:r>
+      <w:r>
+        <w:rPr>
+          <w:lang w:val="zh_TW" w:bidi="zh_TW"/>
+        </w:rPr>
+        <w:t>25:34</w:t>
+      </w:r>
       <w:r>
         <w:rPr>
           <w:lang w:val="zh_TW" w:bidi="zh_TW"/>
         </w:rPr>
         <w:t>）。猶太教、耶穌和早期教會（見</w:t>
       </w:r>
-      <w:hyperlink r:id="rId192">
-        <w:r>
-          <w:rPr>
-            <w:lang w:val="zh_TW" w:bidi="zh_TW"/>
-          </w:rPr>
-          <w:rPr>
-            <w:color w:val="0000EE"/>
-            <w:u w:val="single"/>
-          </w:rPr>
-          <w:t>太12:32</w:t>
-        </w:r>
-      </w:hyperlink>
+      <w:r>
+        <w:rPr>
+          <w:lang w:val="zh_TW" w:bidi="zh_TW"/>
+        </w:rPr>
+        <w:t>太12:32</w:t>
+      </w:r>
       <w:r>
         <w:rPr>
           <w:lang w:val="zh_TW" w:bidi="zh_TW"/>
         </w:rPr>
         <w:t>；</w:t>
       </w:r>
-      <w:hyperlink r:id="rId193">
-        <w:r>
-          <w:rPr>
-            <w:lang w:val="zh_TW" w:bidi="zh_TW"/>
-          </w:rPr>
-          <w:rPr>
-            <w:color w:val="0000EE"/>
-            <w:u w:val="single"/>
-          </w:rPr>
-          <w:t>弗1:21</w:t>
-        </w:r>
-      </w:hyperlink>
+      <w:r>
+        <w:rPr>
+          <w:lang w:val="zh_TW" w:bidi="zh_TW"/>
+        </w:rPr>
+        <w:t>弗1:21</w:t>
+      </w:r>
       <w:r>
         <w:rPr>
           <w:lang w:val="zh_TW" w:bidi="zh_TW"/>
         </w:rPr>
         <w:t>）都提到兩個世代：今世與「來世（age to come）」。他們視「來世」為新造。「新造」這個詞語代表徹底的轉變，表明救贖就是更新一切（</w:t>
       </w:r>
-      <w:hyperlink r:id="rId194">
-        <w:r>
-          <w:rPr>
-            <w:lang w:val="zh_TW" w:bidi="zh_TW"/>
-          </w:rPr>
-          <w:rPr>
-            <w:color w:val="0000EE"/>
-            <w:u w:val="single"/>
-          </w:rPr>
-          <w:t>啟21:5</w:t>
-        </w:r>
-      </w:hyperlink>
+      <w:r>
+        <w:rPr>
+          <w:lang w:val="zh_TW" w:bidi="zh_TW"/>
+        </w:rPr>
+        <w:t>啟21:5</w:t>
+      </w:r>
       <w:r>
         <w:rPr>
           <w:lang w:val="zh_TW" w:bidi="zh_TW"/>
@@ -4425,36 +3273,24 @@
         </w:rPr>
         <w:t>在新約聖經中，信徒與基督聯合，享受祂的救恩。既然基督已經死而復活，與祂聯合就意味著成為新造的一部分（</w:t>
       </w:r>
-      <w:hyperlink r:id="rId195">
-        <w:r>
-          <w:rPr>
-            <w:lang w:val="zh_TW" w:bidi="zh_TW"/>
-          </w:rPr>
-          <w:rPr>
-            <w:color w:val="0000EE"/>
-            <w:u w:val="single"/>
-          </w:rPr>
-          <w:t>林後5:15</w:t>
-        </w:r>
-      </w:hyperlink>
+      <w:r>
+        <w:rPr>
+          <w:lang w:val="zh_TW" w:bidi="zh_TW"/>
+        </w:rPr>
+        <w:t>林後5:15</w:t>
+      </w:r>
       <w:r>
         <w:rPr>
           <w:lang w:val="zh_TW" w:bidi="zh_TW"/>
         </w:rPr>
         <w:t>）。這新造放在和好的脈絡中理解，既是個人的，也是宇宙性的（</w:t>
       </w:r>
-      <w:hyperlink r:id="rId196">
-        <w:r>
-          <w:rPr>
-            <w:lang w:val="zh_TW" w:bidi="zh_TW"/>
-          </w:rPr>
-          <w:rPr>
-            <w:color w:val="0000EE"/>
-            <w:u w:val="single"/>
-          </w:rPr>
-          <w:t>林後5:17–19</w:t>
-        </w:r>
-      </w:hyperlink>
+      <w:r>
+        <w:rPr>
+          <w:lang w:val="zh_TW" w:bidi="zh_TW"/>
+        </w:rPr>
+        <w:t>林後5:17–19</w:t>
+      </w:r>
       <w:r>
         <w:rPr>
           <w:lang w:val="zh_TW" w:bidi="zh_TW"/>
@@ -4475,72 +3311,48 @@
         </w:rPr>
         <w:t>新約聖經裡「新造」一詞的另一處，是在</w:t>
       </w:r>
-      <w:hyperlink r:id="rId197">
-        <w:r>
-          <w:rPr>
-            <w:lang w:val="zh_TW" w:bidi="zh_TW"/>
-          </w:rPr>
-          <w:rPr>
-            <w:color w:val="0000EE"/>
-            <w:u w:val="single"/>
-          </w:rPr>
-          <w:t>加拉太書六章15節</w:t>
-        </w:r>
-      </w:hyperlink>
+      <w:r>
+        <w:rPr>
+          <w:lang w:val="zh_TW" w:bidi="zh_TW"/>
+        </w:rPr>
+        <w:t>加拉太書六章15節</w:t>
+      </w:r>
       <w:r>
         <w:rPr>
           <w:lang w:val="zh_TW" w:bidi="zh_TW"/>
         </w:rPr>
         <w:t>，其上下文同樣涵蓋宇宙與個人。與基督同釘十字架的信徒，如今已經屬於新造。在這裡，像割禮這樣的分別已不再重要。新造與世界對立，因為信徒已經與基督同釘十字架（</w:t>
       </w:r>
-      <w:hyperlink r:id="rId198">
-        <w:r>
-          <w:rPr>
-            <w:lang w:val="zh_TW" w:bidi="zh_TW"/>
-          </w:rPr>
-          <w:rPr>
-            <w:color w:val="0000EE"/>
-            <w:u w:val="single"/>
-          </w:rPr>
-          <w:t>加6:14</w:t>
-        </w:r>
-      </w:hyperlink>
+      <w:r>
+        <w:rPr>
+          <w:lang w:val="zh_TW" w:bidi="zh_TW"/>
+        </w:rPr>
+        <w:t>加6:14</w:t>
+      </w:r>
       <w:r>
         <w:rPr>
           <w:lang w:val="zh_TW" w:bidi="zh_TW"/>
         </w:rPr>
         <w:t>；參</w:t>
       </w:r>
-      <w:hyperlink r:id="rId199">
-        <w:r>
-          <w:rPr>
-            <w:lang w:val="zh_TW" w:bidi="zh_TW"/>
-          </w:rPr>
-          <w:rPr>
-            <w:color w:val="0000EE"/>
-            <w:u w:val="single"/>
-          </w:rPr>
-          <w:t>西2:20</w:t>
-        </w:r>
-      </w:hyperlink>
+      <w:r>
+        <w:rPr>
+          <w:lang w:val="zh_TW" w:bidi="zh_TW"/>
+        </w:rPr>
+        <w:t>西2:20</w:t>
+      </w:r>
       <w:r>
         <w:rPr>
           <w:lang w:val="zh_TW" w:bidi="zh_TW"/>
         </w:rPr>
         <w:t>）。「若有人在基督裡，他就是新造的人，舊事已過，都變成新的了」（</w:t>
       </w:r>
-      <w:hyperlink r:id="rId200">
-        <w:r>
-          <w:rPr>
-            <w:lang w:val="zh_TW" w:bidi="zh_TW"/>
-          </w:rPr>
-          <w:rPr>
-            <w:color w:val="0000EE"/>
-            <w:u w:val="single"/>
-          </w:rPr>
-          <w:t>林後5:17</w:t>
-        </w:r>
-      </w:hyperlink>
+      <w:r>
+        <w:rPr>
+          <w:lang w:val="zh_TW" w:bidi="zh_TW"/>
+        </w:rPr>
+        <w:t>林後5:17</w:t>
+      </w:r>
       <w:r>
         <w:rPr>
           <w:lang w:val="zh_TW" w:bidi="zh_TW"/>
@@ -4561,240 +3373,156 @@
         </w:rPr>
         <w:t>復活不僅是信徒未來的盼望，也是當下的實在；他們已經與基督一同復活了（</w:t>
       </w:r>
-      <w:hyperlink r:id="rId201">
-        <w:r>
-          <w:rPr>
-            <w:lang w:val="zh_TW" w:bidi="zh_TW"/>
-          </w:rPr>
-          <w:rPr>
-            <w:color w:val="0000EE"/>
-            <w:u w:val="single"/>
-          </w:rPr>
-          <w:t>弗2:5–6</w:t>
-        </w:r>
-      </w:hyperlink>
+      <w:r>
+        <w:rPr>
+          <w:lang w:val="zh_TW" w:bidi="zh_TW"/>
+        </w:rPr>
+        <w:t>弗2:5–6</w:t>
+      </w:r>
       <w:r>
         <w:rPr>
           <w:lang w:val="zh_TW" w:bidi="zh_TW"/>
         </w:rPr>
         <w:t>；參</w:t>
       </w:r>
-      <w:hyperlink r:id="rId202">
-        <w:r>
-          <w:rPr>
-            <w:lang w:val="zh_TW" w:bidi="zh_TW"/>
-          </w:rPr>
-          <w:rPr>
-            <w:color w:val="0000EE"/>
-            <w:u w:val="single"/>
-          </w:rPr>
-          <w:t>西2:12–13，</w:t>
-        </w:r>
-      </w:hyperlink>
-      <w:hyperlink r:id="rId203">
-        <w:r>
-          <w:rPr>
-            <w:lang w:val="zh_TW" w:bidi="zh_TW"/>
-          </w:rPr>
-          <w:rPr>
-            <w:color w:val="0000EE"/>
-            <w:u w:val="single"/>
-          </w:rPr>
-          <w:t>3:1</w:t>
-        </w:r>
-      </w:hyperlink>
+      <w:r>
+        <w:rPr>
+          <w:lang w:val="zh_TW" w:bidi="zh_TW"/>
+        </w:rPr>
+        <w:t>西2:12–13，</w:t>
+      </w:r>
+      <w:r>
+        <w:rPr>
+          <w:lang w:val="zh_TW" w:bidi="zh_TW"/>
+        </w:rPr>
+        <w:t>3:1</w:t>
+      </w:r>
       <w:r>
         <w:rPr>
           <w:lang w:val="zh_TW" w:bidi="zh_TW"/>
         </w:rPr>
         <w:t>）。信徒是「在基督耶穌裡造成的，為要叫我們行善」（</w:t>
       </w:r>
-      <w:hyperlink r:id="rId204">
-        <w:r>
-          <w:rPr>
-            <w:lang w:val="zh_TW" w:bidi="zh_TW"/>
-          </w:rPr>
-          <w:rPr>
-            <w:color w:val="0000EE"/>
-            <w:u w:val="single"/>
-          </w:rPr>
-          <w:t>弗2:10</w:t>
-        </w:r>
-      </w:hyperlink>
+      <w:r>
+        <w:rPr>
+          <w:lang w:val="zh_TW" w:bidi="zh_TW"/>
+        </w:rPr>
+        <w:t>弗2:10</w:t>
+      </w:r>
       <w:r>
         <w:rPr>
           <w:lang w:val="zh_TW" w:bidi="zh_TW"/>
         </w:rPr>
         <w:t>）。教會就是新約的實在，即由猶太人和外邦人組成的「新人」（</w:t>
       </w:r>
-      <w:hyperlink r:id="rId205">
-        <w:r>
-          <w:rPr>
-            <w:lang w:val="zh_TW" w:bidi="zh_TW"/>
-          </w:rPr>
-          <w:rPr>
-            <w:color w:val="0000EE"/>
-            <w:u w:val="single"/>
-          </w:rPr>
-          <w:t>弗2:15</w:t>
-        </w:r>
-      </w:hyperlink>
+      <w:r>
+        <w:rPr>
+          <w:lang w:val="zh_TW" w:bidi="zh_TW"/>
+        </w:rPr>
+        <w:t>弗2:15</w:t>
+      </w:r>
       <w:r>
         <w:rPr>
           <w:lang w:val="zh_TW" w:bidi="zh_TW"/>
         </w:rPr>
         <w:t>）。聖靈更新教會的成員（</w:t>
       </w:r>
-      <w:hyperlink r:id="rId206">
-        <w:r>
-          <w:rPr>
-            <w:lang w:val="zh_TW" w:bidi="zh_TW"/>
-          </w:rPr>
-          <w:rPr>
-            <w:color w:val="0000EE"/>
-            <w:u w:val="single"/>
-          </w:rPr>
-          <w:t>林後4:16</w:t>
-        </w:r>
-      </w:hyperlink>
+      <w:r>
+        <w:rPr>
+          <w:lang w:val="zh_TW" w:bidi="zh_TW"/>
+        </w:rPr>
+        <w:t>林後4:16</w:t>
+      </w:r>
       <w:r>
         <w:rPr>
           <w:lang w:val="zh_TW" w:bidi="zh_TW"/>
         </w:rPr>
         <w:t>），使他們開始反映基督的形像（</w:t>
       </w:r>
-      <w:hyperlink r:id="rId207">
-        <w:r>
-          <w:rPr>
-            <w:lang w:val="zh_TW" w:bidi="zh_TW"/>
-          </w:rPr>
-          <w:rPr>
-            <w:color w:val="0000EE"/>
-            <w:u w:val="single"/>
-          </w:rPr>
-          <w:t>林後3:18，</w:t>
-        </w:r>
-      </w:hyperlink>
-      <w:hyperlink r:id="rId208">
-        <w:r>
-          <w:rPr>
-            <w:lang w:val="zh_TW" w:bidi="zh_TW"/>
-          </w:rPr>
-          <w:rPr>
-            <w:color w:val="0000EE"/>
-            <w:u w:val="single"/>
-          </w:rPr>
-          <w:t>4:4–6</w:t>
-        </w:r>
-      </w:hyperlink>
+      <w:r>
+        <w:rPr>
+          <w:lang w:val="zh_TW" w:bidi="zh_TW"/>
+        </w:rPr>
+        <w:t>林後3:18，</w:t>
+      </w:r>
+      <w:r>
+        <w:rPr>
+          <w:lang w:val="zh_TW" w:bidi="zh_TW"/>
+        </w:rPr>
+        <w:t>4:4–6</w:t>
+      </w:r>
       <w:r>
         <w:rPr>
           <w:lang w:val="zh_TW" w:bidi="zh_TW"/>
         </w:rPr>
         <w:t>；參</w:t>
       </w:r>
-      <w:hyperlink r:id="rId209">
-        <w:r>
-          <w:rPr>
-            <w:lang w:val="zh_TW" w:bidi="zh_TW"/>
-          </w:rPr>
-          <w:rPr>
-            <w:color w:val="0000EE"/>
-            <w:u w:val="single"/>
-          </w:rPr>
-          <w:t>羅8:29</w:t>
-        </w:r>
-      </w:hyperlink>
+      <w:r>
+        <w:rPr>
+          <w:lang w:val="zh_TW" w:bidi="zh_TW"/>
+        </w:rPr>
+        <w:t>羅8:29</w:t>
+      </w:r>
       <w:r>
         <w:rPr>
           <w:lang w:val="zh_TW" w:bidi="zh_TW"/>
         </w:rPr>
         <w:t>；</w:t>
       </w:r>
-      <w:hyperlink r:id="rId210">
-        <w:r>
-          <w:rPr>
-            <w:lang w:val="zh_TW" w:bidi="zh_TW"/>
-          </w:rPr>
-          <w:rPr>
-            <w:color w:val="0000EE"/>
-            <w:u w:val="single"/>
-          </w:rPr>
-          <w:t>弗4:24</w:t>
-        </w:r>
-      </w:hyperlink>
+      <w:r>
+        <w:rPr>
+          <w:lang w:val="zh_TW" w:bidi="zh_TW"/>
+        </w:rPr>
+        <w:t>弗4:24</w:t>
+      </w:r>
       <w:r>
         <w:rPr>
           <w:lang w:val="zh_TW" w:bidi="zh_TW"/>
         </w:rPr>
         <w:t>；</w:t>
       </w:r>
-      <w:hyperlink r:id="rId211">
-        <w:r>
-          <w:rPr>
-            <w:lang w:val="zh_TW" w:bidi="zh_TW"/>
-          </w:rPr>
-          <w:rPr>
-            <w:color w:val="0000EE"/>
-            <w:u w:val="single"/>
-          </w:rPr>
-          <w:t>西3:10</w:t>
-        </w:r>
-      </w:hyperlink>
+      <w:r>
+        <w:rPr>
+          <w:lang w:val="zh_TW" w:bidi="zh_TW"/>
+        </w:rPr>
+        <w:t>西3:10</w:t>
+      </w:r>
       <w:r>
         <w:rPr>
           <w:lang w:val="zh_TW" w:bidi="zh_TW"/>
         </w:rPr>
         <w:t>）。這個過程要在基督再來時完成（</w:t>
       </w:r>
-      <w:hyperlink r:id="rId212">
-        <w:r>
-          <w:rPr>
-            <w:lang w:val="zh_TW" w:bidi="zh_TW"/>
-          </w:rPr>
-          <w:rPr>
-            <w:color w:val="0000EE"/>
-            <w:u w:val="single"/>
-          </w:rPr>
-          <w:t>林前15:49</w:t>
-        </w:r>
-      </w:hyperlink>
+      <w:r>
+        <w:rPr>
+          <w:lang w:val="zh_TW" w:bidi="zh_TW"/>
+        </w:rPr>
+        <w:t>林前15:49</w:t>
+      </w:r>
       <w:r>
         <w:rPr>
           <w:lang w:val="zh_TW" w:bidi="zh_TW"/>
         </w:rPr>
         <w:t>），屆時基督的形像要在信徒身上完全成形。新約的倫理正是出自這新造。信徒被呼召，要照著自己在基督裡的新身分而活（</w:t>
       </w:r>
-      <w:hyperlink r:id="rId213">
-        <w:r>
-          <w:rPr>
-            <w:lang w:val="zh_TW" w:bidi="zh_TW"/>
-          </w:rPr>
-          <w:rPr>
-            <w:color w:val="0000EE"/>
-            <w:u w:val="single"/>
-          </w:rPr>
-          <w:t>羅12:2</w:t>
-        </w:r>
-      </w:hyperlink>
+      <w:r>
+        <w:rPr>
+          <w:lang w:val="zh_TW" w:bidi="zh_TW"/>
+        </w:rPr>
+        <w:t>羅12:2</w:t>
+      </w:r>
       <w:r>
         <w:rPr>
           <w:lang w:val="zh_TW" w:bidi="zh_TW"/>
         </w:rPr>
         <w:t>；</w:t>
       </w:r>
-      <w:hyperlink r:id="rId199">
-        <w:r>
-          <w:rPr>
-            <w:lang w:val="zh_TW" w:bidi="zh_TW"/>
-          </w:rPr>
-          <w:rPr>
-            <w:color w:val="0000EE"/>
-            <w:u w:val="single"/>
-          </w:rPr>
-          <w:t>西2:20</w:t>
-        </w:r>
-      </w:hyperlink>
+      <w:r>
+        <w:rPr>
+          <w:lang w:val="zh_TW" w:bidi="zh_TW"/>
+        </w:rPr>
+        <w:t>西2:20</w:t>
+      </w:r>
       <w:r>
         <w:rPr>
           <w:lang w:val="zh_TW" w:bidi="zh_TW"/>
@@ -4830,54 +3558,36 @@
         </w:rPr>
         <w:t>雖然新造已經是當下的真實的存在，但它同時也是未來的盼望。信徒「行事為人是憑著信心，不是憑著眼見」（</w:t>
       </w:r>
-      <w:hyperlink r:id="rId214">
-        <w:r>
-          <w:rPr>
-            <w:lang w:val="zh_TW" w:bidi="zh_TW"/>
-          </w:rPr>
-          <w:rPr>
-            <w:color w:val="0000EE"/>
-            <w:u w:val="single"/>
-          </w:rPr>
-          <w:t>林後5:7</w:t>
-        </w:r>
-      </w:hyperlink>
+      <w:r>
+        <w:rPr>
+          <w:lang w:val="zh_TW" w:bidi="zh_TW"/>
+        </w:rPr>
+        <w:t>林後5:7</w:t>
+      </w:r>
       <w:r>
         <w:rPr>
           <w:lang w:val="zh_TW" w:bidi="zh_TW"/>
         </w:rPr>
         <w:t>）。他們仰望基督的再來，以及以賽亞的預言：「新天新地，有義居在其中」（</w:t>
       </w:r>
-      <w:hyperlink r:id="rId215">
-        <w:r>
-          <w:rPr>
-            <w:lang w:val="zh_TW" w:bidi="zh_TW"/>
-          </w:rPr>
-          <w:rPr>
-            <w:color w:val="0000EE"/>
-            <w:u w:val="single"/>
-          </w:rPr>
-          <w:t>彼後3:13</w:t>
-        </w:r>
-      </w:hyperlink>
+      <w:r>
+        <w:rPr>
+          <w:lang w:val="zh_TW" w:bidi="zh_TW"/>
+        </w:rPr>
+        <w:t>彼後3:13</w:t>
+      </w:r>
       <w:r>
         <w:rPr>
           <w:lang w:val="zh_TW" w:bidi="zh_TW"/>
         </w:rPr>
         <w:t>；</w:t>
       </w:r>
-      <w:hyperlink r:id="rId216">
-        <w:r>
-          <w:rPr>
-            <w:lang w:val="zh_TW" w:bidi="zh_TW"/>
-          </w:rPr>
-          <w:rPr>
-            <w:color w:val="0000EE"/>
-            <w:u w:val="single"/>
-          </w:rPr>
-          <w:t>啟21:1–4</w:t>
-        </w:r>
-      </w:hyperlink>
+      <w:r>
+        <w:rPr>
+          <w:lang w:val="zh_TW" w:bidi="zh_TW"/>
+        </w:rPr>
+        <w:t>啟21:1–4</w:t>
+      </w:r>
       <w:r>
         <w:rPr>
           <w:lang w:val="zh_TW" w:bidi="zh_TW"/>
@@ -4898,108 +3608,72 @@
         </w:rPr>
         <w:t>這個盼望也引發人們思考，終極秩序與起初創造之間的關聯。</w:t>
       </w:r>
-      <w:hyperlink r:id="rId217">
-        <w:r>
-          <w:rPr>
-            <w:lang w:val="zh_TW" w:bidi="zh_TW"/>
-          </w:rPr>
-          <w:rPr>
-            <w:color w:val="0000EE"/>
-            <w:u w:val="single"/>
-          </w:rPr>
-          <w:t>彼得後書三章10至12節</w:t>
-        </w:r>
-      </w:hyperlink>
+      <w:r>
+        <w:rPr>
+          <w:lang w:val="zh_TW" w:bidi="zh_TW"/>
+        </w:rPr>
+        <w:t>彼得後書三章10至12節</w:t>
+      </w:r>
       <w:r>
         <w:rPr>
           <w:lang w:val="zh_TW" w:bidi="zh_TW"/>
         </w:rPr>
         <w:t>和</w:t>
       </w:r>
-      <w:hyperlink r:id="rId218">
-        <w:r>
-          <w:rPr>
-            <w:lang w:val="zh_TW" w:bidi="zh_TW"/>
-          </w:rPr>
-          <w:rPr>
-            <w:color w:val="0000EE"/>
-            <w:u w:val="single"/>
-          </w:rPr>
-          <w:t>啟示錄二十一</w:t>
-        </w:r>
-      </w:hyperlink>
+      <w:r>
+        <w:rPr>
+          <w:lang w:val="zh_TW" w:bidi="zh_TW"/>
+        </w:rPr>
+        <w:t>啟示錄二十一</w:t>
+      </w:r>
       <w:r>
         <w:rPr>
           <w:lang w:val="zh_TW" w:bidi="zh_TW"/>
         </w:rPr>
         <w:t>和</w:t>
       </w:r>
-      <w:hyperlink r:id="rId219">
-        <w:r>
-          <w:rPr>
-            <w:lang w:val="zh_TW" w:bidi="zh_TW"/>
-          </w:rPr>
-          <w:rPr>
-            <w:color w:val="0000EE"/>
-            <w:u w:val="single"/>
-          </w:rPr>
-          <w:t>二十二章</w:t>
-        </w:r>
-      </w:hyperlink>
+      <w:r>
+        <w:rPr>
+          <w:lang w:val="zh_TW" w:bidi="zh_TW"/>
+        </w:rPr>
+        <w:t>二十二章</w:t>
+      </w:r>
       <w:r>
         <w:rPr>
           <w:lang w:val="zh_TW" w:bidi="zh_TW"/>
         </w:rPr>
         <w:t>描述了烈火的毀滅，好像是徹底的結束，因為那裡沒有日頭、月亮，也沒有黑夜（見</w:t>
       </w:r>
-      <w:hyperlink r:id="rId220">
-        <w:r>
-          <w:rPr>
-            <w:lang w:val="zh_TW" w:bidi="zh_TW"/>
-          </w:rPr>
-          <w:rPr>
-            <w:color w:val="0000EE"/>
-            <w:u w:val="single"/>
-          </w:rPr>
-          <w:t>啟6:12–14</w:t>
-        </w:r>
-      </w:hyperlink>
+      <w:r>
+        <w:rPr>
+          <w:lang w:val="zh_TW" w:bidi="zh_TW"/>
+        </w:rPr>
+        <w:t>啟6:12–14</w:t>
+      </w:r>
       <w:r>
         <w:rPr>
           <w:lang w:val="zh_TW" w:bidi="zh_TW"/>
         </w:rPr>
         <w:t>）。然而，也有人將這些經文理解為象徵性的。正如屬血氣的身體與復活後的屬靈身體，兩者雖然不同（</w:t>
       </w:r>
-      <w:hyperlink r:id="rId221">
-        <w:r>
-          <w:rPr>
-            <w:lang w:val="zh_TW" w:bidi="zh_TW"/>
-          </w:rPr>
-          <w:rPr>
-            <w:color w:val="0000EE"/>
-            <w:u w:val="single"/>
-          </w:rPr>
-          <w:t>林前15:44</w:t>
-        </w:r>
-      </w:hyperlink>
+      <w:r>
+        <w:rPr>
+          <w:lang w:val="zh_TW" w:bidi="zh_TW"/>
+        </w:rPr>
+        <w:t>林前15:44</w:t>
+      </w:r>
       <w:r>
         <w:rPr>
           <w:lang w:val="zh_TW" w:bidi="zh_TW"/>
         </w:rPr>
         <w:t>），但彼此仍有連結。現今朽壞軟弱的身體，是帶著羞辱被埋葬的；但它要復活，成為不朽、榮耀又有能力的。受造界也是如此。萬物切望、歎息，不是為著毀滅，而是為著從敗壞中得釋放，要在復活時分享神兒女的榮耀（</w:t>
       </w:r>
-      <w:hyperlink r:id="rId222">
-        <w:r>
-          <w:rPr>
-            <w:lang w:val="zh_TW" w:bidi="zh_TW"/>
-          </w:rPr>
-          <w:rPr>
-            <w:color w:val="0000EE"/>
-            <w:u w:val="single"/>
-          </w:rPr>
-          <w:t>羅8:19–23</w:t>
-        </w:r>
-      </w:hyperlink>
+      <w:r>
+        <w:rPr>
+          <w:lang w:val="zh_TW" w:bidi="zh_TW"/>
+        </w:rPr>
+        <w:t>羅8:19–23</w:t>
+      </w:r>
       <w:r>
         <w:rPr>
           <w:lang w:val="zh_TW" w:bidi="zh_TW"/>
@@ -5117,30 +3791,18 @@
         </w:rPr>
         <w:t>這個片語僅在聖經中兩次出現，一次在啟示錄的前段，一次在結尾部分（</w:t>
       </w:r>
-      <w:hyperlink r:id="rId223">
-        <w:r>
-          <w:rPr>
-            <w:lang w:val="zh_TW" w:bidi="zh_TW"/>
-          </w:rPr>
-          <w:rPr>
-            <w:color w:val="0000EE"/>
-            <w:u w:val="single"/>
-          </w:rPr>
-          <w:t>啟3:12，</w:t>
-        </w:r>
-      </w:hyperlink>
-      <w:hyperlink r:id="rId224">
-        <w:r>
-          <w:rPr>
-            <w:lang w:val="zh_TW" w:bidi="zh_TW"/>
-          </w:rPr>
-          <w:rPr>
-            <w:color w:val="0000EE"/>
-            <w:u w:val="single"/>
-          </w:rPr>
-          <w:t>21:2</w:t>
-        </w:r>
-      </w:hyperlink>
+      <w:r>
+        <w:rPr>
+          <w:lang w:val="zh_TW" w:bidi="zh_TW"/>
+        </w:rPr>
+        <w:t>啟3:12，</w:t>
+      </w:r>
+      <w:r>
+        <w:rPr>
+          <w:lang w:val="zh_TW" w:bidi="zh_TW"/>
+        </w:rPr>
+        <w:t>21:2</w:t>
+      </w:r>
       <w:r>
         <w:rPr>
           <w:lang w:val="zh_TW" w:bidi="zh_TW"/>
@@ -5198,18 +3860,12 @@
         </w:rPr>
         <w:t>，向他展示新耶路撒冷。在隨後的記載中（</w:t>
       </w:r>
-      <w:hyperlink r:id="rId225">
-        <w:r>
-          <w:rPr>
-            <w:lang w:val="zh_TW" w:bidi="zh_TW"/>
-          </w:rPr>
-          <w:rPr>
-            <w:color w:val="0000EE"/>
-            <w:u w:val="single"/>
-          </w:rPr>
-          <w:t>啟21:10–22:5</w:t>
-        </w:r>
-      </w:hyperlink>
+      <w:r>
+        <w:rPr>
+          <w:lang w:val="zh_TW" w:bidi="zh_TW"/>
+        </w:rPr>
+        <w:t>啟21:10–22:5</w:t>
+      </w:r>
       <w:r>
         <w:rPr>
           <w:lang w:val="zh_TW" w:bidi="zh_TW"/>
@@ -5228,36 +3884,24 @@
         </w:rPr>
         <w:t>，如一盞巨大而瑰麗的寶石燈，照亮了整座城（「神的榮耀」，</w:t>
       </w:r>
-      <w:hyperlink r:id="rId226">
-        <w:r>
-          <w:rPr>
-            <w:lang w:val="zh_TW" w:bidi="zh_TW"/>
-          </w:rPr>
-          <w:rPr>
-            <w:color w:val="0000EE"/>
-            <w:u w:val="single"/>
-          </w:rPr>
-          <w:t>21:11</w:t>
-        </w:r>
-      </w:hyperlink>
+      <w:r>
+        <w:rPr>
+          <w:lang w:val="zh_TW" w:bidi="zh_TW"/>
+        </w:rPr>
+        <w:t>21:11</w:t>
+      </w:r>
       <w:r>
         <w:rPr>
           <w:lang w:val="zh_TW" w:bidi="zh_TW"/>
         </w:rPr>
         <w:t>）。接著，他描述了城牆與城門（</w:t>
       </w:r>
-      <w:hyperlink r:id="rId227">
-        <w:r>
-          <w:rPr>
-            <w:lang w:val="zh_TW" w:bidi="zh_TW"/>
-          </w:rPr>
-          <w:rPr>
-            <w:color w:val="0000EE"/>
-            <w:u w:val="single"/>
-          </w:rPr>
-          <w:t>21:12–14</w:t>
-        </w:r>
-      </w:hyperlink>
+      <w:r>
+        <w:rPr>
+          <w:lang w:val="zh_TW" w:bidi="zh_TW"/>
+        </w:rPr>
+        <w:t>21:12–14</w:t>
+      </w:r>
       <w:r>
         <w:rPr>
           <w:lang w:val="zh_TW" w:bidi="zh_TW"/>
@@ -5276,18 +3920,12 @@
         </w:rPr>
         <w:t>「根基」或石塊，上面刻有基督12使徒之一的名字。隨後，城的尺寸被記錄下來（</w:t>
       </w:r>
-      <w:hyperlink r:id="rId228">
-        <w:r>
-          <w:rPr>
-            <w:lang w:val="zh_TW" w:bidi="zh_TW"/>
-          </w:rPr>
-          <w:rPr>
-            <w:color w:val="0000EE"/>
-            <w:u w:val="single"/>
-          </w:rPr>
-          <w:t>15–17節</w:t>
-        </w:r>
-      </w:hyperlink>
+      <w:r>
+        <w:rPr>
+          <w:lang w:val="zh_TW" w:bidi="zh_TW"/>
+        </w:rPr>
+        <w:t>15–17節</w:t>
+      </w:r>
       <w:r>
         <w:rPr>
           <w:lang w:val="zh_TW" w:bidi="zh_TW"/>
@@ -5342,18 +3980,12 @@
         </w:rPr>
         <w:t>根據聖經的度量單位，城的每邊為12,000斯塔弟（stadia），城牆為144肘厚。這些數字具有象徵意義；作為12的倍數，它們象徵著完全，正如啟示錄其它出現12的地方一樣（例如，</w:t>
       </w:r>
-      <w:hyperlink r:id="rId229">
-        <w:r>
-          <w:rPr>
-            <w:lang w:val="zh_TW" w:bidi="zh_TW"/>
-          </w:rPr>
-          <w:rPr>
-            <w:color w:val="0000EE"/>
-            <w:u w:val="single"/>
-          </w:rPr>
-          <w:t>7:4–8</w:t>
-        </w:r>
-      </w:hyperlink>
+      <w:r>
+        <w:rPr>
+          <w:lang w:val="zh_TW" w:bidi="zh_TW"/>
+        </w:rPr>
+        <w:t>7:4–8</w:t>
+      </w:r>
       <w:r>
         <w:rPr>
           <w:lang w:val="zh_TW" w:bidi="zh_TW"/>
@@ -5386,18 +4018,12 @@
         </w:rPr>
         <w:t>材料（</w:t>
       </w:r>
-      <w:hyperlink r:id="rId230">
-        <w:r>
-          <w:rPr>
-            <w:lang w:val="zh_TW" w:bidi="zh_TW"/>
-          </w:rPr>
-          <w:rPr>
-            <w:color w:val="0000EE"/>
-            <w:u w:val="single"/>
-          </w:rPr>
-          <w:t>21:18–21</w:t>
-        </w:r>
-      </w:hyperlink>
+      <w:r>
+        <w:rPr>
+          <w:lang w:val="zh_TW" w:bidi="zh_TW"/>
+        </w:rPr>
+        <w:t>21:18–21</w:t>
+      </w:r>
       <w:r>
         <w:rPr>
           <w:lang w:val="zh_TW" w:bidi="zh_TW"/>
@@ -5441,18 +4067,12 @@
         </w:rPr>
         <w:t>的幾樣東西（</w:t>
       </w:r>
-      <w:hyperlink r:id="rId231">
-        <w:r>
-          <w:rPr>
-            <w:lang w:val="zh_TW" w:bidi="zh_TW"/>
-          </w:rPr>
-          <w:rPr>
-            <w:color w:val="0000EE"/>
-            <w:u w:val="single"/>
-          </w:rPr>
-          <w:t>22–27節</w:t>
-        </w:r>
-      </w:hyperlink>
+      <w:r>
+        <w:rPr>
+          <w:lang w:val="zh_TW" w:bidi="zh_TW"/>
+        </w:rPr>
+        <w:t>22–27節</w:t>
+      </w:r>
       <w:r>
         <w:rPr>
           <w:lang w:val="zh_TW" w:bidi="zh_TW"/>
@@ -5471,18 +4091,12 @@
         </w:rPr>
         <w:t>沒有聖殿，沒有太陽或月亮，沒有黑夜，城門永不關閉，沒有任何邪惡的事物。最後，他提到這座城擁有的三樣奇妙之物（</w:t>
       </w:r>
-      <w:hyperlink r:id="rId232">
-        <w:r>
-          <w:rPr>
-            <w:lang w:val="zh_TW" w:bidi="zh_TW"/>
-          </w:rPr>
-          <w:rPr>
-            <w:color w:val="0000EE"/>
-            <w:u w:val="single"/>
-          </w:rPr>
-          <w:t>22:1–5</w:t>
-        </w:r>
-      </w:hyperlink>
+      <w:r>
+        <w:rPr>
+          <w:lang w:val="zh_TW" w:bidi="zh_TW"/>
+        </w:rPr>
+        <w:t>22:1–5</w:t>
+      </w:r>
       <w:r>
         <w:rPr>
           <w:lang w:val="zh_TW" w:bidi="zh_TW"/>
@@ -5680,18 +4294,12 @@
         </w:rPr>
         <w:t>。以西結（</w:t>
       </w:r>
-      <w:hyperlink r:id="rId233">
-        <w:r>
-          <w:rPr>
-            <w:lang w:val="zh_TW" w:bidi="zh_TW"/>
-          </w:rPr>
-          <w:rPr>
-            <w:color w:val="0000EE"/>
-            <w:u w:val="single"/>
-          </w:rPr>
-          <w:t>40–48章</w:t>
-        </w:r>
-      </w:hyperlink>
+      <w:r>
+        <w:rPr>
+          <w:lang w:val="zh_TW" w:bidi="zh_TW"/>
+        </w:rPr>
+        <w:t>40–48章</w:t>
+      </w:r>
       <w:r>
         <w:rPr>
           <w:lang w:val="zh_TW" w:bidi="zh_TW"/>
@@ -5710,36 +4318,24 @@
         </w:rPr>
         <w:t>；以賽亞（</w:t>
       </w:r>
-      <w:hyperlink r:id="rId234">
-        <w:r>
-          <w:rPr>
-            <w:lang w:val="zh_TW" w:bidi="zh_TW"/>
-          </w:rPr>
-          <w:rPr>
-            <w:color w:val="0000EE"/>
-            <w:u w:val="single"/>
-          </w:rPr>
-          <w:t>52章</w:t>
-        </w:r>
-      </w:hyperlink>
+      <w:r>
+        <w:rPr>
+          <w:lang w:val="zh_TW" w:bidi="zh_TW"/>
+        </w:rPr>
+        <w:t>52章</w:t>
+      </w:r>
       <w:r>
         <w:rPr>
           <w:lang w:val="zh_TW" w:bidi="zh_TW"/>
         </w:rPr>
         <w:t>，</w:t>
       </w:r>
-      <w:hyperlink r:id="rId235">
-        <w:r>
-          <w:rPr>
-            <w:lang w:val="zh_TW" w:bidi="zh_TW"/>
-          </w:rPr>
-          <w:rPr>
-            <w:color w:val="0000EE"/>
-            <w:u w:val="single"/>
-          </w:rPr>
-          <w:t>60–66章</w:t>
-        </w:r>
-      </w:hyperlink>
+      <w:r>
+        <w:rPr>
+          <w:lang w:val="zh_TW" w:bidi="zh_TW"/>
+        </w:rPr>
+        <w:t>60–66章</w:t>
+      </w:r>
       <w:r>
         <w:rPr>
           <w:lang w:val="zh_TW" w:bidi="zh_TW"/>
@@ -5782,18 +4378,12 @@
         </w:rPr>
         <w:t>異象與約翰在</w:t>
       </w:r>
-      <w:hyperlink r:id="rId236">
-        <w:r>
-          <w:rPr>
-            <w:lang w:val="zh_TW" w:bidi="zh_TW"/>
-          </w:rPr>
-          <w:rPr>
-            <w:color w:val="0000EE"/>
-            <w:u w:val="single"/>
-          </w:rPr>
-          <w:t>啟示錄二十一至二十二章</w:t>
-        </w:r>
-      </w:hyperlink>
+      <w:r>
+        <w:rPr>
+          <w:lang w:val="zh_TW" w:bidi="zh_TW"/>
+        </w:rPr>
+        <w:t>啟示錄二十一至二十二章</w:t>
+      </w:r>
       <w:r>
         <w:rPr>
           <w:lang w:val="zh_TW" w:bidi="zh_TW"/>
@@ -5924,36 +4514,24 @@
         </w:rPr>
         <w:t>的方式發展了這些思想。耶穌不只是預言耶路撒冷及其聖殿最後的毀滅（</w:t>
       </w:r>
-      <w:hyperlink r:id="rId237">
-        <w:r>
-          <w:rPr>
-            <w:lang w:val="zh_TW" w:bidi="zh_TW"/>
-          </w:rPr>
-          <w:rPr>
-            <w:color w:val="0000EE"/>
-            <w:u w:val="single"/>
-          </w:rPr>
-          <w:t>可13章</w:t>
-        </w:r>
-      </w:hyperlink>
+      <w:r>
+        <w:rPr>
+          <w:lang w:val="zh_TW" w:bidi="zh_TW"/>
+        </w:rPr>
+        <w:t>可13章</w:t>
+      </w:r>
       <w:r>
         <w:rPr>
           <w:lang w:val="zh_TW" w:bidi="zh_TW"/>
         </w:rPr>
         <w:t>；</w:t>
       </w:r>
-      <w:hyperlink r:id="rId238">
-        <w:r>
-          <w:rPr>
-            <w:lang w:val="zh_TW" w:bidi="zh_TW"/>
-          </w:rPr>
-          <w:rPr>
-            <w:color w:val="0000EE"/>
-            <w:u w:val="single"/>
-          </w:rPr>
-          <w:t>路19:41–44</w:t>
-        </w:r>
-      </w:hyperlink>
+      <w:r>
+        <w:rPr>
+          <w:lang w:val="zh_TW" w:bidi="zh_TW"/>
+        </w:rPr>
+        <w:t>路19:41–44</w:t>
+      </w:r>
       <w:r>
         <w:rPr>
           <w:lang w:val="zh_TW" w:bidi="zh_TW"/>
@@ -6010,36 +4588,24 @@
         </w:rPr>
         <w:t>耶穌回答說，自從道成肉身（也就是神成為人）以來，神如今藉著祂來施行統治，神的同在也在祂身上得以彰顯（</w:t>
       </w:r>
-      <w:hyperlink r:id="rId239">
-        <w:r>
-          <w:rPr>
-            <w:lang w:val="zh_TW" w:bidi="zh_TW"/>
-          </w:rPr>
-          <w:rPr>
-            <w:color w:val="0000EE"/>
-            <w:u w:val="single"/>
-          </w:rPr>
-          <w:t>太28:18</w:t>
-        </w:r>
-      </w:hyperlink>
+      <w:r>
+        <w:rPr>
+          <w:lang w:val="zh_TW" w:bidi="zh_TW"/>
+        </w:rPr>
+        <w:t>太28:18</w:t>
+      </w:r>
       <w:r>
         <w:rPr>
           <w:lang w:val="zh_TW" w:bidi="zh_TW"/>
         </w:rPr>
         <w:t>；</w:t>
       </w:r>
-      <w:hyperlink r:id="rId240">
-        <w:r>
-          <w:rPr>
-            <w:lang w:val="zh_TW" w:bidi="zh_TW"/>
-          </w:rPr>
-          <w:rPr>
-            <w:color w:val="0000EE"/>
-            <w:u w:val="single"/>
-          </w:rPr>
-          <w:t>約14:9</w:t>
-        </w:r>
-      </w:hyperlink>
+      <w:r>
+        <w:rPr>
+          <w:lang w:val="zh_TW" w:bidi="zh_TW"/>
+        </w:rPr>
+        <w:t>約14:9</w:t>
+      </w:r>
       <w:r>
         <w:rPr>
           <w:lang w:val="zh_TW" w:bidi="zh_TW"/>
@@ -6130,36 +4696,24 @@
         </w:rPr>
         <w:t>且與眾不同。新約中提到新約、新命令（</w:t>
       </w:r>
-      <w:hyperlink r:id="rId241">
-        <w:r>
-          <w:rPr>
-            <w:lang w:val="zh_TW" w:bidi="zh_TW"/>
-          </w:rPr>
-          <w:rPr>
-            <w:color w:val="0000EE"/>
-            <w:u w:val="single"/>
-          </w:rPr>
-          <w:t>約13:34</w:t>
-        </w:r>
-      </w:hyperlink>
+      <w:r>
+        <w:rPr>
+          <w:lang w:val="zh_TW" w:bidi="zh_TW"/>
+        </w:rPr>
+        <w:t>約13:34</w:t>
+      </w:r>
       <w:r>
         <w:rPr>
           <w:lang w:val="zh_TW" w:bidi="zh_TW"/>
         </w:rPr>
         <w:t>；</w:t>
       </w:r>
-      <w:hyperlink r:id="rId242">
-        <w:r>
-          <w:rPr>
-            <w:lang w:val="zh_TW" w:bidi="zh_TW"/>
-          </w:rPr>
-          <w:rPr>
-            <w:color w:val="0000EE"/>
-            <w:u w:val="single"/>
-          </w:rPr>
-          <w:t>來8:8</w:t>
-        </w:r>
-      </w:hyperlink>
+      <w:r>
+        <w:rPr>
+          <w:lang w:val="zh_TW" w:bidi="zh_TW"/>
+        </w:rPr>
+        <w:t>來8:8</w:t>
+      </w:r>
       <w:r>
         <w:rPr>
           <w:lang w:val="zh_TW" w:bidi="zh_TW"/>
@@ -6178,72 +4732,48 @@
         </w:rPr>
         <w:t>（</w:t>
       </w:r>
-      <w:hyperlink r:id="rId200">
-        <w:r>
-          <w:rPr>
-            <w:lang w:val="zh_TW" w:bidi="zh_TW"/>
-          </w:rPr>
-          <w:rPr>
-            <w:color w:val="0000EE"/>
-            <w:u w:val="single"/>
-          </w:rPr>
-          <w:t>林後5:17</w:t>
-        </w:r>
-      </w:hyperlink>
+      <w:r>
+        <w:rPr>
+          <w:lang w:val="zh_TW" w:bidi="zh_TW"/>
+        </w:rPr>
+        <w:t>林後5:17</w:t>
+      </w:r>
       <w:r>
         <w:rPr>
           <w:lang w:val="zh_TW" w:bidi="zh_TW"/>
         </w:rPr>
         <w:t>；</w:t>
       </w:r>
-      <w:hyperlink r:id="rId205">
-        <w:r>
-          <w:rPr>
-            <w:lang w:val="zh_TW" w:bidi="zh_TW"/>
-          </w:rPr>
-          <w:rPr>
-            <w:color w:val="0000EE"/>
-            <w:u w:val="single"/>
-          </w:rPr>
-          <w:t>弗2:15</w:t>
-        </w:r>
-      </w:hyperlink>
+      <w:r>
+        <w:rPr>
+          <w:lang w:val="zh_TW" w:bidi="zh_TW"/>
+        </w:rPr>
+        <w:t>弗2:15</w:t>
+      </w:r>
       <w:r>
         <w:rPr>
           <w:lang w:val="zh_TW" w:bidi="zh_TW"/>
         </w:rPr>
         <w:t>）也有類似的意義。約翰的異象揭示了七樣「不再存在」的事物：不再有海、死亡、悲哀、哭號、疼痛、咒詛和黑夜（</w:t>
       </w:r>
-      <w:hyperlink r:id="rId243">
-        <w:r>
-          <w:rPr>
-            <w:lang w:val="zh_TW" w:bidi="zh_TW"/>
-          </w:rPr>
-          <w:rPr>
-            <w:color w:val="0000EE"/>
-            <w:u w:val="single"/>
-          </w:rPr>
-          <w:t>啟21:1、4</w:t>
-        </w:r>
-      </w:hyperlink>
+      <w:r>
+        <w:rPr>
+          <w:lang w:val="zh_TW" w:bidi="zh_TW"/>
+        </w:rPr>
+        <w:t>啟21:1、4</w:t>
+      </w:r>
       <w:r>
         <w:rPr>
           <w:lang w:val="zh_TW" w:bidi="zh_TW"/>
         </w:rPr>
         <w:t>，</w:t>
       </w:r>
-      <w:hyperlink r:id="rId244">
-        <w:r>
-          <w:rPr>
-            <w:lang w:val="zh_TW" w:bidi="zh_TW"/>
-          </w:rPr>
-          <w:rPr>
-            <w:color w:val="0000EE"/>
-            <w:u w:val="single"/>
-          </w:rPr>
-          <w:t>22:3–5</w:t>
-        </w:r>
-      </w:hyperlink>
+      <w:r>
+        <w:rPr>
+          <w:lang w:val="zh_TW" w:bidi="zh_TW"/>
+        </w:rPr>
+        <w:t>22:3–5</w:t>
+      </w:r>
       <w:r>
         <w:rPr>
           <w:lang w:val="zh_TW" w:bidi="zh_TW"/>
@@ -6288,36 +4818,24 @@
         </w:rPr>
         <w:t>新約聖經中還有五段經文有助於補充</w:t>
       </w:r>
-      <w:hyperlink r:id="rId218">
-        <w:r>
-          <w:rPr>
-            <w:lang w:val="zh_TW" w:bidi="zh_TW"/>
-          </w:rPr>
-          <w:rPr>
-            <w:color w:val="0000EE"/>
-            <w:u w:val="single"/>
-          </w:rPr>
-          <w:t>啟示錄二十一章</w:t>
-        </w:r>
-      </w:hyperlink>
+      <w:r>
+        <w:rPr>
+          <w:lang w:val="zh_TW" w:bidi="zh_TW"/>
+        </w:rPr>
+        <w:t>啟示錄二十一章</w:t>
+      </w:r>
       <w:r>
         <w:rPr>
           <w:lang w:val="zh_TW" w:bidi="zh_TW"/>
         </w:rPr>
         <w:t>的背景。在</w:t>
       </w:r>
-      <w:hyperlink r:id="rId245">
-        <w:r>
-          <w:rPr>
-            <w:lang w:val="zh_TW" w:bidi="zh_TW"/>
-          </w:rPr>
-          <w:rPr>
-            <w:color w:val="0000EE"/>
-            <w:u w:val="single"/>
-          </w:rPr>
-          <w:t>加拉太書四章26節</w:t>
-        </w:r>
-      </w:hyperlink>
+      <w:r>
+        <w:rPr>
+          <w:lang w:val="zh_TW" w:bidi="zh_TW"/>
+        </w:rPr>
+        <w:t>加拉太書四章26節</w:t>
+      </w:r>
       <w:r>
         <w:rPr>
           <w:lang w:val="zh_TW" w:bidi="zh_TW"/>
@@ -6336,90 +4854,60 @@
         </w:rPr>
         <w:t>（</w:t>
       </w:r>
-      <w:hyperlink r:id="rId246">
-        <w:r>
-          <w:rPr>
-            <w:lang w:val="zh_TW" w:bidi="zh_TW"/>
-          </w:rPr>
-          <w:rPr>
-            <w:color w:val="0000EE"/>
-            <w:u w:val="single"/>
-          </w:rPr>
-          <w:t>25節</w:t>
-        </w:r>
-      </w:hyperlink>
+      <w:r>
+        <w:rPr>
+          <w:lang w:val="zh_TW" w:bidi="zh_TW"/>
+        </w:rPr>
+        <w:t>25節</w:t>
+      </w:r>
       <w:r>
         <w:rPr>
           <w:lang w:val="zh_TW" w:bidi="zh_TW"/>
         </w:rPr>
         <w:t>）。在</w:t>
       </w:r>
-      <w:hyperlink r:id="rId247">
-        <w:r>
-          <w:rPr>
-            <w:lang w:val="zh_TW" w:bidi="zh_TW"/>
-          </w:rPr>
-          <w:rPr>
-            <w:color w:val="0000EE"/>
-            <w:u w:val="single"/>
-          </w:rPr>
-          <w:t>以弗所書五章25至32節</w:t>
-        </w:r>
-      </w:hyperlink>
+      <w:r>
+        <w:rPr>
+          <w:lang w:val="zh_TW" w:bidi="zh_TW"/>
+        </w:rPr>
+        <w:t>以弗所書五章25至32節</w:t>
+      </w:r>
       <w:r>
         <w:rPr>
           <w:lang w:val="zh_TW" w:bidi="zh_TW"/>
         </w:rPr>
         <w:t>中，他提到基督的新婦，也就是教會；而在約翰的異象中，「新婦」是「城」（</w:t>
       </w:r>
-      <w:hyperlink r:id="rId248">
-        <w:r>
-          <w:rPr>
-            <w:lang w:val="zh_TW" w:bidi="zh_TW"/>
-          </w:rPr>
-          <w:rPr>
-            <w:color w:val="0000EE"/>
-            <w:u w:val="single"/>
-          </w:rPr>
-          <w:t>啟21:9–10</w:t>
-        </w:r>
-      </w:hyperlink>
+      <w:r>
+        <w:rPr>
+          <w:lang w:val="zh_TW" w:bidi="zh_TW"/>
+        </w:rPr>
+        <w:t>啟21:9–10</w:t>
+      </w:r>
       <w:r>
         <w:rPr>
           <w:lang w:val="zh_TW" w:bidi="zh_TW"/>
         </w:rPr>
         <w:t>）。</w:t>
       </w:r>
-      <w:hyperlink r:id="rId249">
-        <w:r>
-          <w:rPr>
-            <w:lang w:val="zh_TW" w:bidi="zh_TW"/>
-          </w:rPr>
-          <w:rPr>
-            <w:color w:val="0000EE"/>
-            <w:u w:val="single"/>
-          </w:rPr>
-          <w:t>腓立比書三章20節</w:t>
-        </w:r>
-      </w:hyperlink>
+      <w:r>
+        <w:rPr>
+          <w:lang w:val="zh_TW" w:bidi="zh_TW"/>
+        </w:rPr>
+        <w:t>腓立比書三章20節</w:t>
+      </w:r>
       <w:r>
         <w:rPr>
           <w:lang w:val="zh_TW" w:bidi="zh_TW"/>
         </w:rPr>
         <w:t>則告訴我們，這座天上的城不僅是信徒未來的家，也是他們現今「國民」的所在地。</w:t>
       </w:r>
-      <w:hyperlink r:id="rId250">
-        <w:r>
-          <w:rPr>
-            <w:lang w:val="zh_TW" w:bidi="zh_TW"/>
-          </w:rPr>
-          <w:rPr>
-            <w:color w:val="0000EE"/>
-            <w:u w:val="single"/>
-          </w:rPr>
-          <w:t>希伯來書十二章22節</w:t>
-        </w:r>
-      </w:hyperlink>
+      <w:r>
+        <w:rPr>
+          <w:lang w:val="zh_TW" w:bidi="zh_TW"/>
+        </w:rPr>
+        <w:t>希伯來書十二章22節</w:t>
+      </w:r>
       <w:r>
         <w:rPr>
           <w:lang w:val="zh_TW" w:bidi="zh_TW"/>
@@ -6543,30 +5031,18 @@
         </w:rPr>
         <w:t>的永恆狀態（</w:t>
       </w:r>
-      <w:hyperlink r:id="rId251">
-        <w:r>
-          <w:rPr>
-            <w:lang w:val="zh_TW" w:bidi="zh_TW"/>
-          </w:rPr>
-          <w:rPr>
-            <w:color w:val="0000EE"/>
-            <w:u w:val="single"/>
-          </w:rPr>
-          <w:t>啟21:24–26，</w:t>
-        </w:r>
-      </w:hyperlink>
-      <w:hyperlink r:id="rId252">
-        <w:r>
-          <w:rPr>
-            <w:lang w:val="zh_TW" w:bidi="zh_TW"/>
-          </w:rPr>
-          <w:rPr>
-            <w:color w:val="0000EE"/>
-            <w:u w:val="single"/>
-          </w:rPr>
-          <w:t>22:2</w:t>
-        </w:r>
-      </w:hyperlink>
+      <w:r>
+        <w:rPr>
+          <w:lang w:val="zh_TW" w:bidi="zh_TW"/>
+        </w:rPr>
+        <w:t>啟21:24–26，</w:t>
+      </w:r>
+      <w:r>
+        <w:rPr>
+          <w:lang w:val="zh_TW" w:bidi="zh_TW"/>
+        </w:rPr>
+        <w:t>22:2</w:t>
+      </w:r>
       <w:r>
         <w:rPr>
           <w:lang w:val="zh_TW" w:bidi="zh_TW"/>
@@ -6679,18 +5155,12 @@
         </w:rPr>
         <w:t>」來（</w:t>
       </w:r>
-      <w:hyperlink r:id="rId224">
-        <w:r>
-          <w:rPr>
-            <w:lang w:val="zh_TW" w:bidi="zh_TW"/>
-          </w:rPr>
-          <w:rPr>
-            <w:color w:val="0000EE"/>
-            <w:u w:val="single"/>
-          </w:rPr>
-          <w:t>21:2</w:t>
-        </w:r>
-      </w:hyperlink>
+      <w:r>
+        <w:rPr>
+          <w:lang w:val="zh_TW" w:bidi="zh_TW"/>
+        </w:rPr>
+        <w:t>21:2</w:t>
+      </w:r>
       <w:r>
         <w:rPr>
           <w:lang w:val="zh_TW" w:bidi="zh_TW"/>
@@ -6842,306 +5312,204 @@
         </w:rPr>
         <w:t>雖然舊約多處經文提到了新約的概念 （</w:t>
       </w:r>
-      <w:hyperlink r:id="rId253">
-        <w:r>
-          <w:rPr>
-            <w:lang w:val="zh_TW" w:bidi="zh_TW"/>
-          </w:rPr>
-          <w:rPr>
-            <w:color w:val="0000EE"/>
-            <w:u w:val="single"/>
-          </w:rPr>
-          <w:t>結34:23–31</w:t>
-        </w:r>
-      </w:hyperlink>
+      <w:r>
+        <w:rPr>
+          <w:lang w:val="zh_TW" w:bidi="zh_TW"/>
+        </w:rPr>
+        <w:t>結34:23–31</w:t>
+      </w:r>
       <w:r>
         <w:rPr>
           <w:lang w:val="zh_TW" w:bidi="zh_TW"/>
         </w:rPr>
         <w:t>，</w:t>
       </w:r>
-      <w:hyperlink r:id="rId254">
-        <w:r>
-          <w:rPr>
-            <w:lang w:val="zh_TW" w:bidi="zh_TW"/>
-          </w:rPr>
-          <w:rPr>
-            <w:color w:val="0000EE"/>
-            <w:u w:val="single"/>
-          </w:rPr>
-          <w:t>37:24–28</w:t>
-        </w:r>
-      </w:hyperlink>
+      <w:r>
+        <w:rPr>
+          <w:lang w:val="zh_TW" w:bidi="zh_TW"/>
+        </w:rPr>
+        <w:t>37:24–28</w:t>
+      </w:r>
       <w:r>
         <w:rPr>
           <w:lang w:val="zh_TW" w:bidi="zh_TW"/>
         </w:rPr>
         <w:t>；</w:t>
       </w:r>
-      <w:hyperlink r:id="rId255">
-        <w:r>
-          <w:rPr>
-            <w:lang w:val="zh_TW" w:bidi="zh_TW"/>
-          </w:rPr>
-          <w:rPr>
-            <w:color w:val="0000EE"/>
-            <w:u w:val="single"/>
-          </w:rPr>
-          <w:t>珥2:12–32</w:t>
-        </w:r>
-      </w:hyperlink>
+      <w:r>
+        <w:rPr>
+          <w:lang w:val="zh_TW" w:bidi="zh_TW"/>
+        </w:rPr>
+        <w:t>珥2:12–32</w:t>
+      </w:r>
       <w:r>
         <w:rPr>
           <w:lang w:val="zh_TW" w:bidi="zh_TW"/>
         </w:rPr>
         <w:t>），但實際上「新約」這個詞僅出現過一次（</w:t>
       </w:r>
-      <w:hyperlink r:id="rId256">
-        <w:r>
-          <w:rPr>
-            <w:lang w:val="zh_TW" w:bidi="zh_TW"/>
-          </w:rPr>
-          <w:rPr>
-            <w:color w:val="0000EE"/>
-            <w:u w:val="single"/>
-          </w:rPr>
-          <w:t>耶31:31–34</w:t>
-        </w:r>
-      </w:hyperlink>
+      <w:r>
+        <w:rPr>
+          <w:lang w:val="zh_TW" w:bidi="zh_TW"/>
+        </w:rPr>
+        <w:t>耶31:31–34</w:t>
+      </w:r>
       <w:r>
         <w:rPr>
           <w:lang w:val="zh_TW" w:bidi="zh_TW"/>
         </w:rPr>
         <w:t>）。那處經文將先知耶利米所見到的，神在「那些日子之後」與以色列所立的新約（</w:t>
       </w:r>
-      <w:hyperlink r:id="rId257">
-        <w:r>
-          <w:rPr>
-            <w:lang w:val="zh_TW" w:bidi="zh_TW"/>
-          </w:rPr>
-          <w:rPr>
-            <w:color w:val="0000EE"/>
-            <w:u w:val="single"/>
-          </w:rPr>
-          <w:t>32–34</w:t>
-        </w:r>
-      </w:hyperlink>
+      <w:r>
+        <w:rPr>
+          <w:lang w:val="zh_TW" w:bidi="zh_TW"/>
+        </w:rPr>
+        <w:t>32–34</w:t>
+      </w:r>
       <w:r>
         <w:rPr>
           <w:lang w:val="zh_TW" w:bidi="zh_TW"/>
         </w:rPr>
         <w:t>節），與神在摩西時代與祂的百姓所立的約作對比。首先，這種對比體現在新約的內在性質上。舊約是刻在石版上（</w:t>
       </w:r>
-      <w:hyperlink r:id="rId258">
-        <w:r>
-          <w:rPr>
-            <w:lang w:val="zh_TW" w:bidi="zh_TW"/>
-          </w:rPr>
-          <w:rPr>
-            <w:color w:val="0000EE"/>
-            <w:u w:val="single"/>
-          </w:rPr>
-          <w:t>出31:18</w:t>
-        </w:r>
-      </w:hyperlink>
+      <w:r>
+        <w:rPr>
+          <w:lang w:val="zh_TW" w:bidi="zh_TW"/>
+        </w:rPr>
+        <w:t>出31:18</w:t>
+      </w:r>
       <w:r>
         <w:rPr>
           <w:lang w:val="zh_TW" w:bidi="zh_TW"/>
         </w:rPr>
         <w:t>，</w:t>
       </w:r>
-      <w:hyperlink r:id="rId259">
-        <w:r>
-          <w:rPr>
-            <w:lang w:val="zh_TW" w:bidi="zh_TW"/>
-          </w:rPr>
-          <w:rPr>
-            <w:color w:val="0000EE"/>
-            <w:u w:val="single"/>
-          </w:rPr>
-          <w:t>34:27–32</w:t>
-        </w:r>
-      </w:hyperlink>
+      <w:r>
+        <w:rPr>
+          <w:lang w:val="zh_TW" w:bidi="zh_TW"/>
+        </w:rPr>
+        <w:t>34:27–32</w:t>
+      </w:r>
       <w:r>
         <w:rPr>
           <w:lang w:val="zh_TW" w:bidi="zh_TW"/>
         </w:rPr>
         <w:t>；</w:t>
       </w:r>
-      <w:hyperlink r:id="rId260">
-        <w:r>
-          <w:rPr>
-            <w:lang w:val="zh_TW" w:bidi="zh_TW"/>
-          </w:rPr>
-          <w:rPr>
-            <w:color w:val="0000EE"/>
-            <w:u w:val="single"/>
-          </w:rPr>
-          <w:t>申4:13</w:t>
-        </w:r>
-      </w:hyperlink>
+      <w:r>
+        <w:rPr>
+          <w:lang w:val="zh_TW" w:bidi="zh_TW"/>
+        </w:rPr>
+        <w:t>申4:13</w:t>
+      </w:r>
       <w:r>
         <w:rPr>
           <w:lang w:val="zh_TW" w:bidi="zh_TW"/>
         </w:rPr>
         <w:t>，</w:t>
       </w:r>
-      <w:hyperlink r:id="rId261">
-        <w:r>
-          <w:rPr>
-            <w:lang w:val="zh_TW" w:bidi="zh_TW"/>
-          </w:rPr>
-          <w:rPr>
-            <w:color w:val="0000EE"/>
-            <w:u w:val="single"/>
-          </w:rPr>
-          <w:t>5:22</w:t>
-        </w:r>
-      </w:hyperlink>
+      <w:r>
+        <w:rPr>
+          <w:lang w:val="zh_TW" w:bidi="zh_TW"/>
+        </w:rPr>
+        <w:t>5:22</w:t>
+      </w:r>
       <w:r>
         <w:rPr>
           <w:lang w:val="zh_TW" w:bidi="zh_TW"/>
         </w:rPr>
         <w:t>，</w:t>
       </w:r>
-      <w:hyperlink r:id="rId262">
-        <w:r>
-          <w:rPr>
-            <w:lang w:val="zh_TW" w:bidi="zh_TW"/>
-          </w:rPr>
-          <w:rPr>
-            <w:color w:val="0000EE"/>
-            <w:u w:val="single"/>
-          </w:rPr>
-          <w:t>9:11</w:t>
-        </w:r>
-      </w:hyperlink>
+      <w:r>
+        <w:rPr>
+          <w:lang w:val="zh_TW" w:bidi="zh_TW"/>
+        </w:rPr>
+        <w:t>9:11</w:t>
+      </w:r>
       <w:r>
         <w:rPr>
           <w:lang w:val="zh_TW" w:bidi="zh_TW"/>
         </w:rPr>
         <w:t>，</w:t>
       </w:r>
-      <w:hyperlink r:id="rId263">
-        <w:r>
-          <w:rPr>
-            <w:lang w:val="zh_TW" w:bidi="zh_TW"/>
-          </w:rPr>
-          <w:rPr>
-            <w:color w:val="0000EE"/>
-            <w:u w:val="single"/>
-          </w:rPr>
-          <w:t>10:3–4</w:t>
-        </w:r>
-      </w:hyperlink>
+      <w:r>
+        <w:rPr>
+          <w:lang w:val="zh_TW" w:bidi="zh_TW"/>
+        </w:rPr>
+        <w:t>10:3–4</w:t>
+      </w:r>
       <w:r>
         <w:rPr>
           <w:lang w:val="zh_TW" w:bidi="zh_TW"/>
         </w:rPr>
         <w:t>）並記錄在書卷中（</w:t>
       </w:r>
-      <w:hyperlink r:id="rId264">
-        <w:r>
-          <w:rPr>
-            <w:lang w:val="zh_TW" w:bidi="zh_TW"/>
-          </w:rPr>
-          <w:rPr>
-            <w:color w:val="0000EE"/>
-            <w:u w:val="single"/>
-          </w:rPr>
-          <w:t>出24:7</w:t>
-        </w:r>
-      </w:hyperlink>
+      <w:r>
+        <w:rPr>
+          <w:lang w:val="zh_TW" w:bidi="zh_TW"/>
+        </w:rPr>
+        <w:t>出24:7</w:t>
+      </w:r>
       <w:r>
         <w:rPr>
           <w:lang w:val="zh_TW" w:bidi="zh_TW"/>
         </w:rPr>
         <w:t>；參</w:t>
       </w:r>
-      <w:hyperlink r:id="rId265">
-        <w:r>
-          <w:rPr>
-            <w:lang w:val="zh_TW" w:bidi="zh_TW"/>
-          </w:rPr>
-          <w:rPr>
-            <w:color w:val="0000EE"/>
-            <w:u w:val="single"/>
-          </w:rPr>
-          <w:t>羅7:6</w:t>
-        </w:r>
-      </w:hyperlink>
+      <w:r>
+        <w:rPr>
+          <w:lang w:val="zh_TW" w:bidi="zh_TW"/>
+        </w:rPr>
+        <w:t>羅7:6</w:t>
+      </w:r>
       <w:r>
         <w:rPr>
           <w:lang w:val="zh_TW" w:bidi="zh_TW"/>
         </w:rPr>
         <w:t>的「儀文的舊樣」），而新約是被寫在人的心上。 這帶來的結果之一是更清楚地啟示神的要求；另一個結果則是信徒有能力履行這些要求（見</w:t>
       </w:r>
-      <w:hyperlink r:id="rId266">
-        <w:r>
-          <w:rPr>
-            <w:lang w:val="zh_TW" w:bidi="zh_TW"/>
-          </w:rPr>
-          <w:rPr>
-            <w:color w:val="0000EE"/>
-            <w:u w:val="single"/>
-          </w:rPr>
-          <w:t>羅8:2–4</w:t>
-        </w:r>
-      </w:hyperlink>
+      <w:r>
+        <w:rPr>
+          <w:lang w:val="zh_TW" w:bidi="zh_TW"/>
+        </w:rPr>
+        <w:t>羅8:2–4</w:t>
+      </w:r>
       <w:r>
         <w:rPr>
           <w:lang w:val="zh_TW" w:bidi="zh_TW"/>
         </w:rPr>
         <w:t>）。新約的內在性質在其他經文中也有所提及（</w:t>
       </w:r>
-      <w:hyperlink r:id="rId267">
-        <w:r>
-          <w:rPr>
-            <w:lang w:val="zh_TW" w:bidi="zh_TW"/>
-          </w:rPr>
-          <w:rPr>
-            <w:color w:val="0000EE"/>
-            <w:u w:val="single"/>
-          </w:rPr>
-          <w:t>結11:19–21</w:t>
-        </w:r>
-      </w:hyperlink>
+      <w:r>
+        <w:rPr>
+          <w:lang w:val="zh_TW" w:bidi="zh_TW"/>
+        </w:rPr>
+        <w:t>結11:19–21</w:t>
+      </w:r>
       <w:r>
         <w:rPr>
           <w:lang w:val="zh_TW" w:bidi="zh_TW"/>
         </w:rPr>
         <w:t>，</w:t>
       </w:r>
-      <w:hyperlink r:id="rId268">
-        <w:r>
-          <w:rPr>
-            <w:lang w:val="zh_TW" w:bidi="zh_TW"/>
-          </w:rPr>
-          <w:rPr>
-            <w:color w:val="0000EE"/>
-            <w:u w:val="single"/>
-          </w:rPr>
-          <w:t>36:26–27</w:t>
-        </w:r>
-      </w:hyperlink>
+      <w:r>
+        <w:rPr>
+          <w:lang w:val="zh_TW" w:bidi="zh_TW"/>
+        </w:rPr>
+        <w:t>36:26–27</w:t>
+      </w:r>
       <w:r>
         <w:rPr>
           <w:lang w:val="zh_TW" w:bidi="zh_TW"/>
         </w:rPr>
         <w:t>），並且在約珥書中明確指出，在那時神「要將我（祂）的靈澆灌凡有血氣的」（</w:t>
       </w:r>
-      <w:hyperlink r:id="rId269">
-        <w:r>
-          <w:rPr>
-            <w:lang w:val="zh_TW" w:bidi="zh_TW"/>
-          </w:rPr>
-          <w:rPr>
-            <w:color w:val="0000EE"/>
-            <w:u w:val="single"/>
-          </w:rPr>
-          <w:t>珥2:28–32</w:t>
-        </w:r>
-      </w:hyperlink>
+      <w:r>
+        <w:rPr>
+          <w:lang w:val="zh_TW" w:bidi="zh_TW"/>
+        </w:rPr>
+        <w:t>珥2:28–32</w:t>
+      </w:r>
       <w:r>
         <w:rPr>
           <w:lang w:val="zh_TW" w:bidi="zh_TW"/>
@@ -7162,36 +5530,24 @@
         </w:rPr>
         <w:t>第二個對比體現在神的子民如何在兩個聖約之下認識神。毫無疑問，以色列在舊約之下是「認識」神的；神已向他們啟示祂自己，雖然這個民族有時會忘記這一點（</w:t>
       </w:r>
-      <w:hyperlink r:id="rId270">
-        <w:r>
-          <w:rPr>
-            <w:lang w:val="zh_TW" w:bidi="zh_TW"/>
-          </w:rPr>
-          <w:rPr>
-            <w:color w:val="0000EE"/>
-            <w:u w:val="single"/>
-          </w:rPr>
-          <w:t>士2:10</w:t>
-        </w:r>
-      </w:hyperlink>
+      <w:r>
+        <w:rPr>
+          <w:lang w:val="zh_TW" w:bidi="zh_TW"/>
+        </w:rPr>
+        <w:t>士2:10</w:t>
+      </w:r>
       <w:r>
         <w:rPr>
           <w:lang w:val="zh_TW" w:bidi="zh_TW"/>
         </w:rPr>
         <w:t>；</w:t>
       </w:r>
-      <w:hyperlink r:id="rId271">
-        <w:r>
-          <w:rPr>
-            <w:lang w:val="zh_TW" w:bidi="zh_TW"/>
-          </w:rPr>
-          <w:rPr>
-            <w:color w:val="0000EE"/>
-            <w:u w:val="single"/>
-          </w:rPr>
-          <w:t>何4:1、6</w:t>
-        </w:r>
-      </w:hyperlink>
+      <w:r>
+        <w:rPr>
+          <w:lang w:val="zh_TW" w:bidi="zh_TW"/>
+        </w:rPr>
+        <w:t>何4:1、6</w:t>
+      </w:r>
       <w:r>
         <w:rPr>
           <w:lang w:val="zh_TW" w:bidi="zh_TW"/>
@@ -7212,72 +5568,48 @@
         </w:rPr>
         <w:t>最後，這兩個約在神對待人類罪惡方面有所不同。耶利米應許神會赦免祂子民的罪孽，並塗抹他們的罪。以色列早已知道神喜悅施行憐憫與赦罪（</w:t>
       </w:r>
-      <w:hyperlink r:id="rId272">
-        <w:r>
-          <w:rPr>
-            <w:lang w:val="zh_TW" w:bidi="zh_TW"/>
-          </w:rPr>
-          <w:rPr>
-            <w:color w:val="0000EE"/>
-            <w:u w:val="single"/>
-          </w:rPr>
-          <w:t>出34:6–7</w:t>
-        </w:r>
-      </w:hyperlink>
+      <w:r>
+        <w:rPr>
+          <w:lang w:val="zh_TW" w:bidi="zh_TW"/>
+        </w:rPr>
+        <w:t>出34:6–7</w:t>
+      </w:r>
       <w:r>
         <w:rPr>
           <w:lang w:val="zh_TW" w:bidi="zh_TW"/>
         </w:rPr>
         <w:t>），耶利米說神將不再記念他們的罪惡（</w:t>
       </w:r>
-      <w:hyperlink r:id="rId273">
-        <w:r>
-          <w:rPr>
-            <w:lang w:val="zh_TW" w:bidi="zh_TW"/>
-          </w:rPr>
-          <w:rPr>
-            <w:color w:val="0000EE"/>
-            <w:u w:val="single"/>
-          </w:rPr>
-          <w:t>耶31:34</w:t>
-        </w:r>
-      </w:hyperlink>
+      <w:r>
+        <w:rPr>
+          <w:lang w:val="zh_TW" w:bidi="zh_TW"/>
+        </w:rPr>
+        <w:t>耶31:34</w:t>
+      </w:r>
       <w:r>
         <w:rPr>
           <w:lang w:val="zh_TW" w:bidi="zh_TW"/>
         </w:rPr>
         <w:t>）。在舊約之下，每年都要重複提醒人們的罪（</w:t>
       </w:r>
-      <w:hyperlink r:id="rId274">
-        <w:r>
-          <w:rPr>
-            <w:lang w:val="zh_TW" w:bidi="zh_TW"/>
-          </w:rPr>
-          <w:rPr>
-            <w:color w:val="0000EE"/>
-            <w:u w:val="single"/>
-          </w:rPr>
-          <w:t>來10:3</w:t>
-        </w:r>
-      </w:hyperlink>
+      <w:r>
+        <w:rPr>
+          <w:lang w:val="zh_TW" w:bidi="zh_TW"/>
+        </w:rPr>
+        <w:t>來10:3</w:t>
+      </w:r>
       <w:r>
         <w:rPr>
           <w:lang w:val="zh_TW" w:bidi="zh_TW"/>
         </w:rPr>
         <w:t>）；在新約之下，罪不再被記念（</w:t>
       </w:r>
-      <w:hyperlink r:id="rId275">
-        <w:r>
-          <w:rPr>
-            <w:lang w:val="zh_TW" w:bidi="zh_TW"/>
-          </w:rPr>
-          <w:rPr>
-            <w:color w:val="0000EE"/>
-            <w:u w:val="single"/>
-          </w:rPr>
-          <w:t>14</w:t>
-        </w:r>
-      </w:hyperlink>
+      <w:r>
+        <w:rPr>
+          <w:lang w:val="zh_TW" w:bidi="zh_TW"/>
+        </w:rPr>
+        <w:t>14</w:t>
+      </w:r>
       <w:r>
         <w:rPr>
           <w:lang w:val="zh_TW" w:bidi="zh_TW"/>
@@ -7309,144 +5641,96 @@
         </w:rPr>
         <w:t>「新約」這個表達在新約聖經中至少出現了六次（</w:t>
       </w:r>
-      <w:hyperlink r:id="rId276">
-        <w:r>
-          <w:rPr>
-            <w:lang w:val="zh_TW" w:bidi="zh_TW"/>
-          </w:rPr>
-          <w:rPr>
-            <w:color w:val="0000EE"/>
-            <w:u w:val="single"/>
-          </w:rPr>
-          <w:t>林前11:25</w:t>
-        </w:r>
-      </w:hyperlink>
+      <w:r>
+        <w:rPr>
+          <w:lang w:val="zh_TW" w:bidi="zh_TW"/>
+        </w:rPr>
+        <w:t>林前11:25</w:t>
+      </w:r>
       <w:r>
         <w:rPr>
           <w:lang w:val="zh_TW" w:bidi="zh_TW"/>
         </w:rPr>
         <w:t>；</w:t>
       </w:r>
-      <w:hyperlink r:id="rId277">
-        <w:r>
-          <w:rPr>
-            <w:lang w:val="zh_TW" w:bidi="zh_TW"/>
-          </w:rPr>
-          <w:rPr>
-            <w:color w:val="0000EE"/>
-            <w:u w:val="single"/>
-          </w:rPr>
-          <w:t>林後3:6</w:t>
-        </w:r>
-      </w:hyperlink>
+      <w:r>
+        <w:rPr>
+          <w:lang w:val="zh_TW" w:bidi="zh_TW"/>
+        </w:rPr>
+        <w:t>林後3:6</w:t>
+      </w:r>
       <w:r>
         <w:rPr>
           <w:lang w:val="zh_TW" w:bidi="zh_TW"/>
         </w:rPr>
         <w:t>；</w:t>
       </w:r>
-      <w:hyperlink r:id="rId242">
-        <w:r>
-          <w:rPr>
-            <w:lang w:val="zh_TW" w:bidi="zh_TW"/>
-          </w:rPr>
-          <w:rPr>
-            <w:color w:val="0000EE"/>
-            <w:u w:val="single"/>
-          </w:rPr>
-          <w:t>來8:8、13</w:t>
-        </w:r>
-      </w:hyperlink>
+      <w:r>
+        <w:rPr>
+          <w:lang w:val="zh_TW" w:bidi="zh_TW"/>
+        </w:rPr>
+        <w:t>來8:8、13</w:t>
+      </w:r>
       <w:r>
         <w:rPr>
           <w:lang w:val="zh_TW" w:bidi="zh_TW"/>
         </w:rPr>
         <w:t>，</w:t>
       </w:r>
-      <w:hyperlink r:id="rId278">
-        <w:r>
-          <w:rPr>
-            <w:lang w:val="zh_TW" w:bidi="zh_TW"/>
-          </w:rPr>
-          <w:rPr>
-            <w:color w:val="0000EE"/>
-            <w:u w:val="single"/>
-          </w:rPr>
-          <w:t>9:15</w:t>
-        </w:r>
-      </w:hyperlink>
+      <w:r>
+        <w:rPr>
+          <w:lang w:val="zh_TW" w:bidi="zh_TW"/>
+        </w:rPr>
+        <w:t>9:15</w:t>
+      </w:r>
       <w:r>
         <w:rPr>
           <w:lang w:val="zh_TW" w:bidi="zh_TW"/>
         </w:rPr>
         <w:t>，</w:t>
       </w:r>
-      <w:hyperlink r:id="rId279">
-        <w:r>
-          <w:rPr>
-            <w:lang w:val="zh_TW" w:bidi="zh_TW"/>
-          </w:rPr>
-          <w:rPr>
-            <w:color w:val="0000EE"/>
-            <w:u w:val="single"/>
-          </w:rPr>
-          <w:t>12:24</w:t>
-        </w:r>
-      </w:hyperlink>
+      <w:r>
+        <w:rPr>
+          <w:lang w:val="zh_TW" w:bidi="zh_TW"/>
+        </w:rPr>
+        <w:t>12:24</w:t>
+      </w:r>
       <w:r>
         <w:rPr>
           <w:lang w:val="zh_TW" w:bidi="zh_TW"/>
         </w:rPr>
         <w:t>；根據一些抄本，可能還出現在</w:t>
       </w:r>
-      <w:hyperlink r:id="rId280">
-        <w:r>
-          <w:rPr>
-            <w:lang w:val="zh_TW" w:bidi="zh_TW"/>
-          </w:rPr>
-          <w:rPr>
-            <w:color w:val="0000EE"/>
-            <w:u w:val="single"/>
-          </w:rPr>
-          <w:t>路22:20</w:t>
-        </w:r>
-      </w:hyperlink>
+      <w:r>
+        <w:rPr>
+          <w:lang w:val="zh_TW" w:bidi="zh_TW"/>
+        </w:rPr>
+        <w:t>路22:20</w:t>
+      </w:r>
       <w:r>
         <w:rPr>
           <w:lang w:val="zh_TW" w:bidi="zh_TW"/>
         </w:rPr>
         <w:t>）。在某些希臘文抄本中，這個詞語也出現在</w:t>
       </w:r>
-      <w:hyperlink r:id="rId281">
-        <w:r>
-          <w:rPr>
-            <w:lang w:val="zh_TW" w:bidi="zh_TW"/>
-          </w:rPr>
-          <w:rPr>
-            <w:color w:val="0000EE"/>
-            <w:u w:val="single"/>
-          </w:rPr>
-          <w:t>馬太福音二十六章28節</w:t>
-        </w:r>
-      </w:hyperlink>
+      <w:r>
+        <w:rPr>
+          <w:lang w:val="zh_TW" w:bidi="zh_TW"/>
+        </w:rPr>
+        <w:t>馬太福音二十六章28節</w:t>
+      </w:r>
       <w:r>
         <w:rPr>
           <w:lang w:val="zh_TW" w:bidi="zh_TW"/>
         </w:rPr>
         <w:t>和</w:t>
       </w:r>
-      <w:hyperlink r:id="rId282">
-        <w:r>
-          <w:rPr>
-            <w:lang w:val="zh_TW" w:bidi="zh_TW"/>
-          </w:rPr>
-          <w:rPr>
-            <w:color w:val="0000EE"/>
-            <w:u w:val="single"/>
-          </w:rPr>
-          <w:t>馬可福音十四章24節</w:t>
-        </w:r>
-      </w:hyperlink>
+      <w:r>
+        <w:rPr>
+          <w:lang w:val="zh_TW" w:bidi="zh_TW"/>
+        </w:rPr>
+        <w:t>馬可福音十四章24節</w:t>
+      </w:r>
       <w:r>
         <w:rPr>
           <w:lang w:val="zh_TW" w:bidi="zh_TW"/>
@@ -7467,18 +5751,12 @@
         </w:rPr>
         <w:t>儘管「新」這個詞在馬太福音和馬可福音的最佳希臘抄本中並未出現，因此可能不是原文的一部分，但從四卷福音書的記載中可以明確看出，耶穌視聖餐是在建立一個不同的約，因此也是「新」的約。這個約是由祂的犧牲之死（也就是祂的血）所立的，就像摩西之約是由「立約的血」（</w:t>
       </w:r>
-      <w:hyperlink r:id="rId283">
-        <w:r>
-          <w:rPr>
-            <w:lang w:val="zh_TW" w:bidi="zh_TW"/>
-          </w:rPr>
-          <w:rPr>
-            <w:color w:val="0000EE"/>
-            <w:u w:val="single"/>
-          </w:rPr>
-          <w:t>出24:6–8</w:t>
-        </w:r>
-      </w:hyperlink>
+      <w:r>
+        <w:rPr>
+          <w:lang w:val="zh_TW" w:bidi="zh_TW"/>
+        </w:rPr>
+        <w:t>出24:6–8</w:t>
+      </w:r>
       <w:r>
         <w:rPr>
           <w:lang w:val="zh_TW" w:bidi="zh_TW"/>
@@ -7499,174 +5777,114 @@
         </w:rPr>
         <w:t>耶穌在設立聖餐時，並沒有闡明約的「新」包含了什麼。然而，祂在其它地方提到過「聖靈的洗」（</w:t>
       </w:r>
-      <w:hyperlink r:id="rId284">
-        <w:r>
-          <w:rPr>
-            <w:lang w:val="zh_TW" w:bidi="zh_TW"/>
-          </w:rPr>
-          <w:rPr>
-            <w:color w:val="0000EE"/>
-            <w:u w:val="single"/>
-          </w:rPr>
-          <w:t>徒1:5</w:t>
-        </w:r>
-      </w:hyperlink>
+      <w:r>
+        <w:rPr>
+          <w:lang w:val="zh_TW" w:bidi="zh_TW"/>
+        </w:rPr>
+        <w:t>徒1:5</w:t>
+      </w:r>
       <w:r>
         <w:rPr>
           <w:lang w:val="zh_TW" w:bidi="zh_TW"/>
         </w:rPr>
         <w:t>，</w:t>
       </w:r>
-      <w:hyperlink r:id="rId285">
-        <w:r>
-          <w:rPr>
-            <w:lang w:val="zh_TW" w:bidi="zh_TW"/>
-          </w:rPr>
-          <w:rPr>
-            <w:color w:val="0000EE"/>
-            <w:u w:val="single"/>
-          </w:rPr>
-          <w:t>11:16</w:t>
-        </w:r>
-      </w:hyperlink>
+      <w:r>
+        <w:rPr>
+          <w:lang w:val="zh_TW" w:bidi="zh_TW"/>
+        </w:rPr>
+        <w:t>11:16</w:t>
+      </w:r>
       <w:r>
         <w:rPr>
           <w:lang w:val="zh_TW" w:bidi="zh_TW"/>
         </w:rPr>
         <w:t>；參</w:t>
       </w:r>
-      <w:hyperlink r:id="rId286">
-        <w:r>
-          <w:rPr>
-            <w:lang w:val="zh_TW" w:bidi="zh_TW"/>
-          </w:rPr>
-          <w:rPr>
-            <w:color w:val="0000EE"/>
-            <w:u w:val="single"/>
-          </w:rPr>
-          <w:t>太3:11</w:t>
-        </w:r>
-      </w:hyperlink>
+      <w:r>
+        <w:rPr>
+          <w:lang w:val="zh_TW" w:bidi="zh_TW"/>
+        </w:rPr>
+        <w:t>太3:11</w:t>
+      </w:r>
       <w:r>
         <w:rPr>
           <w:lang w:val="zh_TW" w:bidi="zh_TW"/>
         </w:rPr>
         <w:t>；</w:t>
       </w:r>
-      <w:hyperlink r:id="rId287">
-        <w:r>
-          <w:rPr>
-            <w:lang w:val="zh_TW" w:bidi="zh_TW"/>
-          </w:rPr>
-          <w:rPr>
-            <w:color w:val="0000EE"/>
-            <w:u w:val="single"/>
-          </w:rPr>
-          <w:t>可1:8；</w:t>
-        </w:r>
-      </w:hyperlink>
-      <w:hyperlink r:id="rId288">
-        <w:r>
-          <w:rPr>
-            <w:lang w:val="zh_TW" w:bidi="zh_TW"/>
-          </w:rPr>
-          <w:rPr>
-            <w:color w:val="0000EE"/>
-            <w:u w:val="single"/>
-          </w:rPr>
-          <w:t>路3:16</w:t>
-        </w:r>
-      </w:hyperlink>
+      <w:r>
+        <w:rPr>
+          <w:lang w:val="zh_TW" w:bidi="zh_TW"/>
+        </w:rPr>
+        <w:t>可1:8；</w:t>
+      </w:r>
+      <w:r>
+        <w:rPr>
+          <w:lang w:val="zh_TW" w:bidi="zh_TW"/>
+        </w:rPr>
+        <w:t>路3:16</w:t>
+      </w:r>
       <w:r>
         <w:rPr>
           <w:lang w:val="zh_TW" w:bidi="zh_TW"/>
         </w:rPr>
         <w:t>；</w:t>
       </w:r>
-      <w:hyperlink r:id="rId289">
-        <w:r>
-          <w:rPr>
-            <w:lang w:val="zh_TW" w:bidi="zh_TW"/>
-          </w:rPr>
-          <w:rPr>
-            <w:color w:val="0000EE"/>
-            <w:u w:val="single"/>
-          </w:rPr>
-          <w:t>約1:33</w:t>
-        </w:r>
-      </w:hyperlink>
+      <w:r>
+        <w:rPr>
+          <w:lang w:val="zh_TW" w:bidi="zh_TW"/>
+        </w:rPr>
+        <w:t>約1:33</w:t>
+      </w:r>
       <w:r>
         <w:rPr>
           <w:lang w:val="zh_TW" w:bidi="zh_TW"/>
         </w:rPr>
         <w:t>，這些應許由施洗約翰的口中傳出；另參</w:t>
       </w:r>
-      <w:hyperlink r:id="rId290">
-        <w:r>
-          <w:rPr>
-            <w:lang w:val="zh_TW" w:bidi="zh_TW"/>
-          </w:rPr>
-          <w:rPr>
-            <w:color w:val="0000EE"/>
-            <w:u w:val="single"/>
-          </w:rPr>
-          <w:t>林前12:13</w:t>
-        </w:r>
-      </w:hyperlink>
+      <w:r>
+        <w:rPr>
+          <w:lang w:val="zh_TW" w:bidi="zh_TW"/>
+        </w:rPr>
+        <w:t>林前12:13</w:t>
+      </w:r>
       <w:r>
         <w:rPr>
           <w:lang w:val="zh_TW" w:bidi="zh_TW"/>
         </w:rPr>
         <w:t>）。此外，舊約中的預言同樣指向神將來要建立的新約，正如</w:t>
       </w:r>
-      <w:hyperlink r:id="rId277">
-        <w:r>
-          <w:rPr>
-            <w:lang w:val="zh_TW" w:bidi="zh_TW"/>
-          </w:rPr>
-          <w:rPr>
-            <w:color w:val="0000EE"/>
-            <w:u w:val="single"/>
-          </w:rPr>
-          <w:t>哥林多後書三章6節</w:t>
-        </w:r>
-      </w:hyperlink>
+      <w:r>
+        <w:rPr>
+          <w:lang w:val="zh_TW" w:bidi="zh_TW"/>
+        </w:rPr>
+        <w:t>哥林多後書三章6節</w:t>
+      </w:r>
       <w:r>
         <w:rPr>
           <w:lang w:val="zh_TW" w:bidi="zh_TW"/>
         </w:rPr>
         <w:t>所示。使徒保羅在那裡指出，神「叫我們能承當這新約的執事」（參</w:t>
       </w:r>
-      <w:hyperlink r:id="rId291">
-        <w:r>
-          <w:rPr>
-            <w:lang w:val="zh_TW" w:bidi="zh_TW"/>
-          </w:rPr>
-          <w:rPr>
-            <w:color w:val="0000EE"/>
-            <w:u w:val="single"/>
-          </w:rPr>
-          <w:t>耶31:31</w:t>
-        </w:r>
-      </w:hyperlink>
+      <w:r>
+        <w:rPr>
+          <w:lang w:val="zh_TW" w:bidi="zh_TW"/>
+        </w:rPr>
+        <w:t>耶31:31</w:t>
+      </w:r>
       <w:r>
         <w:rPr>
           <w:lang w:val="zh_TW" w:bidi="zh_TW"/>
         </w:rPr>
         <w:t>），這約「不是憑著字句，乃是憑著精意」（參</w:t>
       </w:r>
-      <w:hyperlink r:id="rId269">
-        <w:r>
-          <w:rPr>
-            <w:lang w:val="zh_TW" w:bidi="zh_TW"/>
-          </w:rPr>
-          <w:rPr>
-            <w:color w:val="0000EE"/>
-            <w:u w:val="single"/>
-          </w:rPr>
-          <w:t>珥2:28–32</w:t>
-        </w:r>
-      </w:hyperlink>
+      <w:r>
+        <w:rPr>
+          <w:lang w:val="zh_TW" w:bidi="zh_TW"/>
+        </w:rPr>
+        <w:t>珥2:28–32</w:t>
+      </w:r>
       <w:r>
         <w:rPr>
           <w:lang w:val="zh_TW" w:bidi="zh_TW"/>
@@ -7698,90 +5916,60 @@
         </w:rPr>
         <w:t>在</w:t>
       </w:r>
-      <w:hyperlink r:id="rId292">
-        <w:r>
-          <w:rPr>
-            <w:lang w:val="zh_TW" w:bidi="zh_TW"/>
-          </w:rPr>
-          <w:rPr>
-            <w:color w:val="0000EE"/>
-            <w:u w:val="single"/>
-          </w:rPr>
-          <w:t>哥林多後書三章</w:t>
-        </w:r>
-      </w:hyperlink>
+      <w:r>
+        <w:rPr>
+          <w:lang w:val="zh_TW" w:bidi="zh_TW"/>
+        </w:rPr>
+        <w:t>哥林多後書三章</w:t>
+      </w:r>
       <w:r>
         <w:rPr>
           <w:lang w:val="zh_TW" w:bidi="zh_TW"/>
         </w:rPr>
         <w:t>中，保羅對比了舊約（摩西之約）和新約（</w:t>
       </w:r>
-      <w:hyperlink r:id="rId293">
-        <w:r>
-          <w:rPr>
-            <w:lang w:val="zh_TW" w:bidi="zh_TW"/>
-          </w:rPr>
-          <w:rPr>
-            <w:color w:val="0000EE"/>
-            <w:u w:val="single"/>
-          </w:rPr>
-          <w:t>14</w:t>
-        </w:r>
-      </w:hyperlink>
+      <w:r>
+        <w:rPr>
+          <w:lang w:val="zh_TW" w:bidi="zh_TW"/>
+        </w:rPr>
+        <w:t>14</w:t>
+      </w:r>
       <w:r>
         <w:rPr>
           <w:lang w:val="zh_TW" w:bidi="zh_TW"/>
         </w:rPr>
         <w:t>節），他指出舊約是屬死的職事，是刻在石版上的字（</w:t>
       </w:r>
-      <w:hyperlink r:id="rId294">
-        <w:r>
-          <w:rPr>
-            <w:lang w:val="zh_TW" w:bidi="zh_TW"/>
-          </w:rPr>
-          <w:rPr>
-            <w:color w:val="0000EE"/>
-            <w:u w:val="single"/>
-          </w:rPr>
-          <w:t>7</w:t>
-        </w:r>
-      </w:hyperlink>
+      <w:r>
+        <w:rPr>
+          <w:lang w:val="zh_TW" w:bidi="zh_TW"/>
+        </w:rPr>
+        <w:t>7</w:t>
+      </w:r>
       <w:r>
         <w:rPr>
           <w:lang w:val="zh_TW" w:bidi="zh_TW"/>
         </w:rPr>
         <w:t>節），而耶穌所立的新約有更大的榮光（</w:t>
       </w:r>
-      <w:hyperlink r:id="rId295">
-        <w:r>
-          <w:rPr>
-            <w:lang w:val="zh_TW" w:bidi="zh_TW"/>
-          </w:rPr>
-          <w:rPr>
-            <w:color w:val="0000EE"/>
-            <w:u w:val="single"/>
-          </w:rPr>
-          <w:t>8–9</w:t>
-        </w:r>
-      </w:hyperlink>
+      <w:r>
+        <w:rPr>
+          <w:lang w:val="zh_TW" w:bidi="zh_TW"/>
+        </w:rPr>
+        <w:t>8–9</w:t>
+      </w:r>
       <w:r>
         <w:rPr>
           <w:lang w:val="zh_TW" w:bidi="zh_TW"/>
         </w:rPr>
         <w:t>節），是由永生神的靈親自寫在人的心版上（</w:t>
       </w:r>
-      <w:hyperlink r:id="rId296">
-        <w:r>
-          <w:rPr>
-            <w:lang w:val="zh_TW" w:bidi="zh_TW"/>
-          </w:rPr>
-          <w:rPr>
-            <w:color w:val="0000EE"/>
-            <w:u w:val="single"/>
-          </w:rPr>
-          <w:t>3</w:t>
-        </w:r>
-      </w:hyperlink>
+      <w:r>
+        <w:rPr>
+          <w:lang w:val="zh_TW" w:bidi="zh_TW"/>
+        </w:rPr>
+        <w:t>3</w:t>
+      </w:r>
       <w:r>
         <w:rPr>
           <w:lang w:val="zh_TW" w:bidi="zh_TW"/>
@@ -7802,54 +5990,36 @@
         </w:rPr>
         <w:t>在希伯來書中，新約的概念得到了最詳盡和系統的闡述。</w:t>
       </w:r>
-      <w:hyperlink r:id="rId297">
-        <w:r>
-          <w:rPr>
-            <w:lang w:val="zh_TW" w:bidi="zh_TW"/>
-          </w:rPr>
-          <w:rPr>
-            <w:color w:val="0000EE"/>
-            <w:u w:val="single"/>
-          </w:rPr>
-          <w:t>希伯來書八章8至12節</w:t>
-        </w:r>
-      </w:hyperlink>
+      <w:r>
+        <w:rPr>
+          <w:lang w:val="zh_TW" w:bidi="zh_TW"/>
+        </w:rPr>
+        <w:t>希伯來書八章8至12節</w:t>
+      </w:r>
       <w:r>
         <w:rPr>
           <w:lang w:val="zh_TW" w:bidi="zh_TW"/>
         </w:rPr>
         <w:t>引用了</w:t>
       </w:r>
-      <w:hyperlink r:id="rId256">
-        <w:r>
-          <w:rPr>
-            <w:lang w:val="zh_TW" w:bidi="zh_TW"/>
-          </w:rPr>
-          <w:rPr>
-            <w:color w:val="0000EE"/>
-            <w:u w:val="single"/>
-          </w:rPr>
-          <w:t>耶利米書三十一章31至34節</w:t>
-        </w:r>
-      </w:hyperlink>
+      <w:r>
+        <w:rPr>
+          <w:lang w:val="zh_TW" w:bidi="zh_TW"/>
+        </w:rPr>
+        <w:t>耶利米書三十一章31至34節</w:t>
+      </w:r>
       <w:r>
         <w:rPr>
           <w:lang w:val="zh_TW" w:bidi="zh_TW"/>
         </w:rPr>
         <w:t>，這是新約聖經中引用舊約經文最長的一段。在</w:t>
       </w:r>
-      <w:hyperlink r:id="rId279">
-        <w:r>
-          <w:rPr>
-            <w:lang w:val="zh_TW" w:bidi="zh_TW"/>
-          </w:rPr>
-          <w:rPr>
-            <w:color w:val="0000EE"/>
-            <w:u w:val="single"/>
-          </w:rPr>
-          <w:t>希伯來書十二章24節</w:t>
-        </w:r>
-      </w:hyperlink>
+      <w:r>
+        <w:rPr>
+          <w:lang w:val="zh_TW" w:bidi="zh_TW"/>
+        </w:rPr>
+        <w:t>希伯來書十二章24節</w:t>
+      </w:r>
       <w:r>
         <w:rPr>
           <w:lang w:val="zh_TW" w:bidi="zh_TW"/>
@@ -7878,36 +6048,24 @@
         </w:rPr>
         <w:t>新約有比舊約更好的祭司職分，因為不再需要因祭司死亡而頻繁更替（</w:t>
       </w:r>
-      <w:hyperlink r:id="rId298">
-        <w:r>
-          <w:rPr>
-            <w:lang w:val="zh_TW" w:bidi="zh_TW"/>
-          </w:rPr>
-          <w:rPr>
-            <w:color w:val="0000EE"/>
-            <w:u w:val="single"/>
-          </w:rPr>
-          <w:t>來7:23</w:t>
-        </w:r>
-      </w:hyperlink>
+      <w:r>
+        <w:rPr>
+          <w:lang w:val="zh_TW" w:bidi="zh_TW"/>
+        </w:rPr>
+        <w:t>來7:23</w:t>
+      </w:r>
       <w:r>
         <w:rPr>
           <w:lang w:val="zh_TW" w:bidi="zh_TW"/>
         </w:rPr>
         <w:t>）。如今有一位永遠長存的祭司，祂永遠活著，為祂的子民在神面前代求（見</w:t>
       </w:r>
-      <w:hyperlink r:id="rId299">
-        <w:r>
-          <w:rPr>
-            <w:lang w:val="zh_TW" w:bidi="zh_TW"/>
-          </w:rPr>
-          <w:rPr>
-            <w:color w:val="0000EE"/>
-            <w:u w:val="single"/>
-          </w:rPr>
-          <w:t>24–25</w:t>
-        </w:r>
-      </w:hyperlink>
+      <w:r>
+        <w:rPr>
+          <w:lang w:val="zh_TW" w:bidi="zh_TW"/>
+        </w:rPr>
+        <w:t>24–25</w:t>
+      </w:r>
       <w:r>
         <w:rPr>
           <w:lang w:val="zh_TW" w:bidi="zh_TW"/>
@@ -7932,54 +6090,36 @@
         </w:rPr>
         <w:t>新約中的祭司比舊約的祭司更好，因為耶穌不必不斷為自己的罪和祂子民的罪獻祭。祂已經一次獻上完全和完美的祭（</w:t>
       </w:r>
-      <w:hyperlink r:id="rId300">
-        <w:r>
-          <w:rPr>
-            <w:lang w:val="zh_TW" w:bidi="zh_TW"/>
-          </w:rPr>
-          <w:rPr>
-            <w:color w:val="0000EE"/>
-            <w:u w:val="single"/>
-          </w:rPr>
-          <w:t>7:27</w:t>
-        </w:r>
-      </w:hyperlink>
+      <w:r>
+        <w:rPr>
+          <w:lang w:val="zh_TW" w:bidi="zh_TW"/>
+        </w:rPr>
+        <w:t>7:27</w:t>
+      </w:r>
       <w:r>
         <w:rPr>
           <w:lang w:val="zh_TW" w:bidi="zh_TW"/>
         </w:rPr>
         <w:t>，</w:t>
       </w:r>
-      <w:hyperlink r:id="rId301">
-        <w:r>
-          <w:rPr>
-            <w:lang w:val="zh_TW" w:bidi="zh_TW"/>
-          </w:rPr>
-          <w:rPr>
-            <w:color w:val="0000EE"/>
-            <w:u w:val="single"/>
-          </w:rPr>
-          <w:t>9:25–28</w:t>
-        </w:r>
-      </w:hyperlink>
+      <w:r>
+        <w:rPr>
+          <w:lang w:val="zh_TW" w:bidi="zh_TW"/>
+        </w:rPr>
+        <w:t>9:25–28</w:t>
+      </w:r>
       <w:r>
         <w:rPr>
           <w:lang w:val="zh_TW" w:bidi="zh_TW"/>
         </w:rPr>
         <w:t>，</w:t>
       </w:r>
-      <w:hyperlink r:id="rId302">
-        <w:r>
-          <w:rPr>
-            <w:lang w:val="zh_TW" w:bidi="zh_TW"/>
-          </w:rPr>
-          <w:rPr>
-            <w:color w:val="0000EE"/>
-            <w:u w:val="single"/>
-          </w:rPr>
-          <w:t>10:12</w:t>
-        </w:r>
-      </w:hyperlink>
+      <w:r>
+        <w:rPr>
+          <w:lang w:val="zh_TW" w:bidi="zh_TW"/>
+        </w:rPr>
+        <w:t>10:12</w:t>
+      </w:r>
       <w:r>
         <w:rPr>
           <w:lang w:val="zh_TW" w:bidi="zh_TW"/>
@@ -8004,54 +6144,36 @@
         </w:rPr>
         <w:t>新約的祭比舊約的祭更好；公牛和山羊的血所不能做到的——因為它們的贖罪最多只是部分的（</w:t>
       </w:r>
-      <w:hyperlink r:id="rId303">
-        <w:r>
-          <w:rPr>
-            <w:lang w:val="zh_TW" w:bidi="zh_TW"/>
-          </w:rPr>
-          <w:rPr>
-            <w:color w:val="0000EE"/>
-            <w:u w:val="single"/>
-          </w:rPr>
-          <w:t>10:2–3</w:t>
-        </w:r>
-      </w:hyperlink>
+      <w:r>
+        <w:rPr>
+          <w:lang w:val="zh_TW" w:bidi="zh_TW"/>
+        </w:rPr>
+        <w:t>10:2–3</w:t>
+      </w:r>
       <w:r>
         <w:rPr>
           <w:lang w:val="zh_TW" w:bidi="zh_TW"/>
         </w:rPr>
         <w:t>）——基督的血已經一次完成（</w:t>
       </w:r>
-      <w:hyperlink r:id="rId304">
-        <w:r>
-          <w:rPr>
-            <w:lang w:val="zh_TW" w:bidi="zh_TW"/>
-          </w:rPr>
-          <w:rPr>
-            <w:color w:val="0000EE"/>
-            <w:u w:val="single"/>
-          </w:rPr>
-          <w:t>9:11–14</w:t>
-        </w:r>
-      </w:hyperlink>
+      <w:r>
+        <w:rPr>
+          <w:lang w:val="zh_TW" w:bidi="zh_TW"/>
+        </w:rPr>
+        <w:t>9:11–14</w:t>
+      </w:r>
       <w:r>
         <w:rPr>
           <w:lang w:val="zh_TW" w:bidi="zh_TW"/>
         </w:rPr>
         <w:t>，</w:t>
       </w:r>
-      <w:hyperlink r:id="rId305">
-        <w:r>
-          <w:rPr>
-            <w:lang w:val="zh_TW" w:bidi="zh_TW"/>
-          </w:rPr>
-          <w:rPr>
-            <w:color w:val="0000EE"/>
-            <w:u w:val="single"/>
-          </w:rPr>
-          <w:t>10:1–10</w:t>
-        </w:r>
-      </w:hyperlink>
+      <w:r>
+        <w:rPr>
+          <w:lang w:val="zh_TW" w:bidi="zh_TW"/>
+        </w:rPr>
+        <w:t>10:1–10</w:t>
+      </w:r>
       <w:r>
         <w:rPr>
           <w:lang w:val="zh_TW" w:bidi="zh_TW"/>
@@ -8076,18 +6198,12 @@
         </w:rPr>
         <w:t>新約是建立在比舊約「更美之應許」之上（</w:t>
       </w:r>
-      <w:hyperlink r:id="rId306">
-        <w:r>
-          <w:rPr>
-            <w:lang w:val="zh_TW" w:bidi="zh_TW"/>
-          </w:rPr>
-          <w:rPr>
-            <w:color w:val="0000EE"/>
-            <w:u w:val="single"/>
-          </w:rPr>
-          <w:t>8:6</w:t>
-        </w:r>
-      </w:hyperlink>
+      <w:r>
+        <w:rPr>
+          <w:lang w:val="zh_TW" w:bidi="zh_TW"/>
+        </w:rPr>
+        <w:t>8:6</w:t>
+      </w:r>
       <w:r>
         <w:rPr>
           <w:lang w:val="zh_TW" w:bidi="zh_TW"/>
@@ -8112,54 +6228,36 @@
         </w:rPr>
         <w:t>舊約是有瑕疵的（</w:t>
       </w:r>
-      <w:hyperlink r:id="rId307">
-        <w:r>
-          <w:rPr>
-            <w:lang w:val="zh_TW" w:bidi="zh_TW"/>
-          </w:rPr>
-          <w:rPr>
-            <w:color w:val="0000EE"/>
-            <w:u w:val="single"/>
-          </w:rPr>
-          <w:t>8:7</w:t>
-        </w:r>
-      </w:hyperlink>
+      <w:r>
+        <w:rPr>
+          <w:lang w:val="zh_TW" w:bidi="zh_TW"/>
+        </w:rPr>
+        <w:t>8:7</w:t>
+      </w:r>
       <w:r>
         <w:rPr>
           <w:lang w:val="zh_TW" w:bidi="zh_TW"/>
         </w:rPr>
         <w:t>），因此成為過時的（</w:t>
       </w:r>
-      <w:hyperlink r:id="rId308">
-        <w:r>
-          <w:rPr>
-            <w:lang w:val="zh_TW" w:bidi="zh_TW"/>
-          </w:rPr>
-          <w:rPr>
-            <w:color w:val="0000EE"/>
-            <w:u w:val="single"/>
-          </w:rPr>
-          <w:t>8:13</w:t>
-        </w:r>
-      </w:hyperlink>
+      <w:r>
+        <w:rPr>
+          <w:lang w:val="zh_TW" w:bidi="zh_TW"/>
+        </w:rPr>
+        <w:t>8:13</w:t>
+      </w:r>
       <w:r>
         <w:rPr>
           <w:lang w:val="zh_TW" w:bidi="zh_TW"/>
         </w:rPr>
         <w:t>），而新約是完美且永恆的（</w:t>
       </w:r>
-      <w:hyperlink r:id="rId309">
-        <w:r>
-          <w:rPr>
-            <w:lang w:val="zh_TW" w:bidi="zh_TW"/>
-          </w:rPr>
-          <w:rPr>
-            <w:color w:val="0000EE"/>
-            <w:u w:val="single"/>
-          </w:rPr>
-          <w:t>13:20</w:t>
-        </w:r>
-      </w:hyperlink>
+      <w:r>
+        <w:rPr>
+          <w:lang w:val="zh_TW" w:bidi="zh_TW"/>
+        </w:rPr>
+        <w:t>13:20</w:t>
+      </w:r>
       <w:r>
         <w:rPr>
           <w:lang w:val="zh_TW" w:bidi="zh_TW"/>
@@ -8184,54 +6282,36 @@
         </w:rPr>
         <w:t>舊約並未為信徒提供直接進入神面前的途徑（</w:t>
       </w:r>
-      <w:hyperlink r:id="rId310">
-        <w:r>
-          <w:rPr>
-            <w:lang w:val="zh_TW" w:bidi="zh_TW"/>
-          </w:rPr>
-          <w:rPr>
-            <w:color w:val="0000EE"/>
-            <w:u w:val="single"/>
-          </w:rPr>
-          <w:t>9:6–8</w:t>
-        </w:r>
-      </w:hyperlink>
+      <w:r>
+        <w:rPr>
+          <w:lang w:val="zh_TW" w:bidi="zh_TW"/>
+        </w:rPr>
+        <w:t>9:6–8</w:t>
+      </w:r>
       <w:r>
         <w:rPr>
           <w:lang w:val="zh_TW" w:bidi="zh_TW"/>
         </w:rPr>
         <w:t>），而新約提供了信徒能夠直接進入到神面前的途徑，可以潔淨並使信徒良心得以完全（參</w:t>
       </w:r>
-      <w:hyperlink r:id="rId311">
-        <w:r>
-          <w:rPr>
-            <w:lang w:val="zh_TW" w:bidi="zh_TW"/>
-          </w:rPr>
-          <w:rPr>
-            <w:color w:val="0000EE"/>
-            <w:u w:val="single"/>
-          </w:rPr>
-          <w:t>9:14</w:t>
-        </w:r>
-      </w:hyperlink>
+      <w:r>
+        <w:rPr>
+          <w:lang w:val="zh_TW" w:bidi="zh_TW"/>
+        </w:rPr>
+        <w:t>9:14</w:t>
+      </w:r>
       <w:r>
         <w:rPr>
           <w:lang w:val="zh_TW" w:bidi="zh_TW"/>
         </w:rPr>
         <w:t>與</w:t>
       </w:r>
-      <w:hyperlink r:id="rId312">
-        <w:r>
-          <w:rPr>
-            <w:lang w:val="zh_TW" w:bidi="zh_TW"/>
-          </w:rPr>
-          <w:rPr>
-            <w:color w:val="0000EE"/>
-            <w:u w:val="single"/>
-          </w:rPr>
-          <w:t>9:9</w:t>
-        </w:r>
-      </w:hyperlink>
+      <w:r>
+        <w:rPr>
+          <w:lang w:val="zh_TW" w:bidi="zh_TW"/>
+        </w:rPr>
+        <w:t>9:9</w:t>
+      </w:r>
       <w:r>
         <w:rPr>
           <w:lang w:val="zh_TW" w:bidi="zh_TW"/>
@@ -8256,18 +6336,12 @@
         </w:rPr>
         <w:t>新約擁有更好的「擔保」，或保證，是神自己所起的誓（</w:t>
       </w:r>
-      <w:hyperlink r:id="rId313">
-        <w:r>
-          <w:rPr>
-            <w:lang w:val="zh_TW" w:bidi="zh_TW"/>
-          </w:rPr>
-          <w:rPr>
-            <w:color w:val="0000EE"/>
-            <w:u w:val="single"/>
-          </w:rPr>
-          <w:t>7:20–22</w:t>
-        </w:r>
-      </w:hyperlink>
+      <w:r>
+        <w:rPr>
+          <w:lang w:val="zh_TW" w:bidi="zh_TW"/>
+        </w:rPr>
+        <w:t>7:20–22</w:t>
+      </w:r>
       <w:r>
         <w:rPr>
           <w:lang w:val="zh_TW" w:bidi="zh_TW"/>
@@ -8292,66 +6366,42 @@
         </w:rPr>
         <w:t>新約保證聖靈在每個信徒生命中的同在。新約群體已經領受了應許中的聖靈（</w:t>
       </w:r>
-      <w:hyperlink r:id="rId314">
-        <w:r>
-          <w:rPr>
-            <w:lang w:val="zh_TW" w:bidi="zh_TW"/>
-          </w:rPr>
-          <w:rPr>
-            <w:color w:val="0000EE"/>
-            <w:u w:val="single"/>
-          </w:rPr>
-          <w:t>6:4</w:t>
-        </w:r>
-      </w:hyperlink>
+      <w:r>
+        <w:rPr>
+          <w:lang w:val="zh_TW" w:bidi="zh_TW"/>
+        </w:rPr>
+        <w:t>6:4</w:t>
+      </w:r>
       <w:r>
         <w:rPr>
           <w:lang w:val="zh_TW" w:bidi="zh_TW"/>
         </w:rPr>
         <w:t>），根據保羅的說法，聖靈既是印記也是信徒產業的憑據（見</w:t>
       </w:r>
-      <w:hyperlink r:id="rId96">
-        <w:r>
-          <w:rPr>
-            <w:lang w:val="zh_TW" w:bidi="zh_TW"/>
-          </w:rPr>
-          <w:rPr>
-            <w:color w:val="0000EE"/>
-            <w:u w:val="single"/>
-          </w:rPr>
-          <w:t>林後1:22</w:t>
-        </w:r>
-      </w:hyperlink>
+      <w:r>
+        <w:rPr>
+          <w:lang w:val="zh_TW" w:bidi="zh_TW"/>
+        </w:rPr>
+        <w:t>林後1:22</w:t>
+      </w:r>
       <w:r>
         <w:rPr>
           <w:lang w:val="zh_TW" w:bidi="zh_TW"/>
         </w:rPr>
         <w:t>，</w:t>
       </w:r>
-      <w:hyperlink r:id="rId315">
-        <w:r>
-          <w:rPr>
-            <w:lang w:val="zh_TW" w:bidi="zh_TW"/>
-          </w:rPr>
-          <w:rPr>
-            <w:color w:val="0000EE"/>
-            <w:u w:val="single"/>
-          </w:rPr>
-          <w:t>5:5；</w:t>
-        </w:r>
-      </w:hyperlink>
-      <w:hyperlink r:id="rId316">
-        <w:r>
-          <w:rPr>
-            <w:lang w:val="zh_TW" w:bidi="zh_TW"/>
-          </w:rPr>
-          <w:rPr>
-            <w:color w:val="0000EE"/>
-            <w:u w:val="single"/>
-          </w:rPr>
-          <w:t>弗1:13–14</w:t>
-        </w:r>
-      </w:hyperlink>
+      <w:r>
+        <w:rPr>
+          <w:lang w:val="zh_TW" w:bidi="zh_TW"/>
+        </w:rPr>
+        <w:t>5:5；</w:t>
+      </w:r>
+      <w:r>
+        <w:rPr>
+          <w:lang w:val="zh_TW" w:bidi="zh_TW"/>
+        </w:rPr>
+        <w:t>弗1:13–14</w:t>
+      </w:r>
       <w:r>
         <w:rPr>
           <w:lang w:val="zh_TW" w:bidi="zh_TW"/>
@@ -8383,36 +6433,24 @@
         </w:rPr>
         <w:t>新約及其隨附的新誡命都是舊約中隱含應許的實現。新約由聖靈寫在每個新約群體成員的心上。神的靈在內心賜下力量，使信徒能夠遵行新誡命（</w:t>
       </w:r>
-      <w:hyperlink r:id="rId266">
-        <w:r>
-          <w:rPr>
-            <w:lang w:val="zh_TW" w:bidi="zh_TW"/>
-          </w:rPr>
-          <w:rPr>
-            <w:color w:val="0000EE"/>
-            <w:u w:val="single"/>
-          </w:rPr>
-          <w:t>羅8:2–4</w:t>
-        </w:r>
-      </w:hyperlink>
+      <w:r>
+        <w:rPr>
+          <w:lang w:val="zh_TW" w:bidi="zh_TW"/>
+        </w:rPr>
+        <w:t>羅8:2–4</w:t>
+      </w:r>
       <w:r>
         <w:rPr>
           <w:lang w:val="zh_TW" w:bidi="zh_TW"/>
         </w:rPr>
         <w:t>；</w:t>
       </w:r>
-      <w:hyperlink r:id="rId317">
-        <w:r>
-          <w:rPr>
-            <w:lang w:val="zh_TW" w:bidi="zh_TW"/>
-          </w:rPr>
-          <w:rPr>
-            <w:color w:val="0000EE"/>
-            <w:u w:val="single"/>
-          </w:rPr>
-          <w:t>加5:16–25</w:t>
-        </w:r>
-      </w:hyperlink>
+      <w:r>
+        <w:rPr>
+          <w:lang w:val="zh_TW" w:bidi="zh_TW"/>
+        </w:rPr>
+        <w:t>加5:16–25</w:t>
+      </w:r>
       <w:r>
         <w:rPr>
           <w:lang w:val="zh_TW" w:bidi="zh_TW"/>
@@ -8519,36 +6557,24 @@
         </w:rPr>
         <w:t>在舊約和新約中，「信心」具有多種含義。它可以表示單純地信靠神或神的話語，有時信心幾乎等同於積極的順服。它也可以表現為對信條聲明的肯定。因此，它也可以指整個基督教教義或真理——「真理」。在</w:t>
       </w:r>
-      <w:hyperlink r:id="rId318">
-        <w:r>
-          <w:rPr>
-            <w:lang w:val="zh_TW" w:bidi="zh_TW"/>
-          </w:rPr>
-          <w:rPr>
-            <w:color w:val="0000EE"/>
-            <w:u w:val="single"/>
-          </w:rPr>
-          <w:t>歌羅西書二章7節</w:t>
-        </w:r>
-      </w:hyperlink>
+      <w:r>
+        <w:rPr>
+          <w:lang w:val="zh_TW" w:bidi="zh_TW"/>
+        </w:rPr>
+        <w:t>歌羅西書二章7節</w:t>
+      </w:r>
       <w:r>
         <w:rPr>
           <w:lang w:val="zh_TW" w:bidi="zh_TW"/>
         </w:rPr>
         <w:t>中，這個詞暗示某種應該作為一個整體接受並體現在個人生活中的東西。在</w:t>
       </w:r>
-      <w:hyperlink r:id="rId319">
-        <w:r>
-          <w:rPr>
-            <w:lang w:val="zh_TW" w:bidi="zh_TW"/>
-          </w:rPr>
-          <w:rPr>
-            <w:color w:val="0000EE"/>
-            <w:u w:val="single"/>
-          </w:rPr>
-          <w:t>提摩太後書四章7節</w:t>
-        </w:r>
-      </w:hyperlink>
+      <w:r>
+        <w:rPr>
+          <w:lang w:val="zh_TW" w:bidi="zh_TW"/>
+        </w:rPr>
+        <w:t>提摩太後書四章7節</w:t>
+      </w:r>
       <w:r>
         <w:rPr>
           <w:lang w:val="zh_TW" w:bidi="zh_TW"/>
@@ -8580,18 +6606,12 @@
         </w:rPr>
         <w:t>舊約也強調信心是對神的約的信靠，或是對神與亞伯拉罕及其後裔所立的約的信靠。對亞伯拉罕的呼召，以及他的後裔會在救贖歷史中將被使用的應許，成為了舊約敘事的基礎，被視為神的約的實現。當以色列民族成為一個國時，神就會扶持並保護它。以色列人出埃及是一個顯著的跡象，顯示神正在做工，復興祂的百姓，使他們進入到應許之地。神的百姓的順服是信心的適當表現，這在舊約中清晰可見。儘管神的百姓沒有看見神，卻相信並順服祂。亞伯拉罕離開他的故鄉，前往未知之地。以色列人跟隨神的帶領，離開埃及，前往他們看不見的應許之地。神的應許給了他們勇氣去擁有所應許的土地。出埃及後，亞伯拉罕的約透過灑血與以色列百姓確認（</w:t>
       </w:r>
-      <w:hyperlink r:id="rId320">
-        <w:r>
-          <w:rPr>
-            <w:lang w:val="zh_TW" w:bidi="zh_TW"/>
-          </w:rPr>
-          <w:rPr>
-            <w:color w:val="0000EE"/>
-            <w:u w:val="single"/>
-          </w:rPr>
-          <w:t>出24:6–7</w:t>
-        </w:r>
-      </w:hyperlink>
+      <w:r>
+        <w:rPr>
+          <w:lang w:val="zh_TW" w:bidi="zh_TW"/>
+        </w:rPr>
+        <w:t>出24:6–7</w:t>
+      </w:r>
       <w:r>
         <w:rPr>
           <w:lang w:val="zh_TW" w:bidi="zh_TW"/>
@@ -8612,18 +6632,12 @@
         </w:rPr>
         <w:t>不僅是舊約的敘述和律法部分，詩篇和先知書也強調信心。詩篇中充滿了個人對神信心的表達，即使是在黑暗時期。哈巴谷指出「義人因信得生」（</w:t>
       </w:r>
-      <w:hyperlink r:id="rId321">
-        <w:r>
-          <w:rPr>
-            <w:lang w:val="zh_TW" w:bidi="zh_TW"/>
-          </w:rPr>
-          <w:rPr>
-            <w:color w:val="0000EE"/>
-            <w:u w:val="single"/>
-          </w:rPr>
-          <w:t>哈2:4</w:t>
-        </w:r>
-      </w:hyperlink>
+      <w:r>
+        <w:rPr>
+          <w:lang w:val="zh_TW" w:bidi="zh_TW"/>
+        </w:rPr>
+        <w:t>哈2:4</w:t>
+      </w:r>
       <w:r>
         <w:rPr>
           <w:lang w:val="zh_TW" w:bidi="zh_TW"/>
@@ -8680,54 +6694,36 @@
         </w:rPr>
         <w:t>對觀福音書中最顯著的特點是使用信心而不指明其對象：「你們若有信心，像一粒芥菜種」（</w:t>
       </w:r>
-      <w:hyperlink r:id="rId322">
-        <w:r>
-          <w:rPr>
-            <w:lang w:val="zh_TW" w:bidi="zh_TW"/>
-          </w:rPr>
-          <w:rPr>
-            <w:color w:val="0000EE"/>
-            <w:u w:val="single"/>
-          </w:rPr>
-          <w:t>太17:20</w:t>
-        </w:r>
-      </w:hyperlink>
+      <w:r>
+        <w:rPr>
+          <w:lang w:val="zh_TW" w:bidi="zh_TW"/>
+        </w:rPr>
+        <w:t>太17:20</w:t>
+      </w:r>
       <w:r>
         <w:rPr>
           <w:lang w:val="zh_TW" w:bidi="zh_TW"/>
         </w:rPr>
         <w:t>）；「耶穌見他們的信心」（</w:t>
       </w:r>
-      <w:hyperlink r:id="rId323">
-        <w:r>
-          <w:rPr>
-            <w:lang w:val="zh_TW" w:bidi="zh_TW"/>
-          </w:rPr>
-          <w:rPr>
-            <w:color w:val="0000EE"/>
-            <w:u w:val="single"/>
-          </w:rPr>
-          <w:t>可2:5</w:t>
-        </w:r>
-      </w:hyperlink>
+      <w:r>
+        <w:rPr>
+          <w:lang w:val="zh_TW" w:bidi="zh_TW"/>
+        </w:rPr>
+        <w:t>可2:5</w:t>
+      </w:r>
       <w:r>
         <w:rPr>
           <w:lang w:val="zh_TW" w:bidi="zh_TW"/>
         </w:rPr>
         <w:t>）；「你的信救了你」（</w:t>
       </w:r>
-      <w:hyperlink r:id="rId324">
-        <w:r>
-          <w:rPr>
-            <w:lang w:val="zh_TW" w:bidi="zh_TW"/>
-          </w:rPr>
-          <w:rPr>
-            <w:color w:val="0000EE"/>
-            <w:u w:val="single"/>
-          </w:rPr>
-          <w:t>路7:50</w:t>
-        </w:r>
-      </w:hyperlink>
+      <w:r>
+        <w:rPr>
+          <w:lang w:val="zh_TW" w:bidi="zh_TW"/>
+        </w:rPr>
+        <w:t>路7:50</w:t>
+      </w:r>
       <w:r>
         <w:rPr>
           <w:lang w:val="zh_TW" w:bidi="zh_TW"/>
@@ -8748,66 +6744,42 @@
         </w:rPr>
         <w:t>耶穌曾多次拒絕以神蹟來證實祂的話語的要求（</w:t>
       </w:r>
-      <w:hyperlink r:id="rId325">
-        <w:r>
-          <w:rPr>
-            <w:lang w:val="zh_TW" w:bidi="zh_TW"/>
-          </w:rPr>
-          <w:rPr>
-            <w:color w:val="0000EE"/>
-            <w:u w:val="single"/>
-          </w:rPr>
-          <w:t>太12:38–39，</w:t>
-        </w:r>
-      </w:hyperlink>
-      <w:hyperlink r:id="rId326">
-        <w:r>
-          <w:rPr>
-            <w:lang w:val="zh_TW" w:bidi="zh_TW"/>
-          </w:rPr>
-          <w:rPr>
-            <w:color w:val="0000EE"/>
-            <w:u w:val="single"/>
-          </w:rPr>
-          <w:t>16:1–4</w:t>
-        </w:r>
-      </w:hyperlink>
+      <w:r>
+        <w:rPr>
+          <w:lang w:val="zh_TW" w:bidi="zh_TW"/>
+        </w:rPr>
+        <w:t>太12:38–39，</w:t>
+      </w:r>
+      <w:r>
+        <w:rPr>
+          <w:lang w:val="zh_TW" w:bidi="zh_TW"/>
+        </w:rPr>
+        <w:t>16:1–4</w:t>
+      </w:r>
       <w:r>
         <w:rPr>
           <w:lang w:val="zh_TW" w:bidi="zh_TW"/>
         </w:rPr>
         <w:t>）。信心單純是對話語的回應，而不依賴任何輔助的道具。除了約拿的神蹟，不會再有其他神蹟。在財主和拉撒路的故事中（</w:t>
       </w:r>
-      <w:hyperlink r:id="rId327">
-        <w:r>
-          <w:rPr>
-            <w:lang w:val="zh_TW" w:bidi="zh_TW"/>
-          </w:rPr>
-          <w:rPr>
-            <w:color w:val="0000EE"/>
-            <w:u w:val="single"/>
-          </w:rPr>
-          <w:t>路16:19–31</w:t>
-        </w:r>
-      </w:hyperlink>
+      <w:r>
+        <w:rPr>
+          <w:lang w:val="zh_TW" w:bidi="zh_TW"/>
+        </w:rPr>
+        <w:t>路16:19–31</w:t>
+      </w:r>
       <w:r>
         <w:rPr>
           <w:lang w:val="zh_TW" w:bidi="zh_TW"/>
         </w:rPr>
         <w:t>），耶穌拒絕了對神蹟的請求，並堅持聽者必須對賜給他的話語做出回應（參</w:t>
       </w:r>
-      <w:hyperlink r:id="rId328">
-        <w:r>
-          <w:rPr>
-            <w:lang w:val="zh_TW" w:bidi="zh_TW"/>
-          </w:rPr>
-          <w:rPr>
-            <w:color w:val="0000EE"/>
-            <w:u w:val="single"/>
-          </w:rPr>
-          <w:t>約20:29</w:t>
-        </w:r>
-      </w:hyperlink>
+      <w:r>
+        <w:rPr>
+          <w:lang w:val="zh_TW" w:bidi="zh_TW"/>
+        </w:rPr>
+        <w:t>約20:29</w:t>
+      </w:r>
       <w:r>
         <w:rPr>
           <w:lang w:val="zh_TW" w:bidi="zh_TW"/>
@@ -8828,36 +6800,24 @@
         </w:rPr>
         <w:t>信心是使神的大能顯明的媒介。它能移山、醫治疾病，也是進入神國的途徑。信心可能也會夾雜著懷疑，就像那位為兒子尋求醫治的父親（「我信！但我信不足，求主幫助。」〔</w:t>
       </w:r>
-      <w:hyperlink r:id="rId329">
-        <w:r>
-          <w:rPr>
-            <w:lang w:val="zh_TW" w:bidi="zh_TW"/>
-          </w:rPr>
-          <w:rPr>
-            <w:color w:val="0000EE"/>
-            <w:u w:val="single"/>
-          </w:rPr>
-          <w:t>可9:24〕</w:t>
-        </w:r>
-      </w:hyperlink>
+      <w:r>
+        <w:rPr>
+          <w:lang w:val="zh_TW" w:bidi="zh_TW"/>
+        </w:rPr>
+        <w:t>可9:24〕</w:t>
+      </w:r>
       <w:r>
         <w:rPr>
           <w:lang w:val="zh_TW" w:bidi="zh_TW"/>
         </w:rPr>
         <w:t>），或者像在監獄中的施洗約翰，即使他心中有懷疑，耶穌仍確認他是婦人所生的人中最大的（</w:t>
       </w:r>
-      <w:hyperlink r:id="rId330">
-        <w:r>
-          <w:rPr>
-            <w:lang w:val="zh_TW" w:bidi="zh_TW"/>
-          </w:rPr>
-          <w:rPr>
-            <w:color w:val="0000EE"/>
-            <w:u w:val="single"/>
-          </w:rPr>
-          <w:t>太11:2–15</w:t>
-        </w:r>
-      </w:hyperlink>
+      <w:r>
+        <w:rPr>
+          <w:lang w:val="zh_TW" w:bidi="zh_TW"/>
+        </w:rPr>
+        <w:t>太11:2–15</w:t>
+      </w:r>
       <w:r>
         <w:rPr>
           <w:lang w:val="zh_TW" w:bidi="zh_TW"/>
@@ -8889,36 +6849,24 @@
         </w:rPr>
         <w:t>信心在約翰福音中是一個特別重要的概念，雖然這個詞（在希臘文中）僅以動詞形式出現。這個詞通常是指接受某事為真，也就是單純的相信或信念：「你們當信我，我在父裡面，父在我裡面」（</w:t>
       </w:r>
-      <w:hyperlink r:id="rId331">
-        <w:r>
-          <w:rPr>
-            <w:lang w:val="zh_TW" w:bidi="zh_TW"/>
-          </w:rPr>
-          <w:rPr>
-            <w:color w:val="0000EE"/>
-            <w:u w:val="single"/>
-          </w:rPr>
-          <w:t>約14:11</w:t>
-        </w:r>
-      </w:hyperlink>
+      <w:r>
+        <w:rPr>
+          <w:lang w:val="zh_TW" w:bidi="zh_TW"/>
+        </w:rPr>
+        <w:t>約14:11</w:t>
+      </w:r>
       <w:r>
         <w:rPr>
           <w:lang w:val="zh_TW" w:bidi="zh_TW"/>
         </w:rPr>
         <w:t>）；「你們如果信摩西，也必信我」（</w:t>
       </w:r>
-      <w:hyperlink r:id="rId332">
-        <w:r>
-          <w:rPr>
-            <w:lang w:val="zh_TW" w:bidi="zh_TW"/>
-          </w:rPr>
-          <w:rPr>
-            <w:color w:val="0000EE"/>
-            <w:u w:val="single"/>
-          </w:rPr>
-          <w:t>約5:46</w:t>
-        </w:r>
-      </w:hyperlink>
+      <w:r>
+        <w:rPr>
+          <w:lang w:val="zh_TW" w:bidi="zh_TW"/>
+        </w:rPr>
+        <w:t>約5:46</w:t>
+      </w:r>
       <w:r>
         <w:rPr>
           <w:lang w:val="zh_TW" w:bidi="zh_TW"/>
@@ -8939,72 +6887,48 @@
         </w:rPr>
         <w:t>更重要的是「信入（to believe into）」這個特殊表達，意指將信靠放在他人身上。這種特殊的表達方式在第四卷福音書之前是沒有先例的，而且很可能表達了個人對道成肉身的永恆之道的強烈信靠。</w:t>
       </w:r>
-      <w:hyperlink r:id="rId333">
-        <w:r>
-          <w:rPr>
-            <w:lang w:val="zh_TW" w:bidi="zh_TW"/>
-          </w:rPr>
-          <w:rPr>
-            <w:color w:val="0000EE"/>
-            <w:u w:val="single"/>
-          </w:rPr>
-          <w:t>約翰福音三章16節</w:t>
-        </w:r>
-      </w:hyperlink>
+      <w:r>
+        <w:rPr>
+          <w:lang w:val="zh_TW" w:bidi="zh_TW"/>
+        </w:rPr>
+        <w:t>約翰福音三章16節</w:t>
+      </w:r>
       <w:r>
         <w:rPr>
           <w:lang w:val="zh_TW" w:bidi="zh_TW"/>
         </w:rPr>
         <w:t>指出，凡信祂的都得永生。那些信祂的人被賦予權柄成為神的兒女——從神而生（</w:t>
       </w:r>
-      <w:hyperlink r:id="rId334">
-        <w:r>
-          <w:rPr>
-            <w:lang w:val="zh_TW" w:bidi="zh_TW"/>
-          </w:rPr>
-          <w:rPr>
-            <w:color w:val="0000EE"/>
-            <w:u w:val="single"/>
-          </w:rPr>
-          <w:t>約1:12</w:t>
-        </w:r>
-      </w:hyperlink>
+      <w:r>
+        <w:rPr>
+          <w:lang w:val="zh_TW" w:bidi="zh_TW"/>
+        </w:rPr>
+        <w:t>約1:12</w:t>
+      </w:r>
       <w:r>
         <w:rPr>
           <w:lang w:val="zh_TW" w:bidi="zh_TW"/>
         </w:rPr>
         <w:t>）。他們永遠不渴（</w:t>
       </w:r>
-      <w:hyperlink r:id="rId335">
-        <w:r>
-          <w:rPr>
-            <w:lang w:val="zh_TW" w:bidi="zh_TW"/>
-          </w:rPr>
-          <w:rPr>
-            <w:color w:val="0000EE"/>
-            <w:u w:val="single"/>
-          </w:rPr>
-          <w:t>6:35</w:t>
-        </w:r>
-      </w:hyperlink>
+      <w:r>
+        <w:rPr>
+          <w:lang w:val="zh_TW" w:bidi="zh_TW"/>
+        </w:rPr>
+        <w:t>6:35</w:t>
+      </w:r>
       <w:r>
         <w:rPr>
           <w:lang w:val="zh_TW" w:bidi="zh_TW"/>
         </w:rPr>
         <w:t>）；即使他們死了，也必復活（</w:t>
       </w:r>
-      <w:hyperlink r:id="rId336">
-        <w:r>
-          <w:rPr>
-            <w:lang w:val="zh_TW" w:bidi="zh_TW"/>
-          </w:rPr>
-          <w:rPr>
-            <w:color w:val="0000EE"/>
-            <w:u w:val="single"/>
-          </w:rPr>
-          <w:t>11:25</w:t>
-        </w:r>
-      </w:hyperlink>
+      <w:r>
+        <w:rPr>
+          <w:lang w:val="zh_TW" w:bidi="zh_TW"/>
+        </w:rPr>
+        <w:t>11:25</w:t>
+      </w:r>
       <w:r>
         <w:rPr>
           <w:lang w:val="zh_TW" w:bidi="zh_TW"/>
@@ -9025,54 +6949,36 @@
         </w:rPr>
         <w:t>在其它地方，約翰以絕對的方式談到信靠或信心，也就是說，不提及信靠所寄託的對象。在</w:t>
       </w:r>
-      <w:hyperlink r:id="rId337">
-        <w:r>
-          <w:rPr>
-            <w:lang w:val="zh_TW" w:bidi="zh_TW"/>
-          </w:rPr>
-          <w:rPr>
-            <w:color w:val="0000EE"/>
-            <w:u w:val="single"/>
-          </w:rPr>
-          <w:t>約翰福音十一章15節</w:t>
-        </w:r>
-      </w:hyperlink>
+      <w:r>
+        <w:rPr>
+          <w:lang w:val="zh_TW" w:bidi="zh_TW"/>
+        </w:rPr>
+        <w:t>約翰福音十一章15節</w:t>
+      </w:r>
       <w:r>
         <w:rPr>
           <w:lang w:val="zh_TW" w:bidi="zh_TW"/>
         </w:rPr>
         <w:t>，耶穌在拉撒路死後到達他那裡，並且歡喜，「好叫你們相信」。其結果則將是信心。同樣，在序言中（</w:t>
       </w:r>
-      <w:hyperlink r:id="rId338">
-        <w:r>
-          <w:rPr>
-            <w:lang w:val="zh_TW" w:bidi="zh_TW"/>
-          </w:rPr>
-          <w:rPr>
-            <w:color w:val="0000EE"/>
-            <w:u w:val="single"/>
-          </w:rPr>
-          <w:t>1:7</w:t>
-        </w:r>
-      </w:hyperlink>
+      <w:r>
+        <w:rPr>
+          <w:lang w:val="zh_TW" w:bidi="zh_TW"/>
+        </w:rPr>
+        <w:t>1:7</w:t>
+      </w:r>
       <w:r>
         <w:rPr>
           <w:lang w:val="zh_TW" w:bidi="zh_TW"/>
         </w:rPr>
         <w:t>），施洗約翰為見證而來，為要藉著他使眾人相信。當耶穌滿足多馬對復活的疑惑時，祂說：「你因看見了我才信；那沒有看見就信的有福了。」（</w:t>
       </w:r>
-      <w:hyperlink r:id="rId328">
-        <w:r>
-          <w:rPr>
-            <w:lang w:val="zh_TW" w:bidi="zh_TW"/>
-          </w:rPr>
-          <w:rPr>
-            <w:color w:val="0000EE"/>
-            <w:u w:val="single"/>
-          </w:rPr>
-          <w:t>20:29</w:t>
-        </w:r>
-      </w:hyperlink>
+      <w:r>
+        <w:rPr>
+          <w:lang w:val="zh_TW" w:bidi="zh_TW"/>
+        </w:rPr>
+        <w:t>20:29</w:t>
+      </w:r>
       <w:r>
         <w:rPr>
           <w:lang w:val="zh_TW" w:bidi="zh_TW"/>
@@ -9093,72 +6999,48 @@
         </w:rPr>
         <w:t>信心和知識密切相關。在</w:t>
       </w:r>
-      <w:hyperlink r:id="rId339">
-        <w:r>
-          <w:rPr>
-            <w:lang w:val="zh_TW" w:bidi="zh_TW"/>
-          </w:rPr>
-          <w:rPr>
-            <w:color w:val="0000EE"/>
-            <w:u w:val="single"/>
-          </w:rPr>
-          <w:t>約翰福音六章69節</w:t>
-        </w:r>
-      </w:hyperlink>
+      <w:r>
+        <w:rPr>
+          <w:lang w:val="zh_TW" w:bidi="zh_TW"/>
+        </w:rPr>
+        <w:t>約翰福音六章69節</w:t>
+      </w:r>
       <w:r>
         <w:rPr>
           <w:lang w:val="zh_TW" w:bidi="zh_TW"/>
         </w:rPr>
         <w:t>，彼得說：「我們已經信了，又知道你是神的聖者。」耶穌在祂的大祭司禱告中，說永生就是「認識你—獨一的真神，並且認識你所差來的耶穌基督」（</w:t>
       </w:r>
-      <w:hyperlink r:id="rId340">
-        <w:r>
-          <w:rPr>
-            <w:lang w:val="zh_TW" w:bidi="zh_TW"/>
-          </w:rPr>
-          <w:rPr>
-            <w:color w:val="0000EE"/>
-            <w:u w:val="single"/>
-          </w:rPr>
-          <w:t>約17:3</w:t>
-        </w:r>
-      </w:hyperlink>
+      <w:r>
+        <w:rPr>
+          <w:lang w:val="zh_TW" w:bidi="zh_TW"/>
+        </w:rPr>
+        <w:t>約17:3</w:t>
+      </w:r>
       <w:r>
         <w:rPr>
           <w:lang w:val="zh_TW" w:bidi="zh_TW"/>
         </w:rPr>
         <w:t>）。此外，神是藉著信心的眼睛得見的。從來沒有人見過神，只有獨生子將祂表明出來（</w:t>
       </w:r>
-      <w:hyperlink r:id="rId341">
-        <w:r>
-          <w:rPr>
-            <w:lang w:val="zh_TW" w:bidi="zh_TW"/>
-          </w:rPr>
-          <w:rPr>
-            <w:color w:val="0000EE"/>
-            <w:u w:val="single"/>
-          </w:rPr>
-          <w:t>1:18</w:t>
-        </w:r>
-      </w:hyperlink>
+      <w:r>
+        <w:rPr>
+          <w:lang w:val="zh_TW" w:bidi="zh_TW"/>
+        </w:rPr>
+        <w:t>1:18</w:t>
+      </w:r>
       <w:r>
         <w:rPr>
           <w:lang w:val="zh_TW" w:bidi="zh_TW"/>
         </w:rPr>
         <w:t>）。看見耶穌的就是看見了父（</w:t>
       </w:r>
-      <w:hyperlink r:id="rId240">
-        <w:r>
-          <w:rPr>
-            <w:lang w:val="zh_TW" w:bidi="zh_TW"/>
-          </w:rPr>
-          <w:rPr>
-            <w:color w:val="0000EE"/>
-            <w:u w:val="single"/>
-          </w:rPr>
-          <w:t>14:9</w:t>
-        </w:r>
-      </w:hyperlink>
+      <w:r>
+        <w:rPr>
+          <w:lang w:val="zh_TW" w:bidi="zh_TW"/>
+        </w:rPr>
+        <w:t>14:9</w:t>
+      </w:r>
       <w:r>
         <w:rPr>
           <w:lang w:val="zh_TW" w:bidi="zh_TW"/>
@@ -9179,54 +7061,36 @@
         </w:rPr>
         <w:t>相信也用動詞「接受」來表達。那些接受基督的人被賦予成為神的兒女的權柄（</w:t>
       </w:r>
-      <w:hyperlink r:id="rId334">
-        <w:r>
-          <w:rPr>
-            <w:lang w:val="zh_TW" w:bidi="zh_TW"/>
-          </w:rPr>
-          <w:rPr>
-            <w:color w:val="0000EE"/>
-            <w:u w:val="single"/>
-          </w:rPr>
-          <w:t>約1:12</w:t>
-        </w:r>
-      </w:hyperlink>
+      <w:r>
+        <w:rPr>
+          <w:lang w:val="zh_TW" w:bidi="zh_TW"/>
+        </w:rPr>
+        <w:t>約1:12</w:t>
+      </w:r>
       <w:r>
         <w:rPr>
           <w:lang w:val="zh_TW" w:bidi="zh_TW"/>
         </w:rPr>
         <w:t>）。信靠是一種認識或看見的方式，藉此神的榮耀（</w:t>
       </w:r>
-      <w:hyperlink r:id="rId342">
-        <w:r>
-          <w:rPr>
-            <w:lang w:val="zh_TW" w:bidi="zh_TW"/>
-          </w:rPr>
-          <w:rPr>
-            <w:color w:val="0000EE"/>
-            <w:u w:val="single"/>
-          </w:rPr>
-          <w:t>1:14</w:t>
-        </w:r>
-      </w:hyperlink>
+      <w:r>
+        <w:rPr>
+          <w:lang w:val="zh_TW" w:bidi="zh_TW"/>
+        </w:rPr>
+        <w:t>1:14</w:t>
+      </w:r>
       <w:r>
         <w:rPr>
           <w:lang w:val="zh_TW" w:bidi="zh_TW"/>
         </w:rPr>
         <w:t>，</w:t>
       </w:r>
-      <w:hyperlink r:id="rId343">
-        <w:r>
-          <w:rPr>
-            <w:lang w:val="zh_TW" w:bidi="zh_TW"/>
-          </w:rPr>
-          <w:rPr>
-            <w:color w:val="0000EE"/>
-            <w:u w:val="single"/>
-          </w:rPr>
-          <w:t>17:4</w:t>
-        </w:r>
-      </w:hyperlink>
+      <w:r>
+        <w:rPr>
+          <w:lang w:val="zh_TW" w:bidi="zh_TW"/>
+        </w:rPr>
+        <w:t>17:4</w:t>
+      </w:r>
       <w:r>
         <w:rPr>
           <w:lang w:val="zh_TW" w:bidi="zh_TW"/>
@@ -9258,108 +7122,72 @@
         </w:rPr>
         <w:t>在保羅的書信中，保羅從多個角度談論信心。他將信心與「律法的行為」對立起來，將信心作為義的唯一和真正的基礎（</w:t>
       </w:r>
-      <w:hyperlink r:id="rId344">
-        <w:r>
-          <w:rPr>
-            <w:lang w:val="zh_TW" w:bidi="zh_TW"/>
-          </w:rPr>
-          <w:rPr>
-            <w:color w:val="0000EE"/>
-            <w:u w:val="single"/>
-          </w:rPr>
-          <w:t>羅1–4章</w:t>
-        </w:r>
-      </w:hyperlink>
+      <w:r>
+        <w:rPr>
+          <w:lang w:val="zh_TW" w:bidi="zh_TW"/>
+        </w:rPr>
+        <w:t>羅1–4章</w:t>
+      </w:r>
       <w:r>
         <w:rPr>
           <w:lang w:val="zh_TW" w:bidi="zh_TW"/>
         </w:rPr>
         <w:t>；</w:t>
       </w:r>
-      <w:hyperlink r:id="rId345">
-        <w:r>
-          <w:rPr>
-            <w:lang w:val="zh_TW" w:bidi="zh_TW"/>
-          </w:rPr>
-          <w:rPr>
-            <w:color w:val="0000EE"/>
-            <w:u w:val="single"/>
-          </w:rPr>
-          <w:t>加1–4章</w:t>
-        </w:r>
-      </w:hyperlink>
+      <w:r>
+        <w:rPr>
+          <w:lang w:val="zh_TW" w:bidi="zh_TW"/>
+        </w:rPr>
+        <w:t>加1–4章</w:t>
+      </w:r>
       <w:r>
         <w:rPr>
           <w:lang w:val="zh_TW" w:bidi="zh_TW"/>
         </w:rPr>
         <w:t>），並引用亞伯拉罕來證明他的觀點：「亞伯拉罕信神，這就算為他的義」（</w:t>
       </w:r>
-      <w:hyperlink r:id="rId346">
-        <w:r>
-          <w:rPr>
-            <w:lang w:val="zh_TW" w:bidi="zh_TW"/>
-          </w:rPr>
-          <w:rPr>
-            <w:color w:val="0000EE"/>
-            <w:u w:val="single"/>
-          </w:rPr>
-          <w:t>創15:6</w:t>
-        </w:r>
-      </w:hyperlink>
+      <w:r>
+        <w:rPr>
+          <w:lang w:val="zh_TW" w:bidi="zh_TW"/>
+        </w:rPr>
+        <w:t>創15:6</w:t>
+      </w:r>
       <w:r>
         <w:rPr>
           <w:lang w:val="zh_TW" w:bidi="zh_TW"/>
         </w:rPr>
         <w:t>；參</w:t>
       </w:r>
-      <w:hyperlink r:id="rId347">
-        <w:r>
-          <w:rPr>
-            <w:lang w:val="zh_TW" w:bidi="zh_TW"/>
-          </w:rPr>
-          <w:rPr>
-            <w:color w:val="0000EE"/>
-            <w:u w:val="single"/>
-          </w:rPr>
-          <w:t>羅4:5</w:t>
-        </w:r>
-      </w:hyperlink>
+      <w:r>
+        <w:rPr>
+          <w:lang w:val="zh_TW" w:bidi="zh_TW"/>
+        </w:rPr>
+        <w:t>羅4:5</w:t>
+      </w:r>
       <w:r>
         <w:rPr>
           <w:lang w:val="zh_TW" w:bidi="zh_TW"/>
         </w:rPr>
         <w:t>；</w:t>
       </w:r>
-      <w:hyperlink r:id="rId348">
-        <w:r>
-          <w:rPr>
-            <w:lang w:val="zh_TW" w:bidi="zh_TW"/>
-          </w:rPr>
-          <w:rPr>
-            <w:color w:val="0000EE"/>
-            <w:u w:val="single"/>
-          </w:rPr>
-          <w:t>加3:6</w:t>
-        </w:r>
-      </w:hyperlink>
+      <w:r>
+        <w:rPr>
+          <w:lang w:val="zh_TW" w:bidi="zh_TW"/>
+        </w:rPr>
+        <w:t>加3:6</w:t>
+      </w:r>
       <w:r>
         <w:rPr>
           <w:lang w:val="zh_TW" w:bidi="zh_TW"/>
         </w:rPr>
         <w:t>）。這完全與律法無關（</w:t>
       </w:r>
-      <w:hyperlink r:id="rId349">
-        <w:r>
-          <w:rPr>
-            <w:lang w:val="zh_TW" w:bidi="zh_TW"/>
-          </w:rPr>
-          <w:rPr>
-            <w:color w:val="0000EE"/>
-            <w:u w:val="single"/>
-          </w:rPr>
-          <w:t>羅3:21</w:t>
-        </w:r>
-      </w:hyperlink>
+      <w:r>
+        <w:rPr>
+          <w:lang w:val="zh_TW" w:bidi="zh_TW"/>
+        </w:rPr>
+        <w:t>羅3:21</w:t>
+      </w:r>
       <w:r>
         <w:rPr>
           <w:lang w:val="zh_TW" w:bidi="zh_TW"/>
@@ -9380,144 +7208,96 @@
         </w:rPr>
         <w:t>因此，信心是對耶穌基督的信心。保羅用多種隱喻來描述信心的結果，其數量之多令人驚嘆。信徒因信得稱義（</w:t>
       </w:r>
-      <w:hyperlink r:id="rId350">
-        <w:r>
-          <w:rPr>
-            <w:lang w:val="zh_TW" w:bidi="zh_TW"/>
-          </w:rPr>
-          <w:rPr>
-            <w:color w:val="0000EE"/>
-            <w:u w:val="single"/>
-          </w:rPr>
-          <w:t>羅5:1</w:t>
-        </w:r>
-      </w:hyperlink>
+      <w:r>
+        <w:rPr>
+          <w:lang w:val="zh_TW" w:bidi="zh_TW"/>
+        </w:rPr>
+        <w:t>羅5:1</w:t>
+      </w:r>
       <w:r>
         <w:rPr>
           <w:lang w:val="zh_TW" w:bidi="zh_TW"/>
         </w:rPr>
         <w:t>）、和好（</w:t>
       </w:r>
-      <w:hyperlink r:id="rId351">
-        <w:r>
-          <w:rPr>
-            <w:lang w:val="zh_TW" w:bidi="zh_TW"/>
-          </w:rPr>
-          <w:rPr>
-            <w:color w:val="0000EE"/>
-            <w:u w:val="single"/>
-          </w:rPr>
-          <w:t>林後5:18</w:t>
-        </w:r>
-      </w:hyperlink>
+      <w:r>
+        <w:rPr>
+          <w:lang w:val="zh_TW" w:bidi="zh_TW"/>
+        </w:rPr>
+        <w:t>林後5:18</w:t>
+      </w:r>
       <w:r>
         <w:rPr>
           <w:lang w:val="zh_TW" w:bidi="zh_TW"/>
         </w:rPr>
         <w:t>）、得蒙救贖（</w:t>
       </w:r>
-      <w:hyperlink r:id="rId352">
-        <w:r>
-          <w:rPr>
-            <w:lang w:val="zh_TW" w:bidi="zh_TW"/>
-          </w:rPr>
-          <w:rPr>
-            <w:color w:val="0000EE"/>
-            <w:u w:val="single"/>
-          </w:rPr>
-          <w:t>弗1:7</w:t>
-        </w:r>
-      </w:hyperlink>
+      <w:r>
+        <w:rPr>
+          <w:lang w:val="zh_TW" w:bidi="zh_TW"/>
+        </w:rPr>
+        <w:t>弗1:7</w:t>
+      </w:r>
       <w:r>
         <w:rPr>
           <w:lang w:val="zh_TW" w:bidi="zh_TW"/>
         </w:rPr>
         <w:t>）、活過來（</w:t>
       </w:r>
-      <w:hyperlink r:id="rId353">
-        <w:r>
-          <w:rPr>
-            <w:lang w:val="zh_TW" w:bidi="zh_TW"/>
-          </w:rPr>
-          <w:rPr>
-            <w:color w:val="0000EE"/>
-            <w:u w:val="single"/>
-          </w:rPr>
-          <w:t>2:5</w:t>
-        </w:r>
-      </w:hyperlink>
+      <w:r>
+        <w:rPr>
+          <w:lang w:val="zh_TW" w:bidi="zh_TW"/>
+        </w:rPr>
+        <w:t>2:5</w:t>
+      </w:r>
       <w:r>
         <w:rPr>
           <w:lang w:val="zh_TW" w:bidi="zh_TW"/>
         </w:rPr>
         <w:t>）、被接納入神的家（</w:t>
       </w:r>
-      <w:hyperlink r:id="rId354">
-        <w:r>
-          <w:rPr>
-            <w:lang w:val="zh_TW" w:bidi="zh_TW"/>
-          </w:rPr>
-          <w:rPr>
-            <w:color w:val="0000EE"/>
-            <w:u w:val="single"/>
-          </w:rPr>
-          <w:t>羅8:15–16</w:t>
-        </w:r>
-      </w:hyperlink>
+      <w:r>
+        <w:rPr>
+          <w:lang w:val="zh_TW" w:bidi="zh_TW"/>
+        </w:rPr>
+        <w:t>羅8:15–16</w:t>
+      </w:r>
       <w:r>
         <w:rPr>
           <w:lang w:val="zh_TW" w:bidi="zh_TW"/>
         </w:rPr>
         <w:t>）、重生（</w:t>
       </w:r>
-      <w:hyperlink r:id="rId200">
-        <w:r>
-          <w:rPr>
-            <w:lang w:val="zh_TW" w:bidi="zh_TW"/>
-          </w:rPr>
-          <w:rPr>
-            <w:color w:val="0000EE"/>
-            <w:u w:val="single"/>
-          </w:rPr>
-          <w:t>林後5:17</w:t>
-        </w:r>
-      </w:hyperlink>
+      <w:r>
+        <w:rPr>
+          <w:lang w:val="zh_TW" w:bidi="zh_TW"/>
+        </w:rPr>
+        <w:t>林後5:17</w:t>
+      </w:r>
       <w:r>
         <w:rPr>
           <w:lang w:val="zh_TW" w:bidi="zh_TW"/>
         </w:rPr>
         <w:t>）、被遷入新國度（</w:t>
       </w:r>
-      <w:hyperlink r:id="rId355">
-        <w:r>
-          <w:rPr>
-            <w:lang w:val="zh_TW" w:bidi="zh_TW"/>
-          </w:rPr>
-          <w:rPr>
-            <w:color w:val="0000EE"/>
-            <w:u w:val="single"/>
-          </w:rPr>
-          <w:t>西1:13</w:t>
-        </w:r>
-      </w:hyperlink>
+      <w:r>
+        <w:rPr>
+          <w:lang w:val="zh_TW" w:bidi="zh_TW"/>
+        </w:rPr>
+        <w:t>西1:13</w:t>
+      </w:r>
       <w:r>
         <w:rPr>
           <w:lang w:val="zh_TW" w:bidi="zh_TW"/>
         </w:rPr>
         <w:t>），並得自由（</w:t>
       </w:r>
-      <w:hyperlink r:id="rId356">
-        <w:r>
-          <w:rPr>
-            <w:lang w:val="zh_TW" w:bidi="zh_TW"/>
-          </w:rPr>
-          <w:rPr>
-            <w:color w:val="0000EE"/>
-            <w:u w:val="single"/>
-          </w:rPr>
-          <w:t>加5:1</w:t>
-        </w:r>
-      </w:hyperlink>
+      <w:r>
+        <w:rPr>
+          <w:lang w:val="zh_TW" w:bidi="zh_TW"/>
+        </w:rPr>
+        <w:t>加5:1</w:t>
+      </w:r>
       <w:r>
         <w:rPr>
           <w:lang w:val="zh_TW" w:bidi="zh_TW"/>
@@ -9538,36 +7318,24 @@
         </w:rPr>
         <w:t>在保羅的書信中，信心與愛心緊密相連，因此這位因信稱義的偉大闡述者也成為了基督徒獨特的愛的明確闡述者。說信心對救恩至關重要只是部分真理，因為信心通過愛來表達：「在基督耶穌裡，受割禮不受割禮全無功效，惟獨使人生發仁愛的信心才有功效」（</w:t>
       </w:r>
-      <w:hyperlink r:id="rId357">
-        <w:r>
-          <w:rPr>
-            <w:lang w:val="zh_TW" w:bidi="zh_TW"/>
-          </w:rPr>
-          <w:rPr>
-            <w:color w:val="0000EE"/>
-            <w:u w:val="single"/>
-          </w:rPr>
-          <w:t>加5:6</w:t>
-        </w:r>
-      </w:hyperlink>
+      <w:r>
+        <w:rPr>
+          <w:lang w:val="zh_TW" w:bidi="zh_TW"/>
+        </w:rPr>
+        <w:t>加5:6</w:t>
+      </w:r>
       <w:r>
         <w:rPr>
           <w:lang w:val="zh_TW" w:bidi="zh_TW"/>
         </w:rPr>
         <w:t>）；「而且有全備的信，叫我能夠移山，卻沒有愛，我就算不得甚麼。」（</w:t>
       </w:r>
-      <w:hyperlink r:id="rId358">
-        <w:r>
-          <w:rPr>
-            <w:lang w:val="zh_TW" w:bidi="zh_TW"/>
-          </w:rPr>
-          <w:rPr>
-            <w:color w:val="0000EE"/>
-            <w:u w:val="single"/>
-          </w:rPr>
-          <w:t>林前13:2</w:t>
-        </w:r>
-      </w:hyperlink>
+      <w:r>
+        <w:rPr>
+          <w:lang w:val="zh_TW" w:bidi="zh_TW"/>
+        </w:rPr>
+        <w:t>林前13:2</w:t>
+      </w:r>
       <w:r>
         <w:rPr>
           <w:lang w:val="zh_TW" w:bidi="zh_TW"/>
@@ -9612,36 +7380,24 @@
         </w:rPr>
         <w:t>雅各談到信心因著行為才得成全（</w:t>
       </w:r>
-      <w:hyperlink r:id="rId359">
-        <w:r>
-          <w:rPr>
-            <w:lang w:val="zh_TW" w:bidi="zh_TW"/>
-          </w:rPr>
-          <w:rPr>
-            <w:color w:val="0000EE"/>
-            <w:u w:val="single"/>
-          </w:rPr>
-          <w:t>雅2:22</w:t>
-        </w:r>
-      </w:hyperlink>
+      <w:r>
+        <w:rPr>
+          <w:lang w:val="zh_TW" w:bidi="zh_TW"/>
+        </w:rPr>
+        <w:t>雅2:22</w:t>
+      </w:r>
       <w:r>
         <w:rPr>
           <w:lang w:val="zh_TW" w:bidi="zh_TW"/>
         </w:rPr>
         <w:t>）。他反對那種僅僅將信心視為信條，即同意、相信某事為真卻不付諸行動的觀念。雅各和保羅一樣，認同信心的首要地位，但他警告那些可能得出錯誤結論的人。沒有行為的信心不是真信心，它是死的（</w:t>
       </w:r>
-      <w:hyperlink r:id="rId360">
-        <w:r>
-          <w:rPr>
-            <w:lang w:val="zh_TW" w:bidi="zh_TW"/>
-          </w:rPr>
-          <w:rPr>
-            <w:color w:val="0000EE"/>
-            <w:u w:val="single"/>
-          </w:rPr>
-          <w:t>20節</w:t>
-        </w:r>
-      </w:hyperlink>
+      <w:r>
+        <w:rPr>
+          <w:lang w:val="zh_TW" w:bidi="zh_TW"/>
+        </w:rPr>
+        <w:t>20節</w:t>
+      </w:r>
       <w:r>
         <w:rPr>
           <w:lang w:val="zh_TW" w:bidi="zh_TW"/>
@@ -9662,36 +7418,24 @@
         </w:rPr>
         <w:t>希伯來書的作者指出，信心一直是神的百姓及其被特別召喚的領袖的特徵。信心使原本模糊和不確定的事物具體化；它使未見之事成為可證實的。藉著信心，神的百姓在生活和行動中有比世人更堅實的基礎做分辨（</w:t>
       </w:r>
-      <w:hyperlink r:id="rId361">
-        <w:r>
-          <w:rPr>
-            <w:lang w:val="zh_TW" w:bidi="zh_TW"/>
-          </w:rPr>
-          <w:rPr>
-            <w:color w:val="0000EE"/>
-            <w:u w:val="single"/>
-          </w:rPr>
-          <w:t>來11:1</w:t>
-        </w:r>
-      </w:hyperlink>
+      <w:r>
+        <w:rPr>
+          <w:lang w:val="zh_TW" w:bidi="zh_TW"/>
+        </w:rPr>
+        <w:t>來11:1</w:t>
+      </w:r>
       <w:r>
         <w:rPr>
           <w:lang w:val="zh_TW" w:bidi="zh_TW"/>
         </w:rPr>
         <w:t>）。那許多的見證人（</w:t>
       </w:r>
-      <w:hyperlink r:id="rId362">
-        <w:r>
-          <w:rPr>
-            <w:lang w:val="zh_TW" w:bidi="zh_TW"/>
-          </w:rPr>
-          <w:rPr>
-            <w:color w:val="0000EE"/>
-            <w:u w:val="single"/>
-          </w:rPr>
-          <w:t>12:1</w:t>
-        </w:r>
-      </w:hyperlink>
+      <w:r>
+        <w:rPr>
+          <w:lang w:val="zh_TW" w:bidi="zh_TW"/>
+        </w:rPr>
+        <w:t>12:1</w:t>
+      </w:r>
       <w:r>
         <w:rPr>
           <w:lang w:val="zh_TW" w:bidi="zh_TW"/>
